--- a/docs/vircle-chat-app-design.docx
+++ b/docs/vircle-chat-app-design.docx
@@ -170,7 +170,7 @@
         <w:t xml:space="preserve"> </w:t>
       </w:r>
       <w:r>
-        <w:t xml:space="preserve">device-specific parts a library cannot do: picking photos, recording a voice note, showing emoji and GIF pickers, and handling a push</w:t>
+        <w:t xml:space="preserve">device-specific parts a library cannot do: picking photos, recording a voice note, showing an emoji picker, and handling a push</w:t>
       </w:r>
       <w:r>
         <w:t xml:space="preserve"> </w:t>
@@ -414,7 +414,7 @@
               <w:pStyle w:val="Compact"/>
             </w:pPr>
             <w:r>
-              <w:t xml:space="preserve">GIF picker key</w:t>
+              <w:t xml:space="preserve">GIFs</w:t>
             </w:r>
           </w:p>
         </w:tc>
@@ -429,10 +429,13 @@
                 <w:b/>
                 <w:bCs/>
               </w:rPr>
-              <w:t xml:space="preserve">Needs a decision</w:t>
-            </w:r>
-            <w:r>
-              <w:t xml:space="preserve">: Tenor’s API was shut down on 30 June 2026; GIPHY is the recommended replacement (section 10)</w:t>
+              <w:t xml:space="preserve">No picker and no GIF service in version 1.</w:t>
+            </w:r>
+            <w:r>
+              <w:t xml:space="preserve"> </w:t>
+            </w:r>
+            <w:r>
+              <w:t xml:space="preserve">The app only has to show a GIF when one arrives (section 10)</w:t>
             </w:r>
           </w:p>
         </w:tc>
@@ -841,30 +844,18 @@
                 <w:b/>
                 <w:bCs/>
               </w:rPr>
-              <w:t xml:space="preserve">Yes</w:t>
-            </w:r>
-          </w:p>
-        </w:tc>
-        <w:tc>
-          <w:tcPr/>
-          <w:p>
-            <w:pPr>
-              <w:pStyle w:val="Compact"/>
-            </w:pPr>
-            <w:r>
-              <w:t xml:space="preserve">You pick it; library:</w:t>
-            </w:r>
-            <w:r>
-              <w:t xml:space="preserve"> </w:t>
-            </w:r>
-            <w:r>
-              <w:rPr>
-                <w:rStyle w:val="VerbatimChar"/>
-              </w:rPr>
-              <w:t xml:space="preserve">sendGif</w:t>
-            </w:r>
-            <w:r>
-              <w:t xml:space="preserve">. Sent as a looping MP4 (section 10)</w:t>
+              <w:t xml:space="preserve">Shown when one arrives</w:t>
+            </w:r>
+          </w:p>
+        </w:tc>
+        <w:tc>
+          <w:tcPr/>
+          <w:p>
+            <w:pPr>
+              <w:pStyle w:val="Compact"/>
+            </w:pPr>
+            <w:r>
+              <w:t xml:space="preserve">You draw it as a looping picture (section 10). No GIF picker and no GIF service key</w:t>
             </w:r>
           </w:p>
         </w:tc>
@@ -3438,57 +3429,6 @@
           </w:p>
         </w:tc>
       </w:tr>
-      <w:tr>
-        <w:tc>
-          <w:tcPr/>
-          <w:p>
-            <w:pPr>
-              <w:pStyle w:val="Compact"/>
-            </w:pPr>
-            <w:r>
-              <w:t xml:space="preserve">GIF service key</w:t>
-            </w:r>
-          </w:p>
-        </w:tc>
-        <w:tc>
-          <w:tcPr/>
-          <w:p>
-            <w:pPr>
-              <w:pStyle w:val="Compact"/>
-            </w:pPr>
-            <w:r>
-              <w:t xml:space="preserve">the key from the GIF provider</w:t>
-            </w:r>
-          </w:p>
-        </w:tc>
-        <w:tc>
-          <w:tcPr/>
-          <w:p>
-            <w:pPr>
-              <w:pStyle w:val="Compact"/>
-            </w:pPr>
-            <w:r>
-              <w:t xml:space="preserve">Section 10. A public client key,</w:t>
-            </w:r>
-            <w:r>
-              <w:t xml:space="preserve"> </w:t>
-            </w:r>
-            <w:r>
-              <w:rPr>
-                <w:b/>
-                <w:bCs/>
-              </w:rPr>
-              <w:t xml:space="preserve">not</w:t>
-            </w:r>
-            <w:r>
-              <w:t xml:space="preserve"> </w:t>
-            </w:r>
-            <w:r>
-              <w:t xml:space="preserve">from Halo</w:t>
-            </w:r>
-          </w:p>
-        </w:tc>
-      </w:tr>
     </w:tbl>
     <w:bookmarkEnd w:id="14"/>
     <w:bookmarkStart w:id="15" w:name="test-and-live-environments"/>
@@ -5092,7 +5032,7 @@
         <w:rPr>
           <w:rStyle w:val="VerbatimChar"/>
         </w:rPr>
-        <w:t xml:space="preserve">overlays          attach menu (ion-action-sheet or popover), emoji picker and GIF picker (ion-modal, bottom sheet),</w:t>
+        <w:t xml:space="preserve">overlays          attach menu (ion-action-sheet or popover), emoji picker (ion-modal, bottom sheet),</w:t>
       </w:r>
       <w:r>
         <w:br/>
@@ -9982,63 +9922,6 @@
           </w:p>
         </w:tc>
       </w:tr>
-      <w:tr>
-        <w:tc>
-          <w:tcPr/>
-          <w:p>
-            <w:pPr>
-              <w:pStyle w:val="Compact"/>
-            </w:pPr>
-            <w:r>
-              <w:rPr>
-                <w:b/>
-                <w:bCs/>
-              </w:rPr>
-              <w:t xml:space="preserve">GIF</w:t>
-            </w:r>
-          </w:p>
-        </w:tc>
-        <w:tc>
-          <w:tcPr/>
-          <w:p>
-            <w:pPr>
-              <w:pStyle w:val="Compact"/>
-            </w:pPr>
-            <w:r>
-              <w:t xml:space="preserve">Your GIF picker (section 10)</w:t>
-            </w:r>
-          </w:p>
-        </w:tc>
-        <w:tc>
-          <w:tcPr/>
-          <w:p>
-            <w:pPr>
-              <w:pStyle w:val="Compact"/>
-            </w:pPr>
-            <w:r>
-              <w:rPr>
-                <w:rStyle w:val="VerbatimChar"/>
-              </w:rPr>
-              <w:t xml:space="preserve">video</w:t>
-            </w:r>
-            <w:r>
-              <w:t xml:space="preserve"> </w:t>
-            </w:r>
-            <w:r>
-              <w:t xml:space="preserve">flagged</w:t>
-            </w:r>
-            <w:r>
-              <w:t xml:space="preserve"> </w:t>
-            </w:r>
-            <w:r>
-              <w:rPr>
-                <w:rStyle w:val="VerbatimChar"/>
-              </w:rPr>
-              <w:t xml:space="preserve">animated</w:t>
-            </w:r>
-          </w:p>
-        </w:tc>
-      </w:tr>
     </w:tbl>
     <w:p>
       <w:pPr>
@@ -10093,7 +9976,7 @@
         <w:t xml:space="preserve"> </w:t>
       </w:r>
       <w:r>
-        <w:t xml:space="preserve">Location, Contact, Poll (not supported by Halo, nor on the web widget).</w:t>
+        <w:t xml:space="preserve">GIF (the app only shows GIFs, section 10), Location, Contact, Poll (not supported by Halo, nor on the web widget).</w:t>
       </w:r>
     </w:p>
     <w:p>
@@ -12246,22 +12129,13 @@
       </w:r>
     </w:p>
     <w:bookmarkEnd w:id="32"/>
-    <w:bookmarkStart w:id="35" w:name="gifs"/>
+    <w:bookmarkStart w:id="35" w:name="gifs-showing-them"/>
     <w:p>
       <w:pPr>
         <w:pStyle w:val="Heading1"/>
       </w:pPr>
       <w:r>
-        <w:t xml:space="preserve">10. GIFs</w:t>
-      </w:r>
-    </w:p>
-    <w:bookmarkStart w:id="33" w:name="how-a-gif-travels"/>
-    <w:p>
-      <w:pPr>
-        <w:pStyle w:val="Heading2"/>
-      </w:pPr>
-      <w:r>
-        <w:t xml:space="preserve">10.1 How a GIF travels</w:t>
+        <w:t xml:space="preserve">10. GIFs: showing them</w:t>
       </w:r>
     </w:p>
     <w:p>
@@ -12269,44 +12143,90 @@
         <w:pStyle w:val="FirstParagraph"/>
       </w:pPr>
       <w:r>
-        <w:t xml:space="preserve">WhatsApp does not send</w:t>
-      </w:r>
-      <w:r>
-        <w:t xml:space="preserve"> </w:t>
-      </w:r>
-      <w:r>
-        <w:rPr>
-          <w:rStyle w:val="VerbatimChar"/>
-        </w:rPr>
-        <w:t xml:space="preserve">.gif</w:t>
-      </w:r>
-      <w:r>
-        <w:t xml:space="preserve"> </w:t>
-      </w:r>
-      <w:r>
-        <w:t xml:space="preserve">files. It converts a GIF to a short</w:t>
-      </w:r>
-      <w:r>
-        <w:t xml:space="preserve"> </w:t>
-      </w:r>
-      <w:r>
         <w:rPr>
           <w:b/>
           <w:bCs/>
         </w:rPr>
+        <w:t xml:space="preserve">Decision (3 October 2026): the app does not create or search for GIFs.</w:t>
+      </w:r>
+      <w:r>
+        <w:t xml:space="preserve"> </w:t>
+      </w:r>
+      <w:r>
+        <w:t xml:space="preserve">There is no GIF button, no GIF picker and no GIF service</w:t>
+      </w:r>
+      <w:r>
+        <w:t xml:space="preserve"> </w:t>
+      </w:r>
+      <w:r>
+        <w:t xml:space="preserve">account or key. What the app must do is</w:t>
+      </w:r>
+      <w:r>
+        <w:t xml:space="preserve"> </w:t>
+      </w:r>
+      <w:r>
+        <w:rPr>
+          <w:b/>
+          <w:bCs/>
+        </w:rPr>
+        <w:t xml:space="preserve">show a GIF properly when one arrives</w:t>
+      </w:r>
+      <w:r>
+        <w:t xml:space="preserve">.</w:t>
+      </w:r>
+    </w:p>
+    <w:bookmarkStart w:id="33" w:name="how-a-gif-arrives"/>
+    <w:p>
+      <w:pPr>
+        <w:pStyle w:val="Heading2"/>
+      </w:pPr>
+      <w:r>
+        <w:t xml:space="preserve">10.1 How a GIF arrives</w:t>
+      </w:r>
+    </w:p>
+    <w:p>
+      <w:pPr>
+        <w:pStyle w:val="FirstParagraph"/>
+      </w:pPr>
+      <w:r>
+        <w:t xml:space="preserve">WhatsApp does not send</w:t>
+      </w:r>
+      <w:r>
+        <w:t xml:space="preserve"> </w:t>
+      </w:r>
+      <w:r>
+        <w:rPr>
+          <w:rStyle w:val="VerbatimChar"/>
+        </w:rPr>
+        <w:t xml:space="preserve">.gif</w:t>
+      </w:r>
+      <w:r>
+        <w:t xml:space="preserve"> </w:t>
+      </w:r>
+      <w:r>
+        <w:t xml:space="preserve">files either. It turns a GIF into a short</w:t>
+      </w:r>
+      <w:r>
+        <w:t xml:space="preserve"> </w:t>
+      </w:r>
+      <w:r>
+        <w:rPr>
+          <w:b/>
+          <w:bCs/>
+        </w:rPr>
         <w:t xml:space="preserve">looping MP4</w:t>
       </w:r>
       <w:r>
         <w:t xml:space="preserve"> </w:t>
       </w:r>
       <w:r>
-        <w:t xml:space="preserve">and marks it so every screen plays it as a muted loop.</w:t>
-      </w:r>
-      <w:r>
-        <w:t xml:space="preserve"> </w:t>
-      </w:r>
-      <w:r>
-        <w:t xml:space="preserve">The Vircle chat does the same:</w:t>
+        <w:t xml:space="preserve">and marks it, so every screen plays it as a</w:t>
+      </w:r>
+      <w:r>
+        <w:t xml:space="preserve"> </w:t>
+      </w:r>
+      <w:r>
+        <w:t xml:space="preserve">muted loop. The Vircle chat carries the same marking:</w:t>
       </w:r>
     </w:p>
     <w:p>
@@ -12318,7 +12238,7 @@
         </w:numPr>
       </w:pPr>
       <w:r>
-        <w:t xml:space="preserve">The user picks a GIF from your GIF picker. GIF services give a</w:t>
+        <w:t xml:space="preserve">The message has</w:t>
       </w:r>
       <w:r>
         <w:t xml:space="preserve"> </w:t>
@@ -12327,39 +12247,39 @@
         <w:rPr>
           <w:rStyle w:val="VerbatimChar"/>
         </w:rPr>
-        <w:t xml:space="preserve">.gif</w:t>
-      </w:r>
-      <w:r>
-        <w:t xml:space="preserve"> </w:t>
-      </w:r>
-      <w:r>
-        <w:t xml:space="preserve">and an</w:t>
-      </w:r>
-      <w:r>
-        <w:t xml:space="preserve"> </w:t>
-      </w:r>
-      <w:r>
-        <w:rPr>
+        <w:t xml:space="preserve">kind: 'video'</w:t>
+      </w:r>
+      <w:r>
+        <w:t xml:space="preserve">,</w:t>
+      </w:r>
+      <w:r>
+        <w:t xml:space="preserve"> </w:t>
+      </w:r>
+      <w:r>
+        <w:rPr>
+          <w:rStyle w:val="VerbatimChar"/>
+        </w:rPr>
+        <w:t xml:space="preserve">media.mimeType: 'video/mp4'</w:t>
+      </w:r>
+      <w:r>
+        <w:t xml:space="preserve"> </w:t>
+      </w:r>
+      <w:r>
+        <w:t xml:space="preserve">and</w:t>
+      </w:r>
+      <w:r>
+        <w:t xml:space="preserve"> </w:t>
+      </w:r>
+      <w:r>
+        <w:rPr>
+          <w:rStyle w:val="VerbatimChar"/>
           <w:b/>
           <w:bCs/>
         </w:rPr>
-        <w:t xml:space="preserve">MP4</w:t>
-      </w:r>
-      <w:r>
-        <w:t xml:space="preserve"> </w:t>
-      </w:r>
-      <w:r>
-        <w:t xml:space="preserve">of the same animation.</w:t>
-      </w:r>
-      <w:r>
-        <w:t xml:space="preserve"> </w:t>
-      </w:r>
-      <w:r>
-        <w:rPr>
-          <w:b/>
-          <w:bCs/>
-        </w:rPr>
-        <w:t xml:space="preserve">Use the MP4.</w:t>
+        <w:t xml:space="preserve">media.animated: true</w:t>
+      </w:r>
+      <w:r>
+        <w:t xml:space="preserve">.</w:t>
       </w:r>
     </w:p>
     <w:p>
@@ -12371,16 +12291,50 @@
         </w:numPr>
       </w:pPr>
       <w:r>
+        <w:t xml:space="preserve">Draw it as</w:t>
+      </w:r>
+      <w:r>
+        <w:t xml:space="preserve"> </w:t>
+      </w:r>
+      <w:r>
         <w:rPr>
           <w:rStyle w:val="VerbatimChar"/>
         </w:rPr>
-        <w:t xml:space="preserve">await chat.sendGif({ url: mp4Url })</w:t>
-      </w:r>
-      <w:r>
-        <w:t xml:space="preserve"> </w:t>
-      </w:r>
-      <w:r>
-        <w:t xml:space="preserve">downloads it and sends it flagged</w:t>
+        <w:t xml:space="preserve">&lt;video autoplay loop muted playsinline&gt;</w:t>
+      </w:r>
+      <w:r>
+        <w:t xml:space="preserve"> </w:t>
+      </w:r>
+      <w:r>
+        <w:t xml:space="preserve">with</w:t>
+      </w:r>
+      <w:r>
+        <w:t xml:space="preserve"> </w:t>
+      </w:r>
+      <w:r>
+        <w:rPr>
+          <w:b/>
+          <w:bCs/>
+        </w:rPr>
+        <w:t xml:space="preserve">no controls</w:t>
+      </w:r>
+      <w:r>
+        <w:t xml:space="preserve"> </w:t>
+      </w:r>
+      <w:r>
+        <w:t xml:space="preserve">and a small</w:t>
+      </w:r>
+      <w:r>
+        <w:t xml:space="preserve"> </w:t>
+      </w:r>
+      <w:r>
+        <w:t xml:space="preserve">“GIF”</w:t>
+      </w:r>
+      <w:r>
+        <w:t xml:space="preserve"> </w:t>
+      </w:r>
+      <w:r>
+        <w:t xml:space="preserve">tag; tapping may open it larger. Without</w:t>
       </w:r>
       <w:r>
         <w:t xml:space="preserve"> </w:t>
@@ -12389,10 +12343,13 @@
         <w:rPr>
           <w:rStyle w:val="VerbatimChar"/>
         </w:rPr>
-        <w:t xml:space="preserve">animated</w:t>
-      </w:r>
-      <w:r>
-        <w:t xml:space="preserve">. (Give</w:t>
+        <w:t xml:space="preserve">muted</w:t>
+      </w:r>
+      <w:r>
+        <w:t xml:space="preserve"> </w:t>
+      </w:r>
+      <w:r>
+        <w:t xml:space="preserve">and</w:t>
       </w:r>
       <w:r>
         <w:t xml:space="preserve"> </w:t>
@@ -12401,34 +12358,10 @@
         <w:rPr>
           <w:rStyle w:val="VerbatimChar"/>
         </w:rPr>
-        <w:t xml:space="preserve">{ blob }</w:t>
-      </w:r>
-      <w:r>
-        <w:t xml:space="preserve"> </w:t>
-      </w:r>
-      <w:r>
-        <w:t xml:space="preserve">instead of</w:t>
-      </w:r>
-      <w:r>
-        <w:t xml:space="preserve"> </w:t>
-      </w:r>
-      <w:r>
-        <w:rPr>
-          <w:rStyle w:val="VerbatimChar"/>
-        </w:rPr>
-        <w:t xml:space="preserve">{ url }</w:t>
-      </w:r>
-      <w:r>
-        <w:t xml:space="preserve"> </w:t>
-      </w:r>
-      <w:r>
-        <w:t xml:space="preserve">if you</w:t>
-      </w:r>
-      <w:r>
-        <w:t xml:space="preserve"> </w:t>
-      </w:r>
-      <w:r>
-        <w:t xml:space="preserve">already hold the bytes.)</w:t>
+        <w:t xml:space="preserve">playsinline</w:t>
+      </w:r>
+      <w:r>
+        <w:t xml:space="preserve">, iPhones will not autoplay it.</w:t>
       </w:r>
     </w:p>
     <w:p>
@@ -12440,7 +12373,22 @@
         </w:numPr>
       </w:pPr>
       <w:r>
-        <w:t xml:space="preserve">Support sees it in Halo’s inbox as a small picture that loops by itself (not a video with a play button).</w:t>
+        <w:t xml:space="preserve">It needs no special handling in the library: it is an ordinary message with a file. Fetch its address with</w:t>
+      </w:r>
+      <w:r>
+        <w:t xml:space="preserve"> </w:t>
+      </w:r>
+      <w:r>
+        <w:rPr>
+          <w:rStyle w:val="VerbatimChar"/>
+        </w:rPr>
+        <w:t xml:space="preserve">chat.getMediaUrl(message.id)</w:t>
+      </w:r>
+      <w:r>
+        <w:t xml:space="preserve"> </w:t>
+      </w:r>
+      <w:r>
+        <w:t xml:space="preserve">as for any file.</w:t>
       </w:r>
     </w:p>
     <w:p>
@@ -12452,7 +12400,7 @@
         </w:numPr>
       </w:pPr>
       <w:r>
-        <w:t xml:space="preserve">A GIF shows in the app like any message:</w:t>
+        <w:t xml:space="preserve">Autoplay in the WebView needs</w:t>
       </w:r>
       <w:r>
         <w:t xml:space="preserve"> </w:t>
@@ -12461,7 +12409,7 @@
         <w:rPr>
           <w:rStyle w:val="VerbatimChar"/>
         </w:rPr>
-        <w:t xml:space="preserve">message.kind === 'video'</w:t>
+        <w:t xml:space="preserve">muted</w:t>
       </w:r>
       <w:r>
         <w:t xml:space="preserve"> </w:t>
@@ -12476,18 +12424,46 @@
         <w:rPr>
           <w:rStyle w:val="VerbatimChar"/>
         </w:rPr>
-        <w:t xml:space="preserve">message.media.animated === true</w:t>
-      </w:r>
-      <w:r>
-        <w:t xml:space="preserve">, drawn as in 7.5.</w:t>
+        <w:t xml:space="preserve">playsinline</w:t>
+      </w:r>
+      <w:r>
+        <w:t xml:space="preserve"> </w:t>
+      </w:r>
+      <w:r>
+        <w:t xml:space="preserve">on the element (as above). If the build is Cordova rather than Capacitor, also</w:t>
+      </w:r>
+      <w:r>
+        <w:t xml:space="preserve"> </w:t>
+      </w:r>
+      <w:r>
+        <w:t xml:space="preserve">set the</w:t>
+      </w:r>
+      <w:r>
+        <w:t xml:space="preserve"> </w:t>
+      </w:r>
+      <w:r>
+        <w:rPr>
+          <w:rStyle w:val="VerbatimChar"/>
+        </w:rPr>
+        <w:t xml:space="preserve">AllowInlineMediaPlayback</w:t>
+      </w:r>
+      <w:r>
+        <w:t xml:space="preserve"> </w:t>
+      </w:r>
+      <w:r>
+        <w:t xml:space="preserve">preference to true so iOS plays it inline.</w:t>
       </w:r>
     </w:p>
     <w:p>
       <w:pPr>
-        <w:pStyle w:val="FirstParagraph"/>
-      </w:pPr>
-      <w:r>
-        <w:t xml:space="preserve">A</w:t>
+        <w:pStyle w:val="Compact"/>
+        <w:numPr>
+          <w:ilvl w:val="0"/>
+          <w:numId w:val="1007"/>
+        </w:numPr>
+      </w:pPr>
+      <w:r>
+        <w:t xml:space="preserve">Also be ready for an ordinary</w:t>
       </w:r>
       <w:r>
         <w:t xml:space="preserve"> </w:t>
@@ -12496,29 +12472,28 @@
         <w:rPr>
           <w:rStyle w:val="VerbatimChar"/>
         </w:rPr>
+        <w:t xml:space="preserve">image</w:t>
+      </w:r>
+      <w:r>
+        <w:t xml:space="preserve"> </w:t>
+      </w:r>
+      <w:r>
+        <w:t xml:space="preserve">message whose file is a</w:t>
+      </w:r>
+      <w:r>
+        <w:t xml:space="preserve"> </w:t>
+      </w:r>
+      <w:r>
+        <w:rPr>
+          <w:rStyle w:val="VerbatimChar"/>
+        </w:rPr>
         <w:t xml:space="preserve">.gif</w:t>
       </w:r>
       <w:r>
         <w:t xml:space="preserve"> </w:t>
       </w:r>
       <w:r>
-        <w:t xml:space="preserve">file chosen from the phone’s gallery is</w:t>
-      </w:r>
-      <w:r>
-        <w:t xml:space="preserve"> </w:t>
-      </w:r>
-      <w:r>
-        <w:rPr>
-          <w:b/>
-          <w:bCs/>
-        </w:rPr>
-        <w:t xml:space="preserve">refused</w:t>
-      </w:r>
-      <w:r>
-        <w:t xml:space="preserve"> </w:t>
-      </w:r>
-      <w:r>
-        <w:t xml:space="preserve">by the library with the error</w:t>
+        <w:t xml:space="preserve">or</w:t>
       </w:r>
       <w:r>
         <w:t xml:space="preserve"> </w:t>
@@ -12527,19 +12502,10 @@
         <w:rPr>
           <w:rStyle w:val="VerbatimChar"/>
         </w:rPr>
-        <w:t xml:space="preserve">gif_must_be_mp4</w:t>
-      </w:r>
-      <w:r>
-        <w:t xml:space="preserve"> </w:t>
-      </w:r>
-      <w:r>
-        <w:t xml:space="preserve">and a plain-language message</w:t>
-      </w:r>
-      <w:r>
-        <w:t xml:space="preserve"> </w:t>
-      </w:r>
-      <w:r>
-        <w:t xml:space="preserve">(from</w:t>
+        <w:t xml:space="preserve">.webp</w:t>
+      </w:r>
+      <w:r>
+        <w:t xml:space="preserve">: an</w:t>
       </w:r>
       <w:r>
         <w:t xml:space="preserve"> </w:t>
@@ -12548,143 +12514,29 @@
         <w:rPr>
           <w:rStyle w:val="VerbatimChar"/>
         </w:rPr>
-        <w:t xml:space="preserve">sendFile</w:t>
-      </w:r>
-      <w:r>
-        <w:t xml:space="preserve"> </w:t>
-      </w:r>
-      <w:r>
-        <w:t xml:space="preserve">and from</w:t>
-      </w:r>
-      <w:r>
-        <w:t xml:space="preserve"> </w:t>
-      </w:r>
-      <w:r>
-        <w:rPr>
-          <w:rStyle w:val="VerbatimChar"/>
-        </w:rPr>
-        <w:t xml:space="preserve">sendGif</w:t>
-      </w:r>
-      <w:r>
-        <w:t xml:space="preserve">). The attach menu’s</w:t>
-      </w:r>
-      <w:r>
-        <w:t xml:space="preserve"> </w:t>
-      </w:r>
-      <w:r>
-        <w:t xml:space="preserve">“Photos &amp; videos”</w:t>
-      </w:r>
-      <w:r>
-        <w:t xml:space="preserve"> </w:t>
-      </w:r>
-      <w:r>
-        <w:t xml:space="preserve">should therefore</w:t>
-      </w:r>
-      <w:r>
-        <w:t xml:space="preserve"> </w:t>
-      </w:r>
-      <w:r>
-        <w:rPr>
-          <w:b/>
-          <w:bCs/>
-        </w:rPr>
-        <w:t xml:space="preserve">hide GIF files</w:t>
-      </w:r>
-      <w:r>
-        <w:t xml:space="preserve"> </w:t>
-      </w:r>
-      <w:r>
-        <w:t xml:space="preserve">or convert them first.</w:t>
+        <w:t xml:space="preserve">&lt;img&gt;</w:t>
+      </w:r>
+      <w:r>
+        <w:t xml:space="preserve"> </w:t>
+      </w:r>
+      <w:r>
+        <w:t xml:space="preserve">element animates it by itself, so the</w:t>
+      </w:r>
+      <w:r>
+        <w:t xml:space="preserve"> </w:t>
+      </w:r>
+      <w:r>
+        <w:t xml:space="preserve">normal photo bubble already shows it.</w:t>
       </w:r>
     </w:p>
     <w:bookmarkEnd w:id="33"/>
-    <w:bookmarkStart w:id="34" w:name="the-gif-picker-you-build-it"/>
+    <w:bookmarkStart w:id="34" w:name="who-can-post-a-gif-today"/>
     <w:p>
       <w:pPr>
         <w:pStyle w:val="Heading2"/>
       </w:pPr>
       <w:r>
-        <w:t xml:space="preserve">10.2 The GIF picker (you build it)</w:t>
-      </w:r>
-    </w:p>
-    <w:p>
-      <w:pPr>
-        <w:pStyle w:val="FirstParagraph"/>
-      </w:pPr>
-      <w:r>
-        <w:t xml:space="preserve">A bottom sheet with a search box, a</w:t>
-      </w:r>
-      <w:r>
-        <w:t xml:space="preserve"> </w:t>
-      </w:r>
-      <w:r>
-        <w:rPr>
-          <w:b/>
-          <w:bCs/>
-        </w:rPr>
-        <w:t xml:space="preserve">Trending</w:t>
-      </w:r>
-      <w:r>
-        <w:t xml:space="preserve"> </w:t>
-      </w:r>
-      <w:r>
-        <w:t xml:space="preserve">grid (shown when the search is empty), and a grid of results; tapping one sends it.</w:t>
-      </w:r>
-      <w:r>
-        <w:t xml:space="preserve"> </w:t>
-      </w:r>
-      <w:r>
-        <w:t xml:space="preserve">Reference: the simulator’s GIF panel (section 14).</w:t>
-      </w:r>
-    </w:p>
-    <w:p>
-      <w:pPr>
-        <w:pStyle w:val="BodyText"/>
-      </w:pPr>
-      <w:r>
-        <w:rPr>
-          <w:b/>
-          <w:bCs/>
-        </w:rPr>
-        <w:t xml:space="preserve">Provider and key.</w:t>
-      </w:r>
-      <w:r>
-        <w:t xml:space="preserve"> </w:t>
-      </w:r>
-      <w:r>
-        <w:t xml:space="preserve">Tenor’s API</w:t>
-      </w:r>
-      <w:r>
-        <w:t xml:space="preserve"> </w:t>
-      </w:r>
-      <w:r>
-        <w:rPr>
-          <w:b/>
-          <w:bCs/>
-        </w:rPr>
-        <w:t xml:space="preserve">was shut down on 30 June 2026</w:t>
-      </w:r>
-      <w:r>
-        <w:t xml:space="preserve"> </w:t>
-      </w:r>
-      <w:r>
-        <w:t xml:space="preserve">(new keys were disabled in January), so do not use it. Use</w:t>
-      </w:r>
-      <w:r>
-        <w:t xml:space="preserve"> </w:t>
-      </w:r>
-      <w:r>
-        <w:rPr>
-          <w:b/>
-          <w:bCs/>
-        </w:rPr>
-        <w:t xml:space="preserve">GIPHY</w:t>
-      </w:r>
-      <w:r>
-        <w:t xml:space="preserve"> </w:t>
-      </w:r>
-      <w:r>
-        <w:t xml:space="preserve">(recommended) or another provider; the library only needs an MP4 address. With GIPHY:</w:t>
+        <w:t xml:space="preserve">10.2 Who can post a GIF today</w:t>
       </w:r>
     </w:p>
     <w:p>
@@ -12696,44 +12548,38 @@
         </w:numPr>
       </w:pPr>
       <w:r>
-        <w:t xml:space="preserve">Make an account at</w:t>
-      </w:r>
-      <w:r>
-        <w:t xml:space="preserve"> </w:t>
-      </w:r>
-      <w:r>
-        <w:rPr>
-          <w:rStyle w:val="VerbatimChar"/>
-        </w:rPr>
-        <w:t xml:space="preserve">developers.giphy.com</w:t>
-      </w:r>
-      <w:r>
-        <w:t xml:space="preserve">, create an</w:t>
-      </w:r>
-      <w:r>
-        <w:t xml:space="preserve"> </w:t>
-      </w:r>
-      <w:r>
         <w:rPr>
           <w:b/>
           <w:bCs/>
         </w:rPr>
-        <w:t xml:space="preserve">app</w:t>
-      </w:r>
-      <w:r>
-        <w:t xml:space="preserve"> </w:t>
-      </w:r>
-      <w:r>
-        <w:t xml:space="preserve">(type</w:t>
-      </w:r>
-      <w:r>
-        <w:t xml:space="preserve"> </w:t>
-      </w:r>
-      <w:r>
-        <w:t xml:space="preserve">“API”</w:t>
-      </w:r>
-      <w:r>
-        <w:t xml:space="preserve">), and you are given an</w:t>
+        <w:t xml:space="preserve">Support agents in Halo cannot post GIFs yet.</w:t>
+      </w:r>
+      <w:r>
+        <w:t xml:space="preserve"> </w:t>
+      </w:r>
+      <w:r>
+        <w:t xml:space="preserve">The inbox’s attach menu refuses</w:t>
+      </w:r>
+      <w:r>
+        <w:t xml:space="preserve"> </w:t>
+      </w:r>
+      <w:r>
+        <w:rPr>
+          <w:rStyle w:val="VerbatimChar"/>
+        </w:rPr>
+        <w:t xml:space="preserve">.gif</w:t>
+      </w:r>
+      <w:r>
+        <w:t xml:space="preserve"> </w:t>
+      </w:r>
+      <w:r>
+        <w:t xml:space="preserve">files, because it shares the list of types</w:t>
+      </w:r>
+      <w:r>
+        <w:t xml:space="preserve"> </w:t>
+      </w:r>
+      <w:r>
+        <w:t xml:space="preserve">WhatsApp accepts. So today</w:t>
       </w:r>
       <w:r>
         <w:t xml:space="preserve"> </w:t>
@@ -12743,16 +12589,19 @@
           <w:b/>
           <w:bCs/>
         </w:rPr>
-        <w:t xml:space="preserve">API key</w:t>
-      </w:r>
-      <w:r>
-        <w:t xml:space="preserve">. A new key starts in a</w:t>
-      </w:r>
-      <w:r>
-        <w:t xml:space="preserve"> </w:t>
-      </w:r>
-      <w:r>
-        <w:t xml:space="preserve">limited tier; apply for</w:t>
+        <w:t xml:space="preserve">nothing in production produces a GIF for the app to show.</w:t>
+      </w:r>
+      <w:r>
+        <w:t xml:space="preserve"> </w:t>
+      </w:r>
+      <w:r>
+        <w:t xml:space="preserve">The app should still be ready (above), and the</w:t>
+      </w:r>
+      <w:r>
+        <w:t xml:space="preserve"> </w:t>
+      </w:r>
+      <w:r>
+        <w:t xml:space="preserve">simulator’s</w:t>
       </w:r>
       <w:r>
         <w:t xml:space="preserve"> </w:t>
@@ -12762,13 +12611,13 @@
           <w:b/>
           <w:bCs/>
         </w:rPr>
-        <w:t xml:space="preserve">production access</w:t>
-      </w:r>
-      <w:r>
-        <w:t xml:space="preserve"> </w:t>
-      </w:r>
-      <w:r>
-        <w:t xml:space="preserve">before launch. This key is a public client key: it is</w:t>
+        <w:t xml:space="preserve">Agent</w:t>
+      </w:r>
+      <w:r>
+        <w:t xml:space="preserve"> </w:t>
+      </w:r>
+      <w:r>
+        <w:t xml:space="preserve">tab has a</w:t>
       </w:r>
       <w:r>
         <w:t xml:space="preserve"> </w:t>
@@ -12778,29 +12627,13 @@
           <w:b/>
           <w:bCs/>
         </w:rPr>
-        <w:t xml:space="preserve">not</w:t>
-      </w:r>
-      <w:r>
-        <w:t xml:space="preserve"> </w:t>
-      </w:r>
-      <w:r>
-        <w:t xml:space="preserve">generated by Halo and is</w:t>
-      </w:r>
-      <w:r>
-        <w:t xml:space="preserve"> </w:t>
-      </w:r>
-      <w:r>
-        <w:rPr>
-          <w:b/>
-          <w:bCs/>
-        </w:rPr>
-        <w:t xml:space="preserve">not</w:t>
-      </w:r>
-      <w:r>
-        <w:t xml:space="preserve"> </w:t>
-      </w:r>
-      <w:r>
-        <w:t xml:space="preserve">secret, but keep it in the app’s environment settings, not in the code.</w:t>
+        <w:t xml:space="preserve">GIF</w:t>
+      </w:r>
+      <w:r>
+        <w:t xml:space="preserve"> </w:t>
+      </w:r>
+      <w:r>
+        <w:t xml:space="preserve">button that sends one, so you can build and test the display now.</w:t>
       </w:r>
     </w:p>
     <w:p>
@@ -12812,13 +12645,13 @@
         </w:numPr>
       </w:pPr>
       <w:r>
-        <w:t xml:space="preserve">Check GIPHY’s terms before launch: attribution (</w:t>
-      </w:r>
-      <w:r>
-        <w:t xml:space="preserve">“Powered by GIPHY”</w:t>
-      </w:r>
-      <w:r>
-        <w:t xml:space="preserve">) and rate limits apply. Confirm the current terms on their site.</w:t>
+        <w:t xml:space="preserve">If agents should be able to post GIFs (for example to a Vircle Chat or web-widget conversation, not to WhatsApp), that is a small</w:t>
+      </w:r>
+      <w:r>
+        <w:t xml:space="preserve"> </w:t>
+      </w:r>
+      <w:r>
+        <w:t xml:space="preserve">change on the Halo side, and it needs a decision (section 16). The app needs nothing more when it ships.</w:t>
       </w:r>
     </w:p>
     <w:p>
@@ -12830,501 +12663,16 @@
         </w:numPr>
       </w:pPr>
       <w:r>
-        <w:rPr>
-          <w:b/>
-          <w:bCs/>
-        </w:rPr>
-        <w:t xml:space="preserve">Privacy:</w:t>
-      </w:r>
-      <w:r>
-        <w:t xml:space="preserve"> </w:t>
-      </w:r>
-      <w:r>
-        <w:t xml:space="preserve">every search sends the typed words and the phone’s address to the provider. If that matters, make the backend proxy the</w:t>
-      </w:r>
-      <w:r>
-        <w:t xml:space="preserve"> </w:t>
-      </w:r>
-      <w:r>
-        <w:t xml:space="preserve">two calls (it also hides the key); the app then calls</w:t>
-      </w:r>
-      <w:r>
-        <w:t xml:space="preserve"> </w:t>
+        <w:t xml:space="preserve">The library can still send a GIF (</w:t>
       </w:r>
       <w:r>
         <w:rPr>
           <w:rStyle w:val="VerbatimChar"/>
         </w:rPr>
-        <w:t xml:space="preserve">/chat/gifs?q=...</w:t>
-      </w:r>
-      <w:r>
-        <w:t xml:space="preserve">.</w:t>
-      </w:r>
-    </w:p>
-    <w:p>
-      <w:pPr>
-        <w:pStyle w:val="SourceCode"/>
-      </w:pPr>
-      <w:r>
-        <w:rPr>
-          <w:rStyle w:val="KeywordTok"/>
-        </w:rPr>
-        <w:t xml:space="preserve">const</w:t>
-      </w:r>
-      <w:r>
-        <w:rPr>
-          <w:rStyle w:val="NormalTok"/>
-        </w:rPr>
-        <w:t xml:space="preserve"> KEY </w:t>
-      </w:r>
-      <w:r>
-        <w:rPr>
-          <w:rStyle w:val="OperatorTok"/>
-        </w:rPr>
-        <w:t xml:space="preserve">=</w:t>
-      </w:r>
-      <w:r>
-        <w:rPr>
-          <w:rStyle w:val="NormalTok"/>
-        </w:rPr>
-        <w:t xml:space="preserve"> environment</w:t>
-      </w:r>
-      <w:r>
-        <w:rPr>
-          <w:rStyle w:val="OperatorTok"/>
-        </w:rPr>
-        <w:t xml:space="preserve">.</w:t>
-      </w:r>
-      <w:r>
-        <w:rPr>
-          <w:rStyle w:val="AttributeTok"/>
-        </w:rPr>
-        <w:t xml:space="preserve">giphyKey</w:t>
-      </w:r>
-      <w:r>
-        <w:br/>
-      </w:r>
-      <w:r>
-        <w:rPr>
-          <w:rStyle w:val="KeywordTok"/>
-        </w:rPr>
-        <w:t xml:space="preserve">const</w:t>
-      </w:r>
-      <w:r>
-        <w:rPr>
-          <w:rStyle w:val="NormalTok"/>
-        </w:rPr>
-        <w:t xml:space="preserve"> base </w:t>
-      </w:r>
-      <w:r>
-        <w:rPr>
-          <w:rStyle w:val="OperatorTok"/>
-        </w:rPr>
-        <w:t xml:space="preserve">=</w:t>
-      </w:r>
-      <w:r>
-        <w:rPr>
-          <w:rStyle w:val="NormalTok"/>
-        </w:rPr>
-        <w:t xml:space="preserve"> </w:t>
-      </w:r>
-      <w:r>
-        <w:rPr>
-          <w:rStyle w:val="StringTok"/>
-        </w:rPr>
-        <w:t xml:space="preserve">'https://api.giphy.com/v1/gifs'</w:t>
-      </w:r>
-      <w:r>
-        <w:br/>
-      </w:r>
-      <w:r>
-        <w:rPr>
-          <w:rStyle w:val="KeywordTok"/>
-        </w:rPr>
-        <w:t xml:space="preserve">const</w:t>
-      </w:r>
-      <w:r>
-        <w:rPr>
-          <w:rStyle w:val="NormalTok"/>
-        </w:rPr>
-        <w:t xml:space="preserve"> url </w:t>
-      </w:r>
-      <w:r>
-        <w:rPr>
-          <w:rStyle w:val="OperatorTok"/>
-        </w:rPr>
-        <w:t xml:space="preserve">=</w:t>
-      </w:r>
-      <w:r>
-        <w:rPr>
-          <w:rStyle w:val="NormalTok"/>
-        </w:rPr>
-        <w:t xml:space="preserve"> q </w:t>
-      </w:r>
-      <w:r>
-        <w:rPr>
-          <w:rStyle w:val="OperatorTok"/>
-        </w:rPr>
-        <w:t xml:space="preserve">?</w:t>
-      </w:r>
-      <w:r>
-        <w:rPr>
-          <w:rStyle w:val="NormalTok"/>
-        </w:rPr>
-        <w:t xml:space="preserve"> </w:t>
-      </w:r>
-      <w:r>
-        <w:rPr>
-          <w:rStyle w:val="VerbatimStringTok"/>
-        </w:rPr>
-        <w:t xml:space="preserve">`</w:t>
-      </w:r>
-      <w:r>
-        <w:rPr>
-          <w:rStyle w:val="SpecialCharTok"/>
-        </w:rPr>
-        <w:t xml:space="preserve">${</w:t>
-      </w:r>
-      <w:r>
-        <w:rPr>
-          <w:rStyle w:val="NormalTok"/>
-        </w:rPr>
-        <w:t xml:space="preserve">base</w:t>
-      </w:r>
-      <w:r>
-        <w:rPr>
-          <w:rStyle w:val="SpecialCharTok"/>
-        </w:rPr>
-        <w:t xml:space="preserve">}</w:t>
-      </w:r>
-      <w:r>
-        <w:rPr>
-          <w:rStyle w:val="VerbatimStringTok"/>
-        </w:rPr>
-        <w:t xml:space="preserve">/search?api_key=</w:t>
-      </w:r>
-      <w:r>
-        <w:rPr>
-          <w:rStyle w:val="SpecialCharTok"/>
-        </w:rPr>
-        <w:t xml:space="preserve">${</w:t>
-      </w:r>
-      <w:r>
-        <w:rPr>
-          <w:rStyle w:val="NormalTok"/>
-        </w:rPr>
-        <w:t xml:space="preserve">KEY</w:t>
-      </w:r>
-      <w:r>
-        <w:rPr>
-          <w:rStyle w:val="SpecialCharTok"/>
-        </w:rPr>
-        <w:t xml:space="preserve">}</w:t>
-      </w:r>
-      <w:r>
-        <w:rPr>
-          <w:rStyle w:val="VerbatimStringTok"/>
-        </w:rPr>
-        <w:t xml:space="preserve">&amp;q=</w:t>
-      </w:r>
-      <w:r>
-        <w:rPr>
-          <w:rStyle w:val="SpecialCharTok"/>
-        </w:rPr>
-        <w:t xml:space="preserve">${</w:t>
-      </w:r>
-      <w:r>
-        <w:rPr>
-          <w:rStyle w:val="PreprocessorTok"/>
-        </w:rPr>
-        <w:t xml:space="preserve">encodeURIComponent</w:t>
-      </w:r>
-      <w:r>
-        <w:rPr>
-          <w:rStyle w:val="NormalTok"/>
-        </w:rPr>
-        <w:t xml:space="preserve">(q)</w:t>
-      </w:r>
-      <w:r>
-        <w:rPr>
-          <w:rStyle w:val="SpecialCharTok"/>
-        </w:rPr>
-        <w:t xml:space="preserve">}</w:t>
-      </w:r>
-      <w:r>
-        <w:rPr>
-          <w:rStyle w:val="VerbatimStringTok"/>
-        </w:rPr>
-        <w:t xml:space="preserve">&amp;limit=24&amp;rating=pg&amp;lang=en`</w:t>
-      </w:r>
-      <w:r>
-        <w:br/>
-      </w:r>
-      <w:r>
-        <w:rPr>
-          <w:rStyle w:val="NormalTok"/>
-        </w:rPr>
-        <w:t xml:space="preserve">              </w:t>
-      </w:r>
-      <w:r>
-        <w:rPr>
-          <w:rStyle w:val="OperatorTok"/>
-        </w:rPr>
-        <w:t xml:space="preserve">:</w:t>
-      </w:r>
-      <w:r>
-        <w:rPr>
-          <w:rStyle w:val="NormalTok"/>
-        </w:rPr>
-        <w:t xml:space="preserve"> </w:t>
-      </w:r>
-      <w:r>
-        <w:rPr>
-          <w:rStyle w:val="VerbatimStringTok"/>
-        </w:rPr>
-        <w:t xml:space="preserve">`</w:t>
-      </w:r>
-      <w:r>
-        <w:rPr>
-          <w:rStyle w:val="SpecialCharTok"/>
-        </w:rPr>
-        <w:t xml:space="preserve">${</w:t>
-      </w:r>
-      <w:r>
-        <w:rPr>
-          <w:rStyle w:val="NormalTok"/>
-        </w:rPr>
-        <w:t xml:space="preserve">base</w:t>
-      </w:r>
-      <w:r>
-        <w:rPr>
-          <w:rStyle w:val="SpecialCharTok"/>
-        </w:rPr>
-        <w:t xml:space="preserve">}</w:t>
-      </w:r>
-      <w:r>
-        <w:rPr>
-          <w:rStyle w:val="VerbatimStringTok"/>
-        </w:rPr>
-        <w:t xml:space="preserve">/trending?api_key=</w:t>
-      </w:r>
-      <w:r>
-        <w:rPr>
-          <w:rStyle w:val="SpecialCharTok"/>
-        </w:rPr>
-        <w:t xml:space="preserve">${</w:t>
-      </w:r>
-      <w:r>
-        <w:rPr>
-          <w:rStyle w:val="NormalTok"/>
-        </w:rPr>
-        <w:t xml:space="preserve">KEY</w:t>
-      </w:r>
-      <w:r>
-        <w:rPr>
-          <w:rStyle w:val="SpecialCharTok"/>
-        </w:rPr>
-        <w:t xml:space="preserve">}</w:t>
-      </w:r>
-      <w:r>
-        <w:rPr>
-          <w:rStyle w:val="VerbatimStringTok"/>
-        </w:rPr>
-        <w:t xml:space="preserve">&amp;limit=24&amp;rating=pg`</w:t>
-      </w:r>
-      <w:r>
-        <w:br/>
-      </w:r>
-      <w:r>
-        <w:rPr>
-          <w:rStyle w:val="KeywordTok"/>
-        </w:rPr>
-        <w:t xml:space="preserve">const</w:t>
-      </w:r>
-      <w:r>
-        <w:rPr>
-          <w:rStyle w:val="NormalTok"/>
-        </w:rPr>
-        <w:t xml:space="preserve"> { data } </w:t>
-      </w:r>
-      <w:r>
-        <w:rPr>
-          <w:rStyle w:val="OperatorTok"/>
-        </w:rPr>
-        <w:t xml:space="preserve">=</w:t>
-      </w:r>
-      <w:r>
-        <w:rPr>
-          <w:rStyle w:val="NormalTok"/>
-        </w:rPr>
-        <w:t xml:space="preserve"> </w:t>
-      </w:r>
-      <w:r>
-        <w:rPr>
-          <w:rStyle w:val="ControlFlowTok"/>
-        </w:rPr>
-        <w:t xml:space="preserve">await</w:t>
-      </w:r>
-      <w:r>
-        <w:rPr>
-          <w:rStyle w:val="NormalTok"/>
-        </w:rPr>
-        <w:t xml:space="preserve"> (</w:t>
-      </w:r>
-      <w:r>
-        <w:rPr>
-          <w:rStyle w:val="ControlFlowTok"/>
-        </w:rPr>
-        <w:t xml:space="preserve">await</w:t>
-      </w:r>
-      <w:r>
-        <w:rPr>
-          <w:rStyle w:val="NormalTok"/>
-        </w:rPr>
-        <w:t xml:space="preserve"> </w:t>
-      </w:r>
-      <w:r>
-        <w:rPr>
-          <w:rStyle w:val="FunctionTok"/>
-        </w:rPr>
-        <w:t xml:space="preserve">fetch</w:t>
-      </w:r>
-      <w:r>
-        <w:rPr>
-          <w:rStyle w:val="NormalTok"/>
-        </w:rPr>
-        <w:t xml:space="preserve">(url))</w:t>
-      </w:r>
-      <w:r>
-        <w:rPr>
-          <w:rStyle w:val="OperatorTok"/>
-        </w:rPr>
-        <w:t xml:space="preserve">.</w:t>
-      </w:r>
-      <w:r>
-        <w:rPr>
-          <w:rStyle w:val="FunctionTok"/>
-        </w:rPr>
-        <w:t xml:space="preserve">json</w:t>
-      </w:r>
-      <w:r>
-        <w:rPr>
-          <w:rStyle w:val="NormalTok"/>
-        </w:rPr>
-        <w:t xml:space="preserve">()</w:t>
-      </w:r>
-      <w:r>
-        <w:br/>
-      </w:r>
-      <w:r>
-        <w:rPr>
-          <w:rStyle w:val="CommentTok"/>
-        </w:rPr>
-        <w:t xml:space="preserve">// preview in the grid:  data[i].images.fixed_width_small.url  (a small GIF; or ...fixed_width_small.mp4)</w:t>
-      </w:r>
-      <w:r>
-        <w:br/>
-      </w:r>
-      <w:r>
-        <w:rPr>
-          <w:rStyle w:val="CommentTok"/>
-        </w:rPr>
-        <w:t xml:space="preserve">// send this:            data[i].images.fixed_height.mp4        (a small MP4, usually well under 1 MB)</w:t>
-      </w:r>
-      <w:r>
-        <w:br/>
-      </w:r>
-      <w:r>
-        <w:rPr>
-          <w:rStyle w:val="ControlFlowTok"/>
-        </w:rPr>
-        <w:t xml:space="preserve">await</w:t>
-      </w:r>
-      <w:r>
-        <w:rPr>
-          <w:rStyle w:val="NormalTok"/>
-        </w:rPr>
-        <w:t xml:space="preserve"> chat</w:t>
-      </w:r>
-      <w:r>
-        <w:rPr>
-          <w:rStyle w:val="OperatorTok"/>
-        </w:rPr>
-        <w:t xml:space="preserve">.</w:t>
-      </w:r>
-      <w:r>
-        <w:rPr>
-          <w:rStyle w:val="FunctionTok"/>
-        </w:rPr>
-        <w:t xml:space="preserve">sendGif</w:t>
-      </w:r>
-      <w:r>
-        <w:rPr>
-          <w:rStyle w:val="NormalTok"/>
-        </w:rPr>
-        <w:t xml:space="preserve">({ url</w:t>
-      </w:r>
-      <w:r>
-        <w:rPr>
-          <w:rStyle w:val="OperatorTok"/>
-        </w:rPr>
-        <w:t xml:space="preserve">:</w:t>
-      </w:r>
-      <w:r>
-        <w:rPr>
-          <w:rStyle w:val="NormalTok"/>
-        </w:rPr>
-        <w:t xml:space="preserve"> data[i]</w:t>
-      </w:r>
-      <w:r>
-        <w:rPr>
-          <w:rStyle w:val="OperatorTok"/>
-        </w:rPr>
-        <w:t xml:space="preserve">.</w:t>
-      </w:r>
-      <w:r>
-        <w:rPr>
-          <w:rStyle w:val="AttributeTok"/>
-        </w:rPr>
-        <w:t xml:space="preserve">images</w:t>
-      </w:r>
-      <w:r>
-        <w:rPr>
-          <w:rStyle w:val="OperatorTok"/>
-        </w:rPr>
-        <w:t xml:space="preserve">.</w:t>
-      </w:r>
-      <w:r>
-        <w:rPr>
-          <w:rStyle w:val="AttributeTok"/>
-        </w:rPr>
-        <w:t xml:space="preserve">fixed_height</w:t>
-      </w:r>
-      <w:r>
-        <w:rPr>
-          <w:rStyle w:val="OperatorTok"/>
-        </w:rPr>
-        <w:t xml:space="preserve">.</w:t>
-      </w:r>
-      <w:r>
-        <w:rPr>
-          <w:rStyle w:val="AttributeTok"/>
-        </w:rPr>
-        <w:t xml:space="preserve">mp4</w:t>
-      </w:r>
-      <w:r>
-        <w:rPr>
-          <w:rStyle w:val="NormalTok"/>
-        </w:rPr>
-        <w:t xml:space="preserve"> })</w:t>
-      </w:r>
-    </w:p>
-    <w:p>
-      <w:pPr>
-        <w:pStyle w:val="FirstParagraph"/>
-      </w:pPr>
-      <w:r>
-        <w:t xml:space="preserve">Use</w:t>
+        <w:t xml:space="preserve">chat.sendGif</w:t>
+      </w:r>
+      <w:r>
+        <w:t xml:space="preserve">) and refuses</w:t>
       </w:r>
       <w:r>
         <w:t xml:space="preserve"> </w:t>
@@ -13333,103 +12681,31 @@
         <w:rPr>
           <w:rStyle w:val="VerbatimChar"/>
         </w:rPr>
-        <w:t xml:space="preserve">rating=pg</w:t>
-      </w:r>
-      <w:r>
-        <w:t xml:space="preserve"> </w:t>
-      </w:r>
-      <w:r>
-        <w:t xml:space="preserve">(or stricter) because this is a customer-care chat. Choose a</w:t>
-      </w:r>
-      <w:r>
-        <w:t xml:space="preserve"> </w:t>
-      </w:r>
-      <w:r>
-        <w:rPr>
-          <w:b/>
-          <w:bCs/>
-        </w:rPr>
-        <w:t xml:space="preserve">small rendition</w:t>
-      </w:r>
-      <w:r>
-        <w:t xml:space="preserve"> </w:t>
-      </w:r>
-      <w:r>
-        <w:t xml:space="preserve">(a few hundred KB): the limit is 16 MB</w:t>
-      </w:r>
-      <w:r>
-        <w:t xml:space="preserve"> </w:t>
-      </w:r>
-      <w:r>
-        <w:t xml:space="preserve">but a GIF should send in a second. If the GIF host is blocked by the app’s Content Security Policy or network settings, allow the</w:t>
-      </w:r>
-      <w:r>
-        <w:t xml:space="preserve"> </w:t>
-      </w:r>
-      <w:r>
-        <w:t xml:space="preserve">provider’s media domain (</w:t>
+        <w:t xml:space="preserve">.gif</w:t>
+      </w:r>
+      <w:r>
+        <w:t xml:space="preserve"> </w:t>
+      </w:r>
+      <w:r>
+        <w:t xml:space="preserve">files with the error</w:t>
+      </w:r>
+      <w:r>
+        <w:t xml:space="preserve"> </w:t>
       </w:r>
       <w:r>
         <w:rPr>
           <w:rStyle w:val="VerbatimChar"/>
         </w:rPr>
-        <w:t xml:space="preserve">*.giphy.com</w:t>
-      </w:r>
-      <w:r>
-        <w:t xml:space="preserve">) for</w:t>
-      </w:r>
-      <w:r>
-        <w:t xml:space="preserve"> </w:t>
-      </w:r>
-      <w:r>
-        <w:rPr>
-          <w:rStyle w:val="VerbatimChar"/>
-        </w:rPr>
-        <w:t xml:space="preserve">connect-src</w:t>
-      </w:r>
-      <w:r>
-        <w:t xml:space="preserve">,</w:t>
-      </w:r>
-      <w:r>
-        <w:t xml:space="preserve"> </w:t>
-      </w:r>
-      <w:r>
-        <w:rPr>
-          <w:rStyle w:val="VerbatimChar"/>
-        </w:rPr>
-        <w:t xml:space="preserve">img-src</w:t>
-      </w:r>
-      <w:r>
-        <w:t xml:space="preserve"> </w:t>
-      </w:r>
-      <w:r>
-        <w:t xml:space="preserve">and</w:t>
-      </w:r>
-      <w:r>
-        <w:t xml:space="preserve"> </w:t>
-      </w:r>
-      <w:r>
-        <w:rPr>
-          <w:rStyle w:val="VerbatimChar"/>
-        </w:rPr>
-        <w:t xml:space="preserve">media-src</w:t>
-      </w:r>
-      <w:r>
-        <w:t xml:space="preserve">.</w:t>
-      </w:r>
-    </w:p>
-    <w:p>
-      <w:pPr>
-        <w:pStyle w:val="BodyText"/>
-      </w:pPr>
-      <w:r>
-        <w:t xml:space="preserve">The sender sees the GIF at once with a local preview (</w:t>
-      </w:r>
-      <w:r>
-        <w:t xml:space="preserve">“sending”</w:t>
-      </w:r>
-      <w:r>
-        <w:t xml:space="preserve">), then the ticks, like any message.</w:t>
+        <w:t xml:space="preserve">gif_must_be_mp4</w:t>
+      </w:r>
+      <w:r>
+        <w:t xml:space="preserve">. The app does not need</w:t>
+      </w:r>
+      <w:r>
+        <w:t xml:space="preserve"> </w:t>
+      </w:r>
+      <w:r>
+        <w:t xml:space="preserve">either: do not build a GIF button.</w:t>
       </w:r>
     </w:p>
     <w:bookmarkEnd w:id="34"/>
@@ -14434,74 +13710,6 @@
               <w:rPr>
                 <w:rStyle w:val="VerbatimChar"/>
               </w:rPr>
-              <w:t xml:space="preserve">gif_must_be_mp4</w:t>
-            </w:r>
-          </w:p>
-        </w:tc>
-        <w:tc>
-          <w:tcPr/>
-          <w:p>
-            <w:pPr>
-              <w:pStyle w:val="Compact"/>
-            </w:pPr>
-            <w:r>
-              <w:t xml:space="preserve">A</w:t>
-            </w:r>
-            <w:r>
-              <w:t xml:space="preserve"> </w:t>
-            </w:r>
-            <w:r>
-              <w:rPr>
-                <w:rStyle w:val="VerbatimChar"/>
-              </w:rPr>
-              <w:t xml:space="preserve">.gif</w:t>
-            </w:r>
-            <w:r>
-              <w:t xml:space="preserve"> </w:t>
-            </w:r>
-            <w:r>
-              <w:t xml:space="preserve">file was given</w:t>
-            </w:r>
-          </w:p>
-        </w:tc>
-        <w:tc>
-          <w:tcPr/>
-          <w:p>
-            <w:pPr>
-              <w:pStyle w:val="Compact"/>
-            </w:pPr>
-            <w:r>
-              <w:t xml:space="preserve">Use the GIF picker; hide</w:t>
-            </w:r>
-            <w:r>
-              <w:t xml:space="preserve"> </w:t>
-            </w:r>
-            <w:r>
-              <w:rPr>
-                <w:rStyle w:val="VerbatimChar"/>
-              </w:rPr>
-              <w:t xml:space="preserve">.gif</w:t>
-            </w:r>
-            <w:r>
-              <w:t xml:space="preserve"> </w:t>
-            </w:r>
-            <w:r>
-              <w:t xml:space="preserve">in the gallery</w:t>
-            </w:r>
-          </w:p>
-        </w:tc>
-      </w:tr>
-      <w:tr>
-        <w:tc>
-          <w:tcPr/>
-          <w:p>
-            <w:pPr>
-              <w:pStyle w:val="Compact"/>
-            </w:pPr>
-            <w:r>
-              <w:rPr>
-                <w:rStyle w:val="VerbatimChar"/>
-              </w:rPr>
               <w:t xml:space="preserve">bad_request</w:t>
             </w:r>
           </w:p>
@@ -15661,7 +14869,7 @@
               <w:t xml:space="preserve"> </w:t>
             </w:r>
             <w:r>
-              <w:t xml:space="preserve">for the same host (files are served from it) and the GIF provider</w:t>
+              <w:t xml:space="preserve">for the same host (files are served from it)</w:t>
             </w:r>
           </w:p>
         </w:tc>
@@ -15956,7 +15164,7 @@
         <w:t xml:space="preserve"> </w:t>
       </w:r>
       <w:r>
-        <w:t xml:space="preserve">button (Document, Photos &amp; videos, Camera, Audio, GIF).</w:t>
+        <w:t xml:space="preserve">button (Document, Photos &amp; videos, Camera, Audio).</w:t>
       </w:r>
     </w:p>
     <w:p>
@@ -15968,25 +15176,41 @@
         </w:numPr>
       </w:pPr>
       <w:r>
-        <w:t xml:space="preserve">The GIF panel: the sample buttons make a looping MP4 in the browser and send it, so you can see a GIF arrive without any service</w:t>
-      </w:r>
-      <w:r>
-        <w:t xml:space="preserve"> </w:t>
-      </w:r>
-      <w:r>
-        <w:t xml:space="preserve">(paste a GIPHY key under</w:t>
-      </w:r>
-      <w:r>
-        <w:t xml:space="preserve"> </w:t>
-      </w:r>
-      <w:r>
-        <w:t xml:space="preserve">“GIPHY key”</w:t>
-      </w:r>
-      <w:r>
-        <w:t xml:space="preserve"> </w:t>
-      </w:r>
-      <w:r>
-        <w:t xml:space="preserve">to try real search).</w:t>
+        <w:t xml:space="preserve">The</w:t>
+      </w:r>
+      <w:r>
+        <w:t xml:space="preserve"> </w:t>
+      </w:r>
+      <w:r>
+        <w:rPr>
+          <w:b/>
+          <w:bCs/>
+        </w:rPr>
+        <w:t xml:space="preserve">GIF</w:t>
+      </w:r>
+      <w:r>
+        <w:t xml:space="preserve"> </w:t>
+      </w:r>
+      <w:r>
+        <w:t xml:space="preserve">button on the Agent tab: it makes a looping MP4 in the browser and sends it as the agent, so you can see a GIF arrive</w:t>
+      </w:r>
+      <w:r>
+        <w:t xml:space="preserve"> </w:t>
+      </w:r>
+      <w:r>
+        <w:t xml:space="preserve">on the phone (a muted loop with a</w:t>
+      </w:r>
+      <w:r>
+        <w:t xml:space="preserve"> </w:t>
+      </w:r>
+      <w:r>
+        <w:t xml:space="preserve">“GIF”</w:t>
+      </w:r>
+      <w:r>
+        <w:t xml:space="preserve"> </w:t>
+      </w:r>
+      <w:r>
+        <w:t xml:space="preserve">tag).</w:t>
       </w:r>
     </w:p>
     <w:p>
@@ -16416,30 +15640,18 @@
               <w:pStyle w:val="Compact"/>
             </w:pPr>
             <w:r>
-              <w:t xml:space="preserve">GIF from the picker; GIF from the gallery (</w:t>
-            </w:r>
-            <w:r>
-              <w:rPr>
-                <w:rStyle w:val="VerbatimChar"/>
-              </w:rPr>
-              <w:t xml:space="preserve">.gif</w:t>
-            </w:r>
-            <w:r>
-              <w:t xml:space="preserve"> </w:t>
-            </w:r>
-            <w:r>
-              <w:t xml:space="preserve">file)</w:t>
-            </w:r>
-          </w:p>
-        </w:tc>
-        <w:tc>
-          <w:tcPr/>
-          <w:p>
-            <w:pPr>
-              <w:pStyle w:val="Compact"/>
-            </w:pPr>
-            <w:r>
-              <w:t xml:space="preserve">First plays as a loop in the app and in Halo; second is refused with a clear message</w:t>
+              <w:t xml:space="preserve">A GIF arrives (the simulator’s Agent tab, later from Halo)</w:t>
+            </w:r>
+          </w:p>
+        </w:tc>
+        <w:tc>
+          <w:tcPr/>
+          <w:p>
+            <w:pPr>
+              <w:pStyle w:val="Compact"/>
+            </w:pPr>
+            <w:r>
+              <w:t xml:space="preserve">Plays by itself as a muted loop with a GIF tag, no controls, on iPhone and Android</w:t>
             </w:r>
           </w:p>
         </w:tc>
@@ -17207,29 +16419,29 @@
               <w:pStyle w:val="Compact"/>
             </w:pPr>
             <w:r>
-              <w:t xml:space="preserve">GIF picker and GIF display</w:t>
-            </w:r>
-          </w:p>
-        </w:tc>
-        <w:tc>
-          <w:tcPr/>
-          <w:p>
-            <w:pPr>
-              <w:pStyle w:val="Compact"/>
-            </w:pPr>
-            <w:r>
-              <w:t xml:space="preserve">10 (needs the provider key)</w:t>
-            </w:r>
-          </w:p>
-        </w:tc>
-        <w:tc>
-          <w:tcPr/>
-          <w:p>
-            <w:pPr>
-              <w:pStyle w:val="Compact"/>
-            </w:pPr>
-            <w:r>
-              <w:t xml:space="preserve">2</w:t>
+              <w:t xml:space="preserve">GIF display (a looping, muted, controls-free video)</w:t>
+            </w:r>
+          </w:p>
+        </w:tc>
+        <w:tc>
+          <w:tcPr/>
+          <w:p>
+            <w:pPr>
+              <w:pStyle w:val="Compact"/>
+            </w:pPr>
+            <w:r>
+              <w:t xml:space="preserve">10</w:t>
+            </w:r>
+          </w:p>
+        </w:tc>
+        <w:tc>
+          <w:tcPr/>
+          <w:p>
+            <w:pPr>
+              <w:pStyle w:val="Compact"/>
+            </w:pPr>
+            <w:r>
+              <w:t xml:space="preserve">0.5</w:t>
             </w:r>
           </w:p>
         </w:tc>
@@ -17505,7 +16717,7 @@
               <w:t xml:space="preserve">3 to 4 weeks</w:t>
             </w:r>
             <w:r>
-              <w:t xml:space="preserve">, with the backend endpoint and the GIF key ready on day one</w:t>
+              <w:t xml:space="preserve">, with the backend endpoint ready on day one</w:t>
             </w:r>
           </w:p>
         </w:tc>
@@ -17520,7 +16732,7 @@
                 <w:b/>
                 <w:bCs/>
               </w:rPr>
-              <w:t xml:space="preserve">about 29</w:t>
+              <w:t xml:space="preserve">about 27</w:t>
             </w:r>
           </w:p>
         </w:tc>
@@ -17738,29 +16950,29 @@
               <w:pStyle w:val="Compact"/>
             </w:pPr>
             <w:r>
-              <w:t xml:space="preserve">GIF provider account and key (GIPHY recommended), attribution decision, whether the backend proxies it</w:t>
-            </w:r>
-          </w:p>
-        </w:tc>
-        <w:tc>
-          <w:tcPr/>
-          <w:p>
-            <w:pPr>
-              <w:pStyle w:val="Compact"/>
-            </w:pPr>
-            <w:r>
-              <w:t xml:space="preserve">Product and security</w:t>
-            </w:r>
-          </w:p>
-        </w:tc>
-        <w:tc>
-          <w:tcPr/>
-          <w:p>
-            <w:pPr>
-              <w:pStyle w:val="Compact"/>
-            </w:pPr>
-            <w:r>
-              <w:t xml:space="preserve">Task 8</w:t>
+              <w:t xml:space="preserve">Decision: should Halo agents be able to post GIFs? (section 10.2)</w:t>
+            </w:r>
+          </w:p>
+        </w:tc>
+        <w:tc>
+          <w:tcPr/>
+          <w:p>
+            <w:pPr>
+              <w:pStyle w:val="Compact"/>
+            </w:pPr>
+            <w:r>
+              <w:t xml:space="preserve">Product</w:t>
+            </w:r>
+          </w:p>
+        </w:tc>
+        <w:tc>
+          <w:tcPr/>
+          <w:p>
+            <w:pPr>
+              <w:pStyle w:val="Compact"/>
+            </w:pPr>
+            <w:r>
+              <w:t xml:space="preserve">Not blocking: the app shows one either way</w:t>
             </w:r>
           </w:p>
         </w:tc>
@@ -18413,34 +17625,7 @@
     <w:abstractNumId w:val="991"/>
   </w:num>
   <w:num w:numId="1007">
-    <w:abstractNumId w:val="99411"/>
-    <w:lvlOverride w:ilvl="0">
-      <w:startOverride w:val="1"/>
-    </w:lvlOverride>
-    <w:lvlOverride w:ilvl="1">
-      <w:startOverride w:val="1"/>
-    </w:lvlOverride>
-    <w:lvlOverride w:ilvl="2">
-      <w:startOverride w:val="1"/>
-    </w:lvlOverride>
-    <w:lvlOverride w:ilvl="3">
-      <w:startOverride w:val="1"/>
-    </w:lvlOverride>
-    <w:lvlOverride w:ilvl="4">
-      <w:startOverride w:val="1"/>
-    </w:lvlOverride>
-    <w:lvlOverride w:ilvl="5">
-      <w:startOverride w:val="1"/>
-    </w:lvlOverride>
-    <w:lvlOverride w:ilvl="6">
-      <w:startOverride w:val="1"/>
-    </w:lvlOverride>
-    <w:lvlOverride w:ilvl="7">
-      <w:startOverride w:val="1"/>
-    </w:lvlOverride>
-    <w:lvlOverride w:ilvl="8">
-      <w:startOverride w:val="1"/>
-    </w:lvlOverride>
+    <w:abstractNumId w:val="991"/>
   </w:num>
   <w:num w:numId="1008">
     <w:abstractNumId w:val="991"/>

--- a/docs/vircle-chat-app-design.docx
+++ b/docs/vircle-chat-app-design.docx
@@ -2664,7 +2664,7 @@
               <w:rPr>
                 <w:rStyle w:val="VerbatimChar"/>
               </w:rPr>
-              <w:t xml:space="preserve">https://crm.vircle.tech/api/vircle-chat/webhook</w:t>
+              <w:t xml:space="preserve">https://halo.vircle.tech/api/vircle-chat/webhook</w:t>
             </w:r>
           </w:p>
         </w:tc>

--- a/docs/vircle-chat-app-design.docx
+++ b/docs/vircle-chat-app-design.docx
@@ -31,35 +31,9 @@
         <w:pStyle w:val="Date"/>
       </w:pPr>
       <w:r>
-        <w:t xml:space="preserve">3 October 2026 (version 1.0)</w:t>
+        <w:t xml:space="preserve">21 October 2026 (version 1.1 draft: older history on demand, the copy on the phone, Clear chat, reference screens and the app kit added)</w:t>
       </w:r>
     </w:p>
-    <w:sdt>
-      <w:sdtPr>
-        <w:docPartObj>
-          <w:docPartGallery w:val="Table of Contents"/>
-          <w:docPartUnique/>
-        </w:docPartObj>
-      </w:sdtPr>
-      <w:sdtContent>
-        <w:p>
-          <w:pPr>
-            <w:pStyle w:val="TOCHeading"/>
-          </w:pPr>
-          <w:r>
-            <w:t xml:space="preserve">Table of Contents</w:t>
-          </w:r>
-        </w:p>
-        <w:p>
-          <w:r>
-            <w:fldChar w:fldCharType="begin" w:dirty="true"/>
-            <w:instrText xml:space="preserve">TOC \o "1-2" \h \z \u</w:instrText>
-            <w:fldChar w:fldCharType="separate"/>
-            <w:fldChar w:fldCharType="end"/>
-          </w:r>
-        </w:p>
-      </w:sdtContent>
-    </w:sdt>
     <w:bookmarkStart w:id="9" w:name="read-this-first"/>
     <w:p>
       <w:pPr>
@@ -333,7 +307,16 @@
               <w:t xml:space="preserve"> </w:t>
             </w:r>
             <w:r>
-              <w:t xml:space="preserve">(section 14) is a working pretend phone built on the same library: emoji picker, attach menu, GIFs, replies, ticks</w:t>
+              <w:t xml:space="preserve">(section 14) is a working pretend phone built on the same library: emoji picker, attach menu, GIFs, replies, ticks. Screenshots are in section 7.8; the whole simulator, the library source and the protocol file are in the app kit (</w:t>
+            </w:r>
+            <w:r>
+              <w:rPr>
+                <w:rStyle w:val="VerbatimChar"/>
+              </w:rPr>
+              <w:t xml:space="preserve">vircle-chat-app-kit.zip</w:t>
+            </w:r>
+            <w:r>
+              <w:t xml:space="preserve">)</w:t>
             </w:r>
           </w:p>
         </w:tc>
@@ -402,6 +385,40 @@
             </w:r>
             <w:r>
               <w:t xml:space="preserve">until the Vircle push API details are provided. The gateway already decides when to alert; section 11 says what the app must be ready for</w:t>
+            </w:r>
+          </w:p>
+        </w:tc>
+      </w:tr>
+      <w:tr>
+        <w:tc>
+          <w:tcPr/>
+          <w:p>
+            <w:pPr>
+              <w:pStyle w:val="Compact"/>
+            </w:pPr>
+            <w:r>
+              <w:t xml:space="preserve">Older history (scroll up, 90 days) and the copy on the phone</w:t>
+            </w:r>
+          </w:p>
+        </w:tc>
+        <w:tc>
+          <w:tcPr/>
+          <w:p>
+            <w:pPr>
+              <w:pStyle w:val="Compact"/>
+            </w:pPr>
+            <w:r>
+              <w:rPr>
+                <w:b/>
+                <w:bCs/>
+              </w:rPr>
+              <w:t xml:space="preserve">Specified, not built.</w:t>
+            </w:r>
+            <w:r>
+              <w:t xml:space="preserve"> </w:t>
+            </w:r>
+            <w:r>
+              <w:t xml:space="preserve">Halo endpoint, gateway frame and library 1.1.0 (section 7.7, gateway work package 9)</w:t>
             </w:r>
           </w:p>
         </w:tc>
@@ -1196,7 +1213,22 @@
               <w:pStyle w:val="Compact"/>
             </w:pPr>
             <w:r>
-              <w:t xml:space="preserve">You (Capacitor Camera / file picker)</w:t>
+              <w:t xml:space="preserve">You: a photo with Capacitor Camera; a video with a plugin that records video or a file input with</w:t>
+            </w:r>
+            <w:r>
+              <w:t xml:space="preserve"> </w:t>
+            </w:r>
+            <w:r>
+              <w:rPr>
+                <w:rStyle w:val="VerbatimChar"/>
+              </w:rPr>
+              <w:t xml:space="preserve">capture</w:t>
+            </w:r>
+            <w:r>
+              <w:t xml:space="preserve"> </w:t>
+            </w:r>
+            <w:r>
+              <w:t xml:space="preserve">(to our knowledge the Camera plugin takes photos only: confirm on your Capacitor version)</w:t>
             </w:r>
           </w:p>
         </w:tc>
@@ -1658,6 +1690,152 @@
               <w:pStyle w:val="Compact"/>
             </w:pPr>
             <w:r>
+              <w:t xml:space="preserve">Scroll up for earlier messages (up to 90 days), kept on the phone</w:t>
+            </w:r>
+          </w:p>
+        </w:tc>
+        <w:tc>
+          <w:tcPr/>
+          <w:p>
+            <w:pPr>
+              <w:pStyle w:val="Compact"/>
+            </w:pPr>
+            <w:r>
+              <w:t xml:space="preserve">Yes</w:t>
+            </w:r>
+          </w:p>
+        </w:tc>
+        <w:tc>
+          <w:tcPr/>
+          <w:p>
+            <w:pPr>
+              <w:pStyle w:val="Compact"/>
+            </w:pPr>
+            <w:r>
+              <w:t xml:space="preserve">No</w:t>
+            </w:r>
+          </w:p>
+        </w:tc>
+        <w:tc>
+          <w:tcPr/>
+          <w:p>
+            <w:pPr>
+              <w:pStyle w:val="Compact"/>
+            </w:pPr>
+            <w:r>
+              <w:rPr>
+                <w:b/>
+                <w:bCs/>
+              </w:rPr>
+              <w:t xml:space="preserve">Yes (to be built)</w:t>
+            </w:r>
+          </w:p>
+        </w:tc>
+        <w:tc>
+          <w:tcPr/>
+          <w:p>
+            <w:pPr>
+              <w:pStyle w:val="Compact"/>
+            </w:pPr>
+            <w:r>
+              <w:t xml:space="preserve">Halo and gateway serve pages; library 1.1.0</w:t>
+            </w:r>
+            <w:r>
+              <w:t xml:space="preserve"> </w:t>
+            </w:r>
+            <w:r>
+              <w:rPr>
+                <w:rStyle w:val="VerbatimChar"/>
+              </w:rPr>
+              <w:t xml:space="preserve">loadOlder</w:t>
+            </w:r>
+            <w:r>
+              <w:t xml:space="preserve">; you draw the loading row (section 7.7)</w:t>
+            </w:r>
+          </w:p>
+        </w:tc>
+      </w:tr>
+      <w:tr>
+        <w:tc>
+          <w:tcPr/>
+          <w:p>
+            <w:pPr>
+              <w:pStyle w:val="Compact"/>
+            </w:pPr>
+            <w:r>
+              <w:t xml:space="preserve">Clear chat (this phone only)</w:t>
+            </w:r>
+          </w:p>
+        </w:tc>
+        <w:tc>
+          <w:tcPr/>
+          <w:p>
+            <w:pPr>
+              <w:pStyle w:val="Compact"/>
+            </w:pPr>
+            <w:r>
+              <w:t xml:space="preserve">Yes</w:t>
+            </w:r>
+          </w:p>
+        </w:tc>
+        <w:tc>
+          <w:tcPr/>
+          <w:p>
+            <w:pPr>
+              <w:pStyle w:val="Compact"/>
+            </w:pPr>
+            <w:r>
+              <w:t xml:space="preserve">n/a</w:t>
+            </w:r>
+          </w:p>
+        </w:tc>
+        <w:tc>
+          <w:tcPr/>
+          <w:p>
+            <w:pPr>
+              <w:pStyle w:val="Compact"/>
+            </w:pPr>
+            <w:r>
+              <w:rPr>
+                <w:b/>
+                <w:bCs/>
+              </w:rPr>
+              <w:t xml:space="preserve">Yes (to be built)</w:t>
+            </w:r>
+          </w:p>
+        </w:tc>
+        <w:tc>
+          <w:tcPr/>
+          <w:p>
+            <w:pPr>
+              <w:pStyle w:val="Compact"/>
+            </w:pPr>
+            <w:r>
+              <w:t xml:space="preserve">Library</w:t>
+            </w:r>
+            <w:r>
+              <w:t xml:space="preserve"> </w:t>
+            </w:r>
+            <w:r>
+              <w:rPr>
+                <w:rStyle w:val="VerbatimChar"/>
+              </w:rPr>
+              <w:t xml:space="preserve">clearChat</w:t>
+            </w:r>
+            <w:r>
+              <w:t xml:space="preserve">; you add the menu item (section 7.7)</w:t>
+            </w:r>
+          </w:p>
+        </w:tc>
+      </w:tr>
+      <w:tr>
+        <w:tc>
+          <w:tcPr/>
+          <w:p>
+            <w:pPr>
+              <w:pStyle w:val="Compact"/>
+            </w:pPr>
+            <w:r>
               <w:t xml:space="preserve">Unread badge</w:t>
             </w:r>
           </w:p>
@@ -2389,16 +2567,43 @@
           <w:b/>
           <w:bCs/>
         </w:rPr>
-        <w:t xml:space="preserve">one per person</w:t>
-      </w:r>
-      <w:r>
-        <w:t xml:space="preserve">, kept by the gateway for 30 days after delivery (Halo keeps it for good). A fresh install</w:t>
-      </w:r>
-      <w:r>
-        <w:t xml:space="preserve"> </w:t>
-      </w:r>
-      <w:r>
-        <w:t xml:space="preserve">shows the history the gateway still holds.</w:t>
+        <w:t xml:space="preserve">one per person.</w:t>
+      </w:r>
+      <w:r>
+        <w:t xml:space="preserve"> </w:t>
+      </w:r>
+      <w:r>
+        <w:t xml:space="preserve">The gateway is a relay and keeps delivered messages for 30 days;</w:t>
+      </w:r>
+      <w:r>
+        <w:t xml:space="preserve"> </w:t>
+      </w:r>
+      <w:r>
+        <w:rPr>
+          <w:b/>
+          <w:bCs/>
+        </w:rPr>
+        <w:t xml:space="preserve">Halo keeps the</w:t>
+      </w:r>
+      <w:r>
+        <w:rPr>
+          <w:b/>
+          <w:bCs/>
+        </w:rPr>
+        <w:t xml:space="preserve"> </w:t>
+      </w:r>
+      <w:r>
+        <w:rPr>
+          <w:b/>
+          <w:bCs/>
+        </w:rPr>
+        <w:t xml:space="preserve">conversation for good</w:t>
+      </w:r>
+      <w:r>
+        <w:t xml:space="preserve"> </w:t>
+      </w:r>
+      <w:r>
+        <w:t xml:space="preserve">and serves earlier messages, up to 90 days back, as the user scrolls up (section 7.7).</w:t>
       </w:r>
     </w:p>
     <w:p>
@@ -4711,6 +4916,132 @@
         </w:numPr>
       </w:pPr>
       <w:r>
+        <w:rPr>
+          <w:rStyle w:val="VerbatimChar"/>
+        </w:rPr>
+        <w:t xml:space="preserve">wallet_id</w:t>
+      </w:r>
+      <w:r>
+        <w:t xml:space="preserve"> </w:t>
+      </w:r>
+      <w:r>
+        <w:t xml:space="preserve">is</w:t>
+      </w:r>
+      <w:r>
+        <w:t xml:space="preserve"> </w:t>
+      </w:r>
+      <w:r>
+        <w:rPr>
+          <w:b/>
+          <w:bCs/>
+        </w:rPr>
+        <w:t xml:space="preserve">stable and never reused</w:t>
+      </w:r>
+      <w:r>
+        <w:t xml:space="preserve">: the same person always has the same one, and it is never given to anyone else (up to 200 characters).</w:t>
+      </w:r>
+      <w:r>
+        <w:t xml:space="preserve"> </w:t>
+      </w:r>
+      <w:r>
+        <w:t xml:space="preserve">It is the key of the whole conversation, in the gateway and in Halo.</w:t>
+      </w:r>
+    </w:p>
+    <w:p>
+      <w:pPr>
+        <w:pStyle w:val="Compact"/>
+        <w:numPr>
+          <w:ilvl w:val="0"/>
+          <w:numId w:val="1003"/>
+        </w:numPr>
+      </w:pPr>
+      <w:r>
+        <w:rPr>
+          <w:rStyle w:val="VerbatimChar"/>
+        </w:rPr>
+        <w:t xml:space="preserve">phone</w:t>
+      </w:r>
+      <w:r>
+        <w:t xml:space="preserve"> </w:t>
+      </w:r>
+      <w:r>
+        <w:t xml:space="preserve">in</w:t>
+      </w:r>
+      <w:r>
+        <w:t xml:space="preserve"> </w:t>
+      </w:r>
+      <w:r>
+        <w:rPr>
+          <w:b/>
+          <w:bCs/>
+        </w:rPr>
+        <w:t xml:space="preserve">international format with the country code and no spaces or dashes</w:t>
+      </w:r>
+      <w:r>
+        <w:t xml:space="preserve">, for example</w:t>
+      </w:r>
+      <w:r>
+        <w:t xml:space="preserve"> </w:t>
+      </w:r>
+      <w:r>
+        <w:rPr>
+          <w:rStyle w:val="VerbatimChar"/>
+        </w:rPr>
+        <w:t xml:space="preserve">+60123456789</w:t>
+      </w:r>
+      <w:r>
+        <w:t xml:space="preserve"> </w:t>
+      </w:r>
+      <w:r>
+        <w:t xml:space="preserve">(E.164, up to 40 characters), and</w:t>
+      </w:r>
+      <w:r>
+        <w:t xml:space="preserve"> </w:t>
+      </w:r>
+      <w:r>
+        <w:rPr>
+          <w:rStyle w:val="VerbatimChar"/>
+        </w:rPr>
+        <w:t xml:space="preserve">email</w:t>
+      </w:r>
+      <w:r>
+        <w:t xml:space="preserve"> </w:t>
+      </w:r>
+      <w:r>
+        <w:t xml:space="preserve">a valid address. The push API and Halo’s matching of the person to their other history depend on these being consistent. The gateway</w:t>
+      </w:r>
+      <w:r>
+        <w:t xml:space="preserve"> </w:t>
+      </w:r>
+      <w:r>
+        <w:t xml:space="preserve">refuses a malformed email (400) but does</w:t>
+      </w:r>
+      <w:r>
+        <w:t xml:space="preserve"> </w:t>
+      </w:r>
+      <w:r>
+        <w:rPr>
+          <w:b/>
+          <w:bCs/>
+        </w:rPr>
+        <w:t xml:space="preserve">not</w:t>
+      </w:r>
+      <w:r>
+        <w:t xml:space="preserve"> </w:t>
+      </w:r>
+      <w:r>
+        <w:t xml:space="preserve">check the phone format, so the backend must.</w:t>
+      </w:r>
+    </w:p>
+    <w:p>
+      <w:pPr>
+        <w:pStyle w:val="Compact"/>
+        <w:numPr>
+          <w:ilvl w:val="0"/>
+          <w:numId w:val="1003"/>
+        </w:numPr>
+      </w:pPr>
+      <w:r>
         <w:t xml:space="preserve">Answer 401 when nobody is signed in; the library then stops trying and reports</w:t>
       </w:r>
       <w:r>
@@ -4957,11 +5288,26 @@
         <w:t xml:space="preserve"> </w:t>
       </w:r>
       <w:r>
-        <w:t xml:space="preserve">inside the package) is the API reference. This document tells you how to use it in the app.</w:t>
+        <w:t xml:space="preserve">inside the package) is the API reference. This document tells you how to use it in the app. The</w:t>
+      </w:r>
+      <w:r>
+        <w:t xml:space="preserve"> </w:t>
+      </w:r>
+      <w:r>
+        <w:t xml:space="preserve">TypeScript source is in the kit (</w:t>
+      </w:r>
+      <w:r>
+        <w:rPr>
+          <w:rStyle w:val="VerbatimChar"/>
+        </w:rPr>
+        <w:t xml:space="preserve">library/src</w:t>
+      </w:r>
+      <w:r>
+        <w:t xml:space="preserve">) for stepping into with a debugger; the compiled package is what you install.</w:t>
       </w:r>
     </w:p>
     <w:bookmarkEnd w:id="18"/>
-    <w:bookmarkStart w:id="25" w:name="the-chat-screen"/>
+    <w:bookmarkStart w:id="46" w:name="the-chat-screen"/>
     <w:p>
       <w:pPr>
         <w:pStyle w:val="Heading1"/>
@@ -9371,13 +9717,13 @@
         <w:t xml:space="preserve"> </w:t>
       </w:r>
       <w:r>
-        <w:t xml:space="preserve">the library keeps the last 200 messages on the device between launches, and a fresh install loads whatever</w:t>
-      </w:r>
-      <w:r>
-        <w:t xml:space="preserve"> </w:t>
-      </w:r>
-      <w:r>
-        <w:t xml:space="preserve">history the gateway still holds (30 days) in batches. Use a virtualised list (</w:t>
+        <w:t xml:space="preserve">the library keeps every message it has loaded on the device and loads older ones page by page as the</w:t>
+      </w:r>
+      <w:r>
+        <w:t xml:space="preserve"> </w:t>
+      </w:r>
+      <w:r>
+        <w:t xml:space="preserve">user scrolls up (section 7.7). Use a virtualised list (</w:t>
       </w:r>
       <w:r>
         <w:rPr>
@@ -9595,17 +9941,2684 @@
       </w:r>
     </w:p>
     <w:bookmarkEnd w:id="24"/>
+    <w:bookmarkStart w:id="25" w:name="X3e2239a7e39ea4bbad8f2f7691cc4c805fd80cc"/>
+    <w:p>
+      <w:pPr>
+        <w:pStyle w:val="Heading2"/>
+      </w:pPr>
+      <w:r>
+        <w:t xml:space="preserve">7.7 Earlier messages and the copy on the phone (to be built: work package 9)</w:t>
+      </w:r>
+    </w:p>
+    <w:p>
+      <w:pPr>
+        <w:pStyle w:val="FirstParagraph"/>
+      </w:pPr>
+      <w:r>
+        <w:rPr>
+          <w:b/>
+          <w:bCs/>
+        </w:rPr>
+        <w:t xml:space="preserve">Status.</w:t>
+      </w:r>
+      <w:r>
+        <w:t xml:space="preserve"> </w:t>
+      </w:r>
+      <w:r>
+        <w:t xml:space="preserve">Specified,</w:t>
+      </w:r>
+      <w:r>
+        <w:t xml:space="preserve"> </w:t>
+      </w:r>
+      <w:r>
+        <w:rPr>
+          <w:b/>
+          <w:bCs/>
+        </w:rPr>
+        <w:t xml:space="preserve">not built yet.</w:t>
+      </w:r>
+      <w:r>
+        <w:t xml:space="preserve"> </w:t>
+      </w:r>
+      <w:r>
+        <w:t xml:space="preserve">Version 1.0.0 of the library (the one in the kit today) keeps only the last 200 messages</w:t>
+      </w:r>
+      <w:r>
+        <w:t xml:space="preserve"> </w:t>
+      </w:r>
+      <w:r>
+        <w:t xml:space="preserve">and has no</w:t>
+      </w:r>
+      <w:r>
+        <w:t xml:space="preserve"> </w:t>
+      </w:r>
+      <w:r>
+        <w:rPr>
+          <w:rStyle w:val="VerbatimChar"/>
+        </w:rPr>
+        <w:t xml:space="preserve">loadOlder</w:t>
+      </w:r>
+      <w:r>
+        <w:t xml:space="preserve">. This section describes library</w:t>
+      </w:r>
+      <w:r>
+        <w:t xml:space="preserve"> </w:t>
+      </w:r>
+      <w:r>
+        <w:rPr>
+          <w:b/>
+          <w:bCs/>
+        </w:rPr>
+        <w:t xml:space="preserve">1.1.0</w:t>
+      </w:r>
+      <w:r>
+        <w:t xml:space="preserve">, which arrives with the Halo and gateway pieces (protocol section 7,</w:t>
+      </w:r>
+      <w:r>
+        <w:t xml:space="preserve"> </w:t>
+      </w:r>
+      <w:r>
+        <w:t xml:space="preserve">contract section 3.5, gateway work package 9). Build the rest of the screen now; the items here plug in later without changes</w:t>
+      </w:r>
+      <w:r>
+        <w:t xml:space="preserve"> </w:t>
+      </w:r>
+      <w:r>
+        <w:t xml:space="preserve">elsewhere.</w:t>
+      </w:r>
+    </w:p>
+    <w:p>
+      <w:pPr>
+        <w:pStyle w:val="BodyText"/>
+      </w:pPr>
+      <w:r>
+        <w:rPr>
+          <w:b/>
+          <w:bCs/>
+        </w:rPr>
+        <w:t xml:space="preserve">Confirmed by the owner, 21 October 2026.</w:t>
+      </w:r>
+      <w:r>
+        <w:t xml:space="preserve"> </w:t>
+      </w:r>
+      <w:r>
+        <w:t xml:space="preserve">(1)</w:t>
+      </w:r>
+      <w:r>
+        <w:t xml:space="preserve"> </w:t>
+      </w:r>
+      <w:r>
+        <w:rPr>
+          <w:b/>
+          <w:bCs/>
+        </w:rPr>
+        <w:t xml:space="preserve">Clear chat is local</w:t>
+      </w:r>
+      <w:r>
+        <w:t xml:space="preserve">: it clears the whole chat store on this phone (every cached</w:t>
+      </w:r>
+      <w:r>
+        <w:t xml:space="preserve"> </w:t>
+      </w:r>
+      <w:r>
+        <w:t xml:space="preserve">message and every saved file) and nothing in Halo. (2) The app shows</w:t>
+      </w:r>
+      <w:r>
+        <w:t xml:space="preserve"> </w:t>
+      </w:r>
+      <w:r>
+        <w:rPr>
+          <w:b/>
+          <w:bCs/>
+        </w:rPr>
+        <w:t xml:space="preserve">only the Vircle Chat conversation</w:t>
+      </w:r>
+      <w:r>
+        <w:t xml:space="preserve"> </w:t>
+      </w:r>
+      <w:r>
+        <w:t xml:space="preserve">(never the person’s</w:t>
+      </w:r>
+      <w:r>
+        <w:t xml:space="preserve"> </w:t>
+      </w:r>
+      <w:r>
+        <w:t xml:space="preserve">WhatsApp or web chat history). (3) Files older than the gateway’s 30 days are</w:t>
+      </w:r>
+      <w:r>
+        <w:t xml:space="preserve"> </w:t>
+      </w:r>
+      <w:r>
+        <w:rPr>
+          <w:b/>
+          <w:bCs/>
+        </w:rPr>
+        <w:t xml:space="preserve">fetched by the gateway from Halo and streamed from</w:t>
+      </w:r>
+      <w:r>
+        <w:rPr>
+          <w:b/>
+          <w:bCs/>
+        </w:rPr>
+        <w:t xml:space="preserve"> </w:t>
+      </w:r>
+      <w:r>
+        <w:rPr>
+          <w:rStyle w:val="VerbatimChar"/>
+          <w:b/>
+          <w:bCs/>
+        </w:rPr>
+        <w:t xml:space="preserve">chat.vircle.tech</w:t>
+      </w:r>
+      <w:r>
+        <w:t xml:space="preserve">, so the app only ever talks to one host.</w:t>
+      </w:r>
+    </w:p>
+    <w:p>
+      <w:pPr>
+        <w:pStyle w:val="BodyText"/>
+      </w:pPr>
+      <w:r>
+        <w:rPr>
+          <w:b/>
+          <w:bCs/>
+        </w:rPr>
+        <w:t xml:space="preserve">Behaviour: the same as WhatsApp.</w:t>
+      </w:r>
+    </w:p>
+    <w:p>
+      <w:pPr>
+        <w:pStyle w:val="Compact"/>
+        <w:numPr>
+          <w:ilvl w:val="0"/>
+          <w:numId w:val="1005"/>
+        </w:numPr>
+      </w:pPr>
+      <w:r>
+        <w:t xml:space="preserve">Opening the chat shows the newest messages at once (from the copy on the phone, then whatever has arrived).</w:t>
+      </w:r>
+    </w:p>
+    <w:p>
+      <w:pPr>
+        <w:pStyle w:val="Compact"/>
+        <w:numPr>
+          <w:ilvl w:val="0"/>
+          <w:numId w:val="1005"/>
+        </w:numPr>
+      </w:pPr>
+      <w:r>
+        <w:t xml:space="preserve">As the user scrolls up and gets near the top (about one and a half screens away), the screen asks for the next older page with</w:t>
+      </w:r>
+      <w:r>
+        <w:t xml:space="preserve"> </w:t>
+      </w:r>
+      <w:r>
+        <w:rPr>
+          <w:rStyle w:val="VerbatimChar"/>
+        </w:rPr>
+        <w:t xml:space="preserve">chat.loadOlder()</w:t>
+      </w:r>
+      <w:r>
+        <w:t xml:space="preserve">:</w:t>
+      </w:r>
+      <w:r>
+        <w:t xml:space="preserve"> </w:t>
+      </w:r>
+      <w:r>
+        <w:rPr>
+          <w:b/>
+          <w:bCs/>
+        </w:rPr>
+        <w:t xml:space="preserve">30 messages at a time, newest to oldest.</w:t>
+      </w:r>
+      <w:r>
+        <w:t xml:space="preserve"> </w:t>
+      </w:r>
+      <w:r>
+        <w:rPr>
+          <w:b/>
+          <w:bCs/>
+        </w:rPr>
+        <w:t xml:space="preserve">Halo is the source</w:t>
+      </w:r>
+      <w:r>
+        <w:t xml:space="preserve">: it keeps the whole conversation and serves</w:t>
+      </w:r>
+      <w:r>
+        <w:t xml:space="preserve"> </w:t>
+      </w:r>
+      <w:r>
+        <w:t xml:space="preserve">up to</w:t>
+      </w:r>
+      <w:r>
+        <w:t xml:space="preserve"> </w:t>
+      </w:r>
+      <w:r>
+        <w:rPr>
+          <w:b/>
+          <w:bCs/>
+        </w:rPr>
+        <w:t xml:space="preserve">90 days</w:t>
+      </w:r>
+      <w:r>
+        <w:t xml:space="preserve"> </w:t>
+      </w:r>
+      <w:r>
+        <w:t xml:space="preserve">back (a Halo setting per workspace, 90 by default). The gateway only passes the pages on.</w:t>
+      </w:r>
+    </w:p>
+    <w:p>
+      <w:pPr>
+        <w:pStyle w:val="Compact"/>
+        <w:numPr>
+          <w:ilvl w:val="0"/>
+          <w:numId w:val="1005"/>
+        </w:numPr>
+      </w:pPr>
+      <w:r>
+        <w:t xml:space="preserve">A short pause is normal. Show a small spinner row above the oldest message while a page loads. Do not block the screen, and</w:t>
+      </w:r>
+      <w:r>
+        <w:t xml:space="preserve"> </w:t>
+      </w:r>
+      <w:r>
+        <w:rPr>
+          <w:b/>
+          <w:bCs/>
+        </w:rPr>
+        <w:t xml:space="preserve">do</w:t>
+      </w:r>
+      <w:r>
+        <w:rPr>
+          <w:b/>
+          <w:bCs/>
+        </w:rPr>
+        <w:t xml:space="preserve"> </w:t>
+      </w:r>
+      <w:r>
+        <w:rPr>
+          <w:b/>
+          <w:bCs/>
+        </w:rPr>
+        <w:t xml:space="preserve">not move what the user is looking at</w:t>
+      </w:r>
+      <w:r>
+        <w:t xml:space="preserve">: when older messages are added above, keep the reading position (anchor on the first</w:t>
+      </w:r>
+      <w:r>
+        <w:t xml:space="preserve"> </w:t>
+      </w:r>
+      <w:r>
+        <w:t xml:space="preserve">visible message and restore its offset after the insert, or use the list component’s keep-scroll-position option).</w:t>
+      </w:r>
+    </w:p>
+    <w:p>
+      <w:pPr>
+        <w:pStyle w:val="Compact"/>
+        <w:numPr>
+          <w:ilvl w:val="0"/>
+          <w:numId w:val="1005"/>
+        </w:numPr>
+      </w:pPr>
+      <w:r>
+        <w:t xml:space="preserve">Ask for one page at a time (</w:t>
+      </w:r>
+      <w:r>
+        <w:rPr>
+          <w:rStyle w:val="VerbatimChar"/>
+        </w:rPr>
+        <w:t xml:space="preserve">loadingOlder</w:t>
+      </w:r>
+      <w:r>
+        <w:t xml:space="preserve"> </w:t>
+      </w:r>
+      <w:r>
+        <w:t xml:space="preserve">is true while one is out).</w:t>
+      </w:r>
+    </w:p>
+    <w:p>
+      <w:pPr>
+        <w:pStyle w:val="Compact"/>
+        <w:numPr>
+          <w:ilvl w:val="0"/>
+          <w:numId w:val="1005"/>
+        </w:numPr>
+      </w:pPr>
+      <w:r>
+        <w:t xml:space="preserve">When there is nothing more,</w:t>
+      </w:r>
+      <w:r>
+        <w:t xml:space="preserve"> </w:t>
+      </w:r>
+      <w:r>
+        <w:rPr>
+          <w:rStyle w:val="VerbatimChar"/>
+        </w:rPr>
+        <w:t xml:space="preserve">historyEnd</w:t>
+      </w:r>
+      <w:r>
+        <w:t xml:space="preserve"> </w:t>
+      </w:r>
+      <w:r>
+        <w:t xml:space="preserve">says why:</w:t>
+      </w:r>
+      <w:r>
+        <w:t xml:space="preserve"> </w:t>
+      </w:r>
+      <w:r>
+        <w:rPr>
+          <w:rStyle w:val="VerbatimChar"/>
+        </w:rPr>
+        <w:t xml:space="preserve">'start'</w:t>
+      </w:r>
+      <w:r>
+        <w:t xml:space="preserve"> </w:t>
+      </w:r>
+      <w:r>
+        <w:t xml:space="preserve">is the first message ever (a day divider, nothing else);</w:t>
+      </w:r>
+      <w:r>
+        <w:t xml:space="preserve"> </w:t>
+      </w:r>
+      <w:r>
+        <w:rPr>
+          <w:rStyle w:val="VerbatimChar"/>
+        </w:rPr>
+        <w:t xml:space="preserve">'window'</w:t>
+      </w:r>
+      <w:r>
+        <w:t xml:space="preserve"> </w:t>
+      </w:r>
+      <w:r>
+        <w:t xml:space="preserve">means older messages exist but are beyond the 90 days (a quiet line:</w:t>
+      </w:r>
+      <w:r>
+        <w:t xml:space="preserve"> </w:t>
+      </w:r>
+      <w:r>
+        <w:t xml:space="preserve">“Earlier messages are not shown”</w:t>
+      </w:r>
+      <w:r>
+        <w:t xml:space="preserve">);</w:t>
+      </w:r>
+      <w:r>
+        <w:t xml:space="preserve"> </w:t>
+      </w:r>
+      <w:r>
+        <w:rPr>
+          <w:rStyle w:val="VerbatimChar"/>
+        </w:rPr>
+        <w:t xml:space="preserve">'cleared'</w:t>
+      </w:r>
+      <w:r>
+        <w:t xml:space="preserve"> </w:t>
+      </w:r>
+      <w:r>
+        <w:t xml:space="preserve">means the user</w:t>
+      </w:r>
+      <w:r>
+        <w:t xml:space="preserve"> </w:t>
+      </w:r>
+      <w:r>
+        <w:t xml:space="preserve">cleared the chat on this phone (nothing is shown).</w:t>
+      </w:r>
+    </w:p>
+    <w:p>
+      <w:pPr>
+        <w:pStyle w:val="Compact"/>
+        <w:numPr>
+          <w:ilvl w:val="0"/>
+          <w:numId w:val="1005"/>
+        </w:numPr>
+      </w:pPr>
+      <w:r>
+        <w:t xml:space="preserve">If a page fails (</w:t>
+      </w:r>
+      <w:r>
+        <w:rPr>
+          <w:rStyle w:val="VerbatimChar"/>
+        </w:rPr>
+        <w:t xml:space="preserve">historyError</w:t>
+      </w:r>
+      <w:r>
+        <w:t xml:space="preserve">: Halo or the network is down) show a row</w:t>
+      </w:r>
+      <w:r>
+        <w:t xml:space="preserve"> </w:t>
+      </w:r>
+      <w:r>
+        <w:t xml:space="preserve">“Could not load earlier messages. Tap to try again”</w:t>
+      </w:r>
+      <w:r>
+        <w:t xml:space="preserve"> </w:t>
+      </w:r>
+      <w:r>
+        <w:t xml:space="preserve">that</w:t>
+      </w:r>
+      <w:r>
+        <w:t xml:space="preserve"> </w:t>
+      </w:r>
+      <w:r>
+        <w:t xml:space="preserve">calls</w:t>
+      </w:r>
+      <w:r>
+        <w:t xml:space="preserve"> </w:t>
+      </w:r>
+      <w:r>
+        <w:rPr>
+          <w:rStyle w:val="VerbatimChar"/>
+        </w:rPr>
+        <w:t xml:space="preserve">loadOlder()</w:t>
+      </w:r>
+      <w:r>
+        <w:t xml:space="preserve"> </w:t>
+      </w:r>
+      <w:r>
+        <w:t xml:space="preserve">again. Never retry in a loop.</w:t>
+      </w:r>
+    </w:p>
+    <w:p>
+      <w:pPr>
+        <w:pStyle w:val="FirstParagraph"/>
+      </w:pPr>
+      <w:r>
+        <w:rPr>
+          <w:b/>
+          <w:bCs/>
+        </w:rPr>
+        <w:t xml:space="preserve">The copy on the phone.</w:t>
+      </w:r>
+    </w:p>
+    <w:p>
+      <w:pPr>
+        <w:pStyle w:val="Compact"/>
+        <w:numPr>
+          <w:ilvl w:val="0"/>
+          <w:numId w:val="1006"/>
+        </w:numPr>
+      </w:pPr>
+      <w:r>
+        <w:t xml:space="preserve">Every message the library receives, and every older page it loads, is</w:t>
+      </w:r>
+      <w:r>
+        <w:t xml:space="preserve"> </w:t>
+      </w:r>
+      <w:r>
+        <w:rPr>
+          <w:b/>
+          <w:bCs/>
+        </w:rPr>
+        <w:t xml:space="preserve">kept on the phone</w:t>
+      </w:r>
+      <w:r>
+        <w:t xml:space="preserve"> </w:t>
+      </w:r>
+      <w:r>
+        <w:t xml:space="preserve">and shown again at once next time,</w:t>
+      </w:r>
+      <w:r>
+        <w:t xml:space="preserve"> </w:t>
+      </w:r>
+      <w:r>
+        <w:t xml:space="preserve">with no network. Scrolling through what the phone already holds downloads nothing; only scrolling past it asks Halo.</w:t>
+      </w:r>
+    </w:p>
+    <w:p>
+      <w:pPr>
+        <w:pStyle w:val="Compact"/>
+        <w:numPr>
+          <w:ilvl w:val="0"/>
+          <w:numId w:val="1006"/>
+        </w:numPr>
+      </w:pPr>
+      <w:r>
+        <w:t xml:space="preserve">It stays until the user chooses</w:t>
+      </w:r>
+      <w:r>
+        <w:t xml:space="preserve"> </w:t>
+      </w:r>
+      <w:r>
+        <w:rPr>
+          <w:b/>
+          <w:bCs/>
+        </w:rPr>
+        <w:t xml:space="preserve">Clear chat</w:t>
+      </w:r>
+      <w:r>
+        <w:t xml:space="preserve"> </w:t>
+      </w:r>
+      <w:r>
+        <w:t xml:space="preserve">(below) or the app is uninstalled. App updates, restarts, being offline and a</w:t>
+      </w:r>
+      <w:r>
+        <w:t xml:space="preserve"> </w:t>
+      </w:r>
+      <w:r>
+        <w:t xml:space="preserve">changed network do not remove it. Signing out removes it too (decision D4, section 16).</w:t>
+      </w:r>
+    </w:p>
+    <w:p>
+      <w:pPr>
+        <w:pStyle w:val="Compact"/>
+        <w:numPr>
+          <w:ilvl w:val="0"/>
+          <w:numId w:val="1006"/>
+        </w:numPr>
+      </w:pPr>
+      <w:r>
+        <w:t xml:space="preserve">Thousands of messages over 90 days do not fit in preferences or</w:t>
+      </w:r>
+      <w:r>
+        <w:t xml:space="preserve"> </w:t>
+      </w:r>
+      <w:r>
+        <w:rPr>
+          <w:rStyle w:val="VerbatimChar"/>
+        </w:rPr>
+        <w:t xml:space="preserve">localStorage</w:t>
+      </w:r>
+      <w:r>
+        <w:t xml:space="preserve">: keep the copy in a database (section 13.2).</w:t>
+      </w:r>
+    </w:p>
+    <w:p>
+      <w:pPr>
+        <w:pStyle w:val="Compact"/>
+        <w:numPr>
+          <w:ilvl w:val="0"/>
+          <w:numId w:val="1006"/>
+        </w:numPr>
+      </w:pPr>
+      <w:r>
+        <w:rPr>
+          <w:b/>
+          <w:bCs/>
+        </w:rPr>
+        <w:t xml:space="preserve">Photos, voice notes and other files</w:t>
+      </w:r>
+      <w:r>
+        <w:t xml:space="preserve"> </w:t>
+      </w:r>
+      <w:r>
+        <w:t xml:space="preserve">(decision D5, owner, 21 October 2026: saved on the phone,</w:t>
+      </w:r>
+      <w:r>
+        <w:t xml:space="preserve"> </w:t>
+      </w:r>
+      <w:r>
+        <w:t xml:space="preserve">“in gallery”</w:t>
+      </w:r>
+      <w:r>
+        <w:t xml:space="preserve">,</w:t>
+      </w:r>
+      <w:r>
+        <w:t xml:space="preserve"> </w:t>
+      </w:r>
+      <w:r>
+        <w:rPr>
+          <w:b/>
+          <w:bCs/>
+        </w:rPr>
+        <w:t xml:space="preserve">200 MB cap</w:t>
+      </w:r>
+      <w:r>
+        <w:t xml:space="preserve">).</w:t>
+      </w:r>
+      <w:r>
+        <w:t xml:space="preserve"> </w:t>
+      </w:r>
+      <w:r>
+        <w:t xml:space="preserve">The library keeps only links, which expire, so the app saves the file itself the first time it is opened (task 14):</w:t>
+      </w:r>
+    </w:p>
+    <w:p>
+      <w:pPr>
+        <w:pStyle w:val="Compact"/>
+        <w:numPr>
+          <w:ilvl w:val="1"/>
+          <w:numId w:val="1007"/>
+        </w:numPr>
+      </w:pPr>
+      <w:r>
+        <w:rPr>
+          <w:b/>
+          <w:bCs/>
+        </w:rPr>
+        <w:t xml:space="preserve">The app’s own file cache</w:t>
+      </w:r>
+      <w:r>
+        <w:t xml:space="preserve"> </w:t>
+      </w:r>
+      <w:r>
+        <w:t xml:space="preserve">holds photos, voice notes, and videos and documents once opened, so old messages show with no</w:t>
+      </w:r>
+      <w:r>
+        <w:t xml:space="preserve"> </w:t>
+      </w:r>
+      <w:r>
+        <w:t xml:space="preserve">network. It is capped at</w:t>
+      </w:r>
+      <w:r>
+        <w:t xml:space="preserve"> </w:t>
+      </w:r>
+      <w:r>
+        <w:rPr>
+          <w:b/>
+          <w:bCs/>
+        </w:rPr>
+        <w:t xml:space="preserve">200 MB</w:t>
+      </w:r>
+      <w:r>
+        <w:t xml:space="preserve">, oldest out first, and</w:t>
+      </w:r>
+      <w:r>
+        <w:t xml:space="preserve"> </w:t>
+      </w:r>
+      <w:r>
+        <w:rPr>
+          <w:b/>
+          <w:bCs/>
+        </w:rPr>
+        <w:t xml:space="preserve">Clear chat and sign-out delete it all.</w:t>
+      </w:r>
+    </w:p>
+    <w:p>
+      <w:pPr>
+        <w:pStyle w:val="Compact"/>
+        <w:numPr>
+          <w:ilvl w:val="1"/>
+          <w:numId w:val="1007"/>
+        </w:numPr>
+      </w:pPr>
+      <w:r>
+        <w:rPr>
+          <w:b/>
+          <w:bCs/>
+        </w:rPr>
+        <w:t xml:space="preserve">The phone’s photo gallery</w:t>
+      </w:r>
+      <w:r>
+        <w:t xml:space="preserve"> </w:t>
+      </w:r>
+      <w:r>
+        <w:t xml:space="preserve">gets a photo or video when the person taps</w:t>
+      </w:r>
+      <w:r>
+        <w:t xml:space="preserve"> </w:t>
+      </w:r>
+      <w:r>
+        <w:rPr>
+          <w:b/>
+          <w:bCs/>
+        </w:rPr>
+        <w:t xml:space="preserve">Save to gallery</w:t>
+      </w:r>
+      <w:r>
+        <w:t xml:space="preserve"> </w:t>
+      </w:r>
+      <w:r>
+        <w:t xml:space="preserve">on it (the viewer’s menu); on iOS</w:t>
+      </w:r>
+      <w:r>
+        <w:t xml:space="preserve"> </w:t>
+      </w:r>
+      <w:r>
+        <w:t xml:space="preserve">this uses the photo library</w:t>
+      </w:r>
+      <w:r>
+        <w:t xml:space="preserve"> </w:t>
+      </w:r>
+      <w:r>
+        <w:t xml:space="preserve">“add only”</w:t>
+      </w:r>
+      <w:r>
+        <w:t xml:space="preserve"> </w:t>
+      </w:r>
+      <w:r>
+        <w:t xml:space="preserve">permission, on Android the media store. Voice notes and documents are not gallery items:</w:t>
+      </w:r>
+      <w:r>
+        <w:t xml:space="preserve"> </w:t>
+      </w:r>
+      <w:r>
+        <w:t xml:space="preserve">they stay in the app cache, and the viewer’s share sheet can send them to Files or another app.</w:t>
+      </w:r>
+    </w:p>
+    <w:p>
+      <w:pPr>
+        <w:pStyle w:val="Compact"/>
+        <w:numPr>
+          <w:ilvl w:val="1"/>
+          <w:numId w:val="1007"/>
+        </w:numPr>
+      </w:pPr>
+      <w:r>
+        <w:rPr>
+          <w:b/>
+          <w:bCs/>
+        </w:rPr>
+        <w:t xml:space="preserve">A copy in the gallery belongs to the person, not to the chat</w:t>
+      </w:r>
+      <w:r>
+        <w:t xml:space="preserve">: it is not counted in the 200 MB, and Clear chat and sign-out</w:t>
+      </w:r>
+      <w:r>
+        <w:t xml:space="preserve"> </w:t>
+      </w:r>
+      <w:r>
+        <w:t xml:space="preserve">cannot remove it. Customer-care chats can carry ID cards and receipts, and the gallery can be backed up to the cloud, so saving</w:t>
+      </w:r>
+      <w:r>
+        <w:t xml:space="preserve"> </w:t>
+      </w:r>
+      <w:r>
+        <w:t xml:space="preserve">is</w:t>
+      </w:r>
+      <w:r>
+        <w:t xml:space="preserve"> </w:t>
+      </w:r>
+      <w:r>
+        <w:rPr>
+          <w:b/>
+          <w:bCs/>
+        </w:rPr>
+        <w:t xml:space="preserve">on tap, never automatic</w:t>
+      </w:r>
+      <w:r>
+        <w:t xml:space="preserve"> </w:t>
+      </w:r>
+      <w:r>
+        <w:t xml:space="preserve">(owner’s decision, 21 October 2026).</w:t>
+      </w:r>
+    </w:p>
+    <w:p>
+      <w:pPr>
+        <w:pStyle w:val="FirstParagraph"/>
+      </w:pPr>
+      <w:r>
+        <w:rPr>
+          <w:b/>
+          <w:bCs/>
+        </w:rPr>
+        <w:t xml:space="preserve">Clear chat.</w:t>
+      </w:r>
+    </w:p>
+    <w:p>
+      <w:pPr>
+        <w:pStyle w:val="Compact"/>
+        <w:numPr>
+          <w:ilvl w:val="0"/>
+          <w:numId w:val="1008"/>
+        </w:numPr>
+      </w:pPr>
+      <w:r>
+        <w:t xml:space="preserve">Where: the overflow menu (three dots) of the chat screen,</w:t>
+      </w:r>
+      <w:r>
+        <w:t xml:space="preserve"> </w:t>
+      </w:r>
+      <w:r>
+        <w:rPr>
+          <w:b/>
+          <w:bCs/>
+        </w:rPr>
+        <w:t xml:space="preserve">Clear chat</w:t>
+      </w:r>
+      <w:r>
+        <w:t xml:space="preserve">, as WhatsApp.</w:t>
+      </w:r>
+    </w:p>
+    <w:p>
+      <w:pPr>
+        <w:pStyle w:val="Compact"/>
+        <w:numPr>
+          <w:ilvl w:val="0"/>
+          <w:numId w:val="1008"/>
+        </w:numPr>
+      </w:pPr>
+      <w:r>
+        <w:t xml:space="preserve">It asks first:</w:t>
+      </w:r>
+      <w:r>
+        <w:t xml:space="preserve"> </w:t>
+      </w:r>
+      <w:r>
+        <w:t xml:space="preserve">“Clear this chat? This removes the messages and files from this phone only. Support keeps the conversation.</w:t>
+      </w:r>
+      <w:r>
+        <w:t xml:space="preserve"> </w:t>
+      </w:r>
+      <w:r>
+        <w:t xml:space="preserve">Messages from before now will not be shown again on this phone.”</w:t>
+      </w:r>
+      <w:r>
+        <w:t xml:space="preserve"> </w:t>
+      </w:r>
+      <w:r>
+        <w:t xml:space="preserve">Buttons: Cancel, Clear chat.</w:t>
+      </w:r>
+    </w:p>
+    <w:p>
+      <w:pPr>
+        <w:pStyle w:val="Compact"/>
+        <w:numPr>
+          <w:ilvl w:val="0"/>
+          <w:numId w:val="1008"/>
+        </w:numPr>
+      </w:pPr>
+      <w:r>
+        <w:rPr>
+          <w:rStyle w:val="VerbatimChar"/>
+        </w:rPr>
+        <w:t xml:space="preserve">await chat.clearChat()</w:t>
+      </w:r>
+      <w:r>
+        <w:t xml:space="preserve"> </w:t>
+      </w:r>
+      <w:r>
+        <w:t xml:space="preserve">removes every cached message; the app deletes its saved files. The library keeps a</w:t>
+      </w:r>
+      <w:r>
+        <w:t xml:space="preserve"> </w:t>
+      </w:r>
+      <w:r>
+        <w:rPr>
+          <w:b/>
+          <w:bCs/>
+        </w:rPr>
+        <w:t xml:space="preserve">cleared-before</w:t>
+      </w:r>
+      <w:r>
+        <w:rPr>
+          <w:b/>
+          <w:bCs/>
+        </w:rPr>
+        <w:t xml:space="preserve"> </w:t>
+      </w:r>
+      <w:r>
+        <w:rPr>
+          <w:b/>
+          <w:bCs/>
+        </w:rPr>
+        <w:t xml:space="preserve">marker</w:t>
+      </w:r>
+      <w:r>
+        <w:t xml:space="preserve"> </w:t>
+      </w:r>
+      <w:r>
+        <w:t xml:space="preserve">(the gateway’s time at that moment):</w:t>
+      </w:r>
+      <w:r>
+        <w:t xml:space="preserve"> </w:t>
+      </w:r>
+      <w:r>
+        <w:rPr>
+          <w:rStyle w:val="VerbatimChar"/>
+        </w:rPr>
+        <w:t xml:space="preserve">loadOlder()</w:t>
+      </w:r>
+      <w:r>
+        <w:t xml:space="preserve"> </w:t>
+      </w:r>
+      <w:r>
+        <w:t xml:space="preserve">never goes past it, so cleared history does not come back by scrolling.</w:t>
+      </w:r>
+      <w:r>
+        <w:t xml:space="preserve"> </w:t>
+      </w:r>
+      <w:r>
+        <w:t xml:space="preserve">New messages after it appear as normal. Messages still waiting to be sent are kept and still sent.</w:t>
+      </w:r>
+    </w:p>
+    <w:p>
+      <w:pPr>
+        <w:pStyle w:val="Compact"/>
+        <w:numPr>
+          <w:ilvl w:val="0"/>
+          <w:numId w:val="1008"/>
+        </w:numPr>
+      </w:pPr>
+      <w:r>
+        <w:t xml:space="preserve">It is</w:t>
+      </w:r>
+      <w:r>
+        <w:t xml:space="preserve"> </w:t>
+      </w:r>
+      <w:r>
+        <w:rPr>
+          <w:b/>
+          <w:bCs/>
+        </w:rPr>
+        <w:t xml:space="preserve">local.</w:t>
+      </w:r>
+      <w:r>
+        <w:t xml:space="preserve"> </w:t>
+      </w:r>
+      <w:r>
+        <w:t xml:space="preserve">Agents in Halo still see everything. The marker lives on the phone, so a reinstall or a new phone shows the last</w:t>
+      </w:r>
+      <w:r>
+        <w:t xml:space="preserve"> </w:t>
+      </w:r>
+      <w:r>
+        <w:t xml:space="preserve">90 days again. If product wording must promise otherwise, that needs a marker kept by Halo, which is not in this scope.</w:t>
+      </w:r>
+    </w:p>
+    <w:p>
+      <w:pPr>
+        <w:pStyle w:val="Compact"/>
+        <w:numPr>
+          <w:ilvl w:val="0"/>
+          <w:numId w:val="1008"/>
+        </w:numPr>
+      </w:pPr>
+      <w:r>
+        <w:t xml:space="preserve">Not the same as</w:t>
+      </w:r>
+      <w:r>
+        <w:t xml:space="preserve"> </w:t>
+      </w:r>
+      <w:r>
+        <w:rPr>
+          <w:rStyle w:val="VerbatimChar"/>
+        </w:rPr>
+        <w:t xml:space="preserve">clearLocal()</w:t>
+      </w:r>
+      <w:r>
+        <w:t xml:space="preserve"> </w:t>
+      </w:r>
+      <w:r>
+        <w:t xml:space="preserve">(sign-out), which also forgets the marker.</w:t>
+      </w:r>
+    </w:p>
+    <w:p>
+      <w:pPr>
+        <w:pStyle w:val="Compact"/>
+        <w:numPr>
+          <w:ilvl w:val="0"/>
+          <w:numId w:val="1008"/>
+        </w:numPr>
+      </w:pPr>
+      <w:r>
+        <w:t xml:space="preserve">Photos the person saved to the phone’s gallery are theirs and stay; the app cannot and should not remove them.</w:t>
+      </w:r>
+    </w:p>
+    <w:p>
+      <w:pPr>
+        <w:pStyle w:val="FirstParagraph"/>
+      </w:pPr>
+      <w:r>
+        <w:rPr>
+          <w:b/>
+          <w:bCs/>
+        </w:rPr>
+        <w:t xml:space="preserve">What an older page contains.</w:t>
+      </w:r>
+      <w:r>
+        <w:t xml:space="preserve"> </w:t>
+      </w:r>
+      <w:r>
+        <w:t xml:space="preserve">Only what the person could see: their own messages and the replies sent to them, with text,</w:t>
+      </w:r>
+      <w:r>
+        <w:t xml:space="preserve"> </w:t>
+      </w:r>
+      <w:r>
+        <w:t xml:space="preserve">files, quotes and ticks as Halo holds them.</w:t>
+      </w:r>
+      <w:r>
+        <w:t xml:space="preserve"> </w:t>
+      </w:r>
+      <w:r>
+        <w:rPr>
+          <w:b/>
+          <w:bCs/>
+        </w:rPr>
+        <w:t xml:space="preserve">Never</w:t>
+      </w:r>
+      <w:r>
+        <w:t xml:space="preserve"> </w:t>
+      </w:r>
+      <w:r>
+        <w:t xml:space="preserve">internal notes, assignments, or messages that failed to send. The fields are</w:t>
+      </w:r>
+      <w:r>
+        <w:t xml:space="preserve"> </w:t>
+      </w:r>
+      <w:r>
+        <w:t xml:space="preserve">the same as for a live message (</w:t>
+      </w:r>
+      <w:r>
+        <w:rPr>
+          <w:rStyle w:val="VerbatimChar"/>
+        </w:rPr>
+        <w:t xml:space="preserve">kind</w:t>
+      </w:r>
+      <w:r>
+        <w:t xml:space="preserve">,</w:t>
+      </w:r>
+      <w:r>
+        <w:t xml:space="preserve"> </w:t>
+      </w:r>
+      <w:r>
+        <w:rPr>
+          <w:rStyle w:val="VerbatimChar"/>
+        </w:rPr>
+        <w:t xml:space="preserve">media</w:t>
+      </w:r>
+      <w:r>
+        <w:t xml:space="preserve">,</w:t>
+      </w:r>
+      <w:r>
+        <w:t xml:space="preserve"> </w:t>
+      </w:r>
+      <w:r>
+        <w:rPr>
+          <w:rStyle w:val="VerbatimChar"/>
+        </w:rPr>
+        <w:t xml:space="preserve">replyTo</w:t>
+      </w:r>
+      <w:r>
+        <w:t xml:space="preserve">,</w:t>
+      </w:r>
+      <w:r>
+        <w:t xml:space="preserve"> </w:t>
+      </w:r>
+      <w:r>
+        <w:rPr>
+          <w:rStyle w:val="VerbatimChar"/>
+        </w:rPr>
+        <w:t xml:space="preserve">status</w:t>
+      </w:r>
+      <w:r>
+        <w:t xml:space="preserve">); an old message has no</w:t>
+      </w:r>
+      <w:r>
+        <w:t xml:space="preserve"> </w:t>
+      </w:r>
+      <w:r>
+        <w:rPr>
+          <w:rStyle w:val="VerbatimChar"/>
+        </w:rPr>
+        <w:t xml:space="preserve">seq</w:t>
+      </w:r>
+      <w:r>
+        <w:t xml:space="preserve">. Messages are ordered by time and</w:t>
+      </w:r>
+      <w:r>
+        <w:t xml:space="preserve"> </w:t>
+      </w:r>
+      <w:r>
+        <w:t xml:space="preserve">the library removes duplicates by</w:t>
+      </w:r>
+      <w:r>
+        <w:t xml:space="preserve"> </w:t>
+      </w:r>
+      <w:r>
+        <w:rPr>
+          <w:rStyle w:val="VerbatimChar"/>
+        </w:rPr>
+        <w:t xml:space="preserve">id</w:t>
+      </w:r>
+      <w:r>
+        <w:t xml:space="preserve">. Older messages are never counted as unread and never produce a</w:t>
+      </w:r>
+      <w:r>
+        <w:t xml:space="preserve"> </w:t>
+      </w:r>
+      <w:r>
+        <w:t xml:space="preserve">“delivered”</w:t>
+      </w:r>
+      <w:r>
+        <w:t xml:space="preserve"> </w:t>
+      </w:r>
+      <w:r>
+        <w:t xml:space="preserve">receipt.</w:t>
+      </w:r>
+    </w:p>
+    <w:p>
+      <w:pPr>
+        <w:pStyle w:val="BodyText"/>
+      </w:pPr>
+      <w:r>
+        <w:rPr>
+          <w:b/>
+          <w:bCs/>
+        </w:rPr>
+        <w:t xml:space="preserve">Snapshot additions in 1.1.0:</w:t>
+      </w:r>
+      <w:r>
+        <w:t xml:space="preserve"> </w:t>
+      </w:r>
+      <w:r>
+        <w:rPr>
+          <w:rStyle w:val="VerbatimChar"/>
+        </w:rPr>
+        <w:t xml:space="preserve">hasOlder</w:t>
+      </w:r>
+      <w:r>
+        <w:t xml:space="preserve">,</w:t>
+      </w:r>
+      <w:r>
+        <w:t xml:space="preserve"> </w:t>
+      </w:r>
+      <w:r>
+        <w:rPr>
+          <w:rStyle w:val="VerbatimChar"/>
+        </w:rPr>
+        <w:t xml:space="preserve">loadingOlder</w:t>
+      </w:r>
+      <w:r>
+        <w:t xml:space="preserve">,</w:t>
+      </w:r>
+      <w:r>
+        <w:t xml:space="preserve"> </w:t>
+      </w:r>
+      <w:r>
+        <w:rPr>
+          <w:rStyle w:val="VerbatimChar"/>
+        </w:rPr>
+        <w:t xml:space="preserve">historyEnd</w:t>
+      </w:r>
+      <w:r>
+        <w:t xml:space="preserve"> </w:t>
+      </w:r>
+      <w:r>
+        <w:t xml:space="preserve">(</w:t>
+      </w:r>
+      <w:r>
+        <w:rPr>
+          <w:rStyle w:val="VerbatimChar"/>
+        </w:rPr>
+        <w:t xml:space="preserve">null</w:t>
+      </w:r>
+      <w:r>
+        <w:t xml:space="preserve">,</w:t>
+      </w:r>
+      <w:r>
+        <w:t xml:space="preserve"> </w:t>
+      </w:r>
+      <w:r>
+        <w:rPr>
+          <w:rStyle w:val="VerbatimChar"/>
+        </w:rPr>
+        <w:t xml:space="preserve">'start'</w:t>
+      </w:r>
+      <w:r>
+        <w:t xml:space="preserve">,</w:t>
+      </w:r>
+      <w:r>
+        <w:t xml:space="preserve"> </w:t>
+      </w:r>
+      <w:r>
+        <w:rPr>
+          <w:rStyle w:val="VerbatimChar"/>
+        </w:rPr>
+        <w:t xml:space="preserve">'window'</w:t>
+      </w:r>
+      <w:r>
+        <w:t xml:space="preserve">,</w:t>
+      </w:r>
+      <w:r>
+        <w:t xml:space="preserve"> </w:t>
+      </w:r>
+      <w:r>
+        <w:rPr>
+          <w:rStyle w:val="VerbatimChar"/>
+        </w:rPr>
+        <w:t xml:space="preserve">'cleared'</w:t>
+      </w:r>
+      <w:r>
+        <w:t xml:space="preserve">),</w:t>
+      </w:r>
+      <w:r>
+        <w:t xml:space="preserve"> </w:t>
+      </w:r>
+      <w:r>
+        <w:rPr>
+          <w:rStyle w:val="VerbatimChar"/>
+        </w:rPr>
+        <w:t xml:space="preserve">historyError</w:t>
+      </w:r>
+      <w:r>
+        <w:t xml:space="preserve">.</w:t>
+      </w:r>
+    </w:p>
     <w:bookmarkEnd w:id="25"/>
-    <w:bookmarkStart w:id="31" w:name="X9c6737ecf8086a7432a8a4109beba42289e29e6"/>
+    <w:bookmarkStart w:id="44" w:name="reference-screens"/>
     <w:p>
       <w:pPr>
+        <w:pStyle w:val="Heading2"/>
+      </w:pPr>
+      <w:r>
+        <w:t xml:space="preserve">7.8 Reference screens</w:t>
+      </w:r>
+    </w:p>
+    <w:p>
+      <w:pPr>
+        <w:pStyle w:val="FirstParagraph"/>
+      </w:pPr>
+      <w:r>
+        <w:t xml:space="preserve">These seven pictures are the</w:t>
+      </w:r>
+      <w:r>
+        <w:t xml:space="preserve"> </w:t>
+      </w:r>
+      <w:r>
+        <w:rPr>
+          <w:b/>
+          <w:bCs/>
+        </w:rPr>
+        <w:t xml:space="preserve">simulator</w:t>
+      </w:r>
+      <w:r>
+        <w:t xml:space="preserve"> </w:t>
+      </w:r>
+      <w:r>
+        <w:t xml:space="preserve">(section 14) running the real library, taken on a computer. They show</w:t>
+      </w:r>
+      <w:r>
+        <w:t xml:space="preserve"> </w:t>
+      </w:r>
+      <w:r>
+        <w:rPr>
+          <w:b/>
+          <w:bCs/>
+        </w:rPr>
+        <w:t xml:space="preserve">behaviour and</w:t>
+      </w:r>
+      <w:r>
+        <w:rPr>
+          <w:b/>
+          <w:bCs/>
+        </w:rPr>
+        <w:t xml:space="preserve"> </w:t>
+      </w:r>
+      <w:r>
+        <w:rPr>
+          <w:b/>
+          <w:bCs/>
+        </w:rPr>
+        <w:t xml:space="preserve">structure</w:t>
+      </w:r>
+      <w:r>
+        <w:t xml:space="preserve">: what appears, where, in which order.</w:t>
+      </w:r>
+      <w:r>
+        <w:t xml:space="preserve"> </w:t>
+      </w:r>
+      <w:r>
+        <w:rPr>
+          <w:b/>
+          <w:bCs/>
+        </w:rPr>
+        <w:t xml:space="preserve">They are not the visual design</w:t>
+      </w:r>
+      <w:r>
+        <w:t xml:space="preserve">: colours, fonts, icons, spacing and the Vircle</w:t>
+      </w:r>
+      <w:r>
+        <w:t xml:space="preserve"> </w:t>
+      </w:r>
+      <w:r>
+        <w:t xml:space="preserve">look come from Vircle design (task 2). The simulator has a dark theme only; the app needs both themes (section 7.6).</w:t>
+      </w:r>
+    </w:p>
+    <w:p>
+      <w:pPr>
+        <w:pStyle w:val="CaptionedFigure"/>
+      </w:pPr>
+      <w:r>
+        <w:drawing>
+          <wp:inline>
+            <wp:extent cx="2194560" cy="3234088"/>
+            <wp:effectExtent b="0" l="0" r="0" t="0"/>
+            <wp:docPr descr="A conversation: the customer’s messages on the right with two blue ticks once an agent has read them (“read”), support’s on the left with the sender name, a time and a reply link under each message. Composer at the bottom: emoji button, + button, text field, Send." title="" id="27" name="Picture"/>
+            <a:graphic>
+              <a:graphicData uri="http://schemas.openxmlformats.org/drawingml/2006/picture">
+                <pic:pic>
+                  <pic:nvPicPr>
+                    <pic:cNvPr descr="app-kit/screens/01-conversation.png" id="28" name="Picture"/>
+                    <pic:cNvPicPr>
+                      <a:picLocks noChangeArrowheads="1" noChangeAspect="1"/>
+                    </pic:cNvPicPr>
+                  </pic:nvPicPr>
+                  <pic:blipFill>
+                    <a:blip r:embed="rId26"/>
+                    <a:stretch>
+                      <a:fillRect/>
+                    </a:stretch>
+                  </pic:blipFill>
+                  <pic:spPr bwMode="auto">
+                    <a:xfrm>
+                      <a:off x="0" y="0"/>
+                      <a:ext cx="2194560" cy="3234088"/>
+                    </a:xfrm>
+                    <a:prstGeom prst="rect">
+                      <a:avLst/>
+                    </a:prstGeom>
+                    <a:noFill/>
+                    <a:ln w="9525">
+                      <a:noFill/>
+                      <a:headEnd/>
+                      <a:tailEnd/>
+                    </a:ln>
+                  </pic:spPr>
+                </pic:pic>
+              </a:graphicData>
+            </a:graphic>
+          </wp:inline>
+        </w:drawing>
+      </w:r>
+    </w:p>
+    <w:p>
+      <w:pPr>
+        <w:pStyle w:val="ImageCaption"/>
+      </w:pPr>
+      <w:r>
+        <w:t xml:space="preserve">A conversation: the customer’s messages on the right with two blue ticks once an agent has read them (</w:t>
+      </w:r>
+      <w:r>
+        <w:t xml:space="preserve">“read”</w:t>
+      </w:r>
+      <w:r>
+        <w:t xml:space="preserve">), support’s on the left with the sender name, a time and a reply link under each message. Composer at the bottom: emoji button, + button, text field, Send.</w:t>
+      </w:r>
+    </w:p>
+    <w:p>
+      <w:pPr>
+        <w:pStyle w:val="CaptionedFigure"/>
+      </w:pPr>
+      <w:r>
+        <w:drawing>
+          <wp:inline>
+            <wp:extent cx="2194560" cy="3234088"/>
+            <wp:effectExtent b="0" l="0" r="0" t="0"/>
+            <wp:docPr descr="The attach menu opened by the + button: Document, Photos &amp; videos, Camera, Audio. (The grey note under the entries belongs to the simulator, not to the app.)" title="" id="30" name="Picture"/>
+            <a:graphic>
+              <a:graphicData uri="http://schemas.openxmlformats.org/drawingml/2006/picture">
+                <pic:pic>
+                  <pic:nvPicPr>
+                    <pic:cNvPr descr="app-kit/screens/02-attach-menu.png" id="31" name="Picture"/>
+                    <pic:cNvPicPr>
+                      <a:picLocks noChangeArrowheads="1" noChangeAspect="1"/>
+                    </pic:cNvPicPr>
+                  </pic:nvPicPr>
+                  <pic:blipFill>
+                    <a:blip r:embed="rId29"/>
+                    <a:stretch>
+                      <a:fillRect/>
+                    </a:stretch>
+                  </pic:blipFill>
+                  <pic:spPr bwMode="auto">
+                    <a:xfrm>
+                      <a:off x="0" y="0"/>
+                      <a:ext cx="2194560" cy="3234088"/>
+                    </a:xfrm>
+                    <a:prstGeom prst="rect">
+                      <a:avLst/>
+                    </a:prstGeom>
+                    <a:noFill/>
+                    <a:ln w="9525">
+                      <a:noFill/>
+                      <a:headEnd/>
+                      <a:tailEnd/>
+                    </a:ln>
+                  </pic:spPr>
+                </pic:pic>
+              </a:graphicData>
+            </a:graphic>
+          </wp:inline>
+        </w:drawing>
+      </w:r>
+    </w:p>
+    <w:p>
+      <w:pPr>
+        <w:pStyle w:val="ImageCaption"/>
+      </w:pPr>
+      <w:r>
+        <w:t xml:space="preserve">The attach menu opened by the + button: Document, Photos &amp; videos, Camera, Audio. (The grey note under the entries belongs to the simulator, not to the app.)</w:t>
+      </w:r>
+    </w:p>
+    <w:p>
+      <w:pPr>
+        <w:pStyle w:val="CaptionedFigure"/>
+      </w:pPr>
+      <w:r>
+        <w:drawing>
+          <wp:inline>
+            <wp:extent cx="2194560" cy="3234088"/>
+            <wp:effectExtent b="0" l="0" r="0" t="0"/>
+            <wp:docPr descr="The emoji picker over the chat: a search box, category tabs, a grid. Tapping an emoji puts it at the cursor and keeps the picker open." title="" id="33" name="Picture"/>
+            <a:graphic>
+              <a:graphicData uri="http://schemas.openxmlformats.org/drawingml/2006/picture">
+                <pic:pic>
+                  <pic:nvPicPr>
+                    <pic:cNvPr descr="app-kit/screens/03-emoji-picker.png" id="34" name="Picture"/>
+                    <pic:cNvPicPr>
+                      <a:picLocks noChangeArrowheads="1" noChangeAspect="1"/>
+                    </pic:cNvPicPr>
+                  </pic:nvPicPr>
+                  <pic:blipFill>
+                    <a:blip r:embed="rId32"/>
+                    <a:stretch>
+                      <a:fillRect/>
+                    </a:stretch>
+                  </pic:blipFill>
+                  <pic:spPr bwMode="auto">
+                    <a:xfrm>
+                      <a:off x="0" y="0"/>
+                      <a:ext cx="2194560" cy="3234088"/>
+                    </a:xfrm>
+                    <a:prstGeom prst="rect">
+                      <a:avLst/>
+                    </a:prstGeom>
+                    <a:noFill/>
+                    <a:ln w="9525">
+                      <a:noFill/>
+                      <a:headEnd/>
+                      <a:tailEnd/>
+                    </a:ln>
+                  </pic:spPr>
+                </pic:pic>
+              </a:graphicData>
+            </a:graphic>
+          </wp:inline>
+        </w:drawing>
+      </w:r>
+    </w:p>
+    <w:p>
+      <w:pPr>
+        <w:pStyle w:val="ImageCaption"/>
+      </w:pPr>
+      <w:r>
+        <w:t xml:space="preserve">The emoji picker over the chat: a search box, category tabs, a grid. Tapping an emoji puts it at the cursor and keeps the picker open.</w:t>
+      </w:r>
+    </w:p>
+    <w:p>
+      <w:pPr>
+        <w:pStyle w:val="CaptionedFigure"/>
+      </w:pPr>
+      <w:r>
+        <w:drawing>
+          <wp:inline>
+            <wp:extent cx="2194560" cy="3234088"/>
+            <wp:effectExtent b="0" l="0" r="0" t="0"/>
+            <wp:docPr descr="A reply: the quoted message sits inside the bubble, sender first (“Support” or “You”), then a one-line preview." title="" id="36" name="Picture"/>
+            <a:graphic>
+              <a:graphicData uri="http://schemas.openxmlformats.org/drawingml/2006/picture">
+                <pic:pic>
+                  <pic:nvPicPr>
+                    <pic:cNvPr descr="app-kit/screens/05-reply-quote.png" id="37" name="Picture"/>
+                    <pic:cNvPicPr>
+                      <a:picLocks noChangeArrowheads="1" noChangeAspect="1"/>
+                    </pic:cNvPicPr>
+                  </pic:nvPicPr>
+                  <pic:blipFill>
+                    <a:blip r:embed="rId35"/>
+                    <a:stretch>
+                      <a:fillRect/>
+                    </a:stretch>
+                  </pic:blipFill>
+                  <pic:spPr bwMode="auto">
+                    <a:xfrm>
+                      <a:off x="0" y="0"/>
+                      <a:ext cx="2194560" cy="3234088"/>
+                    </a:xfrm>
+                    <a:prstGeom prst="rect">
+                      <a:avLst/>
+                    </a:prstGeom>
+                    <a:noFill/>
+                    <a:ln w="9525">
+                      <a:noFill/>
+                      <a:headEnd/>
+                      <a:tailEnd/>
+                    </a:ln>
+                  </pic:spPr>
+                </pic:pic>
+              </a:graphicData>
+            </a:graphic>
+          </wp:inline>
+        </w:drawing>
+      </w:r>
+    </w:p>
+    <w:p>
+      <w:pPr>
+        <w:pStyle w:val="ImageCaption"/>
+      </w:pPr>
+      <w:r>
+        <w:t xml:space="preserve">A reply: the quoted message sits inside the bubble, sender first (</w:t>
+      </w:r>
+      <w:r>
+        <w:t xml:space="preserve">“Support”</w:t>
+      </w:r>
+      <w:r>
+        <w:t xml:space="preserve"> </w:t>
+      </w:r>
+      <w:r>
+        <w:t xml:space="preserve">or</w:t>
+      </w:r>
+      <w:r>
+        <w:t xml:space="preserve"> </w:t>
+      </w:r>
+      <w:r>
+        <w:t xml:space="preserve">“You”</w:t>
+      </w:r>
+      <w:r>
+        <w:t xml:space="preserve">), then a one-line preview.</w:t>
+      </w:r>
+    </w:p>
+    <w:p>
+      <w:pPr>
+        <w:pStyle w:val="CaptionedFigure"/>
+      </w:pPr>
+      <w:r>
+        <w:drawing>
+          <wp:inline>
+            <wp:extent cx="2194560" cy="3234088"/>
+            <wp:effectExtent b="0" l="0" r="0" t="0"/>
+            <wp:docPr descr="A photo with a caption, a voice note with a player and its length, and a document or photo from support. (The simulator draws files as a placeholder tile.)" title="" id="39" name="Picture"/>
+            <a:graphic>
+              <a:graphicData uri="http://schemas.openxmlformats.org/drawingml/2006/picture">
+                <pic:pic>
+                  <pic:nvPicPr>
+                    <pic:cNvPr descr="app-kit/screens/06-photos-voice.png" id="40" name="Picture"/>
+                    <pic:cNvPicPr>
+                      <a:picLocks noChangeArrowheads="1" noChangeAspect="1"/>
+                    </pic:cNvPicPr>
+                  </pic:nvPicPr>
+                  <pic:blipFill>
+                    <a:blip r:embed="rId38"/>
+                    <a:stretch>
+                      <a:fillRect/>
+                    </a:stretch>
+                  </pic:blipFill>
+                  <pic:spPr bwMode="auto">
+                    <a:xfrm>
+                      <a:off x="0" y="0"/>
+                      <a:ext cx="2194560" cy="3234088"/>
+                    </a:xfrm>
+                    <a:prstGeom prst="rect">
+                      <a:avLst/>
+                    </a:prstGeom>
+                    <a:noFill/>
+                    <a:ln w="9525">
+                      <a:noFill/>
+                      <a:headEnd/>
+                      <a:tailEnd/>
+                    </a:ln>
+                  </pic:spPr>
+                </pic:pic>
+              </a:graphicData>
+            </a:graphic>
+          </wp:inline>
+        </w:drawing>
+      </w:r>
+    </w:p>
+    <w:p>
+      <w:pPr>
+        <w:pStyle w:val="ImageCaption"/>
+      </w:pPr>
+      <w:r>
+        <w:t xml:space="preserve">A photo with a caption, a voice note with a player and its length, and a document or photo from support. (The simulator draws files as a placeholder tile.)</w:t>
+      </w:r>
+    </w:p>
+    <w:p>
+      <w:pPr>
+        <w:pStyle w:val="CaptionedFigure"/>
+      </w:pPr>
+      <w:r>
+        <w:drawing>
+          <wp:inline>
+            <wp:extent cx="2194560" cy="3234088"/>
+            <wp:effectExtent b="0" l="0" r="0" t="0"/>
+            <wp:docPr descr="Emoji, including skin tones, joined and flag emoji, and a GIF: a looping muted video with a small “GIF” tag and no controls." title="" id="42" name="Picture"/>
+            <a:graphic>
+              <a:graphicData uri="http://schemas.openxmlformats.org/drawingml/2006/picture">
+                <pic:pic>
+                  <pic:nvPicPr>
+                    <pic:cNvPr descr="app-kit/screens/07-emoji-gif.png" id="43" name="Picture"/>
+                    <pic:cNvPicPr>
+                      <a:picLocks noChangeArrowheads="1" noChangeAspect="1"/>
+                    </pic:cNvPicPr>
+                  </pic:nvPicPr>
+                  <pic:blipFill>
+                    <a:blip r:embed="rId41"/>
+                    <a:stretch>
+                      <a:fillRect/>
+                    </a:stretch>
+                  </pic:blipFill>
+                  <pic:spPr bwMode="auto">
+                    <a:xfrm>
+                      <a:off x="0" y="0"/>
+                      <a:ext cx="2194560" cy="3234088"/>
+                    </a:xfrm>
+                    <a:prstGeom prst="rect">
+                      <a:avLst/>
+                    </a:prstGeom>
+                    <a:noFill/>
+                    <a:ln w="9525">
+                      <a:noFill/>
+                      <a:headEnd/>
+                      <a:tailEnd/>
+                    </a:ln>
+                  </pic:spPr>
+                </pic:pic>
+              </a:graphicData>
+            </a:graphic>
+          </wp:inline>
+        </w:drawing>
+      </w:r>
+    </w:p>
+    <w:p>
+      <w:pPr>
+        <w:pStyle w:val="ImageCaption"/>
+      </w:pPr>
+      <w:r>
+        <w:t xml:space="preserve">Emoji, including skin tones, joined and flag emoji, and a GIF: a looping muted video with a small</w:t>
+      </w:r>
+      <w:r>
+        <w:t xml:space="preserve"> </w:t>
+      </w:r>
+      <w:r>
+        <w:t xml:space="preserve">“GIF”</w:t>
+      </w:r>
+      <w:r>
+        <w:t xml:space="preserve"> </w:t>
+      </w:r>
+      <w:r>
+        <w:t xml:space="preserve">tag and no controls.</w:t>
+      </w:r>
+    </w:p>
+    <w:p>
+      <w:pPr>
+        <w:pStyle w:val="BodyText"/>
+      </w:pPr>
+      <w:r>
+        <w:t xml:space="preserve">Not shown, because a still picture cannot show them: the typing line (</w:t>
+      </w:r>
+      <w:r>
+        <w:t xml:space="preserve">“Support is typing…”</w:t>
+      </w:r>
+      <w:r>
+        <w:t xml:space="preserve">), the connection bar when the app is not</w:t>
+      </w:r>
+      <w:r>
+        <w:t xml:space="preserve"> </w:t>
+      </w:r>
+      <w:r>
+        <w:t xml:space="preserve">online, the failed message with Retry, the loading row for older messages, and the Clear chat dialog. Section 7.4 to 7.7 describes each;</w:t>
+      </w:r>
+      <w:r>
+        <w:t xml:space="preserve"> </w:t>
+      </w:r>
+      <w:r>
+        <w:t xml:space="preserve">the simulator’s scenario buttons make the first three happen.</w:t>
+      </w:r>
+    </w:p>
+    <w:bookmarkEnd w:id="44"/>
+    <w:bookmarkStart w:id="45" w:name="the-words-the-app-needs-for-translation"/>
+    <w:p>
+      <w:pPr>
+        <w:pStyle w:val="Heading2"/>
+      </w:pPr>
+      <w:r>
+        <w:t xml:space="preserve">7.9 The words the app needs (for translation)</w:t>
+      </w:r>
+    </w:p>
+    <w:p>
+      <w:pPr>
+        <w:pStyle w:val="FirstParagraph"/>
+      </w:pPr>
+      <w:r>
+        <w:t xml:space="preserve">English source. Translate into the app’s languages (Halo’s own four are English, Malay, Chinese and Korean).</w:t>
+      </w:r>
+      <w:r>
+        <w:t xml:space="preserve"> </w:t>
+      </w:r>
+      <w:r>
+        <w:rPr>
+          <w:b/>
+          <w:bCs/>
+        </w:rPr>
+        <w:t xml:space="preserve">Everything the</w:t>
+      </w:r>
+      <w:r>
+        <w:rPr>
+          <w:b/>
+          <w:bCs/>
+        </w:rPr>
+        <w:t xml:space="preserve"> </w:t>
+      </w:r>
+      <w:r>
+        <w:rPr>
+          <w:b/>
+          <w:bCs/>
+        </w:rPr>
+        <w:t xml:space="preserve">conversation says</w:t>
+      </w:r>
+      <w:r>
+        <w:t xml:space="preserve"> </w:t>
+      </w:r>
+      <w:r>
+        <w:t xml:space="preserve">(what the person and the agent wrote) is not translated; only these labels are.</w:t>
+      </w:r>
+    </w:p>
+    <w:tbl>
+      <w:tblPr>
+        <w:tblStyle w:val="Table"/>
+        <w:tblW w:type="pct" w:w="5000"/>
+        <w:tblLayout w:type="fixed"/>
+        <w:tblLook w:firstRow="1" w:lastRow="0" w:firstColumn="0" w:lastColumn="0" w:noHBand="0" w:noVBand="0" w:val="0020"/>
+      </w:tblPr>
+      <w:tblGrid>
+        <w:gridCol w:w="3960"/>
+        <w:gridCol w:w="3960"/>
+      </w:tblGrid>
+      <w:tr>
+        <w:trPr>
+          <w:tblHeader w:val="on"/>
+        </w:trPr>
+        <w:tc>
+          <w:tcPr/>
+          <w:p>
+            <w:pPr>
+              <w:pStyle w:val="Compact"/>
+            </w:pPr>
+            <w:r>
+              <w:t xml:space="preserve">Where</w:t>
+            </w:r>
+          </w:p>
+        </w:tc>
+        <w:tc>
+          <w:tcPr/>
+          <w:p>
+            <w:pPr>
+              <w:pStyle w:val="Compact"/>
+            </w:pPr>
+            <w:r>
+              <w:t xml:space="preserve">English</w:t>
+            </w:r>
+          </w:p>
+        </w:tc>
+      </w:tr>
+      <w:tr>
+        <w:tc>
+          <w:tcPr/>
+          <w:p>
+            <w:pPr>
+              <w:pStyle w:val="Compact"/>
+            </w:pPr>
+            <w:r>
+              <w:t xml:space="preserve">Screen title</w:t>
+            </w:r>
+          </w:p>
+        </w:tc>
+        <w:tc>
+          <w:tcPr/>
+          <w:p>
+            <w:pPr>
+              <w:pStyle w:val="Compact"/>
+            </w:pPr>
+            <w:r>
+              <w:t xml:space="preserve">Customer care</w:t>
+            </w:r>
+          </w:p>
+        </w:tc>
+      </w:tr>
+      <w:tr>
+        <w:tc>
+          <w:tcPr/>
+          <w:p>
+            <w:pPr>
+              <w:pStyle w:val="Compact"/>
+            </w:pPr>
+            <w:r>
+              <w:t xml:space="preserve">Connection bar, connecting</w:t>
+            </w:r>
+          </w:p>
+        </w:tc>
+        <w:tc>
+          <w:tcPr/>
+          <w:p>
+            <w:pPr>
+              <w:pStyle w:val="Compact"/>
+            </w:pPr>
+            <w:r>
+              <w:t xml:space="preserve">Connecting…</w:t>
+            </w:r>
+          </w:p>
+        </w:tc>
+      </w:tr>
+      <w:tr>
+        <w:tc>
+          <w:tcPr/>
+          <w:p>
+            <w:pPr>
+              <w:pStyle w:val="Compact"/>
+            </w:pPr>
+            <w:r>
+              <w:t xml:space="preserve">Connection bar, offline</w:t>
+            </w:r>
+          </w:p>
+        </w:tc>
+        <w:tc>
+          <w:tcPr/>
+          <w:p>
+            <w:pPr>
+              <w:pStyle w:val="Compact"/>
+            </w:pPr>
+            <w:r>
+              <w:t xml:space="preserve">Waiting for network</w:t>
+            </w:r>
+          </w:p>
+        </w:tc>
+      </w:tr>
+      <w:tr>
+        <w:tc>
+          <w:tcPr/>
+          <w:p>
+            <w:pPr>
+              <w:pStyle w:val="Compact"/>
+            </w:pPr>
+            <w:r>
+              <w:t xml:space="preserve">Connection bar, replaced (section 12)</w:t>
+            </w:r>
+          </w:p>
+        </w:tc>
+        <w:tc>
+          <w:tcPr/>
+          <w:p>
+            <w:pPr>
+              <w:pStyle w:val="Compact"/>
+            </w:pPr>
+            <w:r>
+              <w:t xml:space="preserve">Chat is open on another screen</w:t>
+            </w:r>
+          </w:p>
+        </w:tc>
+      </w:tr>
+      <w:tr>
+        <w:tc>
+          <w:tcPr/>
+          <w:p>
+            <w:pPr>
+              <w:pStyle w:val="Compact"/>
+            </w:pPr>
+            <w:r>
+              <w:t xml:space="preserve">Button on that bar</w:t>
+            </w:r>
+          </w:p>
+        </w:tc>
+        <w:tc>
+          <w:tcPr/>
+          <w:p>
+            <w:pPr>
+              <w:pStyle w:val="Compact"/>
+            </w:pPr>
+            <w:r>
+              <w:t xml:space="preserve">Reconnect</w:t>
+            </w:r>
+          </w:p>
+        </w:tc>
+      </w:tr>
+      <w:tr>
+        <w:tc>
+          <w:tcPr/>
+          <w:p>
+            <w:pPr>
+              <w:pStyle w:val="Compact"/>
+            </w:pPr>
+            <w:r>
+              <w:t xml:space="preserve">Support is typing</w:t>
+            </w:r>
+          </w:p>
+        </w:tc>
+        <w:tc>
+          <w:tcPr/>
+          <w:p>
+            <w:pPr>
+              <w:pStyle w:val="Compact"/>
+            </w:pPr>
+            <w:r>
+              <w:t xml:space="preserve">Support is typing…</w:t>
+            </w:r>
+          </w:p>
+        </w:tc>
+      </w:tr>
+      <w:tr>
+        <w:tc>
+          <w:tcPr/>
+          <w:p>
+            <w:pPr>
+              <w:pStyle w:val="Compact"/>
+            </w:pPr>
+            <w:r>
+              <w:t xml:space="preserve">Composer placeholder</w:t>
+            </w:r>
+          </w:p>
+        </w:tc>
+        <w:tc>
+          <w:tcPr/>
+          <w:p>
+            <w:pPr>
+              <w:pStyle w:val="Compact"/>
+            </w:pPr>
+            <w:r>
+              <w:t xml:space="preserve">Message</w:t>
+            </w:r>
+          </w:p>
+        </w:tc>
+      </w:tr>
+      <w:tr>
+        <w:tc>
+          <w:tcPr/>
+          <w:p>
+            <w:pPr>
+              <w:pStyle w:val="Compact"/>
+            </w:pPr>
+            <w:r>
+              <w:t xml:space="preserve">Day dividers</w:t>
+            </w:r>
+          </w:p>
+        </w:tc>
+        <w:tc>
+          <w:tcPr/>
+          <w:p>
+            <w:pPr>
+              <w:pStyle w:val="Compact"/>
+            </w:pPr>
+            <w:r>
+              <w:t xml:space="preserve">Today, Yesterday (then the date in the person’s format)</w:t>
+            </w:r>
+          </w:p>
+        </w:tc>
+      </w:tr>
+      <w:tr>
+        <w:tc>
+          <w:tcPr/>
+          <w:p>
+            <w:pPr>
+              <w:pStyle w:val="Compact"/>
+            </w:pPr>
+            <w:r>
+              <w:t xml:space="preserve">Pill for new messages</w:t>
+            </w:r>
+          </w:p>
+        </w:tc>
+        <w:tc>
+          <w:tcPr/>
+          <w:p>
+            <w:pPr>
+              <w:pStyle w:val="Compact"/>
+            </w:pPr>
+            <w:r>
+              <w:t xml:space="preserve">New messages</w:t>
+            </w:r>
+          </w:p>
+        </w:tc>
+      </w:tr>
+      <w:tr>
+        <w:tc>
+          <w:tcPr/>
+          <w:p>
+            <w:pPr>
+              <w:pStyle w:val="Compact"/>
+            </w:pPr>
+            <w:r>
+              <w:t xml:space="preserve">Tick labels (screen readers)</w:t>
+            </w:r>
+          </w:p>
+        </w:tc>
+        <w:tc>
+          <w:tcPr/>
+          <w:p>
+            <w:pPr>
+              <w:pStyle w:val="Compact"/>
+            </w:pPr>
+            <w:r>
+              <w:t xml:space="preserve">Sending, Sent, Delivered, Read, Not sent</w:t>
+            </w:r>
+          </w:p>
+        </w:tc>
+      </w:tr>
+      <w:tr>
+        <w:tc>
+          <w:tcPr/>
+          <w:p>
+            <w:pPr>
+              <w:pStyle w:val="Compact"/>
+            </w:pPr>
+            <w:r>
+              <w:t xml:space="preserve">Not sent, row actions</w:t>
+            </w:r>
+          </w:p>
+        </w:tc>
+        <w:tc>
+          <w:tcPr/>
+          <w:p>
+            <w:pPr>
+              <w:pStyle w:val="Compact"/>
+            </w:pPr>
+            <w:r>
+              <w:t xml:space="preserve">Retry, Delete</w:t>
+            </w:r>
+          </w:p>
+        </w:tc>
+      </w:tr>
+      <w:tr>
+        <w:tc>
+          <w:tcPr/>
+          <w:p>
+            <w:pPr>
+              <w:pStyle w:val="Compact"/>
+            </w:pPr>
+            <w:r>
+              <w:t xml:space="preserve">Quote labels</w:t>
+            </w:r>
+          </w:p>
+        </w:tc>
+        <w:tc>
+          <w:tcPr/>
+          <w:p>
+            <w:pPr>
+              <w:pStyle w:val="Compact"/>
+            </w:pPr>
+            <w:r>
+              <w:t xml:space="preserve">You, Support, Photo</w:t>
+            </w:r>
+          </w:p>
+        </w:tc>
+      </w:tr>
+      <w:tr>
+        <w:tc>
+          <w:tcPr/>
+          <w:p>
+            <w:pPr>
+              <w:pStyle w:val="Compact"/>
+            </w:pPr>
+            <w:r>
+              <w:t xml:space="preserve">GIF tag</w:t>
+            </w:r>
+          </w:p>
+        </w:tc>
+        <w:tc>
+          <w:tcPr/>
+          <w:p>
+            <w:pPr>
+              <w:pStyle w:val="Compact"/>
+            </w:pPr>
+            <w:r>
+              <w:t xml:space="preserve">GIF</w:t>
+            </w:r>
+          </w:p>
+        </w:tc>
+      </w:tr>
+      <w:tr>
+        <w:tc>
+          <w:tcPr/>
+          <w:p>
+            <w:pPr>
+              <w:pStyle w:val="Compact"/>
+            </w:pPr>
+            <w:r>
+              <w:t xml:space="preserve">Reading a bubble aloud</w:t>
+            </w:r>
+          </w:p>
+        </w:tc>
+        <w:tc>
+          <w:tcPr/>
+          <w:p>
+            <w:pPr>
+              <w:pStyle w:val="Compact"/>
+            </w:pPr>
+            <w:r>
+              <w:t xml:space="preserve">“Support, 10:42,”</w:t>
+            </w:r>
+            <w:r>
+              <w:t xml:space="preserve"> </w:t>
+            </w:r>
+            <w:r>
+              <w:t xml:space="preserve">then the text;</w:t>
+            </w:r>
+            <w:r>
+              <w:t xml:space="preserve"> </w:t>
+            </w:r>
+            <w:r>
+              <w:t xml:space="preserve">“You, 10:43, delivered”</w:t>
+            </w:r>
+          </w:p>
+        </w:tc>
+      </w:tr>
+      <w:tr>
+        <w:tc>
+          <w:tcPr/>
+          <w:p>
+            <w:pPr>
+              <w:pStyle w:val="Compact"/>
+            </w:pPr>
+            <w:r>
+              <w:t xml:space="preserve">Attach menu</w:t>
+            </w:r>
+          </w:p>
+        </w:tc>
+        <w:tc>
+          <w:tcPr/>
+          <w:p>
+            <w:pPr>
+              <w:pStyle w:val="Compact"/>
+            </w:pPr>
+            <w:r>
+              <w:t xml:space="preserve">Document, Photos &amp; videos, Camera, Audio</w:t>
+            </w:r>
+          </w:p>
+        </w:tc>
+      </w:tr>
+      <w:tr>
+        <w:tc>
+          <w:tcPr/>
+          <w:p>
+            <w:pPr>
+              <w:pStyle w:val="Compact"/>
+            </w:pPr>
+            <w:r>
+              <w:t xml:space="preserve">Voice note</w:t>
+            </w:r>
+          </w:p>
+        </w:tc>
+        <w:tc>
+          <w:tcPr/>
+          <w:p>
+            <w:pPr>
+              <w:pStyle w:val="Compact"/>
+            </w:pPr>
+            <w:r>
+              <w:t xml:space="preserve">Hold to record, Slide left to cancel, Slide up to lock</w:t>
+            </w:r>
+          </w:p>
+        </w:tc>
+      </w:tr>
+      <w:tr>
+        <w:tc>
+          <w:tcPr/>
+          <w:p>
+            <w:pPr>
+              <w:pStyle w:val="Compact"/>
+            </w:pPr>
+            <w:r>
+              <w:t xml:space="preserve">Too long</w:t>
+            </w:r>
+          </w:p>
+        </w:tc>
+        <w:tc>
+          <w:tcPr/>
+          <w:p>
+            <w:pPr>
+              <w:pStyle w:val="Compact"/>
+            </w:pPr>
+            <w:r>
+              <w:t xml:space="preserve">Too many characters</w:t>
+            </w:r>
+          </w:p>
+        </w:tc>
+      </w:tr>
+      <w:tr>
+        <w:tc>
+          <w:tcPr/>
+          <w:p>
+            <w:pPr>
+              <w:pStyle w:val="Compact"/>
+            </w:pPr>
+            <w:r>
+              <w:t xml:space="preserve">File too big</w:t>
+            </w:r>
+          </w:p>
+        </w:tc>
+        <w:tc>
+          <w:tcPr/>
+          <w:p>
+            <w:pPr>
+              <w:pStyle w:val="Compact"/>
+            </w:pPr>
+            <w:r>
+              <w:t xml:space="preserve">This file is too big (16 MB maximum)</w:t>
+            </w:r>
+          </w:p>
+        </w:tc>
+      </w:tr>
+      <w:tr>
+        <w:tc>
+          <w:tcPr/>
+          <w:p>
+            <w:pPr>
+              <w:pStyle w:val="Compact"/>
+            </w:pPr>
+            <w:r>
+              <w:t xml:space="preserve">File type</w:t>
+            </w:r>
+          </w:p>
+        </w:tc>
+        <w:tc>
+          <w:tcPr/>
+          <w:p>
+            <w:pPr>
+              <w:pStyle w:val="Compact"/>
+            </w:pPr>
+            <w:r>
+              <w:t xml:space="preserve">This type of file cannot be sent</w:t>
+            </w:r>
+          </w:p>
+        </w:tc>
+      </w:tr>
+      <w:tr>
+        <w:tc>
+          <w:tcPr/>
+          <w:p>
+            <w:pPr>
+              <w:pStyle w:val="Compact"/>
+            </w:pPr>
+            <w:r>
+              <w:t xml:space="preserve">Video too long</w:t>
+            </w:r>
+          </w:p>
+        </w:tc>
+        <w:tc>
+          <w:tcPr/>
+          <w:p>
+            <w:pPr>
+              <w:pStyle w:val="Compact"/>
+            </w:pPr>
+            <w:r>
+              <w:t xml:space="preserve">This video is too long. Trim it to about 30 seconds.</w:t>
+            </w:r>
+          </w:p>
+        </w:tc>
+      </w:tr>
+      <w:tr>
+        <w:tc>
+          <w:tcPr/>
+          <w:p>
+            <w:pPr>
+              <w:pStyle w:val="Compact"/>
+            </w:pPr>
+            <w:r>
+              <w:t xml:space="preserve">Too many unsent messages</w:t>
+            </w:r>
+          </w:p>
+        </w:tc>
+        <w:tc>
+          <w:tcPr/>
+          <w:p>
+            <w:pPr>
+              <w:pStyle w:val="Compact"/>
+            </w:pPr>
+            <w:r>
+              <w:t xml:space="preserve">Too many unsent messages: check your connection</w:t>
+            </w:r>
+          </w:p>
+        </w:tc>
+      </w:tr>
+      <w:tr>
+        <w:tc>
+          <w:tcPr/>
+          <w:p>
+            <w:pPr>
+              <w:pStyle w:val="Compact"/>
+            </w:pPr>
+            <w:r>
+              <w:t xml:space="preserve">Photo viewer menu</w:t>
+            </w:r>
+          </w:p>
+        </w:tc>
+        <w:tc>
+          <w:tcPr/>
+          <w:p>
+            <w:pPr>
+              <w:pStyle w:val="Compact"/>
+            </w:pPr>
+            <w:r>
+              <w:t xml:space="preserve">Save to gallery</w:t>
+            </w:r>
+          </w:p>
+        </w:tc>
+      </w:tr>
+      <w:tr>
+        <w:tc>
+          <w:tcPr/>
+          <w:p>
+            <w:pPr>
+              <w:pStyle w:val="Compact"/>
+            </w:pPr>
+            <w:r>
+              <w:t xml:space="preserve">Saved to gallery (confirmation)</w:t>
+            </w:r>
+          </w:p>
+        </w:tc>
+        <w:tc>
+          <w:tcPr/>
+          <w:p>
+            <w:pPr>
+              <w:pStyle w:val="Compact"/>
+            </w:pPr>
+            <w:r>
+              <w:t xml:space="preserve">Saved to your gallery</w:t>
+            </w:r>
+          </w:p>
+        </w:tc>
+      </w:tr>
+      <w:tr>
+        <w:tc>
+          <w:tcPr/>
+          <w:p>
+            <w:pPr>
+              <w:pStyle w:val="Compact"/>
+            </w:pPr>
+            <w:r>
+              <w:t xml:space="preserve">Older messages, loading</w:t>
+            </w:r>
+          </w:p>
+        </w:tc>
+        <w:tc>
+          <w:tcPr/>
+          <w:p>
+            <w:pPr>
+              <w:pStyle w:val="Compact"/>
+            </w:pPr>
+            <w:r>
+              <w:t xml:space="preserve">Loading earlier messages…</w:t>
+            </w:r>
+          </w:p>
+        </w:tc>
+      </w:tr>
+      <w:tr>
+        <w:tc>
+          <w:tcPr/>
+          <w:p>
+            <w:pPr>
+              <w:pStyle w:val="Compact"/>
+            </w:pPr>
+            <w:r>
+              <w:t xml:space="preserve">Older messages, failed</w:t>
+            </w:r>
+          </w:p>
+        </w:tc>
+        <w:tc>
+          <w:tcPr/>
+          <w:p>
+            <w:pPr>
+              <w:pStyle w:val="Compact"/>
+            </w:pPr>
+            <w:r>
+              <w:t xml:space="preserve">Could not load earlier messages. Tap to try again</w:t>
+            </w:r>
+          </w:p>
+        </w:tc>
+      </w:tr>
+      <w:tr>
+        <w:tc>
+          <w:tcPr/>
+          <w:p>
+            <w:pPr>
+              <w:pStyle w:val="Compact"/>
+            </w:pPr>
+            <w:r>
+              <w:t xml:space="preserve">Older messages, 90-day limit</w:t>
+            </w:r>
+          </w:p>
+        </w:tc>
+        <w:tc>
+          <w:tcPr/>
+          <w:p>
+            <w:pPr>
+              <w:pStyle w:val="Compact"/>
+            </w:pPr>
+            <w:r>
+              <w:t xml:space="preserve">Earlier messages are not shown</w:t>
+            </w:r>
+          </w:p>
+        </w:tc>
+      </w:tr>
+      <w:tr>
+        <w:tc>
+          <w:tcPr/>
+          <w:p>
+            <w:pPr>
+              <w:pStyle w:val="Compact"/>
+            </w:pPr>
+            <w:r>
+              <w:t xml:space="preserve">Overflow menu</w:t>
+            </w:r>
+          </w:p>
+        </w:tc>
+        <w:tc>
+          <w:tcPr/>
+          <w:p>
+            <w:pPr>
+              <w:pStyle w:val="Compact"/>
+            </w:pPr>
+            <w:r>
+              <w:t xml:space="preserve">Clear chat</w:t>
+            </w:r>
+          </w:p>
+        </w:tc>
+      </w:tr>
+      <w:tr>
+        <w:tc>
+          <w:tcPr/>
+          <w:p>
+            <w:pPr>
+              <w:pStyle w:val="Compact"/>
+            </w:pPr>
+            <w:r>
+              <w:t xml:space="preserve">Clear chat dialog, title</w:t>
+            </w:r>
+          </w:p>
+        </w:tc>
+        <w:tc>
+          <w:tcPr/>
+          <w:p>
+            <w:pPr>
+              <w:pStyle w:val="Compact"/>
+            </w:pPr>
+            <w:r>
+              <w:t xml:space="preserve">Clear this chat?</w:t>
+            </w:r>
+          </w:p>
+        </w:tc>
+      </w:tr>
+      <w:tr>
+        <w:tc>
+          <w:tcPr/>
+          <w:p>
+            <w:pPr>
+              <w:pStyle w:val="Compact"/>
+            </w:pPr>
+            <w:r>
+              <w:t xml:space="preserve">Clear chat dialog, text</w:t>
+            </w:r>
+          </w:p>
+        </w:tc>
+        <w:tc>
+          <w:tcPr/>
+          <w:p>
+            <w:pPr>
+              <w:pStyle w:val="Compact"/>
+            </w:pPr>
+            <w:r>
+              <w:t xml:space="preserve">This removes the messages and files from this phone only. Support keeps the conversation. Messages from before now will not be shown again on this phone.</w:t>
+            </w:r>
+          </w:p>
+        </w:tc>
+      </w:tr>
+      <w:tr>
+        <w:tc>
+          <w:tcPr/>
+          <w:p>
+            <w:pPr>
+              <w:pStyle w:val="Compact"/>
+            </w:pPr>
+            <w:r>
+              <w:t xml:space="preserve">Clear chat dialog, buttons</w:t>
+            </w:r>
+          </w:p>
+        </w:tc>
+        <w:tc>
+          <w:tcPr/>
+          <w:p>
+            <w:pPr>
+              <w:pStyle w:val="Compact"/>
+            </w:pPr>
+            <w:r>
+              <w:t xml:space="preserve">Cancel, Clear chat</w:t>
+            </w:r>
+          </w:p>
+        </w:tc>
+      </w:tr>
+      <w:tr>
+        <w:tc>
+          <w:tcPr/>
+          <w:p>
+            <w:pPr>
+              <w:pStyle w:val="Compact"/>
+            </w:pPr>
+            <w:r>
+              <w:t xml:space="preserve">Push alert, foreground</w:t>
+            </w:r>
+          </w:p>
+        </w:tc>
+        <w:tc>
+          <w:tcPr/>
+          <w:p>
+            <w:pPr>
+              <w:pStyle w:val="Compact"/>
+            </w:pPr>
+            <w:r>
+              <w:t xml:space="preserve">(none: a chat alert is not shown while the chat screen is open)</w:t>
+            </w:r>
+          </w:p>
+        </w:tc>
+      </w:tr>
+      <w:tr>
+        <w:tc>
+          <w:tcPr/>
+          <w:p>
+            <w:pPr>
+              <w:pStyle w:val="Compact"/>
+            </w:pPr>
+            <w:r>
+              <w:t xml:space="preserve">iOS camera permission text</w:t>
+            </w:r>
+          </w:p>
+        </w:tc>
+        <w:tc>
+          <w:tcPr/>
+          <w:p>
+            <w:pPr>
+              <w:pStyle w:val="Compact"/>
+            </w:pPr>
+            <w:r>
+              <w:t xml:space="preserve">Take photos and videos to send to Vircle support.</w:t>
+            </w:r>
+          </w:p>
+        </w:tc>
+      </w:tr>
+      <w:tr>
+        <w:tc>
+          <w:tcPr/>
+          <w:p>
+            <w:pPr>
+              <w:pStyle w:val="Compact"/>
+            </w:pPr>
+            <w:r>
+              <w:t xml:space="preserve">iOS microphone permission text</w:t>
+            </w:r>
+          </w:p>
+        </w:tc>
+        <w:tc>
+          <w:tcPr/>
+          <w:p>
+            <w:pPr>
+              <w:pStyle w:val="Compact"/>
+            </w:pPr>
+            <w:r>
+              <w:t xml:space="preserve">Record voice notes to send to Vircle support.</w:t>
+            </w:r>
+          </w:p>
+        </w:tc>
+      </w:tr>
+      <w:tr>
+        <w:tc>
+          <w:tcPr/>
+          <w:p>
+            <w:pPr>
+              <w:pStyle w:val="Compact"/>
+            </w:pPr>
+            <w:r>
+              <w:t xml:space="preserve">iOS photo library permission text</w:t>
+            </w:r>
+          </w:p>
+        </w:tc>
+        <w:tc>
+          <w:tcPr/>
+          <w:p>
+            <w:pPr>
+              <w:pStyle w:val="Compact"/>
+            </w:pPr>
+            <w:r>
+              <w:t xml:space="preserve">Choose photos and videos to send to Vircle support.</w:t>
+            </w:r>
+          </w:p>
+        </w:tc>
+      </w:tr>
+      <w:tr>
+        <w:tc>
+          <w:tcPr/>
+          <w:p>
+            <w:pPr>
+              <w:pStyle w:val="Compact"/>
+            </w:pPr>
+            <w:r>
+              <w:t xml:space="preserve">iOS photo library</w:t>
+            </w:r>
+            <w:r>
+              <w:t xml:space="preserve"> </w:t>
+            </w:r>
+            <w:r>
+              <w:t xml:space="preserve">“add only”</w:t>
+            </w:r>
+            <w:r>
+              <w:t xml:space="preserve"> </w:t>
+            </w:r>
+            <w:r>
+              <w:t xml:space="preserve">text</w:t>
+            </w:r>
+          </w:p>
+        </w:tc>
+        <w:tc>
+          <w:tcPr/>
+          <w:p>
+            <w:pPr>
+              <w:pStyle w:val="Compact"/>
+            </w:pPr>
+            <w:r>
+              <w:t xml:space="preserve">Save photos from your chat with Vircle support to your gallery.</w:t>
+            </w:r>
+          </w:p>
+        </w:tc>
+      </w:tr>
+    </w:tbl>
+    <w:bookmarkEnd w:id="45"/>
+    <w:bookmarkEnd w:id="46"/>
+    <w:bookmarkStart w:id="52" w:name="X9c6737ecf8086a7432a8a4109beba42289e29e6"/>
+    <w:p>
+      <w:pPr>
         <w:pStyle w:val="Heading1"/>
       </w:pPr>
       <w:r>
         <w:t xml:space="preserve">8. The attachment menu, photos, videos, documents, camera, audio</w:t>
       </w:r>
     </w:p>
-    <w:bookmarkStart w:id="26" w:name="X1765b268f0acea25b134a89be284ece9ceff261"/>
+    <w:bookmarkStart w:id="47" w:name="X1765b268f0acea25b134a89be284ece9ceff261"/>
     <w:p>
       <w:pPr>
         <w:pStyle w:val="Heading2"/>
@@ -10033,8 +13046,8 @@
         <w:t xml:space="preserve">with a local preview, so the user never waits.</w:t>
       </w:r>
     </w:p>
-    <w:bookmarkEnd w:id="26"/>
-    <w:bookmarkStart w:id="27" w:name="sending"/>
+    <w:bookmarkEnd w:id="47"/>
+    <w:bookmarkStart w:id="48" w:name="sending"/>
     <w:p>
       <w:pPr>
         <w:pStyle w:val="Heading2"/>
@@ -10504,8 +13517,8 @@
         <w:t xml:space="preserve">. Several files: call it once per file; the library sends them in order.</w:t>
       </w:r>
     </w:p>
-    <w:bookmarkEnd w:id="27"/>
-    <w:bookmarkStart w:id="28" w:name="X4a7a707ea5ae150b2ade89f6849b8c70929baf5"/>
+    <w:bookmarkEnd w:id="48"/>
+    <w:bookmarkStart w:id="49" w:name="X4a7a707ea5ae150b2ade89f6849b8c70929baf5"/>
     <w:p>
       <w:pPr>
         <w:pStyle w:val="Heading2"/>
@@ -10819,7 +13832,7 @@
         <w:pStyle w:val="Compact"/>
         <w:numPr>
           <w:ilvl w:val="0"/>
-          <w:numId w:val="1005"/>
+          <w:numId w:val="1009"/>
         </w:numPr>
       </w:pPr>
       <w:r>
@@ -10861,1923 +13874,6 @@
       </w:r>
       <w:r>
         <w:t xml:space="preserve">(the default) so HEIC never appears.</w:t>
-      </w:r>
-    </w:p>
-    <w:p>
-      <w:pPr>
-        <w:pStyle w:val="Compact"/>
-        <w:numPr>
-          <w:ilvl w:val="0"/>
-          <w:numId w:val="1005"/>
-        </w:numPr>
-      </w:pPr>
-      <w:r>
-        <w:rPr>
-          <w:b/>
-          <w:bCs/>
-        </w:rPr>
-        <w:t xml:space="preserve">Videos:</w:t>
-      </w:r>
-      <w:r>
-        <w:t xml:space="preserve"> </w:t>
-      </w:r>
-      <w:r>
-        <w:t xml:space="preserve">phone videos are usually far over 16 MB. Compress and trim before sending (an on-device transcoder plugin, H.264 MP4,</w:t>
-      </w:r>
-      <w:r>
-        <w:t xml:space="preserve"> </w:t>
-      </w:r>
-      <w:r>
-        <w:t xml:space="preserve">roughly 720p, 1.5 to 2 Mbps), the way WhatsApp does, and show the user a progress bar. If it is still over 16 MB, tell them</w:t>
-      </w:r>
-      <w:r>
-        <w:t xml:space="preserve"> </w:t>
-      </w:r>
-      <w:r>
-        <w:t xml:space="preserve">(</w:t>
-      </w:r>
-      <w:r>
-        <w:t xml:space="preserve">“This video is too long. Trim it to about 30 seconds.”</w:t>
-      </w:r>
-      <w:r>
-        <w:t xml:space="preserve">).</w:t>
-      </w:r>
-    </w:p>
-    <w:p>
-      <w:pPr>
-        <w:pStyle w:val="Compact"/>
-        <w:numPr>
-          <w:ilvl w:val="0"/>
-          <w:numId w:val="1005"/>
-        </w:numPr>
-      </w:pPr>
-      <w:r>
-        <w:rPr>
-          <w:b/>
-          <w:bCs/>
-        </w:rPr>
-        <w:t xml:space="preserve">Audio files:</w:t>
-      </w:r>
-      <w:r>
-        <w:t xml:space="preserve"> </w:t>
-      </w:r>
-      <w:r>
-        <w:t xml:space="preserve">only the types above. Voice notes: see below.</w:t>
-      </w:r>
-    </w:p>
-    <w:p>
-      <w:pPr>
-        <w:pStyle w:val="Compact"/>
-        <w:numPr>
-          <w:ilvl w:val="0"/>
-          <w:numId w:val="1005"/>
-        </w:numPr>
-      </w:pPr>
-      <w:r>
-        <w:rPr>
-          <w:b/>
-          <w:bCs/>
-        </w:rPr>
-        <w:t xml:space="preserve">Permissions:</w:t>
-      </w:r>
-      <w:r>
-        <w:t xml:space="preserve"> </w:t>
-      </w:r>
-      <w:r>
-        <w:t xml:space="preserve">declare them (section 13.3).</w:t>
-      </w:r>
-    </w:p>
-    <w:bookmarkEnd w:id="28"/>
-    <w:bookmarkStart w:id="29" w:name="voice-notes"/>
-    <w:p>
-      <w:pPr>
-        <w:pStyle w:val="Heading2"/>
-      </w:pPr>
-      <w:r>
-        <w:t xml:space="preserve">8.4 Voice notes</w:t>
-      </w:r>
-    </w:p>
-    <w:p>
-      <w:pPr>
-        <w:pStyle w:val="FirstParagraph"/>
-      </w:pPr>
-      <w:r>
-        <w:t xml:space="preserve">Behaviour: when the text field is empty the</w:t>
-      </w:r>
-      <w:r>
-        <w:t xml:space="preserve"> </w:t>
-      </w:r>
-      <w:r>
-        <w:rPr>
-          <w:b/>
-          <w:bCs/>
-        </w:rPr>
-        <w:t xml:space="preserve">mic</w:t>
-      </w:r>
-      <w:r>
-        <w:t xml:space="preserve"> </w:t>
-      </w:r>
-      <w:r>
-        <w:t xml:space="preserve">replaces</w:t>
-      </w:r>
-      <w:r>
-        <w:t xml:space="preserve"> </w:t>
-      </w:r>
-      <w:r>
-        <w:rPr>
-          <w:b/>
-          <w:bCs/>
-        </w:rPr>
-        <w:t xml:space="preserve">Send</w:t>
-      </w:r>
-      <w:r>
-        <w:t xml:space="preserve">.</w:t>
-      </w:r>
-      <w:r>
-        <w:t xml:space="preserve"> </w:t>
-      </w:r>
-      <w:r>
-        <w:rPr>
-          <w:b/>
-          <w:bCs/>
-        </w:rPr>
-        <w:t xml:space="preserve">Press and hold</w:t>
-      </w:r>
-      <w:r>
-        <w:t xml:space="preserve"> </w:t>
-      </w:r>
-      <w:r>
-        <w:t xml:space="preserve">to record (a timer and</w:t>
-      </w:r>
-      <w:r>
-        <w:t xml:space="preserve"> </w:t>
-      </w:r>
-      <w:r>
-        <w:t xml:space="preserve">“slide left to cancel”</w:t>
-      </w:r>
-      <w:r>
-        <w:t xml:space="preserve"> </w:t>
-      </w:r>
-      <w:r>
-        <w:t xml:space="preserve">appear); release to send; slide up to lock for long notes. Up to</w:t>
-      </w:r>
-      <w:r>
-        <w:t xml:space="preserve"> </w:t>
-      </w:r>
-      <w:r>
-        <w:rPr>
-          <w:b/>
-          <w:bCs/>
-        </w:rPr>
-        <w:t xml:space="preserve">5 minutes</w:t>
-      </w:r>
-      <w:r>
-        <w:t xml:space="preserve">.</w:t>
-      </w:r>
-    </w:p>
-    <w:p>
-      <w:pPr>
-        <w:pStyle w:val="BodyText"/>
-      </w:pPr>
-      <w:r>
-        <w:rPr>
-          <w:b/>
-          <w:bCs/>
-        </w:rPr>
-        <w:t xml:space="preserve">Record in a format the gateway accepts.</w:t>
-      </w:r>
-      <w:r>
-        <w:t xml:space="preserve"> </w:t>
-      </w:r>
-      <w:r>
-        <w:t xml:space="preserve">The WebView’s own</w:t>
-      </w:r>
-      <w:r>
-        <w:t xml:space="preserve"> </w:t>
-      </w:r>
-      <w:r>
-        <w:rPr>
-          <w:rStyle w:val="VerbatimChar"/>
-        </w:rPr>
-        <w:t xml:space="preserve">MediaRecorder</w:t>
-      </w:r>
-      <w:r>
-        <w:t xml:space="preserve"> </w:t>
-      </w:r>
-      <w:r>
-        <w:t xml:space="preserve">produces</w:t>
-      </w:r>
-      <w:r>
-        <w:t xml:space="preserve"> </w:t>
-      </w:r>
-      <w:r>
-        <w:rPr>
-          <w:b/>
-          <w:bCs/>
-        </w:rPr>
-        <w:t xml:space="preserve">WebM/Opus on Android, which is rejected</w:t>
-      </w:r>
-      <w:r>
-        <w:t xml:space="preserve">.</w:t>
-      </w:r>
-      <w:r>
-        <w:t xml:space="preserve"> </w:t>
-      </w:r>
-      <w:r>
-        <w:t xml:space="preserve">Use a native recorder plugin that produces AAC (for example</w:t>
-      </w:r>
-      <w:r>
-        <w:t xml:space="preserve"> </w:t>
-      </w:r>
-      <w:r>
-        <w:rPr>
-          <w:rStyle w:val="VerbatimChar"/>
-        </w:rPr>
-        <w:t xml:space="preserve">capacitor-voice-recorder</w:t>
-      </w:r>
-      <w:r>
-        <w:t xml:space="preserve">, which returns base64 with</w:t>
-      </w:r>
-      <w:r>
-        <w:t xml:space="preserve"> </w:t>
-      </w:r>
-      <w:r>
-        <w:rPr>
-          <w:rStyle w:val="VerbatimChar"/>
-        </w:rPr>
-        <w:t xml:space="preserve">mimeType</w:t>
-      </w:r>
-      <w:r>
-        <w:t xml:space="preserve"> </w:t>
-      </w:r>
-      <w:r>
-        <w:rPr>
-          <w:rStyle w:val="VerbatimChar"/>
-        </w:rPr>
-        <w:t xml:space="preserve">audio/aac</w:t>
-      </w:r>
-      <w:r>
-        <w:t xml:space="preserve"> </w:t>
-      </w:r>
-      <w:r>
-        <w:t xml:space="preserve">or</w:t>
-      </w:r>
-      <w:r>
-        <w:t xml:space="preserve"> </w:t>
-      </w:r>
-      <w:r>
-        <w:rPr>
-          <w:rStyle w:val="VerbatimChar"/>
-        </w:rPr>
-        <w:t xml:space="preserve">audio/mp4</w:t>
-      </w:r>
-      <w:r>
-        <w:t xml:space="preserve"> </w:t>
-      </w:r>
-      <w:r>
-        <w:t xml:space="preserve">and the duration in milliseconds). Convert the base64 to a</w:t>
-      </w:r>
-      <w:r>
-        <w:t xml:space="preserve"> </w:t>
-      </w:r>
-      <w:r>
-        <w:rPr>
-          <w:rStyle w:val="VerbatimChar"/>
-        </w:rPr>
-        <w:t xml:space="preserve">Blob</w:t>
-      </w:r>
-      <w:r>
-        <w:t xml:space="preserve"> </w:t>
-      </w:r>
-      <w:r>
-        <w:t xml:space="preserve">and send:</w:t>
-      </w:r>
-    </w:p>
-    <w:p>
-      <w:pPr>
-        <w:pStyle w:val="SourceCode"/>
-      </w:pPr>
-      <w:r>
-        <w:rPr>
-          <w:rStyle w:val="ImportTok"/>
-        </w:rPr>
-        <w:t xml:space="preserve">import</w:t>
-      </w:r>
-      <w:r>
-        <w:rPr>
-          <w:rStyle w:val="NormalTok"/>
-        </w:rPr>
-        <w:t xml:space="preserve"> { VoiceRecorder } </w:t>
-      </w:r>
-      <w:r>
-        <w:rPr>
-          <w:rStyle w:val="ImportTok"/>
-        </w:rPr>
-        <w:t xml:space="preserve">from</w:t>
-      </w:r>
-      <w:r>
-        <w:rPr>
-          <w:rStyle w:val="NormalTok"/>
-        </w:rPr>
-        <w:t xml:space="preserve"> </w:t>
-      </w:r>
-      <w:r>
-        <w:rPr>
-          <w:rStyle w:val="StringTok"/>
-        </w:rPr>
-        <w:t xml:space="preserve">'capacitor-voice-recorder'</w:t>
-      </w:r>
-      <w:r>
-        <w:br/>
-      </w:r>
-      <w:r>
-        <w:br/>
-      </w:r>
-      <w:r>
-        <w:rPr>
-          <w:rStyle w:val="ControlFlowTok"/>
-        </w:rPr>
-        <w:t xml:space="preserve">await</w:t>
-      </w:r>
-      <w:r>
-        <w:rPr>
-          <w:rStyle w:val="NormalTok"/>
-        </w:rPr>
-        <w:t xml:space="preserve"> VoiceRecorder</w:t>
-      </w:r>
-      <w:r>
-        <w:rPr>
-          <w:rStyle w:val="OperatorTok"/>
-        </w:rPr>
-        <w:t xml:space="preserve">.</w:t>
-      </w:r>
-      <w:r>
-        <w:rPr>
-          <w:rStyle w:val="FunctionTok"/>
-        </w:rPr>
-        <w:t xml:space="preserve">requestAudioRecordingPermission</w:t>
-      </w:r>
-      <w:r>
-        <w:rPr>
-          <w:rStyle w:val="NormalTok"/>
-        </w:rPr>
-        <w:t xml:space="preserve">()</w:t>
-      </w:r>
-      <w:r>
-        <w:br/>
-      </w:r>
-      <w:r>
-        <w:rPr>
-          <w:rStyle w:val="ControlFlowTok"/>
-        </w:rPr>
-        <w:t xml:space="preserve">await</w:t>
-      </w:r>
-      <w:r>
-        <w:rPr>
-          <w:rStyle w:val="NormalTok"/>
-        </w:rPr>
-        <w:t xml:space="preserve"> VoiceRecorder</w:t>
-      </w:r>
-      <w:r>
-        <w:rPr>
-          <w:rStyle w:val="OperatorTok"/>
-        </w:rPr>
-        <w:t xml:space="preserve">.</w:t>
-      </w:r>
-      <w:r>
-        <w:rPr>
-          <w:rStyle w:val="FunctionTok"/>
-        </w:rPr>
-        <w:t xml:space="preserve">startRecording</w:t>
-      </w:r>
-      <w:r>
-        <w:rPr>
-          <w:rStyle w:val="NormalTok"/>
-        </w:rPr>
-        <w:t xml:space="preserve">()</w:t>
-      </w:r>
-      <w:r>
-        <w:br/>
-      </w:r>
-      <w:r>
-        <w:rPr>
-          <w:rStyle w:val="CommentTok"/>
-        </w:rPr>
-        <w:t xml:space="preserve">// ... on release:</w:t>
-      </w:r>
-      <w:r>
-        <w:br/>
-      </w:r>
-      <w:r>
-        <w:rPr>
-          <w:rStyle w:val="KeywordTok"/>
-        </w:rPr>
-        <w:t xml:space="preserve">const</w:t>
-      </w:r>
-      <w:r>
-        <w:rPr>
-          <w:rStyle w:val="NormalTok"/>
-        </w:rPr>
-        <w:t xml:space="preserve"> { value } </w:t>
-      </w:r>
-      <w:r>
-        <w:rPr>
-          <w:rStyle w:val="OperatorTok"/>
-        </w:rPr>
-        <w:t xml:space="preserve">=</w:t>
-      </w:r>
-      <w:r>
-        <w:rPr>
-          <w:rStyle w:val="NormalTok"/>
-        </w:rPr>
-        <w:t xml:space="preserve"> </w:t>
-      </w:r>
-      <w:r>
-        <w:rPr>
-          <w:rStyle w:val="ControlFlowTok"/>
-        </w:rPr>
-        <w:t xml:space="preserve">await</w:t>
-      </w:r>
-      <w:r>
-        <w:rPr>
-          <w:rStyle w:val="NormalTok"/>
-        </w:rPr>
-        <w:t xml:space="preserve"> VoiceRecorder</w:t>
-      </w:r>
-      <w:r>
-        <w:rPr>
-          <w:rStyle w:val="OperatorTok"/>
-        </w:rPr>
-        <w:t xml:space="preserve">.</w:t>
-      </w:r>
-      <w:r>
-        <w:rPr>
-          <w:rStyle w:val="FunctionTok"/>
-        </w:rPr>
-        <w:t xml:space="preserve">stopRecording</w:t>
-      </w:r>
-      <w:r>
-        <w:rPr>
-          <w:rStyle w:val="NormalTok"/>
-        </w:rPr>
-        <w:t xml:space="preserve">()      </w:t>
-      </w:r>
-      <w:r>
-        <w:rPr>
-          <w:rStyle w:val="CommentTok"/>
-        </w:rPr>
-        <w:t xml:space="preserve">// { recordDataBase64, mimeType, msDuration }</w:t>
-      </w:r>
-      <w:r>
-        <w:br/>
-      </w:r>
-      <w:r>
-        <w:rPr>
-          <w:rStyle w:val="KeywordTok"/>
-        </w:rPr>
-        <w:t xml:space="preserve">const</w:t>
-      </w:r>
-      <w:r>
-        <w:rPr>
-          <w:rStyle w:val="NormalTok"/>
-        </w:rPr>
-        <w:t xml:space="preserve"> blob </w:t>
-      </w:r>
-      <w:r>
-        <w:rPr>
-          <w:rStyle w:val="OperatorTok"/>
-        </w:rPr>
-        <w:t xml:space="preserve">=</w:t>
-      </w:r>
-      <w:r>
-        <w:rPr>
-          <w:rStyle w:val="NormalTok"/>
-        </w:rPr>
-        <w:t xml:space="preserve"> </w:t>
-      </w:r>
-      <w:r>
-        <w:rPr>
-          <w:rStyle w:val="ControlFlowTok"/>
-        </w:rPr>
-        <w:t xml:space="preserve">await</w:t>
-      </w:r>
-      <w:r>
-        <w:rPr>
-          <w:rStyle w:val="NormalTok"/>
-        </w:rPr>
-        <w:t xml:space="preserve"> (</w:t>
-      </w:r>
-      <w:r>
-        <w:rPr>
-          <w:rStyle w:val="ControlFlowTok"/>
-        </w:rPr>
-        <w:t xml:space="preserve">await</w:t>
-      </w:r>
-      <w:r>
-        <w:rPr>
-          <w:rStyle w:val="NormalTok"/>
-        </w:rPr>
-        <w:t xml:space="preserve"> </w:t>
-      </w:r>
-      <w:r>
-        <w:rPr>
-          <w:rStyle w:val="FunctionTok"/>
-        </w:rPr>
-        <w:t xml:space="preserve">fetch</w:t>
-      </w:r>
-      <w:r>
-        <w:rPr>
-          <w:rStyle w:val="NormalTok"/>
-        </w:rPr>
-        <w:t xml:space="preserve">(</w:t>
-      </w:r>
-      <w:r>
-        <w:rPr>
-          <w:rStyle w:val="VerbatimStringTok"/>
-        </w:rPr>
-        <w:t xml:space="preserve">`data:</w:t>
-      </w:r>
-      <w:r>
-        <w:rPr>
-          <w:rStyle w:val="SpecialCharTok"/>
-        </w:rPr>
-        <w:t xml:space="preserve">${</w:t>
-      </w:r>
-      <w:r>
-        <w:rPr>
-          <w:rStyle w:val="NormalTok"/>
-        </w:rPr>
-        <w:t xml:space="preserve">value</w:t>
-      </w:r>
-      <w:r>
-        <w:rPr>
-          <w:rStyle w:val="OperatorTok"/>
-        </w:rPr>
-        <w:t xml:space="preserve">.</w:t>
-      </w:r>
-      <w:r>
-        <w:rPr>
-          <w:rStyle w:val="AttributeTok"/>
-        </w:rPr>
-        <w:t xml:space="preserve">mimeType</w:t>
-      </w:r>
-      <w:r>
-        <w:rPr>
-          <w:rStyle w:val="SpecialCharTok"/>
-        </w:rPr>
-        <w:t xml:space="preserve">}</w:t>
-      </w:r>
-      <w:r>
-        <w:rPr>
-          <w:rStyle w:val="VerbatimStringTok"/>
-        </w:rPr>
-        <w:t xml:space="preserve">;base64,</w:t>
-      </w:r>
-      <w:r>
-        <w:rPr>
-          <w:rStyle w:val="SpecialCharTok"/>
-        </w:rPr>
-        <w:t xml:space="preserve">${</w:t>
-      </w:r>
-      <w:r>
-        <w:rPr>
-          <w:rStyle w:val="NormalTok"/>
-        </w:rPr>
-        <w:t xml:space="preserve">value</w:t>
-      </w:r>
-      <w:r>
-        <w:rPr>
-          <w:rStyle w:val="OperatorTok"/>
-        </w:rPr>
-        <w:t xml:space="preserve">.</w:t>
-      </w:r>
-      <w:r>
-        <w:rPr>
-          <w:rStyle w:val="AttributeTok"/>
-        </w:rPr>
-        <w:t xml:space="preserve">recordDataBase64</w:t>
-      </w:r>
-      <w:r>
-        <w:rPr>
-          <w:rStyle w:val="SpecialCharTok"/>
-        </w:rPr>
-        <w:t xml:space="preserve">}</w:t>
-      </w:r>
-      <w:r>
-        <w:rPr>
-          <w:rStyle w:val="VerbatimStringTok"/>
-        </w:rPr>
-        <w:t xml:space="preserve">`</w:t>
-      </w:r>
-      <w:r>
-        <w:rPr>
-          <w:rStyle w:val="NormalTok"/>
-        </w:rPr>
-        <w:t xml:space="preserve">))</w:t>
-      </w:r>
-      <w:r>
-        <w:rPr>
-          <w:rStyle w:val="OperatorTok"/>
-        </w:rPr>
-        <w:t xml:space="preserve">.</w:t>
-      </w:r>
-      <w:r>
-        <w:rPr>
-          <w:rStyle w:val="FunctionTok"/>
-        </w:rPr>
-        <w:t xml:space="preserve">blob</w:t>
-      </w:r>
-      <w:r>
-        <w:rPr>
-          <w:rStyle w:val="NormalTok"/>
-        </w:rPr>
-        <w:t xml:space="preserve">()</w:t>
-      </w:r>
-      <w:r>
-        <w:br/>
-      </w:r>
-      <w:r>
-        <w:rPr>
-          <w:rStyle w:val="ControlFlowTok"/>
-        </w:rPr>
-        <w:t xml:space="preserve">await</w:t>
-      </w:r>
-      <w:r>
-        <w:rPr>
-          <w:rStyle w:val="NormalTok"/>
-        </w:rPr>
-        <w:t xml:space="preserve"> chat</w:t>
-      </w:r>
-      <w:r>
-        <w:rPr>
-          <w:rStyle w:val="OperatorTok"/>
-        </w:rPr>
-        <w:t xml:space="preserve">.</w:t>
-      </w:r>
-      <w:r>
-        <w:rPr>
-          <w:rStyle w:val="FunctionTok"/>
-        </w:rPr>
-        <w:t xml:space="preserve">sendFile</w:t>
-      </w:r>
-      <w:r>
-        <w:rPr>
-          <w:rStyle w:val="NormalTok"/>
-        </w:rPr>
-        <w:t xml:space="preserve">({ blob</w:t>
-      </w:r>
-      <w:r>
-        <w:rPr>
-          <w:rStyle w:val="OperatorTok"/>
-        </w:rPr>
-        <w:t xml:space="preserve">,</w:t>
-      </w:r>
-      <w:r>
-        <w:rPr>
-          <w:rStyle w:val="NormalTok"/>
-        </w:rPr>
-        <w:t xml:space="preserve"> name</w:t>
-      </w:r>
-      <w:r>
-        <w:rPr>
-          <w:rStyle w:val="OperatorTok"/>
-        </w:rPr>
-        <w:t xml:space="preserve">:</w:t>
-      </w:r>
-      <w:r>
-        <w:rPr>
-          <w:rStyle w:val="NormalTok"/>
-        </w:rPr>
-        <w:t xml:space="preserve"> </w:t>
-      </w:r>
-      <w:r>
-        <w:rPr>
-          <w:rStyle w:val="StringTok"/>
-        </w:rPr>
-        <w:t xml:space="preserve">'voice-note.m4a'</w:t>
-      </w:r>
-      <w:r>
-        <w:rPr>
-          <w:rStyle w:val="OperatorTok"/>
-        </w:rPr>
-        <w:t xml:space="preserve">,</w:t>
-      </w:r>
-      <w:r>
-        <w:rPr>
-          <w:rStyle w:val="NormalTok"/>
-        </w:rPr>
-        <w:t xml:space="preserve"> type</w:t>
-      </w:r>
-      <w:r>
-        <w:rPr>
-          <w:rStyle w:val="OperatorTok"/>
-        </w:rPr>
-        <w:t xml:space="preserve">:</w:t>
-      </w:r>
-      <w:r>
-        <w:rPr>
-          <w:rStyle w:val="NormalTok"/>
-        </w:rPr>
-        <w:t xml:space="preserve"> value</w:t>
-      </w:r>
-      <w:r>
-        <w:rPr>
-          <w:rStyle w:val="OperatorTok"/>
-        </w:rPr>
-        <w:t xml:space="preserve">.</w:t>
-      </w:r>
-      <w:r>
-        <w:rPr>
-          <w:rStyle w:val="AttributeTok"/>
-        </w:rPr>
-        <w:t xml:space="preserve">mimeType</w:t>
-      </w:r>
-      <w:r>
-        <w:rPr>
-          <w:rStyle w:val="OperatorTok"/>
-        </w:rPr>
-        <w:t xml:space="preserve">.</w:t>
-      </w:r>
-      <w:r>
-        <w:rPr>
-          <w:rStyle w:val="FunctionTok"/>
-        </w:rPr>
-        <w:t xml:space="preserve">split</w:t>
-      </w:r>
-      <w:r>
-        <w:rPr>
-          <w:rStyle w:val="NormalTok"/>
-        </w:rPr>
-        <w:t xml:space="preserve">(</w:t>
-      </w:r>
-      <w:r>
-        <w:rPr>
-          <w:rStyle w:val="StringTok"/>
-        </w:rPr>
-        <w:t xml:space="preserve">';'</w:t>
-      </w:r>
-      <w:r>
-        <w:rPr>
-          <w:rStyle w:val="NormalTok"/>
-        </w:rPr>
-        <w:t xml:space="preserve">)[</w:t>
-      </w:r>
-      <w:r>
-        <w:rPr>
-          <w:rStyle w:val="DecValTok"/>
-        </w:rPr>
-        <w:t xml:space="preserve">0</w:t>
-      </w:r>
-      <w:r>
-        <w:rPr>
-          <w:rStyle w:val="NormalTok"/>
-        </w:rPr>
-        <w:t xml:space="preserve">] }</w:t>
-      </w:r>
-      <w:r>
-        <w:rPr>
-          <w:rStyle w:val="OperatorTok"/>
-        </w:rPr>
-        <w:t xml:space="preserve">,</w:t>
-      </w:r>
-      <w:r>
-        <w:br/>
-      </w:r>
-      <w:r>
-        <w:rPr>
-          <w:rStyle w:val="NormalTok"/>
-        </w:rPr>
-        <w:t xml:space="preserve">                    { durationSeconds</w:t>
-      </w:r>
-      <w:r>
-        <w:rPr>
-          <w:rStyle w:val="OperatorTok"/>
-        </w:rPr>
-        <w:t xml:space="preserve">:</w:t>
-      </w:r>
-      <w:r>
-        <w:rPr>
-          <w:rStyle w:val="NormalTok"/>
-        </w:rPr>
-        <w:t xml:space="preserve"> value</w:t>
-      </w:r>
-      <w:r>
-        <w:rPr>
-          <w:rStyle w:val="OperatorTok"/>
-        </w:rPr>
-        <w:t xml:space="preserve">.</w:t>
-      </w:r>
-      <w:r>
-        <w:rPr>
-          <w:rStyle w:val="AttributeTok"/>
-        </w:rPr>
-        <w:t xml:space="preserve">msDuration</w:t>
-      </w:r>
-      <w:r>
-        <w:rPr>
-          <w:rStyle w:val="NormalTok"/>
-        </w:rPr>
-        <w:t xml:space="preserve"> </w:t>
-      </w:r>
-      <w:r>
-        <w:rPr>
-          <w:rStyle w:val="OperatorTok"/>
-        </w:rPr>
-        <w:t xml:space="preserve">/</w:t>
-      </w:r>
-      <w:r>
-        <w:rPr>
-          <w:rStyle w:val="NormalTok"/>
-        </w:rPr>
-        <w:t xml:space="preserve"> </w:t>
-      </w:r>
-      <w:r>
-        <w:rPr>
-          <w:rStyle w:val="DecValTok"/>
-        </w:rPr>
-        <w:t xml:space="preserve">1000</w:t>
-      </w:r>
-      <w:r>
-        <w:rPr>
-          <w:rStyle w:val="NormalTok"/>
-        </w:rPr>
-        <w:t xml:space="preserve"> })</w:t>
-      </w:r>
-    </w:p>
-    <w:p>
-      <w:pPr>
-        <w:pStyle w:val="FirstParagraph"/>
-      </w:pPr>
-      <w:r>
-        <w:t xml:space="preserve">Check the plugin’s current API when you add it; the requirement is only: AAC (or Ogg, MP3, AMR) audio and an accurate duration. If the</w:t>
-      </w:r>
-      <w:r>
-        <w:t xml:space="preserve"> </w:t>
-      </w:r>
-      <w:r>
-        <w:t xml:space="preserve">recorder cannot report the duration, measure it yourself. Show the sent voice note with a waveform if wanted; the library only</w:t>
-      </w:r>
-      <w:r>
-        <w:t xml:space="preserve"> </w:t>
-      </w:r>
-      <w:r>
-        <w:t xml:space="preserve">carries the length.</w:t>
-      </w:r>
-    </w:p>
-    <w:bookmarkEnd w:id="29"/>
-    <w:bookmarkStart w:id="30" w:name="opening-a-received-document"/>
-    <w:p>
-      <w:pPr>
-        <w:pStyle w:val="Heading2"/>
-      </w:pPr>
-      <w:r>
-        <w:t xml:space="preserve">8.5 Opening a received document</w:t>
-      </w:r>
-    </w:p>
-    <w:p>
-      <w:pPr>
-        <w:pStyle w:val="FirstParagraph"/>
-      </w:pPr>
-      <w:r>
-        <w:t xml:space="preserve">Tap a document chip, call</w:t>
-      </w:r>
-      <w:r>
-        <w:t xml:space="preserve"> </w:t>
-      </w:r>
-      <w:r>
-        <w:rPr>
-          <w:rStyle w:val="VerbatimChar"/>
-        </w:rPr>
-        <w:t xml:space="preserve">chat.getMediaUrl(message.id)</w:t>
-      </w:r>
-      <w:r>
-        <w:t xml:space="preserve">, then open it with the system viewer (</w:t>
-      </w:r>
-      <w:r>
-        <w:rPr>
-          <w:rStyle w:val="VerbatimChar"/>
-        </w:rPr>
-        <w:t xml:space="preserve">@capacitor/browser</w:t>
-      </w:r>
-      <w:r>
-        <w:t xml:space="preserve"> </w:t>
-      </w:r>
-      <w:r>
-        <w:t xml:space="preserve">opens it in a</w:t>
-      </w:r>
-      <w:r>
-        <w:t xml:space="preserve"> </w:t>
-      </w:r>
-      <w:r>
-        <w:t xml:space="preserve">secure browser sheet, which handles PDF and downloads; a file-opener plugin gives</w:t>
-      </w:r>
-      <w:r>
-        <w:t xml:space="preserve"> </w:t>
-      </w:r>
-      <w:r>
-        <w:t xml:space="preserve">“Open in…”</w:t>
-      </w:r>
-      <w:r>
-        <w:t xml:space="preserve"> </w:t>
-      </w:r>
-      <w:r>
-        <w:t xml:space="preserve">for Word and Excel). Do not expect</w:t>
-      </w:r>
-      <w:r>
-        <w:t xml:space="preserve"> </w:t>
-      </w:r>
-      <w:r>
-        <w:t xml:space="preserve">the URL to work tomorrow: ask again each time.</w:t>
-      </w:r>
-    </w:p>
-    <w:bookmarkEnd w:id="30"/>
-    <w:bookmarkEnd w:id="31"/>
-    <w:bookmarkStart w:id="32" w:name="emoji"/>
-    <w:p>
-      <w:pPr>
-        <w:pStyle w:val="Heading1"/>
-      </w:pPr>
-      <w:r>
-        <w:t xml:space="preserve">9. Emoji</w:t>
-      </w:r>
-    </w:p>
-    <w:p>
-      <w:pPr>
-        <w:pStyle w:val="FirstParagraph"/>
-      </w:pPr>
-      <w:r>
-        <w:t xml:space="preserve">Emoji are ordinary text;</w:t>
-      </w:r>
-      <w:r>
-        <w:t xml:space="preserve"> </w:t>
-      </w:r>
-      <w:r>
-        <w:rPr>
-          <w:b/>
-          <w:bCs/>
-        </w:rPr>
-        <w:t xml:space="preserve">sending them needs no special code</w:t>
-      </w:r>
-      <w:r>
-        <w:t xml:space="preserve">: the keyboard’s emoji work, and the text goes through</w:t>
-      </w:r>
-      <w:r>
-        <w:t xml:space="preserve"> </w:t>
-      </w:r>
-      <w:r>
-        <w:rPr>
-          <w:rStyle w:val="VerbatimChar"/>
-        </w:rPr>
-        <w:t xml:space="preserve">sendText</w:t>
-      </w:r>
-      <w:r>
-        <w:t xml:space="preserve"> </w:t>
-      </w:r>
-      <w:r>
-        <w:t xml:space="preserve">unchanged. This was tested end to end with the hard cases (skin tones, joined family emoji, flags, keycaps, a heart on fire) in both</w:t>
-      </w:r>
-      <w:r>
-        <w:t xml:space="preserve"> </w:t>
-      </w:r>
-      <w:r>
-        <w:t xml:space="preserve">directions, including inside a quoted reply. (A message is limited to 4,000 characters counted the way JavaScript counts them, so a</w:t>
-      </w:r>
-      <w:r>
-        <w:t xml:space="preserve"> </w:t>
-      </w:r>
-      <w:r>
-        <w:t xml:space="preserve">message of only emoji holds about 2,000.)</w:t>
-      </w:r>
-    </w:p>
-    <w:p>
-      <w:pPr>
-        <w:pStyle w:val="BodyText"/>
-      </w:pPr>
-      <w:r>
-        <w:rPr>
-          <w:b/>
-          <w:bCs/>
-        </w:rPr>
-        <w:t xml:space="preserve">Build the in-app picker</w:t>
-      </w:r>
-      <w:r>
-        <w:t xml:space="preserve"> </w:t>
-      </w:r>
-      <w:r>
-        <w:t xml:space="preserve">(the emoji button left of the text field), because it is part of the WhatsApp feel and the web widget</w:t>
-      </w:r>
-      <w:r>
-        <w:t xml:space="preserve"> </w:t>
-      </w:r>
-      <w:r>
-        <w:t xml:space="preserve">has one:</w:t>
-      </w:r>
-    </w:p>
-    <w:p>
-      <w:pPr>
-        <w:pStyle w:val="Compact"/>
-        <w:numPr>
-          <w:ilvl w:val="0"/>
-          <w:numId w:val="1006"/>
-        </w:numPr>
-      </w:pPr>
-      <w:r>
-        <w:t xml:space="preserve">A bottom sheet (</w:t>
-      </w:r>
-      <w:r>
-        <w:rPr>
-          <w:rStyle w:val="VerbatimChar"/>
-        </w:rPr>
-        <w:t xml:space="preserve">ion-modal</w:t>
-      </w:r>
-      <w:r>
-        <w:t xml:space="preserve"> </w:t>
-      </w:r>
-      <w:r>
-        <w:t xml:space="preserve">with breakpoints, or an inline panel that replaces the keyboard, as WhatsApp does).</w:t>
-      </w:r>
-    </w:p>
-    <w:p>
-      <w:pPr>
-        <w:pStyle w:val="Compact"/>
-        <w:numPr>
-          <w:ilvl w:val="0"/>
-          <w:numId w:val="1006"/>
-        </w:numPr>
-      </w:pPr>
-      <w:r>
-        <w:t xml:space="preserve">Tabs for the categories: smileys, people, animals, food, travel, activities, objects, symbols, flags. A</w:t>
-      </w:r>
-      <w:r>
-        <w:t xml:space="preserve"> </w:t>
-      </w:r>
-      <w:r>
-        <w:rPr>
-          <w:b/>
-          <w:bCs/>
-        </w:rPr>
-        <w:t xml:space="preserve">search</w:t>
-      </w:r>
-      <w:r>
-        <w:t xml:space="preserve"> </w:t>
-      </w:r>
-      <w:r>
-        <w:t xml:space="preserve">box. A</w:t>
-      </w:r>
-      <w:r>
-        <w:t xml:space="preserve"> </w:t>
-      </w:r>
-      <w:r>
-        <w:rPr>
-          <w:b/>
-          <w:bCs/>
-        </w:rPr>
-        <w:t xml:space="preserve">recent</w:t>
-      </w:r>
-      <w:r>
-        <w:t xml:space="preserve"> </w:t>
-      </w:r>
-      <w:r>
-        <w:t xml:space="preserve">tab, remembered on the device.</w:t>
-      </w:r>
-    </w:p>
-    <w:p>
-      <w:pPr>
-        <w:pStyle w:val="Compact"/>
-        <w:numPr>
-          <w:ilvl w:val="0"/>
-          <w:numId w:val="1006"/>
-        </w:numPr>
-      </w:pPr>
-      <w:r>
-        <w:t xml:space="preserve">Tapping an emoji inserts it</w:t>
-      </w:r>
-      <w:r>
-        <w:t xml:space="preserve"> </w:t>
-      </w:r>
-      <w:r>
-        <w:rPr>
-          <w:b/>
-          <w:bCs/>
-        </w:rPr>
-        <w:t xml:space="preserve">at the cursor</w:t>
-      </w:r>
-      <w:r>
-        <w:t xml:space="preserve"> </w:t>
-      </w:r>
-      <w:r>
-        <w:t xml:space="preserve">in the text field and keeps the picker open.</w:t>
-      </w:r>
-    </w:p>
-    <w:p>
-      <w:pPr>
-        <w:pStyle w:val="Compact"/>
-        <w:numPr>
-          <w:ilvl w:val="0"/>
-          <w:numId w:val="1006"/>
-        </w:numPr>
-      </w:pPr>
-      <w:r>
-        <w:rPr>
-          <w:b/>
-          <w:bCs/>
-        </w:rPr>
-        <w:t xml:space="preserve">Data:</w:t>
-      </w:r>
-      <w:r>
-        <w:t xml:space="preserve"> </w:t>
-      </w:r>
-      <w:r>
-        <w:t xml:space="preserve">do not write your own list. Use either the same list the web widget uses (1,914 emoji, each with search words; the file</w:t>
-      </w:r>
-      <w:r>
-        <w:t xml:space="preserve"> </w:t>
-      </w:r>
-      <w:r>
-        <w:rPr>
-          <w:rStyle w:val="VerbatimChar"/>
-        </w:rPr>
-        <w:t xml:space="preserve">emoji.js</w:t>
-      </w:r>
-      <w:r>
-        <w:t xml:space="preserve"> </w:t>
-      </w:r>
-      <w:r>
-        <w:t xml:space="preserve">is delivered with this document, and the simulator’s</w:t>
-      </w:r>
-      <w:r>
-        <w:t xml:space="preserve"> </w:t>
-      </w:r>
-      <w:r>
-        <w:rPr>
-          <w:rStyle w:val="VerbatimChar"/>
-        </w:rPr>
-        <w:t xml:space="preserve">simulator.js</w:t>
-      </w:r>
-      <w:r>
-        <w:t xml:space="preserve">, function</w:t>
-      </w:r>
-      <w:r>
-        <w:t xml:space="preserve"> </w:t>
-      </w:r>
-      <w:r>
-        <w:rPr>
-          <w:rStyle w:val="VerbatimChar"/>
-        </w:rPr>
-        <w:t xml:space="preserve">buildEmoji</w:t>
-      </w:r>
-      <w:r>
-        <w:t xml:space="preserve">, shows how to read it), or a maintained component such as</w:t>
-      </w:r>
-      <w:r>
-        <w:t xml:space="preserve"> </w:t>
-      </w:r>
-      <w:r>
-        <w:rPr>
-          <w:rStyle w:val="VerbatimChar"/>
-        </w:rPr>
-        <w:t xml:space="preserve">emoji-picker-element</w:t>
-      </w:r>
-      <w:r>
-        <w:t xml:space="preserve"> </w:t>
-      </w:r>
-      <w:r>
-        <w:t xml:space="preserve">(a web component that works in a WebView).</w:t>
-      </w:r>
-    </w:p>
-    <w:p>
-      <w:pPr>
-        <w:pStyle w:val="Compact"/>
-        <w:numPr>
-          <w:ilvl w:val="0"/>
-          <w:numId w:val="1006"/>
-        </w:numPr>
-      </w:pPr>
-      <w:r>
-        <w:rPr>
-          <w:b/>
-          <w:bCs/>
-        </w:rPr>
-        <w:t xml:space="preserve">Rendering:</w:t>
-      </w:r>
-      <w:r>
-        <w:t xml:space="preserve"> </w:t>
-      </w:r>
-      <w:r>
-        <w:t xml:space="preserve">emoji use the phone’s own emoji font. Older Android and some Huawei WebViews lack the newest emoji and show an empty</w:t>
-      </w:r>
-      <w:r>
-        <w:t xml:space="preserve"> </w:t>
-      </w:r>
-      <w:r>
-        <w:t xml:space="preserve">box; if that matters for your minimum OS, bundle Noto Color Emoji as a web font.</w:t>
-      </w:r>
-    </w:p>
-    <w:p>
-      <w:pPr>
-        <w:pStyle w:val="Compact"/>
-        <w:numPr>
-          <w:ilvl w:val="0"/>
-          <w:numId w:val="1006"/>
-        </w:numPr>
-      </w:pPr>
-      <w:r>
-        <w:rPr>
-          <w:b/>
-          <w:bCs/>
-        </w:rPr>
-        <w:t xml:space="preserve">Skin tones</w:t>
-      </w:r>
-      <w:r>
-        <w:t xml:space="preserve"> </w:t>
-      </w:r>
-      <w:r>
-        <w:t xml:space="preserve">are a nice extra; they are normal emoji sequences, so they send like any text.</w:t>
-      </w:r>
-    </w:p>
-    <w:p>
-      <w:pPr>
-        <w:pStyle w:val="FirstParagraph"/>
-      </w:pPr>
-      <w:r>
-        <w:rPr>
-          <w:b/>
-          <w:bCs/>
-        </w:rPr>
-        <w:t xml:space="preserve">Emoji-only messages</w:t>
-      </w:r>
-      <w:r>
-        <w:t xml:space="preserve"> </w:t>
-      </w:r>
-      <w:r>
-        <w:t xml:space="preserve">of up to three emoji are shown large without a bubble (a regular expression using</w:t>
-      </w:r>
-      <w:r>
-        <w:t xml:space="preserve"> </w:t>
-      </w:r>
-      <w:r>
-        <w:rPr>
-          <w:rStyle w:val="VerbatimChar"/>
-        </w:rPr>
-        <w:t xml:space="preserve">\p{Extended_Pictographic}</w:t>
-      </w:r>
-      <w:r>
-        <w:t xml:space="preserve"> </w:t>
-      </w:r>
-      <w:r>
-        <w:t xml:space="preserve">with a quick check that nothing else is in the text).</w:t>
-      </w:r>
-    </w:p>
-    <w:bookmarkEnd w:id="32"/>
-    <w:bookmarkStart w:id="35" w:name="gifs-showing-them"/>
-    <w:p>
-      <w:pPr>
-        <w:pStyle w:val="Heading1"/>
-      </w:pPr>
-      <w:r>
-        <w:t xml:space="preserve">10. GIFs: showing them</w:t>
-      </w:r>
-    </w:p>
-    <w:p>
-      <w:pPr>
-        <w:pStyle w:val="FirstParagraph"/>
-      </w:pPr>
-      <w:r>
-        <w:rPr>
-          <w:b/>
-          <w:bCs/>
-        </w:rPr>
-        <w:t xml:space="preserve">Decision (3 October 2026): the app does not create or search for GIFs.</w:t>
-      </w:r>
-      <w:r>
-        <w:t xml:space="preserve"> </w:t>
-      </w:r>
-      <w:r>
-        <w:t xml:space="preserve">There is no GIF button, no GIF picker and no GIF service</w:t>
-      </w:r>
-      <w:r>
-        <w:t xml:space="preserve"> </w:t>
-      </w:r>
-      <w:r>
-        <w:t xml:space="preserve">account or key. What the app must do is</w:t>
-      </w:r>
-      <w:r>
-        <w:t xml:space="preserve"> </w:t>
-      </w:r>
-      <w:r>
-        <w:rPr>
-          <w:b/>
-          <w:bCs/>
-        </w:rPr>
-        <w:t xml:space="preserve">show a GIF properly when one arrives</w:t>
-      </w:r>
-      <w:r>
-        <w:t xml:space="preserve">.</w:t>
-      </w:r>
-    </w:p>
-    <w:bookmarkStart w:id="33" w:name="how-a-gif-arrives"/>
-    <w:p>
-      <w:pPr>
-        <w:pStyle w:val="Heading2"/>
-      </w:pPr>
-      <w:r>
-        <w:t xml:space="preserve">10.1 How a GIF arrives</w:t>
-      </w:r>
-    </w:p>
-    <w:p>
-      <w:pPr>
-        <w:pStyle w:val="FirstParagraph"/>
-      </w:pPr>
-      <w:r>
-        <w:t xml:space="preserve">WhatsApp does not send</w:t>
-      </w:r>
-      <w:r>
-        <w:t xml:space="preserve"> </w:t>
-      </w:r>
-      <w:r>
-        <w:rPr>
-          <w:rStyle w:val="VerbatimChar"/>
-        </w:rPr>
-        <w:t xml:space="preserve">.gif</w:t>
-      </w:r>
-      <w:r>
-        <w:t xml:space="preserve"> </w:t>
-      </w:r>
-      <w:r>
-        <w:t xml:space="preserve">files either. It turns a GIF into a short</w:t>
-      </w:r>
-      <w:r>
-        <w:t xml:space="preserve"> </w:t>
-      </w:r>
-      <w:r>
-        <w:rPr>
-          <w:b/>
-          <w:bCs/>
-        </w:rPr>
-        <w:t xml:space="preserve">looping MP4</w:t>
-      </w:r>
-      <w:r>
-        <w:t xml:space="preserve"> </w:t>
-      </w:r>
-      <w:r>
-        <w:t xml:space="preserve">and marks it, so every screen plays it as a</w:t>
-      </w:r>
-      <w:r>
-        <w:t xml:space="preserve"> </w:t>
-      </w:r>
-      <w:r>
-        <w:t xml:space="preserve">muted loop. The Vircle chat carries the same marking:</w:t>
-      </w:r>
-    </w:p>
-    <w:p>
-      <w:pPr>
-        <w:pStyle w:val="Compact"/>
-        <w:numPr>
-          <w:ilvl w:val="0"/>
-          <w:numId w:val="1007"/>
-        </w:numPr>
-      </w:pPr>
-      <w:r>
-        <w:t xml:space="preserve">The message has</w:t>
-      </w:r>
-      <w:r>
-        <w:t xml:space="preserve"> </w:t>
-      </w:r>
-      <w:r>
-        <w:rPr>
-          <w:rStyle w:val="VerbatimChar"/>
-        </w:rPr>
-        <w:t xml:space="preserve">kind: 'video'</w:t>
-      </w:r>
-      <w:r>
-        <w:t xml:space="preserve">,</w:t>
-      </w:r>
-      <w:r>
-        <w:t xml:space="preserve"> </w:t>
-      </w:r>
-      <w:r>
-        <w:rPr>
-          <w:rStyle w:val="VerbatimChar"/>
-        </w:rPr>
-        <w:t xml:space="preserve">media.mimeType: 'video/mp4'</w:t>
-      </w:r>
-      <w:r>
-        <w:t xml:space="preserve"> </w:t>
-      </w:r>
-      <w:r>
-        <w:t xml:space="preserve">and</w:t>
-      </w:r>
-      <w:r>
-        <w:t xml:space="preserve"> </w:t>
-      </w:r>
-      <w:r>
-        <w:rPr>
-          <w:rStyle w:val="VerbatimChar"/>
-          <w:b/>
-          <w:bCs/>
-        </w:rPr>
-        <w:t xml:space="preserve">media.animated: true</w:t>
-      </w:r>
-      <w:r>
-        <w:t xml:space="preserve">.</w:t>
-      </w:r>
-    </w:p>
-    <w:p>
-      <w:pPr>
-        <w:pStyle w:val="Compact"/>
-        <w:numPr>
-          <w:ilvl w:val="0"/>
-          <w:numId w:val="1007"/>
-        </w:numPr>
-      </w:pPr>
-      <w:r>
-        <w:t xml:space="preserve">Draw it as</w:t>
-      </w:r>
-      <w:r>
-        <w:t xml:space="preserve"> </w:t>
-      </w:r>
-      <w:r>
-        <w:rPr>
-          <w:rStyle w:val="VerbatimChar"/>
-        </w:rPr>
-        <w:t xml:space="preserve">&lt;video autoplay loop muted playsinline&gt;</w:t>
-      </w:r>
-      <w:r>
-        <w:t xml:space="preserve"> </w:t>
-      </w:r>
-      <w:r>
-        <w:t xml:space="preserve">with</w:t>
-      </w:r>
-      <w:r>
-        <w:t xml:space="preserve"> </w:t>
-      </w:r>
-      <w:r>
-        <w:rPr>
-          <w:b/>
-          <w:bCs/>
-        </w:rPr>
-        <w:t xml:space="preserve">no controls</w:t>
-      </w:r>
-      <w:r>
-        <w:t xml:space="preserve"> </w:t>
-      </w:r>
-      <w:r>
-        <w:t xml:space="preserve">and a small</w:t>
-      </w:r>
-      <w:r>
-        <w:t xml:space="preserve"> </w:t>
-      </w:r>
-      <w:r>
-        <w:t xml:space="preserve">“GIF”</w:t>
-      </w:r>
-      <w:r>
-        <w:t xml:space="preserve"> </w:t>
-      </w:r>
-      <w:r>
-        <w:t xml:space="preserve">tag; tapping may open it larger. Without</w:t>
-      </w:r>
-      <w:r>
-        <w:t xml:space="preserve"> </w:t>
-      </w:r>
-      <w:r>
-        <w:rPr>
-          <w:rStyle w:val="VerbatimChar"/>
-        </w:rPr>
-        <w:t xml:space="preserve">muted</w:t>
-      </w:r>
-      <w:r>
-        <w:t xml:space="preserve"> </w:t>
-      </w:r>
-      <w:r>
-        <w:t xml:space="preserve">and</w:t>
-      </w:r>
-      <w:r>
-        <w:t xml:space="preserve"> </w:t>
-      </w:r>
-      <w:r>
-        <w:rPr>
-          <w:rStyle w:val="VerbatimChar"/>
-        </w:rPr>
-        <w:t xml:space="preserve">playsinline</w:t>
-      </w:r>
-      <w:r>
-        <w:t xml:space="preserve">, iPhones will not autoplay it.</w:t>
-      </w:r>
-    </w:p>
-    <w:p>
-      <w:pPr>
-        <w:pStyle w:val="Compact"/>
-        <w:numPr>
-          <w:ilvl w:val="0"/>
-          <w:numId w:val="1007"/>
-        </w:numPr>
-      </w:pPr>
-      <w:r>
-        <w:t xml:space="preserve">It needs no special handling in the library: it is an ordinary message with a file. Fetch its address with</w:t>
-      </w:r>
-      <w:r>
-        <w:t xml:space="preserve"> </w:t>
-      </w:r>
-      <w:r>
-        <w:rPr>
-          <w:rStyle w:val="VerbatimChar"/>
-        </w:rPr>
-        <w:t xml:space="preserve">chat.getMediaUrl(message.id)</w:t>
-      </w:r>
-      <w:r>
-        <w:t xml:space="preserve"> </w:t>
-      </w:r>
-      <w:r>
-        <w:t xml:space="preserve">as for any file.</w:t>
-      </w:r>
-    </w:p>
-    <w:p>
-      <w:pPr>
-        <w:pStyle w:val="Compact"/>
-        <w:numPr>
-          <w:ilvl w:val="0"/>
-          <w:numId w:val="1007"/>
-        </w:numPr>
-      </w:pPr>
-      <w:r>
-        <w:t xml:space="preserve">Autoplay in the WebView needs</w:t>
-      </w:r>
-      <w:r>
-        <w:t xml:space="preserve"> </w:t>
-      </w:r>
-      <w:r>
-        <w:rPr>
-          <w:rStyle w:val="VerbatimChar"/>
-        </w:rPr>
-        <w:t xml:space="preserve">muted</w:t>
-      </w:r>
-      <w:r>
-        <w:t xml:space="preserve"> </w:t>
-      </w:r>
-      <w:r>
-        <w:t xml:space="preserve">and</w:t>
-      </w:r>
-      <w:r>
-        <w:t xml:space="preserve"> </w:t>
-      </w:r>
-      <w:r>
-        <w:rPr>
-          <w:rStyle w:val="VerbatimChar"/>
-        </w:rPr>
-        <w:t xml:space="preserve">playsinline</w:t>
-      </w:r>
-      <w:r>
-        <w:t xml:space="preserve"> </w:t>
-      </w:r>
-      <w:r>
-        <w:t xml:space="preserve">on the element (as above). If the build is Cordova rather than Capacitor, also</w:t>
-      </w:r>
-      <w:r>
-        <w:t xml:space="preserve"> </w:t>
-      </w:r>
-      <w:r>
-        <w:t xml:space="preserve">set the</w:t>
-      </w:r>
-      <w:r>
-        <w:t xml:space="preserve"> </w:t>
-      </w:r>
-      <w:r>
-        <w:rPr>
-          <w:rStyle w:val="VerbatimChar"/>
-        </w:rPr>
-        <w:t xml:space="preserve">AllowInlineMediaPlayback</w:t>
-      </w:r>
-      <w:r>
-        <w:t xml:space="preserve"> </w:t>
-      </w:r>
-      <w:r>
-        <w:t xml:space="preserve">preference to true so iOS plays it inline.</w:t>
-      </w:r>
-    </w:p>
-    <w:p>
-      <w:pPr>
-        <w:pStyle w:val="Compact"/>
-        <w:numPr>
-          <w:ilvl w:val="0"/>
-          <w:numId w:val="1007"/>
-        </w:numPr>
-      </w:pPr>
-      <w:r>
-        <w:t xml:space="preserve">Also be ready for an ordinary</w:t>
-      </w:r>
-      <w:r>
-        <w:t xml:space="preserve"> </w:t>
-      </w:r>
-      <w:r>
-        <w:rPr>
-          <w:rStyle w:val="VerbatimChar"/>
-        </w:rPr>
-        <w:t xml:space="preserve">image</w:t>
-      </w:r>
-      <w:r>
-        <w:t xml:space="preserve"> </w:t>
-      </w:r>
-      <w:r>
-        <w:t xml:space="preserve">message whose file is a</w:t>
-      </w:r>
-      <w:r>
-        <w:t xml:space="preserve"> </w:t>
-      </w:r>
-      <w:r>
-        <w:rPr>
-          <w:rStyle w:val="VerbatimChar"/>
-        </w:rPr>
-        <w:t xml:space="preserve">.gif</w:t>
-      </w:r>
-      <w:r>
-        <w:t xml:space="preserve"> </w:t>
-      </w:r>
-      <w:r>
-        <w:t xml:space="preserve">or</w:t>
-      </w:r>
-      <w:r>
-        <w:t xml:space="preserve"> </w:t>
-      </w:r>
-      <w:r>
-        <w:rPr>
-          <w:rStyle w:val="VerbatimChar"/>
-        </w:rPr>
-        <w:t xml:space="preserve">.webp</w:t>
-      </w:r>
-      <w:r>
-        <w:t xml:space="preserve">: an</w:t>
-      </w:r>
-      <w:r>
-        <w:t xml:space="preserve"> </w:t>
-      </w:r>
-      <w:r>
-        <w:rPr>
-          <w:rStyle w:val="VerbatimChar"/>
-        </w:rPr>
-        <w:t xml:space="preserve">&lt;img&gt;</w:t>
-      </w:r>
-      <w:r>
-        <w:t xml:space="preserve"> </w:t>
-      </w:r>
-      <w:r>
-        <w:t xml:space="preserve">element animates it by itself, so the</w:t>
-      </w:r>
-      <w:r>
-        <w:t xml:space="preserve"> </w:t>
-      </w:r>
-      <w:r>
-        <w:t xml:space="preserve">normal photo bubble already shows it.</w:t>
-      </w:r>
-    </w:p>
-    <w:bookmarkEnd w:id="33"/>
-    <w:bookmarkStart w:id="34" w:name="who-can-post-a-gif-today"/>
-    <w:p>
-      <w:pPr>
-        <w:pStyle w:val="Heading2"/>
-      </w:pPr>
-      <w:r>
-        <w:t xml:space="preserve">10.2 Who can post a GIF today</w:t>
-      </w:r>
-    </w:p>
-    <w:p>
-      <w:pPr>
-        <w:pStyle w:val="Compact"/>
-        <w:numPr>
-          <w:ilvl w:val="0"/>
-          <w:numId w:val="1008"/>
-        </w:numPr>
-      </w:pPr>
-      <w:r>
-        <w:rPr>
-          <w:b/>
-          <w:bCs/>
-        </w:rPr>
-        <w:t xml:space="preserve">Support agents in Halo cannot post GIFs yet.</w:t>
-      </w:r>
-      <w:r>
-        <w:t xml:space="preserve"> </w:t>
-      </w:r>
-      <w:r>
-        <w:t xml:space="preserve">The inbox’s attach menu refuses</w:t>
-      </w:r>
-      <w:r>
-        <w:t xml:space="preserve"> </w:t>
-      </w:r>
-      <w:r>
-        <w:rPr>
-          <w:rStyle w:val="VerbatimChar"/>
-        </w:rPr>
-        <w:t xml:space="preserve">.gif</w:t>
-      </w:r>
-      <w:r>
-        <w:t xml:space="preserve"> </w:t>
-      </w:r>
-      <w:r>
-        <w:t xml:space="preserve">files, because it shares the list of types</w:t>
-      </w:r>
-      <w:r>
-        <w:t xml:space="preserve"> </w:t>
-      </w:r>
-      <w:r>
-        <w:t xml:space="preserve">WhatsApp accepts. So today</w:t>
-      </w:r>
-      <w:r>
-        <w:t xml:space="preserve"> </w:t>
-      </w:r>
-      <w:r>
-        <w:rPr>
-          <w:b/>
-          <w:bCs/>
-        </w:rPr>
-        <w:t xml:space="preserve">nothing in production produces a GIF for the app to show.</w:t>
-      </w:r>
-      <w:r>
-        <w:t xml:space="preserve"> </w:t>
-      </w:r>
-      <w:r>
-        <w:t xml:space="preserve">The app should still be ready (above), and the</w:t>
-      </w:r>
-      <w:r>
-        <w:t xml:space="preserve"> </w:t>
-      </w:r>
-      <w:r>
-        <w:t xml:space="preserve">simulator’s</w:t>
-      </w:r>
-      <w:r>
-        <w:t xml:space="preserve"> </w:t>
-      </w:r>
-      <w:r>
-        <w:rPr>
-          <w:b/>
-          <w:bCs/>
-        </w:rPr>
-        <w:t xml:space="preserve">Agent</w:t>
-      </w:r>
-      <w:r>
-        <w:t xml:space="preserve"> </w:t>
-      </w:r>
-      <w:r>
-        <w:t xml:space="preserve">tab has a</w:t>
-      </w:r>
-      <w:r>
-        <w:t xml:space="preserve"> </w:t>
-      </w:r>
-      <w:r>
-        <w:rPr>
-          <w:b/>
-          <w:bCs/>
-        </w:rPr>
-        <w:t xml:space="preserve">GIF</w:t>
-      </w:r>
-      <w:r>
-        <w:t xml:space="preserve"> </w:t>
-      </w:r>
-      <w:r>
-        <w:t xml:space="preserve">button that sends one, so you can build and test the display now.</w:t>
-      </w:r>
-    </w:p>
-    <w:p>
-      <w:pPr>
-        <w:pStyle w:val="Compact"/>
-        <w:numPr>
-          <w:ilvl w:val="0"/>
-          <w:numId w:val="1008"/>
-        </w:numPr>
-      </w:pPr>
-      <w:r>
-        <w:t xml:space="preserve">If agents should be able to post GIFs (for example to a Vircle Chat or web-widget conversation, not to WhatsApp), that is a small</w:t>
-      </w:r>
-      <w:r>
-        <w:t xml:space="preserve"> </w:t>
-      </w:r>
-      <w:r>
-        <w:t xml:space="preserve">change on the Halo side, and it needs a decision (section 16). The app needs nothing more when it ships.</w:t>
-      </w:r>
-    </w:p>
-    <w:p>
-      <w:pPr>
-        <w:pStyle w:val="Compact"/>
-        <w:numPr>
-          <w:ilvl w:val="0"/>
-          <w:numId w:val="1008"/>
-        </w:numPr>
-      </w:pPr>
-      <w:r>
-        <w:t xml:space="preserve">The library can still send a GIF (</w:t>
-      </w:r>
-      <w:r>
-        <w:rPr>
-          <w:rStyle w:val="VerbatimChar"/>
-        </w:rPr>
-        <w:t xml:space="preserve">chat.sendGif</w:t>
-      </w:r>
-      <w:r>
-        <w:t xml:space="preserve">) and refuses</w:t>
-      </w:r>
-      <w:r>
-        <w:t xml:space="preserve"> </w:t>
-      </w:r>
-      <w:r>
-        <w:rPr>
-          <w:rStyle w:val="VerbatimChar"/>
-        </w:rPr>
-        <w:t xml:space="preserve">.gif</w:t>
-      </w:r>
-      <w:r>
-        <w:t xml:space="preserve"> </w:t>
-      </w:r>
-      <w:r>
-        <w:t xml:space="preserve">files with the error</w:t>
-      </w:r>
-      <w:r>
-        <w:t xml:space="preserve"> </w:t>
-      </w:r>
-      <w:r>
-        <w:rPr>
-          <w:rStyle w:val="VerbatimChar"/>
-        </w:rPr>
-        <w:t xml:space="preserve">gif_must_be_mp4</w:t>
-      </w:r>
-      <w:r>
-        <w:t xml:space="preserve">. The app does not need</w:t>
-      </w:r>
-      <w:r>
-        <w:t xml:space="preserve"> </w:t>
-      </w:r>
-      <w:r>
-        <w:t xml:space="preserve">either: do not build a GIF button.</w:t>
-      </w:r>
-    </w:p>
-    <w:bookmarkEnd w:id="34"/>
-    <w:bookmarkEnd w:id="35"/>
-    <w:bookmarkStart w:id="36" w:name="X7788da72d2004e9796ee3bb1847a07262acb361"/>
-    <w:p>
-      <w:pPr>
-        <w:pStyle w:val="Heading1"/>
-      </w:pPr>
-      <w:r>
-        <w:t xml:space="preserve">11. Push notifications and deep links (on hold, design now)</w:t>
-      </w:r>
-    </w:p>
-    <w:p>
-      <w:pPr>
-        <w:pStyle w:val="FirstParagraph"/>
-      </w:pPr>
-      <w:r>
-        <w:rPr>
-          <w:b/>
-          <w:bCs/>
-        </w:rPr>
-        <w:t xml:space="preserve">State.</w:t>
-      </w:r>
-      <w:r>
-        <w:t xml:space="preserve"> </w:t>
-      </w:r>
-      <w:r>
-        <w:t xml:space="preserve">The gateway decides when to alert and calls the Vircle push API with the person’s phone number or email. That API’s</w:t>
-      </w:r>
-      <w:r>
-        <w:t xml:space="preserve"> </w:t>
-      </w:r>
-      <w:r>
-        <w:t xml:space="preserve">details are not yet agreed, so</w:t>
-      </w:r>
-      <w:r>
-        <w:t xml:space="preserve"> </w:t>
-      </w:r>
-      <w:r>
-        <w:rPr>
-          <w:b/>
-          <w:bCs/>
-        </w:rPr>
-        <w:t xml:space="preserve">real alerts are not sent yet</w:t>
-      </w:r>
-      <w:r>
-        <w:t xml:space="preserve">; the gateway records them. Everything below is what the app must be</w:t>
-      </w:r>
-      <w:r>
-        <w:t xml:space="preserve"> </w:t>
-      </w:r>
-      <w:r>
-        <w:t xml:space="preserve">ready for, so that nothing changes on your side when push is switched on.</w:t>
-      </w:r>
-    </w:p>
-    <w:p>
-      <w:pPr>
-        <w:pStyle w:val="BodyText"/>
-      </w:pPr>
-      <w:r>
-        <w:rPr>
-          <w:b/>
-          <w:bCs/>
-        </w:rPr>
-        <w:t xml:space="preserve">What the app does</w:t>
-      </w:r>
-      <w:r>
-        <w:t xml:space="preserve"> </w:t>
-      </w:r>
-      <w:r>
-        <w:t xml:space="preserve">(with Vircle’s existing push setup):</w:t>
       </w:r>
     </w:p>
     <w:p>
@@ -12789,34 +13885,35 @@
         </w:numPr>
       </w:pPr>
       <w:r>
-        <w:t xml:space="preserve">Register the device for push as the app does today (FCM on Android, APNs on iPhone, Huawei Push Kit on Huawei).</w:t>
-      </w:r>
-      <w:r>
-        <w:t xml:space="preserve"> </w:t>
-      </w:r>
-      <w:r>
         <w:rPr>
           <w:b/>
           <w:bCs/>
         </w:rPr>
-        <w:t xml:space="preserve">Nothing</w:t>
-      </w:r>
-      <w:r>
-        <w:rPr>
-          <w:b/>
-          <w:bCs/>
-        </w:rPr>
-        <w:t xml:space="preserve"> </w:t>
-      </w:r>
-      <w:r>
-        <w:rPr>
-          <w:b/>
-          <w:bCs/>
-        </w:rPr>
-        <w:t xml:space="preserve">chat-specific is registered</w:t>
-      </w:r>
-      <w:r>
-        <w:t xml:space="preserve">: the push API finds the person by phone or email.</w:t>
+        <w:t xml:space="preserve">Videos:</w:t>
+      </w:r>
+      <w:r>
+        <w:t xml:space="preserve"> </w:t>
+      </w:r>
+      <w:r>
+        <w:t xml:space="preserve">phone videos are usually far over 16 MB. Compress and trim before sending (an on-device transcoder plugin, H.264 MP4,</w:t>
+      </w:r>
+      <w:r>
+        <w:t xml:space="preserve"> </w:t>
+      </w:r>
+      <w:r>
+        <w:t xml:space="preserve">roughly 720p, 1.5 to 2 Mbps), the way WhatsApp does, and show the user a progress bar. If it is still over 16 MB, tell them</w:t>
+      </w:r>
+      <w:r>
+        <w:t xml:space="preserve"> </w:t>
+      </w:r>
+      <w:r>
+        <w:t xml:space="preserve">(</w:t>
+      </w:r>
+      <w:r>
+        <w:t xml:space="preserve">“This video is too long. Trim it to about 30 seconds.”</w:t>
+      </w:r>
+      <w:r>
+        <w:t xml:space="preserve">).</w:t>
       </w:r>
     </w:p>
     <w:p>
@@ -12832,72 +13929,13 @@
           <w:b/>
           <w:bCs/>
         </w:rPr>
-        <w:t xml:space="preserve">Receive</w:t>
-      </w:r>
-      <w:r>
-        <w:t xml:space="preserve"> </w:t>
-      </w:r>
-      <w:r>
-        <w:t xml:space="preserve">an alert. Its content, set by the gateway: a title (default: the workspace name), a body (default:</w:t>
-      </w:r>
-      <w:r>
-        <w:t xml:space="preserve"> </w:t>
-      </w:r>
-      <w:r>
-        <w:t xml:space="preserve">“You have a new</w:t>
-      </w:r>
-      <w:r>
-        <w:t xml:space="preserve"> </w:t>
-      </w:r>
-      <w:r>
-        <w:t xml:space="preserve">message”</w:t>
-      </w:r>
-      <w:r>
-        <w:t xml:space="preserve">; both can be changed per workspace), a</w:t>
-      </w:r>
-      <w:r>
-        <w:t xml:space="preserve"> </w:t>
-      </w:r>
-      <w:r>
-        <w:rPr>
-          <w:b/>
-          <w:bCs/>
-        </w:rPr>
-        <w:t xml:space="preserve">deep link</w:t>
-      </w:r>
-      <w:r>
-        <w:t xml:space="preserve"> </w:t>
-      </w:r>
-      <w:r>
-        <w:rPr>
-          <w:rStyle w:val="VerbatimChar"/>
-        </w:rPr>
-        <w:t xml:space="preserve">vircle://chat/{conversation_id}</w:t>
-      </w:r>
-      <w:r>
-        <w:t xml:space="preserve">, and a</w:t>
-      </w:r>
-      <w:r>
-        <w:t xml:space="preserve"> </w:t>
-      </w:r>
-      <w:r>
-        <w:rPr>
-          <w:b/>
-          <w:bCs/>
-        </w:rPr>
-        <w:t xml:space="preserve">collapse key</w:t>
-      </w:r>
-      <w:r>
-        <w:t xml:space="preserve"> </w:t>
-      </w:r>
-      <w:r>
-        <w:t xml:space="preserve">(the</w:t>
-      </w:r>
-      <w:r>
-        <w:t xml:space="preserve"> </w:t>
-      </w:r>
-      <w:r>
-        <w:t xml:space="preserve">conversation id) so a second alert replaces the first instead of stacking.</w:t>
+        <w:t xml:space="preserve">Audio files:</w:t>
+      </w:r>
+      <w:r>
+        <w:t xml:space="preserve"> </w:t>
+      </w:r>
+      <w:r>
+        <w:t xml:space="preserve">only the types above. Voice notes: see below.</w:t>
       </w:r>
     </w:p>
     <w:p>
@@ -12913,45 +13951,272 @@
           <w:b/>
           <w:bCs/>
         </w:rPr>
-        <w:t xml:space="preserve">Tap</w:t>
-      </w:r>
-      <w:r>
-        <w:t xml:space="preserve"> </w:t>
-      </w:r>
-      <w:r>
-        <w:t xml:space="preserve">opens the app at the deep link. Register the scheme</w:t>
-      </w:r>
-      <w:r>
-        <w:t xml:space="preserve"> </w:t>
-      </w:r>
-      <w:r>
-        <w:rPr>
-          <w:rStyle w:val="VerbatimChar"/>
-        </w:rPr>
-        <w:t xml:space="preserve">vircle://</w:t>
-      </w:r>
-      <w:r>
-        <w:t xml:space="preserve"> </w:t>
-      </w:r>
-      <w:r>
-        <w:t xml:space="preserve">(iOS URL type; Android intent filter; and Huawei) and</w:t>
-      </w:r>
-      <w:r>
-        <w:t xml:space="preserve"> </w:t>
-      </w:r>
-      <w:r>
-        <w:t xml:space="preserve">listen:</w:t>
+        <w:t xml:space="preserve">Permissions:</w:t>
+      </w:r>
+      <w:r>
+        <w:t xml:space="preserve"> </w:t>
+      </w:r>
+      <w:r>
+        <w:t xml:space="preserve">declare them (section 13.3).</w:t>
+      </w:r>
+    </w:p>
+    <w:bookmarkEnd w:id="49"/>
+    <w:bookmarkStart w:id="50" w:name="voice-notes"/>
+    <w:p>
+      <w:pPr>
+        <w:pStyle w:val="Heading2"/>
+      </w:pPr>
+      <w:r>
+        <w:t xml:space="preserve">8.4 Voice notes</w:t>
       </w:r>
     </w:p>
     <w:p>
       <w:pPr>
+        <w:pStyle w:val="FirstParagraph"/>
+      </w:pPr>
+      <w:r>
+        <w:t xml:space="preserve">Behaviour: when the text field is empty the</w:t>
+      </w:r>
+      <w:r>
+        <w:t xml:space="preserve"> </w:t>
+      </w:r>
+      <w:r>
+        <w:rPr>
+          <w:b/>
+          <w:bCs/>
+        </w:rPr>
+        <w:t xml:space="preserve">mic</w:t>
+      </w:r>
+      <w:r>
+        <w:t xml:space="preserve"> </w:t>
+      </w:r>
+      <w:r>
+        <w:t xml:space="preserve">replaces</w:t>
+      </w:r>
+      <w:r>
+        <w:t xml:space="preserve"> </w:t>
+      </w:r>
+      <w:r>
+        <w:rPr>
+          <w:b/>
+          <w:bCs/>
+        </w:rPr>
+        <w:t xml:space="preserve">Send</w:t>
+      </w:r>
+      <w:r>
+        <w:t xml:space="preserve">.</w:t>
+      </w:r>
+      <w:r>
+        <w:t xml:space="preserve"> </w:t>
+      </w:r>
+      <w:r>
+        <w:rPr>
+          <w:b/>
+          <w:bCs/>
+        </w:rPr>
+        <w:t xml:space="preserve">Press and hold</w:t>
+      </w:r>
+      <w:r>
+        <w:t xml:space="preserve"> </w:t>
+      </w:r>
+      <w:r>
+        <w:t xml:space="preserve">to record (a timer and</w:t>
+      </w:r>
+      <w:r>
+        <w:t xml:space="preserve"> </w:t>
+      </w:r>
+      <w:r>
+        <w:t xml:space="preserve">“slide left to cancel”</w:t>
+      </w:r>
+      <w:r>
+        <w:t xml:space="preserve"> </w:t>
+      </w:r>
+      <w:r>
+        <w:t xml:space="preserve">appear); release to send; slide up to lock for long notes. Up to</w:t>
+      </w:r>
+      <w:r>
+        <w:t xml:space="preserve"> </w:t>
+      </w:r>
+      <w:r>
+        <w:rPr>
+          <w:b/>
+          <w:bCs/>
+        </w:rPr>
+        <w:t xml:space="preserve">5 minutes</w:t>
+      </w:r>
+      <w:r>
+        <w:t xml:space="preserve">.</w:t>
+      </w:r>
+    </w:p>
+    <w:p>
+      <w:pPr>
+        <w:pStyle w:val="BodyText"/>
+      </w:pPr>
+      <w:r>
+        <w:rPr>
+          <w:b/>
+          <w:bCs/>
+        </w:rPr>
+        <w:t xml:space="preserve">Record in a format the gateway accepts.</w:t>
+      </w:r>
+      <w:r>
+        <w:t xml:space="preserve"> </w:t>
+      </w:r>
+      <w:r>
+        <w:t xml:space="preserve">The WebView’s own</w:t>
+      </w:r>
+      <w:r>
+        <w:t xml:space="preserve"> </w:t>
+      </w:r>
+      <w:r>
+        <w:rPr>
+          <w:rStyle w:val="VerbatimChar"/>
+        </w:rPr>
+        <w:t xml:space="preserve">MediaRecorder</w:t>
+      </w:r>
+      <w:r>
+        <w:t xml:space="preserve"> </w:t>
+      </w:r>
+      <w:r>
+        <w:t xml:space="preserve">produces</w:t>
+      </w:r>
+      <w:r>
+        <w:t xml:space="preserve"> </w:t>
+      </w:r>
+      <w:r>
+        <w:rPr>
+          <w:b/>
+          <w:bCs/>
+        </w:rPr>
+        <w:t xml:space="preserve">WebM/Opus on Android, which is rejected</w:t>
+      </w:r>
+      <w:r>
+        <w:t xml:space="preserve">.</w:t>
+      </w:r>
+      <w:r>
+        <w:t xml:space="preserve"> </w:t>
+      </w:r>
+      <w:r>
+        <w:t xml:space="preserve">Use a native recorder plugin that produces AAC (for example</w:t>
+      </w:r>
+      <w:r>
+        <w:t xml:space="preserve"> </w:t>
+      </w:r>
+      <w:r>
+        <w:rPr>
+          <w:rStyle w:val="VerbatimChar"/>
+        </w:rPr>
+        <w:t xml:space="preserve">capacitor-voice-recorder</w:t>
+      </w:r>
+      <w:r>
+        <w:t xml:space="preserve">, which returns base64 with</w:t>
+      </w:r>
+      <w:r>
+        <w:t xml:space="preserve"> </w:t>
+      </w:r>
+      <w:r>
+        <w:rPr>
+          <w:rStyle w:val="VerbatimChar"/>
+        </w:rPr>
+        <w:t xml:space="preserve">mimeType</w:t>
+      </w:r>
+      <w:r>
+        <w:t xml:space="preserve"> </w:t>
+      </w:r>
+      <w:r>
+        <w:rPr>
+          <w:rStyle w:val="VerbatimChar"/>
+        </w:rPr>
+        <w:t xml:space="preserve">audio/aac</w:t>
+      </w:r>
+      <w:r>
+        <w:t xml:space="preserve"> </w:t>
+      </w:r>
+      <w:r>
+        <w:t xml:space="preserve">or</w:t>
+      </w:r>
+      <w:r>
+        <w:t xml:space="preserve"> </w:t>
+      </w:r>
+      <w:r>
+        <w:rPr>
+          <w:rStyle w:val="VerbatimChar"/>
+        </w:rPr>
+        <w:t xml:space="preserve">audio/mp4</w:t>
+      </w:r>
+      <w:r>
+        <w:t xml:space="preserve"> </w:t>
+      </w:r>
+      <w:r>
+        <w:t xml:space="preserve">and the duration in milliseconds). Convert the base64 to a</w:t>
+      </w:r>
+      <w:r>
+        <w:t xml:space="preserve"> </w:t>
+      </w:r>
+      <w:r>
+        <w:rPr>
+          <w:rStyle w:val="VerbatimChar"/>
+        </w:rPr>
+        <w:t xml:space="preserve">Blob</w:t>
+      </w:r>
+      <w:r>
+        <w:t xml:space="preserve"> </w:t>
+      </w:r>
+      <w:r>
+        <w:t xml:space="preserve">and send:</w:t>
+      </w:r>
+    </w:p>
+    <w:p>
+      <w:pPr>
         <w:pStyle w:val="SourceCode"/>
       </w:pPr>
       <w:r>
         <w:rPr>
-          <w:rStyle w:val="NormalTok"/>
-        </w:rPr>
-        <w:t xml:space="preserve">App</w:t>
+          <w:rStyle w:val="ImportTok"/>
+        </w:rPr>
+        <w:t xml:space="preserve">import</w:t>
+      </w:r>
+      <w:r>
+        <w:rPr>
+          <w:rStyle w:val="NormalTok"/>
+        </w:rPr>
+        <w:t xml:space="preserve"> { VoiceRecorder } </w:t>
+      </w:r>
+      <w:r>
+        <w:rPr>
+          <w:rStyle w:val="ImportTok"/>
+        </w:rPr>
+        <w:t xml:space="preserve">from</w:t>
+      </w:r>
+      <w:r>
+        <w:rPr>
+          <w:rStyle w:val="NormalTok"/>
+        </w:rPr>
+        <w:t xml:space="preserve"> </w:t>
+      </w:r>
+      <w:r>
+        <w:rPr>
+          <w:rStyle w:val="StringTok"/>
+        </w:rPr>
+        <w:t xml:space="preserve">'capacitor-voice-recorder'</w:t>
+      </w:r>
+      <w:r>
+        <w:br/>
+      </w:r>
+      <w:r>
+        <w:br/>
+      </w:r>
+      <w:r>
+        <w:rPr>
+          <w:rStyle w:val="ControlFlowTok"/>
+        </w:rPr>
+        <w:t xml:space="preserve">await</w:t>
+      </w:r>
+      <w:r>
+        <w:rPr>
+          <w:rStyle w:val="NormalTok"/>
+        </w:rPr>
+        <w:t xml:space="preserve"> VoiceRecorder</w:t>
       </w:r>
       <w:r>
         <w:rPr>
@@ -12963,7 +14228,175 @@
         <w:rPr>
           <w:rStyle w:val="FunctionTok"/>
         </w:rPr>
-        <w:t xml:space="preserve">addListener</w:t>
+        <w:t xml:space="preserve">requestAudioRecordingPermission</w:t>
+      </w:r>
+      <w:r>
+        <w:rPr>
+          <w:rStyle w:val="NormalTok"/>
+        </w:rPr>
+        <w:t xml:space="preserve">()</w:t>
+      </w:r>
+      <w:r>
+        <w:br/>
+      </w:r>
+      <w:r>
+        <w:rPr>
+          <w:rStyle w:val="ControlFlowTok"/>
+        </w:rPr>
+        <w:t xml:space="preserve">await</w:t>
+      </w:r>
+      <w:r>
+        <w:rPr>
+          <w:rStyle w:val="NormalTok"/>
+        </w:rPr>
+        <w:t xml:space="preserve"> VoiceRecorder</w:t>
+      </w:r>
+      <w:r>
+        <w:rPr>
+          <w:rStyle w:val="OperatorTok"/>
+        </w:rPr>
+        <w:t xml:space="preserve">.</w:t>
+      </w:r>
+      <w:r>
+        <w:rPr>
+          <w:rStyle w:val="FunctionTok"/>
+        </w:rPr>
+        <w:t xml:space="preserve">startRecording</w:t>
+      </w:r>
+      <w:r>
+        <w:rPr>
+          <w:rStyle w:val="NormalTok"/>
+        </w:rPr>
+        <w:t xml:space="preserve">()</w:t>
+      </w:r>
+      <w:r>
+        <w:br/>
+      </w:r>
+      <w:r>
+        <w:rPr>
+          <w:rStyle w:val="CommentTok"/>
+        </w:rPr>
+        <w:t xml:space="preserve">// ... on release:</w:t>
+      </w:r>
+      <w:r>
+        <w:br/>
+      </w:r>
+      <w:r>
+        <w:rPr>
+          <w:rStyle w:val="KeywordTok"/>
+        </w:rPr>
+        <w:t xml:space="preserve">const</w:t>
+      </w:r>
+      <w:r>
+        <w:rPr>
+          <w:rStyle w:val="NormalTok"/>
+        </w:rPr>
+        <w:t xml:space="preserve"> { value } </w:t>
+      </w:r>
+      <w:r>
+        <w:rPr>
+          <w:rStyle w:val="OperatorTok"/>
+        </w:rPr>
+        <w:t xml:space="preserve">=</w:t>
+      </w:r>
+      <w:r>
+        <w:rPr>
+          <w:rStyle w:val="NormalTok"/>
+        </w:rPr>
+        <w:t xml:space="preserve"> </w:t>
+      </w:r>
+      <w:r>
+        <w:rPr>
+          <w:rStyle w:val="ControlFlowTok"/>
+        </w:rPr>
+        <w:t xml:space="preserve">await</w:t>
+      </w:r>
+      <w:r>
+        <w:rPr>
+          <w:rStyle w:val="NormalTok"/>
+        </w:rPr>
+        <w:t xml:space="preserve"> VoiceRecorder</w:t>
+      </w:r>
+      <w:r>
+        <w:rPr>
+          <w:rStyle w:val="OperatorTok"/>
+        </w:rPr>
+        <w:t xml:space="preserve">.</w:t>
+      </w:r>
+      <w:r>
+        <w:rPr>
+          <w:rStyle w:val="FunctionTok"/>
+        </w:rPr>
+        <w:t xml:space="preserve">stopRecording</w:t>
+      </w:r>
+      <w:r>
+        <w:rPr>
+          <w:rStyle w:val="NormalTok"/>
+        </w:rPr>
+        <w:t xml:space="preserve">()      </w:t>
+      </w:r>
+      <w:r>
+        <w:rPr>
+          <w:rStyle w:val="CommentTok"/>
+        </w:rPr>
+        <w:t xml:space="preserve">// { recordDataBase64, mimeType, msDuration }</w:t>
+      </w:r>
+      <w:r>
+        <w:br/>
+      </w:r>
+      <w:r>
+        <w:rPr>
+          <w:rStyle w:val="KeywordTok"/>
+        </w:rPr>
+        <w:t xml:space="preserve">const</w:t>
+      </w:r>
+      <w:r>
+        <w:rPr>
+          <w:rStyle w:val="NormalTok"/>
+        </w:rPr>
+        <w:t xml:space="preserve"> blob </w:t>
+      </w:r>
+      <w:r>
+        <w:rPr>
+          <w:rStyle w:val="OperatorTok"/>
+        </w:rPr>
+        <w:t xml:space="preserve">=</w:t>
+      </w:r>
+      <w:r>
+        <w:rPr>
+          <w:rStyle w:val="NormalTok"/>
+        </w:rPr>
+        <w:t xml:space="preserve"> </w:t>
+      </w:r>
+      <w:r>
+        <w:rPr>
+          <w:rStyle w:val="ControlFlowTok"/>
+        </w:rPr>
+        <w:t xml:space="preserve">await</w:t>
+      </w:r>
+      <w:r>
+        <w:rPr>
+          <w:rStyle w:val="NormalTok"/>
+        </w:rPr>
+        <w:t xml:space="preserve"> (</w:t>
+      </w:r>
+      <w:r>
+        <w:rPr>
+          <w:rStyle w:val="ControlFlowTok"/>
+        </w:rPr>
+        <w:t xml:space="preserve">await</w:t>
+      </w:r>
+      <w:r>
+        <w:rPr>
+          <w:rStyle w:val="NormalTok"/>
+        </w:rPr>
+        <w:t xml:space="preserve"> </w:t>
+      </w:r>
+      <w:r>
+        <w:rPr>
+          <w:rStyle w:val="FunctionTok"/>
+        </w:rPr>
+        <w:t xml:space="preserve">fetch</w:t>
       </w:r>
       <w:r>
         <w:rPr>
@@ -12973,9 +14406,168 @@
       </w:r>
       <w:r>
         <w:rPr>
+          <w:rStyle w:val="VerbatimStringTok"/>
+        </w:rPr>
+        <w:t xml:space="preserve">`data:</w:t>
+      </w:r>
+      <w:r>
+        <w:rPr>
+          <w:rStyle w:val="SpecialCharTok"/>
+        </w:rPr>
+        <w:t xml:space="preserve">${</w:t>
+      </w:r>
+      <w:r>
+        <w:rPr>
+          <w:rStyle w:val="NormalTok"/>
+        </w:rPr>
+        <w:t xml:space="preserve">value</w:t>
+      </w:r>
+      <w:r>
+        <w:rPr>
+          <w:rStyle w:val="OperatorTok"/>
+        </w:rPr>
+        <w:t xml:space="preserve">.</w:t>
+      </w:r>
+      <w:r>
+        <w:rPr>
+          <w:rStyle w:val="AttributeTok"/>
+        </w:rPr>
+        <w:t xml:space="preserve">mimeType</w:t>
+      </w:r>
+      <w:r>
+        <w:rPr>
+          <w:rStyle w:val="SpecialCharTok"/>
+        </w:rPr>
+        <w:t xml:space="preserve">}</w:t>
+      </w:r>
+      <w:r>
+        <w:rPr>
+          <w:rStyle w:val="VerbatimStringTok"/>
+        </w:rPr>
+        <w:t xml:space="preserve">;base64,</w:t>
+      </w:r>
+      <w:r>
+        <w:rPr>
+          <w:rStyle w:val="SpecialCharTok"/>
+        </w:rPr>
+        <w:t xml:space="preserve">${</w:t>
+      </w:r>
+      <w:r>
+        <w:rPr>
+          <w:rStyle w:val="NormalTok"/>
+        </w:rPr>
+        <w:t xml:space="preserve">value</w:t>
+      </w:r>
+      <w:r>
+        <w:rPr>
+          <w:rStyle w:val="OperatorTok"/>
+        </w:rPr>
+        <w:t xml:space="preserve">.</w:t>
+      </w:r>
+      <w:r>
+        <w:rPr>
+          <w:rStyle w:val="AttributeTok"/>
+        </w:rPr>
+        <w:t xml:space="preserve">recordDataBase64</w:t>
+      </w:r>
+      <w:r>
+        <w:rPr>
+          <w:rStyle w:val="SpecialCharTok"/>
+        </w:rPr>
+        <w:t xml:space="preserve">}</w:t>
+      </w:r>
+      <w:r>
+        <w:rPr>
+          <w:rStyle w:val="VerbatimStringTok"/>
+        </w:rPr>
+        <w:t xml:space="preserve">`</w:t>
+      </w:r>
+      <w:r>
+        <w:rPr>
+          <w:rStyle w:val="NormalTok"/>
+        </w:rPr>
+        <w:t xml:space="preserve">))</w:t>
+      </w:r>
+      <w:r>
+        <w:rPr>
+          <w:rStyle w:val="OperatorTok"/>
+        </w:rPr>
+        <w:t xml:space="preserve">.</w:t>
+      </w:r>
+      <w:r>
+        <w:rPr>
+          <w:rStyle w:val="FunctionTok"/>
+        </w:rPr>
+        <w:t xml:space="preserve">blob</w:t>
+      </w:r>
+      <w:r>
+        <w:rPr>
+          <w:rStyle w:val="NormalTok"/>
+        </w:rPr>
+        <w:t xml:space="preserve">()</w:t>
+      </w:r>
+      <w:r>
+        <w:br/>
+      </w:r>
+      <w:r>
+        <w:rPr>
+          <w:rStyle w:val="ControlFlowTok"/>
+        </w:rPr>
+        <w:t xml:space="preserve">await</w:t>
+      </w:r>
+      <w:r>
+        <w:rPr>
+          <w:rStyle w:val="NormalTok"/>
+        </w:rPr>
+        <w:t xml:space="preserve"> chat</w:t>
+      </w:r>
+      <w:r>
+        <w:rPr>
+          <w:rStyle w:val="OperatorTok"/>
+        </w:rPr>
+        <w:t xml:space="preserve">.</w:t>
+      </w:r>
+      <w:r>
+        <w:rPr>
+          <w:rStyle w:val="FunctionTok"/>
+        </w:rPr>
+        <w:t xml:space="preserve">sendFile</w:t>
+      </w:r>
+      <w:r>
+        <w:rPr>
+          <w:rStyle w:val="NormalTok"/>
+        </w:rPr>
+        <w:t xml:space="preserve">({ blob</w:t>
+      </w:r>
+      <w:r>
+        <w:rPr>
+          <w:rStyle w:val="OperatorTok"/>
+        </w:rPr>
+        <w:t xml:space="preserve">,</w:t>
+      </w:r>
+      <w:r>
+        <w:rPr>
+          <w:rStyle w:val="NormalTok"/>
+        </w:rPr>
+        <w:t xml:space="preserve"> name</w:t>
+      </w:r>
+      <w:r>
+        <w:rPr>
+          <w:rStyle w:val="OperatorTok"/>
+        </w:rPr>
+        <w:t xml:space="preserve">:</w:t>
+      </w:r>
+      <w:r>
+        <w:rPr>
+          <w:rStyle w:val="NormalTok"/>
+        </w:rPr>
+        <w:t xml:space="preserve"> </w:t>
+      </w:r>
+      <w:r>
+        <w:rPr>
           <w:rStyle w:val="StringTok"/>
         </w:rPr>
-        <w:t xml:space="preserve">'appUrlOpen'</w:t>
+        <w:t xml:space="preserve">'voice-note.m4a'</w:t>
       </w:r>
       <w:r>
         <w:rPr>
@@ -12987,19 +14579,79 @@
         <w:rPr>
           <w:rStyle w:val="NormalTok"/>
         </w:rPr>
-        <w:t xml:space="preserve"> ({ url }) </w:t>
-      </w:r>
-      <w:r>
-        <w:rPr>
-          <w:rStyle w:val="KeywordTok"/>
-        </w:rPr>
-        <w:t xml:space="preserve">=&gt;</w:t>
-      </w:r>
-      <w:r>
-        <w:rPr>
-          <w:rStyle w:val="NormalTok"/>
-        </w:rPr>
-        <w:t xml:space="preserve"> {</w:t>
+        <w:t xml:space="preserve"> type</w:t>
+      </w:r>
+      <w:r>
+        <w:rPr>
+          <w:rStyle w:val="OperatorTok"/>
+        </w:rPr>
+        <w:t xml:space="preserve">:</w:t>
+      </w:r>
+      <w:r>
+        <w:rPr>
+          <w:rStyle w:val="NormalTok"/>
+        </w:rPr>
+        <w:t xml:space="preserve"> value</w:t>
+      </w:r>
+      <w:r>
+        <w:rPr>
+          <w:rStyle w:val="OperatorTok"/>
+        </w:rPr>
+        <w:t xml:space="preserve">.</w:t>
+      </w:r>
+      <w:r>
+        <w:rPr>
+          <w:rStyle w:val="AttributeTok"/>
+        </w:rPr>
+        <w:t xml:space="preserve">mimeType</w:t>
+      </w:r>
+      <w:r>
+        <w:rPr>
+          <w:rStyle w:val="OperatorTok"/>
+        </w:rPr>
+        <w:t xml:space="preserve">.</w:t>
+      </w:r>
+      <w:r>
+        <w:rPr>
+          <w:rStyle w:val="FunctionTok"/>
+        </w:rPr>
+        <w:t xml:space="preserve">split</w:t>
+      </w:r>
+      <w:r>
+        <w:rPr>
+          <w:rStyle w:val="NormalTok"/>
+        </w:rPr>
+        <w:t xml:space="preserve">(</w:t>
+      </w:r>
+      <w:r>
+        <w:rPr>
+          <w:rStyle w:val="StringTok"/>
+        </w:rPr>
+        <w:t xml:space="preserve">';'</w:t>
+      </w:r>
+      <w:r>
+        <w:rPr>
+          <w:rStyle w:val="NormalTok"/>
+        </w:rPr>
+        <w:t xml:space="preserve">)[</w:t>
+      </w:r>
+      <w:r>
+        <w:rPr>
+          <w:rStyle w:val="DecValTok"/>
+        </w:rPr>
+        <w:t xml:space="preserve">0</w:t>
+      </w:r>
+      <w:r>
+        <w:rPr>
+          <w:rStyle w:val="NormalTok"/>
+        </w:rPr>
+        <w:t xml:space="preserve">] }</w:t>
+      </w:r>
+      <w:r>
+        <w:rPr>
+          <w:rStyle w:val="OperatorTok"/>
+        </w:rPr>
+        <w:t xml:space="preserve">,</w:t>
       </w:r>
       <w:r>
         <w:br/>
@@ -13008,316 +14660,230 @@
         <w:rPr>
           <w:rStyle w:val="NormalTok"/>
         </w:rPr>
-        <w:t xml:space="preserve">  </w:t>
-      </w:r>
-      <w:r>
-        <w:rPr>
-          <w:rStyle w:val="KeywordTok"/>
-        </w:rPr>
-        <w:t xml:space="preserve">const</w:t>
-      </w:r>
-      <w:r>
-        <w:rPr>
-          <w:rStyle w:val="NormalTok"/>
-        </w:rPr>
-        <w:t xml:space="preserve"> m </w:t>
+        <w:t xml:space="preserve">                    { durationSeconds</w:t>
       </w:r>
       <w:r>
         <w:rPr>
           <w:rStyle w:val="OperatorTok"/>
         </w:rPr>
-        <w:t xml:space="preserve">=</w:t>
-      </w:r>
-      <w:r>
-        <w:rPr>
-          <w:rStyle w:val="NormalTok"/>
-        </w:rPr>
-        <w:t xml:space="preserve"> </w:t>
-      </w:r>
-      <w:r>
-        <w:rPr>
-          <w:rStyle w:val="SpecialStringTok"/>
+        <w:t xml:space="preserve">:</w:t>
+      </w:r>
+      <w:r>
+        <w:rPr>
+          <w:rStyle w:val="NormalTok"/>
+        </w:rPr>
+        <w:t xml:space="preserve"> value</w:t>
+      </w:r>
+      <w:r>
+        <w:rPr>
+          <w:rStyle w:val="OperatorTok"/>
+        </w:rPr>
+        <w:t xml:space="preserve">.</w:t>
+      </w:r>
+      <w:r>
+        <w:rPr>
+          <w:rStyle w:val="AttributeTok"/>
+        </w:rPr>
+        <w:t xml:space="preserve">msDuration</w:t>
+      </w:r>
+      <w:r>
+        <w:rPr>
+          <w:rStyle w:val="NormalTok"/>
+        </w:rPr>
+        <w:t xml:space="preserve"> </w:t>
+      </w:r>
+      <w:r>
+        <w:rPr>
+          <w:rStyle w:val="OperatorTok"/>
         </w:rPr>
         <w:t xml:space="preserve">/</w:t>
       </w:r>
       <w:r>
         <w:rPr>
-          <w:rStyle w:val="SpecialCharTok"/>
-        </w:rPr>
-        <w:t xml:space="preserve">^</w:t>
-      </w:r>
-      <w:r>
-        <w:rPr>
-          <w:rStyle w:val="SpecialStringTok"/>
-        </w:rPr>
-        <w:t xml:space="preserve">vircle:</w:t>
-      </w:r>
-      <w:r>
-        <w:rPr>
-          <w:rStyle w:val="SpecialCharTok"/>
-        </w:rPr>
-        <w:t xml:space="preserve">\/\/</w:t>
-      </w:r>
-      <w:r>
-        <w:rPr>
-          <w:rStyle w:val="SpecialStringTok"/>
-        </w:rPr>
-        <w:t xml:space="preserve">chat</w:t>
-      </w:r>
-      <w:r>
-        <w:rPr>
-          <w:rStyle w:val="SpecialCharTok"/>
-        </w:rPr>
-        <w:t xml:space="preserve">\/([\w-]+)</w:t>
-      </w:r>
-      <w:r>
-        <w:rPr>
-          <w:rStyle w:val="SpecialStringTok"/>
-        </w:rPr>
-        <w:t xml:space="preserve">/</w:t>
-      </w:r>
-      <w:r>
-        <w:rPr>
-          <w:rStyle w:val="OperatorTok"/>
-        </w:rPr>
-        <w:t xml:space="preserve">.</w:t>
-      </w:r>
-      <w:r>
-        <w:rPr>
-          <w:rStyle w:val="FunctionTok"/>
-        </w:rPr>
-        <w:t xml:space="preserve">exec</w:t>
-      </w:r>
-      <w:r>
-        <w:rPr>
-          <w:rStyle w:val="NormalTok"/>
-        </w:rPr>
-        <w:t xml:space="preserve">(url)</w:t>
-      </w:r>
-      <w:r>
-        <w:br/>
-      </w:r>
-      <w:r>
-        <w:rPr>
-          <w:rStyle w:val="NormalTok"/>
-        </w:rPr>
-        <w:t xml:space="preserve">  </w:t>
-      </w:r>
-      <w:r>
-        <w:rPr>
-          <w:rStyle w:val="ControlFlowTok"/>
-        </w:rPr>
-        <w:t xml:space="preserve">if</w:t>
-      </w:r>
-      <w:r>
-        <w:rPr>
-          <w:rStyle w:val="NormalTok"/>
-        </w:rPr>
-        <w:t xml:space="preserve"> (m) { </w:t>
-      </w:r>
-      <w:r>
-        <w:rPr>
-          <w:rStyle w:val="KeywordTok"/>
-        </w:rPr>
-        <w:t xml:space="preserve">this</w:t>
-      </w:r>
-      <w:r>
-        <w:rPr>
-          <w:rStyle w:val="OperatorTok"/>
-        </w:rPr>
-        <w:t xml:space="preserve">.</w:t>
-      </w:r>
-      <w:r>
-        <w:rPr>
-          <w:rStyle w:val="AttributeTok"/>
-        </w:rPr>
-        <w:t xml:space="preserve">router</w:t>
-      </w:r>
-      <w:r>
-        <w:rPr>
-          <w:rStyle w:val="OperatorTok"/>
-        </w:rPr>
-        <w:t xml:space="preserve">.</w:t>
-      </w:r>
-      <w:r>
-        <w:rPr>
-          <w:rStyle w:val="FunctionTok"/>
-        </w:rPr>
-        <w:t xml:space="preserve">navigateByUrl</w:t>
-      </w:r>
-      <w:r>
-        <w:rPr>
-          <w:rStyle w:val="NormalTok"/>
-        </w:rPr>
-        <w:t xml:space="preserve">(</w:t>
-      </w:r>
-      <w:r>
-        <w:rPr>
-          <w:rStyle w:val="StringTok"/>
-        </w:rPr>
-        <w:t xml:space="preserve">'/chat'</w:t>
-      </w:r>
-      <w:r>
-        <w:rPr>
-          <w:rStyle w:val="NormalTok"/>
-        </w:rPr>
-        <w:t xml:space="preserve">)</w:t>
-      </w:r>
-      <w:r>
-        <w:rPr>
-          <w:rStyle w:val="OperatorTok"/>
-        </w:rPr>
-        <w:t xml:space="preserve">;</w:t>
-      </w:r>
-      <w:r>
-        <w:rPr>
-          <w:rStyle w:val="NormalTok"/>
-        </w:rPr>
-        <w:t xml:space="preserve"> </w:t>
-      </w:r>
-      <w:r>
-        <w:rPr>
-          <w:rStyle w:val="KeywordTok"/>
-        </w:rPr>
-        <w:t xml:space="preserve">this</w:t>
-      </w:r>
-      <w:r>
-        <w:rPr>
-          <w:rStyle w:val="OperatorTok"/>
-        </w:rPr>
-        <w:t xml:space="preserve">.</w:t>
-      </w:r>
-      <w:r>
-        <w:rPr>
-          <w:rStyle w:val="AttributeTok"/>
-        </w:rPr>
-        <w:t xml:space="preserve">chatService</w:t>
-      </w:r>
-      <w:r>
-        <w:rPr>
-          <w:rStyle w:val="OperatorTok"/>
-        </w:rPr>
-        <w:t xml:space="preserve">.</w:t>
-      </w:r>
-      <w:r>
-        <w:rPr>
-          <w:rStyle w:val="AttributeTok"/>
-        </w:rPr>
-        <w:t xml:space="preserve">chat</w:t>
-      </w:r>
-      <w:r>
-        <w:rPr>
-          <w:rStyle w:val="OperatorTok"/>
-        </w:rPr>
-        <w:t xml:space="preserve">.</w:t>
-      </w:r>
-      <w:r>
-        <w:rPr>
-          <w:rStyle w:val="FunctionTok"/>
-        </w:rPr>
-        <w:t xml:space="preserve">reconnectNow</w:t>
-      </w:r>
-      <w:r>
-        <w:rPr>
-          <w:rStyle w:val="NormalTok"/>
-        </w:rPr>
-        <w:t xml:space="preserve">() }   </w:t>
-      </w:r>
-      <w:r>
-        <w:rPr>
-          <w:rStyle w:val="CommentTok"/>
-        </w:rPr>
-        <w:t xml:space="preserve">// the missed messages arrive</w:t>
-      </w:r>
-      <w:r>
-        <w:br/>
-      </w:r>
-      <w:r>
-        <w:rPr>
-          <w:rStyle w:val="NormalTok"/>
-        </w:rPr>
-        <w:t xml:space="preserve">})</w:t>
-      </w:r>
-      <w:r>
-        <w:br/>
-      </w:r>
-      <w:r>
-        <w:rPr>
-          <w:rStyle w:val="NormalTok"/>
-        </w:rPr>
-        <w:t xml:space="preserve">PushNotifications</w:t>
-      </w:r>
-      <w:r>
-        <w:rPr>
-          <w:rStyle w:val="OperatorTok"/>
-        </w:rPr>
-        <w:t xml:space="preserve">.</w:t>
-      </w:r>
-      <w:r>
-        <w:rPr>
-          <w:rStyle w:val="FunctionTok"/>
-        </w:rPr>
-        <w:t xml:space="preserve">addListener</w:t>
-      </w:r>
-      <w:r>
-        <w:rPr>
-          <w:rStyle w:val="NormalTok"/>
-        </w:rPr>
-        <w:t xml:space="preserve">(</w:t>
-      </w:r>
-      <w:r>
-        <w:rPr>
-          <w:rStyle w:val="StringTok"/>
-        </w:rPr>
-        <w:t xml:space="preserve">'pushNotificationActionPerformed'</w:t>
-      </w:r>
-      <w:r>
-        <w:rPr>
-          <w:rStyle w:val="OperatorTok"/>
-        </w:rPr>
-        <w:t xml:space="preserve">,</w:t>
-      </w:r>
-      <w:r>
-        <w:rPr>
-          <w:rStyle w:val="NormalTok"/>
-        </w:rPr>
-        <w:t xml:space="preserve"> ({ notification }) </w:t>
-      </w:r>
-      <w:r>
-        <w:rPr>
-          <w:rStyle w:val="KeywordTok"/>
-        </w:rPr>
-        <w:t xml:space="preserve">=&gt;</w:t>
-      </w:r>
-      <w:r>
-        <w:rPr>
-          <w:rStyle w:val="NormalTok"/>
-        </w:rPr>
-        <w:t xml:space="preserve"> {</w:t>
-      </w:r>
-      <w:r>
-        <w:br/>
-      </w:r>
-      <w:r>
-        <w:rPr>
-          <w:rStyle w:val="NormalTok"/>
-        </w:rPr>
-        <w:t xml:space="preserve">  </w:t>
-      </w:r>
-      <w:r>
-        <w:rPr>
-          <w:rStyle w:val="CommentTok"/>
-        </w:rPr>
-        <w:t xml:space="preserve">// when the push arrives as a notification payload, route from notification.data as well</w:t>
-      </w:r>
-      <w:r>
-        <w:br/>
-      </w:r>
-      <w:r>
-        <w:rPr>
-          <w:rStyle w:val="NormalTok"/>
-        </w:rPr>
-        <w:t xml:space="preserve">})</w:t>
+          <w:rStyle w:val="NormalTok"/>
+        </w:rPr>
+        <w:t xml:space="preserve"> </w:t>
+      </w:r>
+      <w:r>
+        <w:rPr>
+          <w:rStyle w:val="DecValTok"/>
+        </w:rPr>
+        <w:t xml:space="preserve">1000</w:t>
+      </w:r>
+      <w:r>
+        <w:rPr>
+          <w:rStyle w:val="NormalTok"/>
+        </w:rPr>
+        <w:t xml:space="preserve"> })</w:t>
+      </w:r>
+    </w:p>
+    <w:p>
+      <w:pPr>
+        <w:pStyle w:val="FirstParagraph"/>
+      </w:pPr>
+      <w:r>
+        <w:t xml:space="preserve">Check the plugin’s current API when you add it; the requirement is only: AAC (or Ogg, MP3, AMR) audio and an accurate duration. If the</w:t>
+      </w:r>
+      <w:r>
+        <w:t xml:space="preserve"> </w:t>
+      </w:r>
+      <w:r>
+        <w:t xml:space="preserve">recorder cannot report the duration, measure it yourself. Show the sent voice note with a waveform if wanted; the library only</w:t>
+      </w:r>
+      <w:r>
+        <w:t xml:space="preserve"> </w:t>
+      </w:r>
+      <w:r>
+        <w:t xml:space="preserve">carries the length.</w:t>
+      </w:r>
+    </w:p>
+    <w:bookmarkEnd w:id="50"/>
+    <w:bookmarkStart w:id="51" w:name="opening-a-received-document"/>
+    <w:p>
+      <w:pPr>
+        <w:pStyle w:val="Heading2"/>
+      </w:pPr>
+      <w:r>
+        <w:t xml:space="preserve">8.5 Opening a received document</w:t>
+      </w:r>
+    </w:p>
+    <w:p>
+      <w:pPr>
+        <w:pStyle w:val="FirstParagraph"/>
+      </w:pPr>
+      <w:r>
+        <w:t xml:space="preserve">Tap a document chip, call</w:t>
+      </w:r>
+      <w:r>
+        <w:t xml:space="preserve"> </w:t>
+      </w:r>
+      <w:r>
+        <w:rPr>
+          <w:rStyle w:val="VerbatimChar"/>
+        </w:rPr>
+        <w:t xml:space="preserve">chat.getMediaUrl(message.id)</w:t>
+      </w:r>
+      <w:r>
+        <w:t xml:space="preserve">, then open it with the system viewer (</w:t>
+      </w:r>
+      <w:r>
+        <w:rPr>
+          <w:rStyle w:val="VerbatimChar"/>
+        </w:rPr>
+        <w:t xml:space="preserve">@capacitor/browser</w:t>
+      </w:r>
+      <w:r>
+        <w:t xml:space="preserve"> </w:t>
+      </w:r>
+      <w:r>
+        <w:t xml:space="preserve">opens it in a</w:t>
+      </w:r>
+      <w:r>
+        <w:t xml:space="preserve"> </w:t>
+      </w:r>
+      <w:r>
+        <w:t xml:space="preserve">secure browser sheet, which handles PDF and downloads; a file-opener plugin gives</w:t>
+      </w:r>
+      <w:r>
+        <w:t xml:space="preserve"> </w:t>
+      </w:r>
+      <w:r>
+        <w:t xml:space="preserve">“Open in…”</w:t>
+      </w:r>
+      <w:r>
+        <w:t xml:space="preserve"> </w:t>
+      </w:r>
+      <w:r>
+        <w:t xml:space="preserve">for Word and Excel). Do not expect</w:t>
+      </w:r>
+      <w:r>
+        <w:t xml:space="preserve"> </w:t>
+      </w:r>
+      <w:r>
+        <w:t xml:space="preserve">the URL to work tomorrow: ask again each time.</w:t>
+      </w:r>
+    </w:p>
+    <w:bookmarkEnd w:id="51"/>
+    <w:bookmarkEnd w:id="52"/>
+    <w:bookmarkStart w:id="53" w:name="emoji"/>
+    <w:p>
+      <w:pPr>
+        <w:pStyle w:val="Heading1"/>
+      </w:pPr>
+      <w:r>
+        <w:t xml:space="preserve">9. Emoji</w:t>
+      </w:r>
+    </w:p>
+    <w:p>
+      <w:pPr>
+        <w:pStyle w:val="FirstParagraph"/>
+      </w:pPr>
+      <w:r>
+        <w:t xml:space="preserve">Emoji are ordinary text;</w:t>
+      </w:r>
+      <w:r>
+        <w:t xml:space="preserve"> </w:t>
+      </w:r>
+      <w:r>
+        <w:rPr>
+          <w:b/>
+          <w:bCs/>
+        </w:rPr>
+        <w:t xml:space="preserve">sending them needs no special code</w:t>
+      </w:r>
+      <w:r>
+        <w:t xml:space="preserve">: the keyboard’s emoji work, and the text goes through</w:t>
+      </w:r>
+      <w:r>
+        <w:t xml:space="preserve"> </w:t>
+      </w:r>
+      <w:r>
+        <w:rPr>
+          <w:rStyle w:val="VerbatimChar"/>
+        </w:rPr>
+        <w:t xml:space="preserve">sendText</w:t>
+      </w:r>
+      <w:r>
+        <w:t xml:space="preserve"> </w:t>
+      </w:r>
+      <w:r>
+        <w:t xml:space="preserve">unchanged. This was tested end to end with the hard cases (skin tones, joined family emoji, flags, keycaps, a heart on fire) in both</w:t>
+      </w:r>
+      <w:r>
+        <w:t xml:space="preserve"> </w:t>
+      </w:r>
+      <w:r>
+        <w:t xml:space="preserve">directions, including inside a quoted reply. (A message is limited to 4,000 characters counted the way JavaScript counts them, so a</w:t>
+      </w:r>
+      <w:r>
+        <w:t xml:space="preserve"> </w:t>
+      </w:r>
+      <w:r>
+        <w:t xml:space="preserve">message of only emoji holds about 2,000.)</w:t>
+      </w:r>
+    </w:p>
+    <w:p>
+      <w:pPr>
+        <w:pStyle w:val="BodyText"/>
+      </w:pPr>
+      <w:r>
+        <w:rPr>
+          <w:b/>
+          <w:bCs/>
+        </w:rPr>
+        <w:t xml:space="preserve">Build the in-app picker</w:t>
+      </w:r>
+      <w:r>
+        <w:t xml:space="preserve"> </w:t>
+      </w:r>
+      <w:r>
+        <w:t xml:space="preserve">(the emoji button left of the text field), because it is part of the WhatsApp feel and the web widget</w:t>
+      </w:r>
+      <w:r>
+        <w:t xml:space="preserve"> </w:t>
+      </w:r>
+      <w:r>
+        <w:t xml:space="preserve">has one:</w:t>
       </w:r>
     </w:p>
     <w:p>
@@ -13329,35 +14895,19 @@
         </w:numPr>
       </w:pPr>
       <w:r>
-        <w:rPr>
-          <w:b/>
-          <w:bCs/>
-        </w:rPr>
-        <w:t xml:space="preserve">When the chat screen is open, do not show a banner</w:t>
-      </w:r>
-      <w:r>
-        <w:t xml:space="preserve"> </w:t>
-      </w:r>
-      <w:r>
-        <w:t xml:space="preserve">for a chat alert (the message is already on screen): suppress it in the</w:t>
-      </w:r>
-      <w:r>
-        <w:t xml:space="preserve"> </w:t>
-      </w:r>
-      <w:r>
-        <w:t xml:space="preserve">foreground handler. When the app is open on another screen, show the in-app banner or the badge from</w:t>
-      </w:r>
-      <w:r>
-        <w:t xml:space="preserve"> </w:t>
+        <w:t xml:space="preserve">A bottom sheet (</w:t>
       </w:r>
       <w:r>
         <w:rPr>
           <w:rStyle w:val="VerbatimChar"/>
         </w:rPr>
-        <w:t xml:space="preserve">unreadCount</w:t>
-      </w:r>
-      <w:r>
-        <w:t xml:space="preserve">.</w:t>
+        <w:t xml:space="preserve">ion-modal</w:t>
+      </w:r>
+      <w:r>
+        <w:t xml:space="preserve"> </w:t>
+      </w:r>
+      <w:r>
+        <w:t xml:space="preserve">with breakpoints, or an inline panel that replaces the keyboard, as WhatsApp does).</w:t>
       </w:r>
     </w:p>
     <w:p>
@@ -13369,97 +14919,1572 @@
         </w:numPr>
       </w:pPr>
       <w:r>
+        <w:t xml:space="preserve">Tabs for the categories: smileys, people, animals, food, travel, activities, objects, symbols, flags. A</w:t>
+      </w:r>
+      <w:r>
+        <w:t xml:space="preserve"> </w:t>
+      </w:r>
+      <w:r>
         <w:rPr>
           <w:b/>
           <w:bCs/>
         </w:rPr>
-        <w:t xml:space="preserve">Badge:</w:t>
-      </w:r>
-      <w:r>
-        <w:t xml:space="preserve"> </w:t>
-      </w:r>
-      <w:r>
-        <w:t xml:space="preserve">set the app icon badge from</w:t>
-      </w:r>
-      <w:r>
-        <w:t xml:space="preserve"> </w:t>
-      </w:r>
-      <w:r>
-        <w:rPr>
-          <w:rStyle w:val="VerbatimChar"/>
-        </w:rPr>
-        <w:t xml:space="preserve">chat.getSnapshot().unreadCount</w:t>
-      </w:r>
-      <w:r>
-        <w:t xml:space="preserve"> </w:t>
-      </w:r>
-      <w:r>
-        <w:t xml:space="preserve">when the app goes to the background.</w:t>
+        <w:t xml:space="preserve">search</w:t>
+      </w:r>
+      <w:r>
+        <w:t xml:space="preserve"> </w:t>
+      </w:r>
+      <w:r>
+        <w:t xml:space="preserve">box. A</w:t>
+      </w:r>
+      <w:r>
+        <w:t xml:space="preserve"> </w:t>
+      </w:r>
+      <w:r>
+        <w:rPr>
+          <w:b/>
+          <w:bCs/>
+        </w:rPr>
+        <w:t xml:space="preserve">recent</w:t>
+      </w:r>
+      <w:r>
+        <w:t xml:space="preserve"> </w:t>
+      </w:r>
+      <w:r>
+        <w:t xml:space="preserve">tab, remembered on the device.</w:t>
       </w:r>
     </w:p>
     <w:p>
       <w:pPr>
-        <w:pStyle w:val="FirstParagraph"/>
-      </w:pPr>
+        <w:pStyle w:val="Compact"/>
+        <w:numPr>
+          <w:ilvl w:val="0"/>
+          <w:numId w:val="1010"/>
+        </w:numPr>
+      </w:pPr>
+      <w:r>
+        <w:t xml:space="preserve">Tapping an emoji inserts it</w:t>
+      </w:r>
+      <w:r>
+        <w:t xml:space="preserve"> </w:t>
+      </w:r>
       <w:r>
         <w:rPr>
           <w:b/>
           <w:bCs/>
         </w:rPr>
-        <w:t xml:space="preserve">Order of events for a tester:</w:t>
-      </w:r>
-      <w:r>
-        <w:t xml:space="preserve"> </w:t>
-      </w:r>
-      <w:r>
-        <w:t xml:space="preserve">(a) the user closes the app; (b) an agent replies in Halo; (c) the gateway sees there is no connection</w:t>
-      </w:r>
-      <w:r>
-        <w:t xml:space="preserve"> </w:t>
-      </w:r>
-      <w:r>
-        <w:t xml:space="preserve">and raises one alert at once (if the app was open but did not confirm the message within 5 seconds, it alerts after that); (d) the user taps it; (e) the app opens on the chat showing the reply. With the mock this is visible in the simulator’s</w:t>
-      </w:r>
-      <w:r>
-        <w:t xml:space="preserve"> </w:t>
-      </w:r>
+        <w:t xml:space="preserve">at the cursor</w:t>
+      </w:r>
+      <w:r>
+        <w:t xml:space="preserve"> </w:t>
+      </w:r>
+      <w:r>
+        <w:t xml:space="preserve">in the text field and keeps the picker open.</w:t>
+      </w:r>
+    </w:p>
+    <w:p>
+      <w:pPr>
+        <w:pStyle w:val="Compact"/>
+        <w:numPr>
+          <w:ilvl w:val="0"/>
+          <w:numId w:val="1010"/>
+        </w:numPr>
+      </w:pPr>
       <w:r>
         <w:rPr>
           <w:b/>
           <w:bCs/>
         </w:rPr>
-        <w:t xml:space="preserve">Push</w:t>
-      </w:r>
+        <w:t xml:space="preserve">Data:</w:t>
+      </w:r>
+      <w:r>
+        <w:t xml:space="preserve"> </w:t>
+      </w:r>
+      <w:r>
+        <w:t xml:space="preserve">do not write your own list. Use either the same list the web widget uses (1,914 emoji, each with search words; the file</w:t>
+      </w:r>
+      <w:r>
+        <w:t xml:space="preserve"> </w:t>
+      </w:r>
+      <w:r>
+        <w:rPr>
+          <w:rStyle w:val="VerbatimChar"/>
+        </w:rPr>
+        <w:t xml:space="preserve">emoji.js</w:t>
+      </w:r>
+      <w:r>
+        <w:t xml:space="preserve"> </w:t>
+      </w:r>
+      <w:r>
+        <w:t xml:space="preserve">is in the kit as</w:t>
+      </w:r>
+      <w:r>
+        <w:t xml:space="preserve"> </w:t>
+      </w:r>
+      <w:r>
+        <w:rPr>
+          <w:rStyle w:val="VerbatimChar"/>
+        </w:rPr>
+        <w:t xml:space="preserve">emoji/emoji.js</w:t>
+      </w:r>
+      <w:r>
+        <w:t xml:space="preserve">, and</w:t>
+      </w:r>
+      <w:r>
+        <w:t xml:space="preserve"> </w:t>
+      </w:r>
+      <w:r>
+        <w:rPr>
+          <w:rStyle w:val="VerbatimChar"/>
+        </w:rPr>
+        <w:t xml:space="preserve">simulator/public/simulator.js</w:t>
+      </w:r>
+      <w:r>
+        <w:t xml:space="preserve">, function</w:t>
+      </w:r>
+      <w:r>
+        <w:t xml:space="preserve"> </w:t>
+      </w:r>
+      <w:r>
+        <w:rPr>
+          <w:rStyle w:val="VerbatimChar"/>
+        </w:rPr>
+        <w:t xml:space="preserve">buildEmoji</w:t>
+      </w:r>
+      <w:r>
+        <w:t xml:space="preserve">, shows how to read it), or a maintained component such as</w:t>
+      </w:r>
+      <w:r>
+        <w:t xml:space="preserve"> </w:t>
+      </w:r>
+      <w:r>
+        <w:rPr>
+          <w:rStyle w:val="VerbatimChar"/>
+        </w:rPr>
+        <w:t xml:space="preserve">emoji-picker-element</w:t>
+      </w:r>
+      <w:r>
+        <w:t xml:space="preserve"> </w:t>
+      </w:r>
+      <w:r>
+        <w:t xml:space="preserve">(a web component that works in a WebView).</w:t>
+      </w:r>
+    </w:p>
+    <w:p>
+      <w:pPr>
+        <w:pStyle w:val="Compact"/>
+        <w:numPr>
+          <w:ilvl w:val="0"/>
+          <w:numId w:val="1010"/>
+        </w:numPr>
+      </w:pPr>
       <w:r>
         <w:rPr>
           <w:b/>
           <w:bCs/>
         </w:rPr>
-        <w:t xml:space="preserve"> </w:t>
-      </w:r>
+        <w:t xml:space="preserve">Rendering:</w:t>
+      </w:r>
+      <w:r>
+        <w:t xml:space="preserve"> </w:t>
+      </w:r>
+      <w:r>
+        <w:t xml:space="preserve">emoji use the phone’s own emoji font. Older Android and some Huawei WebViews lack the newest emoji and show an empty</w:t>
+      </w:r>
+      <w:r>
+        <w:t xml:space="preserve"> </w:t>
+      </w:r>
+      <w:r>
+        <w:t xml:space="preserve">box; if that matters for your minimum OS, bundle Noto Color Emoji as a web font.</w:t>
+      </w:r>
+    </w:p>
+    <w:p>
+      <w:pPr>
+        <w:pStyle w:val="Compact"/>
+        <w:numPr>
+          <w:ilvl w:val="0"/>
+          <w:numId w:val="1010"/>
+        </w:numPr>
+      </w:pPr>
       <w:r>
         <w:rPr>
           <w:b/>
           <w:bCs/>
         </w:rPr>
-        <w:t xml:space="preserve">inbox</w:t>
-      </w:r>
-      <w:r>
-        <w:t xml:space="preserve"> </w:t>
-      </w:r>
-      <w:r>
-        <w:t xml:space="preserve">tab.</w:t>
+        <w:t xml:space="preserve">Skin tones</w:t>
+      </w:r>
+      <w:r>
+        <w:t xml:space="preserve"> </w:t>
+      </w:r>
+      <w:r>
+        <w:t xml:space="preserve">are a nice extra; they are normal emoji sequences, so they send like any text.</w:t>
       </w:r>
     </w:p>
     <w:p>
       <w:pPr>
-        <w:pStyle w:val="BodyText"/>
+        <w:pStyle w:val="FirstParagraph"/>
       </w:pPr>
       <w:r>
         <w:rPr>
           <w:b/>
           <w:bCs/>
         </w:rPr>
+        <w:t xml:space="preserve">Emoji-only messages</w:t>
+      </w:r>
+      <w:r>
+        <w:t xml:space="preserve"> </w:t>
+      </w:r>
+      <w:r>
+        <w:t xml:space="preserve">of up to three emoji are shown large without a bubble (a regular expression using</w:t>
+      </w:r>
+      <w:r>
+        <w:t xml:space="preserve"> </w:t>
+      </w:r>
+      <w:r>
+        <w:rPr>
+          <w:rStyle w:val="VerbatimChar"/>
+        </w:rPr>
+        <w:t xml:space="preserve">\p{Extended_Pictographic}</w:t>
+      </w:r>
+      <w:r>
+        <w:t xml:space="preserve"> </w:t>
+      </w:r>
+      <w:r>
+        <w:t xml:space="preserve">with a quick check that nothing else is in the text).</w:t>
+      </w:r>
+    </w:p>
+    <w:bookmarkEnd w:id="53"/>
+    <w:bookmarkStart w:id="56" w:name="gifs-showing-them"/>
+    <w:p>
+      <w:pPr>
+        <w:pStyle w:val="Heading1"/>
+      </w:pPr>
+      <w:r>
+        <w:t xml:space="preserve">10. GIFs: showing them</w:t>
+      </w:r>
+    </w:p>
+    <w:p>
+      <w:pPr>
+        <w:pStyle w:val="FirstParagraph"/>
+      </w:pPr>
+      <w:r>
+        <w:rPr>
+          <w:b/>
+          <w:bCs/>
+        </w:rPr>
+        <w:t xml:space="preserve">Decision (3 October 2026): the app does not create or search for GIFs.</w:t>
+      </w:r>
+      <w:r>
+        <w:t xml:space="preserve"> </w:t>
+      </w:r>
+      <w:r>
+        <w:t xml:space="preserve">There is no GIF button, no GIF picker and no GIF service</w:t>
+      </w:r>
+      <w:r>
+        <w:t xml:space="preserve"> </w:t>
+      </w:r>
+      <w:r>
+        <w:t xml:space="preserve">account or key. What the app must do is</w:t>
+      </w:r>
+      <w:r>
+        <w:t xml:space="preserve"> </w:t>
+      </w:r>
+      <w:r>
+        <w:rPr>
+          <w:b/>
+          <w:bCs/>
+        </w:rPr>
+        <w:t xml:space="preserve">show a GIF properly when one arrives</w:t>
+      </w:r>
+      <w:r>
+        <w:t xml:space="preserve">.</w:t>
+      </w:r>
+    </w:p>
+    <w:bookmarkStart w:id="54" w:name="how-a-gif-arrives"/>
+    <w:p>
+      <w:pPr>
+        <w:pStyle w:val="Heading2"/>
+      </w:pPr>
+      <w:r>
+        <w:t xml:space="preserve">10.1 How a GIF arrives</w:t>
+      </w:r>
+    </w:p>
+    <w:p>
+      <w:pPr>
+        <w:pStyle w:val="FirstParagraph"/>
+      </w:pPr>
+      <w:r>
+        <w:t xml:space="preserve">WhatsApp does not send</w:t>
+      </w:r>
+      <w:r>
+        <w:t xml:space="preserve"> </w:t>
+      </w:r>
+      <w:r>
+        <w:rPr>
+          <w:rStyle w:val="VerbatimChar"/>
+        </w:rPr>
+        <w:t xml:space="preserve">.gif</w:t>
+      </w:r>
+      <w:r>
+        <w:t xml:space="preserve"> </w:t>
+      </w:r>
+      <w:r>
+        <w:t xml:space="preserve">files either. It turns a GIF into a short</w:t>
+      </w:r>
+      <w:r>
+        <w:t xml:space="preserve"> </w:t>
+      </w:r>
+      <w:r>
+        <w:rPr>
+          <w:b/>
+          <w:bCs/>
+        </w:rPr>
+        <w:t xml:space="preserve">looping MP4</w:t>
+      </w:r>
+      <w:r>
+        <w:t xml:space="preserve"> </w:t>
+      </w:r>
+      <w:r>
+        <w:t xml:space="preserve">and marks it, so every screen plays it as a</w:t>
+      </w:r>
+      <w:r>
+        <w:t xml:space="preserve"> </w:t>
+      </w:r>
+      <w:r>
+        <w:t xml:space="preserve">muted loop. The Vircle chat carries the same marking:</w:t>
+      </w:r>
+    </w:p>
+    <w:p>
+      <w:pPr>
+        <w:pStyle w:val="Compact"/>
+        <w:numPr>
+          <w:ilvl w:val="0"/>
+          <w:numId w:val="1011"/>
+        </w:numPr>
+      </w:pPr>
+      <w:r>
+        <w:t xml:space="preserve">The message has</w:t>
+      </w:r>
+      <w:r>
+        <w:t xml:space="preserve"> </w:t>
+      </w:r>
+      <w:r>
+        <w:rPr>
+          <w:rStyle w:val="VerbatimChar"/>
+        </w:rPr>
+        <w:t xml:space="preserve">kind: 'video'</w:t>
+      </w:r>
+      <w:r>
+        <w:t xml:space="preserve">,</w:t>
+      </w:r>
+      <w:r>
+        <w:t xml:space="preserve"> </w:t>
+      </w:r>
+      <w:r>
+        <w:rPr>
+          <w:rStyle w:val="VerbatimChar"/>
+        </w:rPr>
+        <w:t xml:space="preserve">media.mimeType: 'video/mp4'</w:t>
+      </w:r>
+      <w:r>
+        <w:t xml:space="preserve"> </w:t>
+      </w:r>
+      <w:r>
+        <w:t xml:space="preserve">and</w:t>
+      </w:r>
+      <w:r>
+        <w:t xml:space="preserve"> </w:t>
+      </w:r>
+      <w:r>
+        <w:rPr>
+          <w:rStyle w:val="VerbatimChar"/>
+          <w:b/>
+          <w:bCs/>
+        </w:rPr>
+        <w:t xml:space="preserve">media.animated: true</w:t>
+      </w:r>
+      <w:r>
+        <w:t xml:space="preserve">.</w:t>
+      </w:r>
+    </w:p>
+    <w:p>
+      <w:pPr>
+        <w:pStyle w:val="Compact"/>
+        <w:numPr>
+          <w:ilvl w:val="0"/>
+          <w:numId w:val="1011"/>
+        </w:numPr>
+      </w:pPr>
+      <w:r>
+        <w:t xml:space="preserve">Draw it as</w:t>
+      </w:r>
+      <w:r>
+        <w:t xml:space="preserve"> </w:t>
+      </w:r>
+      <w:r>
+        <w:rPr>
+          <w:rStyle w:val="VerbatimChar"/>
+        </w:rPr>
+        <w:t xml:space="preserve">&lt;video autoplay loop muted playsinline&gt;</w:t>
+      </w:r>
+      <w:r>
+        <w:t xml:space="preserve"> </w:t>
+      </w:r>
+      <w:r>
+        <w:t xml:space="preserve">with</w:t>
+      </w:r>
+      <w:r>
+        <w:t xml:space="preserve"> </w:t>
+      </w:r>
+      <w:r>
+        <w:rPr>
+          <w:b/>
+          <w:bCs/>
+        </w:rPr>
+        <w:t xml:space="preserve">no controls</w:t>
+      </w:r>
+      <w:r>
+        <w:t xml:space="preserve"> </w:t>
+      </w:r>
+      <w:r>
+        <w:t xml:space="preserve">and a small</w:t>
+      </w:r>
+      <w:r>
+        <w:t xml:space="preserve"> </w:t>
+      </w:r>
+      <w:r>
+        <w:t xml:space="preserve">“GIF”</w:t>
+      </w:r>
+      <w:r>
+        <w:t xml:space="preserve"> </w:t>
+      </w:r>
+      <w:r>
+        <w:t xml:space="preserve">tag; tapping may open it larger. Without</w:t>
+      </w:r>
+      <w:r>
+        <w:t xml:space="preserve"> </w:t>
+      </w:r>
+      <w:r>
+        <w:rPr>
+          <w:rStyle w:val="VerbatimChar"/>
+        </w:rPr>
+        <w:t xml:space="preserve">muted</w:t>
+      </w:r>
+      <w:r>
+        <w:t xml:space="preserve"> </w:t>
+      </w:r>
+      <w:r>
+        <w:t xml:space="preserve">and</w:t>
+      </w:r>
+      <w:r>
+        <w:t xml:space="preserve"> </w:t>
+      </w:r>
+      <w:r>
+        <w:rPr>
+          <w:rStyle w:val="VerbatimChar"/>
+        </w:rPr>
+        <w:t xml:space="preserve">playsinline</w:t>
+      </w:r>
+      <w:r>
+        <w:t xml:space="preserve">, iPhones will not autoplay it.</w:t>
+      </w:r>
+    </w:p>
+    <w:p>
+      <w:pPr>
+        <w:pStyle w:val="Compact"/>
+        <w:numPr>
+          <w:ilvl w:val="0"/>
+          <w:numId w:val="1011"/>
+        </w:numPr>
+      </w:pPr>
+      <w:r>
+        <w:t xml:space="preserve">It needs no special handling in the library: it is an ordinary message with a file. Fetch its address with</w:t>
+      </w:r>
+      <w:r>
+        <w:t xml:space="preserve"> </w:t>
+      </w:r>
+      <w:r>
+        <w:rPr>
+          <w:rStyle w:val="VerbatimChar"/>
+        </w:rPr>
+        <w:t xml:space="preserve">chat.getMediaUrl(message.id)</w:t>
+      </w:r>
+      <w:r>
+        <w:t xml:space="preserve"> </w:t>
+      </w:r>
+      <w:r>
+        <w:t xml:space="preserve">as for any file.</w:t>
+      </w:r>
+    </w:p>
+    <w:p>
+      <w:pPr>
+        <w:pStyle w:val="Compact"/>
+        <w:numPr>
+          <w:ilvl w:val="0"/>
+          <w:numId w:val="1011"/>
+        </w:numPr>
+      </w:pPr>
+      <w:r>
+        <w:t xml:space="preserve">Autoplay in the WebView needs</w:t>
+      </w:r>
+      <w:r>
+        <w:t xml:space="preserve"> </w:t>
+      </w:r>
+      <w:r>
+        <w:rPr>
+          <w:rStyle w:val="VerbatimChar"/>
+        </w:rPr>
+        <w:t xml:space="preserve">muted</w:t>
+      </w:r>
+      <w:r>
+        <w:t xml:space="preserve"> </w:t>
+      </w:r>
+      <w:r>
+        <w:t xml:space="preserve">and</w:t>
+      </w:r>
+      <w:r>
+        <w:t xml:space="preserve"> </w:t>
+      </w:r>
+      <w:r>
+        <w:rPr>
+          <w:rStyle w:val="VerbatimChar"/>
+        </w:rPr>
+        <w:t xml:space="preserve">playsinline</w:t>
+      </w:r>
+      <w:r>
+        <w:t xml:space="preserve"> </w:t>
+      </w:r>
+      <w:r>
+        <w:t xml:space="preserve">on the element (as above). If the build is Cordova rather than Capacitor, also</w:t>
+      </w:r>
+      <w:r>
+        <w:t xml:space="preserve"> </w:t>
+      </w:r>
+      <w:r>
+        <w:t xml:space="preserve">set the</w:t>
+      </w:r>
+      <w:r>
+        <w:t xml:space="preserve"> </w:t>
+      </w:r>
+      <w:r>
+        <w:rPr>
+          <w:rStyle w:val="VerbatimChar"/>
+        </w:rPr>
+        <w:t xml:space="preserve">AllowInlineMediaPlayback</w:t>
+      </w:r>
+      <w:r>
+        <w:t xml:space="preserve"> </w:t>
+      </w:r>
+      <w:r>
+        <w:t xml:space="preserve">preference to true so iOS plays it inline.</w:t>
+      </w:r>
+    </w:p>
+    <w:p>
+      <w:pPr>
+        <w:pStyle w:val="Compact"/>
+        <w:numPr>
+          <w:ilvl w:val="0"/>
+          <w:numId w:val="1011"/>
+        </w:numPr>
+      </w:pPr>
+      <w:r>
+        <w:t xml:space="preserve">Also be ready for an ordinary</w:t>
+      </w:r>
+      <w:r>
+        <w:t xml:space="preserve"> </w:t>
+      </w:r>
+      <w:r>
+        <w:rPr>
+          <w:rStyle w:val="VerbatimChar"/>
+        </w:rPr>
+        <w:t xml:space="preserve">image</w:t>
+      </w:r>
+      <w:r>
+        <w:t xml:space="preserve"> </w:t>
+      </w:r>
+      <w:r>
+        <w:t xml:space="preserve">message whose file is a</w:t>
+      </w:r>
+      <w:r>
+        <w:t xml:space="preserve"> </w:t>
+      </w:r>
+      <w:r>
+        <w:rPr>
+          <w:rStyle w:val="VerbatimChar"/>
+        </w:rPr>
+        <w:t xml:space="preserve">.gif</w:t>
+      </w:r>
+      <w:r>
+        <w:t xml:space="preserve"> </w:t>
+      </w:r>
+      <w:r>
+        <w:t xml:space="preserve">or</w:t>
+      </w:r>
+      <w:r>
+        <w:t xml:space="preserve"> </w:t>
+      </w:r>
+      <w:r>
+        <w:rPr>
+          <w:rStyle w:val="VerbatimChar"/>
+        </w:rPr>
+        <w:t xml:space="preserve">.webp</w:t>
+      </w:r>
+      <w:r>
+        <w:t xml:space="preserve">: an</w:t>
+      </w:r>
+      <w:r>
+        <w:t xml:space="preserve"> </w:t>
+      </w:r>
+      <w:r>
+        <w:rPr>
+          <w:rStyle w:val="VerbatimChar"/>
+        </w:rPr>
+        <w:t xml:space="preserve">&lt;img&gt;</w:t>
+      </w:r>
+      <w:r>
+        <w:t xml:space="preserve"> </w:t>
+      </w:r>
+      <w:r>
+        <w:t xml:space="preserve">element animates it by itself, so the</w:t>
+      </w:r>
+      <w:r>
+        <w:t xml:space="preserve"> </w:t>
+      </w:r>
+      <w:r>
+        <w:t xml:space="preserve">normal photo bubble already shows it.</w:t>
+      </w:r>
+    </w:p>
+    <w:bookmarkEnd w:id="54"/>
+    <w:bookmarkStart w:id="55" w:name="who-can-post-a-gif-today"/>
+    <w:p>
+      <w:pPr>
+        <w:pStyle w:val="Heading2"/>
+      </w:pPr>
+      <w:r>
+        <w:t xml:space="preserve">10.2 Who can post a GIF today</w:t>
+      </w:r>
+    </w:p>
+    <w:p>
+      <w:pPr>
+        <w:pStyle w:val="Compact"/>
+        <w:numPr>
+          <w:ilvl w:val="0"/>
+          <w:numId w:val="1012"/>
+        </w:numPr>
+      </w:pPr>
+      <w:r>
+        <w:rPr>
+          <w:b/>
+          <w:bCs/>
+        </w:rPr>
+        <w:t xml:space="preserve">Support agents in Halo cannot post GIFs yet.</w:t>
+      </w:r>
+      <w:r>
+        <w:t xml:space="preserve"> </w:t>
+      </w:r>
+      <w:r>
+        <w:t xml:space="preserve">The inbox’s attach menu refuses</w:t>
+      </w:r>
+      <w:r>
+        <w:t xml:space="preserve"> </w:t>
+      </w:r>
+      <w:r>
+        <w:rPr>
+          <w:rStyle w:val="VerbatimChar"/>
+        </w:rPr>
+        <w:t xml:space="preserve">.gif</w:t>
+      </w:r>
+      <w:r>
+        <w:t xml:space="preserve"> </w:t>
+      </w:r>
+      <w:r>
+        <w:t xml:space="preserve">files, because it shares the list of types</w:t>
+      </w:r>
+      <w:r>
+        <w:t xml:space="preserve"> </w:t>
+      </w:r>
+      <w:r>
+        <w:t xml:space="preserve">WhatsApp accepts. So today</w:t>
+      </w:r>
+      <w:r>
+        <w:t xml:space="preserve"> </w:t>
+      </w:r>
+      <w:r>
+        <w:rPr>
+          <w:b/>
+          <w:bCs/>
+        </w:rPr>
+        <w:t xml:space="preserve">nothing in production produces a GIF for the app to show.</w:t>
+      </w:r>
+      <w:r>
+        <w:t xml:space="preserve"> </w:t>
+      </w:r>
+      <w:r>
+        <w:t xml:space="preserve">The app should still be ready (above), and the</w:t>
+      </w:r>
+      <w:r>
+        <w:t xml:space="preserve"> </w:t>
+      </w:r>
+      <w:r>
+        <w:t xml:space="preserve">simulator’s</w:t>
+      </w:r>
+      <w:r>
+        <w:t xml:space="preserve"> </w:t>
+      </w:r>
+      <w:r>
+        <w:rPr>
+          <w:b/>
+          <w:bCs/>
+        </w:rPr>
+        <w:t xml:space="preserve">Agent</w:t>
+      </w:r>
+      <w:r>
+        <w:t xml:space="preserve"> </w:t>
+      </w:r>
+      <w:r>
+        <w:t xml:space="preserve">tab has a</w:t>
+      </w:r>
+      <w:r>
+        <w:t xml:space="preserve"> </w:t>
+      </w:r>
+      <w:r>
+        <w:rPr>
+          <w:b/>
+          <w:bCs/>
+        </w:rPr>
+        <w:t xml:space="preserve">GIF</w:t>
+      </w:r>
+      <w:r>
+        <w:t xml:space="preserve"> </w:t>
+      </w:r>
+      <w:r>
+        <w:t xml:space="preserve">button that sends one, so you can build and test the display now.</w:t>
+      </w:r>
+    </w:p>
+    <w:p>
+      <w:pPr>
+        <w:pStyle w:val="Compact"/>
+        <w:numPr>
+          <w:ilvl w:val="0"/>
+          <w:numId w:val="1012"/>
+        </w:numPr>
+      </w:pPr>
+      <w:r>
+        <w:t xml:space="preserve">If agents should be able to post GIFs (for example to a Vircle Chat or web-widget conversation, not to WhatsApp), that is a small</w:t>
+      </w:r>
+      <w:r>
+        <w:t xml:space="preserve"> </w:t>
+      </w:r>
+      <w:r>
+        <w:t xml:space="preserve">change on the Halo side, and it needs a decision (section 16). The app needs nothing more when it ships.</w:t>
+      </w:r>
+    </w:p>
+    <w:p>
+      <w:pPr>
+        <w:pStyle w:val="Compact"/>
+        <w:numPr>
+          <w:ilvl w:val="0"/>
+          <w:numId w:val="1012"/>
+        </w:numPr>
+      </w:pPr>
+      <w:r>
+        <w:t xml:space="preserve">The library can still send a GIF (</w:t>
+      </w:r>
+      <w:r>
+        <w:rPr>
+          <w:rStyle w:val="VerbatimChar"/>
+        </w:rPr>
+        <w:t xml:space="preserve">chat.sendGif</w:t>
+      </w:r>
+      <w:r>
+        <w:t xml:space="preserve">) and refuses</w:t>
+      </w:r>
+      <w:r>
+        <w:t xml:space="preserve"> </w:t>
+      </w:r>
+      <w:r>
+        <w:rPr>
+          <w:rStyle w:val="VerbatimChar"/>
+        </w:rPr>
+        <w:t xml:space="preserve">.gif</w:t>
+      </w:r>
+      <w:r>
+        <w:t xml:space="preserve"> </w:t>
+      </w:r>
+      <w:r>
+        <w:t xml:space="preserve">files with the error</w:t>
+      </w:r>
+      <w:r>
+        <w:t xml:space="preserve"> </w:t>
+      </w:r>
+      <w:r>
+        <w:rPr>
+          <w:rStyle w:val="VerbatimChar"/>
+        </w:rPr>
+        <w:t xml:space="preserve">gif_must_be_mp4</w:t>
+      </w:r>
+      <w:r>
+        <w:t xml:space="preserve">. The app does not need</w:t>
+      </w:r>
+      <w:r>
+        <w:t xml:space="preserve"> </w:t>
+      </w:r>
+      <w:r>
+        <w:t xml:space="preserve">either: do not build a GIF button.</w:t>
+      </w:r>
+    </w:p>
+    <w:bookmarkEnd w:id="55"/>
+    <w:bookmarkEnd w:id="56"/>
+    <w:bookmarkStart w:id="57" w:name="X7788da72d2004e9796ee3bb1847a07262acb361"/>
+    <w:p>
+      <w:pPr>
+        <w:pStyle w:val="Heading1"/>
+      </w:pPr>
+      <w:r>
+        <w:t xml:space="preserve">11. Push notifications and deep links (on hold, design now)</w:t>
+      </w:r>
+    </w:p>
+    <w:p>
+      <w:pPr>
+        <w:pStyle w:val="FirstParagraph"/>
+      </w:pPr>
+      <w:r>
+        <w:rPr>
+          <w:b/>
+          <w:bCs/>
+        </w:rPr>
+        <w:t xml:space="preserve">State.</w:t>
+      </w:r>
+      <w:r>
+        <w:t xml:space="preserve"> </w:t>
+      </w:r>
+      <w:r>
+        <w:t xml:space="preserve">The gateway decides when to alert and calls the Vircle push API with the person’s phone number or email. That API’s</w:t>
+      </w:r>
+      <w:r>
+        <w:t xml:space="preserve"> </w:t>
+      </w:r>
+      <w:r>
+        <w:t xml:space="preserve">details are not yet agreed, so</w:t>
+      </w:r>
+      <w:r>
+        <w:t xml:space="preserve"> </w:t>
+      </w:r>
+      <w:r>
+        <w:rPr>
+          <w:b/>
+          <w:bCs/>
+        </w:rPr>
+        <w:t xml:space="preserve">real alerts are not sent yet</w:t>
+      </w:r>
+      <w:r>
+        <w:t xml:space="preserve">; the gateway records them. Everything below is what the app must be</w:t>
+      </w:r>
+      <w:r>
+        <w:t xml:space="preserve"> </w:t>
+      </w:r>
+      <w:r>
+        <w:t xml:space="preserve">ready for, so that nothing changes on your side when push is switched on.</w:t>
+      </w:r>
+    </w:p>
+    <w:p>
+      <w:pPr>
+        <w:pStyle w:val="BodyText"/>
+      </w:pPr>
+      <w:r>
+        <w:rPr>
+          <w:b/>
+          <w:bCs/>
+        </w:rPr>
+        <w:t xml:space="preserve">What the app does</w:t>
+      </w:r>
+      <w:r>
+        <w:t xml:space="preserve"> </w:t>
+      </w:r>
+      <w:r>
+        <w:t xml:space="preserve">(with Vircle’s existing push setup):</w:t>
+      </w:r>
+    </w:p>
+    <w:p>
+      <w:pPr>
+        <w:pStyle w:val="Compact"/>
+        <w:numPr>
+          <w:ilvl w:val="0"/>
+          <w:numId w:val="1013"/>
+        </w:numPr>
+      </w:pPr>
+      <w:r>
+        <w:t xml:space="preserve">Register the device for push as the app does today (FCM on Android, APNs on iPhone, Huawei Push Kit on Huawei).</w:t>
+      </w:r>
+      <w:r>
+        <w:t xml:space="preserve"> </w:t>
+      </w:r>
+      <w:r>
+        <w:rPr>
+          <w:b/>
+          <w:bCs/>
+        </w:rPr>
+        <w:t xml:space="preserve">Nothing</w:t>
+      </w:r>
+      <w:r>
+        <w:rPr>
+          <w:b/>
+          <w:bCs/>
+        </w:rPr>
+        <w:t xml:space="preserve"> </w:t>
+      </w:r>
+      <w:r>
+        <w:rPr>
+          <w:b/>
+          <w:bCs/>
+        </w:rPr>
+        <w:t xml:space="preserve">chat-specific is registered</w:t>
+      </w:r>
+      <w:r>
+        <w:t xml:space="preserve">: the push API finds the person by phone or email.</w:t>
+      </w:r>
+    </w:p>
+    <w:p>
+      <w:pPr>
+        <w:pStyle w:val="Compact"/>
+        <w:numPr>
+          <w:ilvl w:val="0"/>
+          <w:numId w:val="1013"/>
+        </w:numPr>
+      </w:pPr>
+      <w:r>
+        <w:rPr>
+          <w:b/>
+          <w:bCs/>
+        </w:rPr>
+        <w:t xml:space="preserve">Receive</w:t>
+      </w:r>
+      <w:r>
+        <w:t xml:space="preserve"> </w:t>
+      </w:r>
+      <w:r>
+        <w:t xml:space="preserve">an alert. Its content, set by the gateway: a title (default: the workspace name), a body (default:</w:t>
+      </w:r>
+      <w:r>
+        <w:t xml:space="preserve"> </w:t>
+      </w:r>
+      <w:r>
+        <w:t xml:space="preserve">“You have a new</w:t>
+      </w:r>
+      <w:r>
+        <w:t xml:space="preserve"> </w:t>
+      </w:r>
+      <w:r>
+        <w:t xml:space="preserve">message”</w:t>
+      </w:r>
+      <w:r>
+        <w:t xml:space="preserve">; both can be changed per workspace), a</w:t>
+      </w:r>
+      <w:r>
+        <w:t xml:space="preserve"> </w:t>
+      </w:r>
+      <w:r>
+        <w:rPr>
+          <w:b/>
+          <w:bCs/>
+        </w:rPr>
+        <w:t xml:space="preserve">deep link</w:t>
+      </w:r>
+      <w:r>
+        <w:t xml:space="preserve"> </w:t>
+      </w:r>
+      <w:r>
+        <w:rPr>
+          <w:rStyle w:val="VerbatimChar"/>
+        </w:rPr>
+        <w:t xml:space="preserve">vircle://chat/{conversation_id}</w:t>
+      </w:r>
+      <w:r>
+        <w:t xml:space="preserve">, and a</w:t>
+      </w:r>
+      <w:r>
+        <w:t xml:space="preserve"> </w:t>
+      </w:r>
+      <w:r>
+        <w:rPr>
+          <w:b/>
+          <w:bCs/>
+        </w:rPr>
+        <w:t xml:space="preserve">collapse key</w:t>
+      </w:r>
+      <w:r>
+        <w:t xml:space="preserve"> </w:t>
+      </w:r>
+      <w:r>
+        <w:t xml:space="preserve">(the</w:t>
+      </w:r>
+      <w:r>
+        <w:t xml:space="preserve"> </w:t>
+      </w:r>
+      <w:r>
+        <w:t xml:space="preserve">conversation id) so a second alert replaces the first instead of stacking.</w:t>
+      </w:r>
+    </w:p>
+    <w:p>
+      <w:pPr>
+        <w:pStyle w:val="Compact"/>
+        <w:numPr>
+          <w:ilvl w:val="0"/>
+          <w:numId w:val="1013"/>
+        </w:numPr>
+      </w:pPr>
+      <w:r>
+        <w:rPr>
+          <w:b/>
+          <w:bCs/>
+        </w:rPr>
+        <w:t xml:space="preserve">Tap</w:t>
+      </w:r>
+      <w:r>
+        <w:t xml:space="preserve"> </w:t>
+      </w:r>
+      <w:r>
+        <w:t xml:space="preserve">opens the app at the deep link. Register the scheme</w:t>
+      </w:r>
+      <w:r>
+        <w:t xml:space="preserve"> </w:t>
+      </w:r>
+      <w:r>
+        <w:rPr>
+          <w:rStyle w:val="VerbatimChar"/>
+        </w:rPr>
+        <w:t xml:space="preserve">vircle://</w:t>
+      </w:r>
+      <w:r>
+        <w:t xml:space="preserve"> </w:t>
+      </w:r>
+      <w:r>
+        <w:t xml:space="preserve">(iOS URL type; Android intent filter; and Huawei) and</w:t>
+      </w:r>
+      <w:r>
+        <w:t xml:space="preserve"> </w:t>
+      </w:r>
+      <w:r>
+        <w:t xml:space="preserve">listen:</w:t>
+      </w:r>
+    </w:p>
+    <w:p>
+      <w:pPr>
+        <w:pStyle w:val="SourceCode"/>
+      </w:pPr>
+      <w:r>
+        <w:rPr>
+          <w:rStyle w:val="NormalTok"/>
+        </w:rPr>
+        <w:t xml:space="preserve">App</w:t>
+      </w:r>
+      <w:r>
+        <w:rPr>
+          <w:rStyle w:val="OperatorTok"/>
+        </w:rPr>
+        <w:t xml:space="preserve">.</w:t>
+      </w:r>
+      <w:r>
+        <w:rPr>
+          <w:rStyle w:val="FunctionTok"/>
+        </w:rPr>
+        <w:t xml:space="preserve">addListener</w:t>
+      </w:r>
+      <w:r>
+        <w:rPr>
+          <w:rStyle w:val="NormalTok"/>
+        </w:rPr>
+        <w:t xml:space="preserve">(</w:t>
+      </w:r>
+      <w:r>
+        <w:rPr>
+          <w:rStyle w:val="StringTok"/>
+        </w:rPr>
+        <w:t xml:space="preserve">'appUrlOpen'</w:t>
+      </w:r>
+      <w:r>
+        <w:rPr>
+          <w:rStyle w:val="OperatorTok"/>
+        </w:rPr>
+        <w:t xml:space="preserve">,</w:t>
+      </w:r>
+      <w:r>
+        <w:rPr>
+          <w:rStyle w:val="NormalTok"/>
+        </w:rPr>
+        <w:t xml:space="preserve"> ({ url }) </w:t>
+      </w:r>
+      <w:r>
+        <w:rPr>
+          <w:rStyle w:val="KeywordTok"/>
+        </w:rPr>
+        <w:t xml:space="preserve">=&gt;</w:t>
+      </w:r>
+      <w:r>
+        <w:rPr>
+          <w:rStyle w:val="NormalTok"/>
+        </w:rPr>
+        <w:t xml:space="preserve"> {</w:t>
+      </w:r>
+      <w:r>
+        <w:br/>
+      </w:r>
+      <w:r>
+        <w:rPr>
+          <w:rStyle w:val="NormalTok"/>
+        </w:rPr>
+        <w:t xml:space="preserve">  </w:t>
+      </w:r>
+      <w:r>
+        <w:rPr>
+          <w:rStyle w:val="KeywordTok"/>
+        </w:rPr>
+        <w:t xml:space="preserve">const</w:t>
+      </w:r>
+      <w:r>
+        <w:rPr>
+          <w:rStyle w:val="NormalTok"/>
+        </w:rPr>
+        <w:t xml:space="preserve"> m </w:t>
+      </w:r>
+      <w:r>
+        <w:rPr>
+          <w:rStyle w:val="OperatorTok"/>
+        </w:rPr>
+        <w:t xml:space="preserve">=</w:t>
+      </w:r>
+      <w:r>
+        <w:rPr>
+          <w:rStyle w:val="NormalTok"/>
+        </w:rPr>
+        <w:t xml:space="preserve"> </w:t>
+      </w:r>
+      <w:r>
+        <w:rPr>
+          <w:rStyle w:val="SpecialStringTok"/>
+        </w:rPr>
+        <w:t xml:space="preserve">/</w:t>
+      </w:r>
+      <w:r>
+        <w:rPr>
+          <w:rStyle w:val="SpecialCharTok"/>
+        </w:rPr>
+        <w:t xml:space="preserve">^</w:t>
+      </w:r>
+      <w:r>
+        <w:rPr>
+          <w:rStyle w:val="SpecialStringTok"/>
+        </w:rPr>
+        <w:t xml:space="preserve">vircle:</w:t>
+      </w:r>
+      <w:r>
+        <w:rPr>
+          <w:rStyle w:val="SpecialCharTok"/>
+        </w:rPr>
+        <w:t xml:space="preserve">\/\/</w:t>
+      </w:r>
+      <w:r>
+        <w:rPr>
+          <w:rStyle w:val="SpecialStringTok"/>
+        </w:rPr>
+        <w:t xml:space="preserve">chat</w:t>
+      </w:r>
+      <w:r>
+        <w:rPr>
+          <w:rStyle w:val="SpecialCharTok"/>
+        </w:rPr>
+        <w:t xml:space="preserve">\/([\w-]+)</w:t>
+      </w:r>
+      <w:r>
+        <w:rPr>
+          <w:rStyle w:val="SpecialStringTok"/>
+        </w:rPr>
+        <w:t xml:space="preserve">/</w:t>
+      </w:r>
+      <w:r>
+        <w:rPr>
+          <w:rStyle w:val="OperatorTok"/>
+        </w:rPr>
+        <w:t xml:space="preserve">.</w:t>
+      </w:r>
+      <w:r>
+        <w:rPr>
+          <w:rStyle w:val="FunctionTok"/>
+        </w:rPr>
+        <w:t xml:space="preserve">exec</w:t>
+      </w:r>
+      <w:r>
+        <w:rPr>
+          <w:rStyle w:val="NormalTok"/>
+        </w:rPr>
+        <w:t xml:space="preserve">(url)</w:t>
+      </w:r>
+      <w:r>
+        <w:br/>
+      </w:r>
+      <w:r>
+        <w:rPr>
+          <w:rStyle w:val="NormalTok"/>
+        </w:rPr>
+        <w:t xml:space="preserve">  </w:t>
+      </w:r>
+      <w:r>
+        <w:rPr>
+          <w:rStyle w:val="ControlFlowTok"/>
+        </w:rPr>
+        <w:t xml:space="preserve">if</w:t>
+      </w:r>
+      <w:r>
+        <w:rPr>
+          <w:rStyle w:val="NormalTok"/>
+        </w:rPr>
+        <w:t xml:space="preserve"> (m) { </w:t>
+      </w:r>
+      <w:r>
+        <w:rPr>
+          <w:rStyle w:val="KeywordTok"/>
+        </w:rPr>
+        <w:t xml:space="preserve">this</w:t>
+      </w:r>
+      <w:r>
+        <w:rPr>
+          <w:rStyle w:val="OperatorTok"/>
+        </w:rPr>
+        <w:t xml:space="preserve">.</w:t>
+      </w:r>
+      <w:r>
+        <w:rPr>
+          <w:rStyle w:val="AttributeTok"/>
+        </w:rPr>
+        <w:t xml:space="preserve">router</w:t>
+      </w:r>
+      <w:r>
+        <w:rPr>
+          <w:rStyle w:val="OperatorTok"/>
+        </w:rPr>
+        <w:t xml:space="preserve">.</w:t>
+      </w:r>
+      <w:r>
+        <w:rPr>
+          <w:rStyle w:val="FunctionTok"/>
+        </w:rPr>
+        <w:t xml:space="preserve">navigateByUrl</w:t>
+      </w:r>
+      <w:r>
+        <w:rPr>
+          <w:rStyle w:val="NormalTok"/>
+        </w:rPr>
+        <w:t xml:space="preserve">(</w:t>
+      </w:r>
+      <w:r>
+        <w:rPr>
+          <w:rStyle w:val="StringTok"/>
+        </w:rPr>
+        <w:t xml:space="preserve">'/chat'</w:t>
+      </w:r>
+      <w:r>
+        <w:rPr>
+          <w:rStyle w:val="NormalTok"/>
+        </w:rPr>
+        <w:t xml:space="preserve">)</w:t>
+      </w:r>
+      <w:r>
+        <w:rPr>
+          <w:rStyle w:val="OperatorTok"/>
+        </w:rPr>
+        <w:t xml:space="preserve">;</w:t>
+      </w:r>
+      <w:r>
+        <w:rPr>
+          <w:rStyle w:val="NormalTok"/>
+        </w:rPr>
+        <w:t xml:space="preserve"> </w:t>
+      </w:r>
+      <w:r>
+        <w:rPr>
+          <w:rStyle w:val="KeywordTok"/>
+        </w:rPr>
+        <w:t xml:space="preserve">this</w:t>
+      </w:r>
+      <w:r>
+        <w:rPr>
+          <w:rStyle w:val="OperatorTok"/>
+        </w:rPr>
+        <w:t xml:space="preserve">.</w:t>
+      </w:r>
+      <w:r>
+        <w:rPr>
+          <w:rStyle w:val="AttributeTok"/>
+        </w:rPr>
+        <w:t xml:space="preserve">chatService</w:t>
+      </w:r>
+      <w:r>
+        <w:rPr>
+          <w:rStyle w:val="OperatorTok"/>
+        </w:rPr>
+        <w:t xml:space="preserve">.</w:t>
+      </w:r>
+      <w:r>
+        <w:rPr>
+          <w:rStyle w:val="AttributeTok"/>
+        </w:rPr>
+        <w:t xml:space="preserve">chat</w:t>
+      </w:r>
+      <w:r>
+        <w:rPr>
+          <w:rStyle w:val="OperatorTok"/>
+        </w:rPr>
+        <w:t xml:space="preserve">.</w:t>
+      </w:r>
+      <w:r>
+        <w:rPr>
+          <w:rStyle w:val="FunctionTok"/>
+        </w:rPr>
+        <w:t xml:space="preserve">reconnectNow</w:t>
+      </w:r>
+      <w:r>
+        <w:rPr>
+          <w:rStyle w:val="NormalTok"/>
+        </w:rPr>
+        <w:t xml:space="preserve">() }   </w:t>
+      </w:r>
+      <w:r>
+        <w:rPr>
+          <w:rStyle w:val="CommentTok"/>
+        </w:rPr>
+        <w:t xml:space="preserve">// the missed messages arrive</w:t>
+      </w:r>
+      <w:r>
+        <w:br/>
+      </w:r>
+      <w:r>
+        <w:rPr>
+          <w:rStyle w:val="NormalTok"/>
+        </w:rPr>
+        <w:t xml:space="preserve">})</w:t>
+      </w:r>
+      <w:r>
+        <w:br/>
+      </w:r>
+      <w:r>
+        <w:rPr>
+          <w:rStyle w:val="NormalTok"/>
+        </w:rPr>
+        <w:t xml:space="preserve">PushNotifications</w:t>
+      </w:r>
+      <w:r>
+        <w:rPr>
+          <w:rStyle w:val="OperatorTok"/>
+        </w:rPr>
+        <w:t xml:space="preserve">.</w:t>
+      </w:r>
+      <w:r>
+        <w:rPr>
+          <w:rStyle w:val="FunctionTok"/>
+        </w:rPr>
+        <w:t xml:space="preserve">addListener</w:t>
+      </w:r>
+      <w:r>
+        <w:rPr>
+          <w:rStyle w:val="NormalTok"/>
+        </w:rPr>
+        <w:t xml:space="preserve">(</w:t>
+      </w:r>
+      <w:r>
+        <w:rPr>
+          <w:rStyle w:val="StringTok"/>
+        </w:rPr>
+        <w:t xml:space="preserve">'pushNotificationActionPerformed'</w:t>
+      </w:r>
+      <w:r>
+        <w:rPr>
+          <w:rStyle w:val="OperatorTok"/>
+        </w:rPr>
+        <w:t xml:space="preserve">,</w:t>
+      </w:r>
+      <w:r>
+        <w:rPr>
+          <w:rStyle w:val="NormalTok"/>
+        </w:rPr>
+        <w:t xml:space="preserve"> ({ notification }) </w:t>
+      </w:r>
+      <w:r>
+        <w:rPr>
+          <w:rStyle w:val="KeywordTok"/>
+        </w:rPr>
+        <w:t xml:space="preserve">=&gt;</w:t>
+      </w:r>
+      <w:r>
+        <w:rPr>
+          <w:rStyle w:val="NormalTok"/>
+        </w:rPr>
+        <w:t xml:space="preserve"> {</w:t>
+      </w:r>
+      <w:r>
+        <w:br/>
+      </w:r>
+      <w:r>
+        <w:rPr>
+          <w:rStyle w:val="NormalTok"/>
+        </w:rPr>
+        <w:t xml:space="preserve">  </w:t>
+      </w:r>
+      <w:r>
+        <w:rPr>
+          <w:rStyle w:val="CommentTok"/>
+        </w:rPr>
+        <w:t xml:space="preserve">// when the push arrives as a notification payload, route from notification.data as well</w:t>
+      </w:r>
+      <w:r>
+        <w:br/>
+      </w:r>
+      <w:r>
+        <w:rPr>
+          <w:rStyle w:val="NormalTok"/>
+        </w:rPr>
+        <w:t xml:space="preserve">})</w:t>
+      </w:r>
+    </w:p>
+    <w:p>
+      <w:pPr>
+        <w:pStyle w:val="Compact"/>
+        <w:numPr>
+          <w:ilvl w:val="0"/>
+          <w:numId w:val="1014"/>
+        </w:numPr>
+      </w:pPr>
+      <w:r>
+        <w:rPr>
+          <w:b/>
+          <w:bCs/>
+        </w:rPr>
+        <w:t xml:space="preserve">When the chat screen is open, do not show a banner</w:t>
+      </w:r>
+      <w:r>
+        <w:t xml:space="preserve"> </w:t>
+      </w:r>
+      <w:r>
+        <w:t xml:space="preserve">for a chat alert (the message is already on screen): suppress it in the</w:t>
+      </w:r>
+      <w:r>
+        <w:t xml:space="preserve"> </w:t>
+      </w:r>
+      <w:r>
+        <w:t xml:space="preserve">foreground handler. When the app is open on another screen, show the in-app banner or the badge from</w:t>
+      </w:r>
+      <w:r>
+        <w:t xml:space="preserve"> </w:t>
+      </w:r>
+      <w:r>
+        <w:rPr>
+          <w:rStyle w:val="VerbatimChar"/>
+        </w:rPr>
+        <w:t xml:space="preserve">unreadCount</w:t>
+      </w:r>
+      <w:r>
+        <w:t xml:space="preserve">.</w:t>
+      </w:r>
+    </w:p>
+    <w:p>
+      <w:pPr>
+        <w:pStyle w:val="Compact"/>
+        <w:numPr>
+          <w:ilvl w:val="0"/>
+          <w:numId w:val="1014"/>
+        </w:numPr>
+      </w:pPr>
+      <w:r>
+        <w:rPr>
+          <w:b/>
+          <w:bCs/>
+        </w:rPr>
+        <w:t xml:space="preserve">Badge:</w:t>
+      </w:r>
+      <w:r>
+        <w:t xml:space="preserve"> </w:t>
+      </w:r>
+      <w:r>
+        <w:t xml:space="preserve">set the app icon badge from</w:t>
+      </w:r>
+      <w:r>
+        <w:t xml:space="preserve"> </w:t>
+      </w:r>
+      <w:r>
+        <w:rPr>
+          <w:rStyle w:val="VerbatimChar"/>
+        </w:rPr>
+        <w:t xml:space="preserve">chat.getSnapshot().unreadCount</w:t>
+      </w:r>
+      <w:r>
+        <w:t xml:space="preserve"> </w:t>
+      </w:r>
+      <w:r>
+        <w:t xml:space="preserve">when the app goes to the background.</w:t>
+      </w:r>
+    </w:p>
+    <w:p>
+      <w:pPr>
+        <w:pStyle w:val="FirstParagraph"/>
+      </w:pPr>
+      <w:r>
+        <w:rPr>
+          <w:b/>
+          <w:bCs/>
+        </w:rPr>
+        <w:t xml:space="preserve">Order of events for a tester:</w:t>
+      </w:r>
+      <w:r>
+        <w:t xml:space="preserve"> </w:t>
+      </w:r>
+      <w:r>
+        <w:t xml:space="preserve">(a) the user closes the app; (b) an agent replies in Halo; (c) the gateway sees there is no connection</w:t>
+      </w:r>
+      <w:r>
+        <w:t xml:space="preserve"> </w:t>
+      </w:r>
+      <w:r>
+        <w:t xml:space="preserve">and raises one alert at once (if the app was open but did not confirm the message within 5 seconds, it alerts after that); (d) the user taps it; (e) the app opens on the chat showing the reply. With the mock this is visible in the simulator’s</w:t>
+      </w:r>
+      <w:r>
+        <w:t xml:space="preserve"> </w:t>
+      </w:r>
+      <w:r>
+        <w:rPr>
+          <w:b/>
+          <w:bCs/>
+        </w:rPr>
+        <w:t xml:space="preserve">Push</w:t>
+      </w:r>
+      <w:r>
+        <w:rPr>
+          <w:b/>
+          <w:bCs/>
+        </w:rPr>
+        <w:t xml:space="preserve"> </w:t>
+      </w:r>
+      <w:r>
+        <w:rPr>
+          <w:b/>
+          <w:bCs/>
+        </w:rPr>
+        <w:t xml:space="preserve">inbox</w:t>
+      </w:r>
+      <w:r>
+        <w:t xml:space="preserve"> </w:t>
+      </w:r>
+      <w:r>
+        <w:t xml:space="preserve">tab.</w:t>
+      </w:r>
+    </w:p>
+    <w:p>
+      <w:pPr>
+        <w:pStyle w:val="BodyText"/>
+      </w:pPr>
+      <w:r>
+        <w:rPr>
+          <w:b/>
+          <w:bCs/>
+        </w:rPr>
         <w:t xml:space="preserve">Still needed from the push team</w:t>
       </w:r>
       <w:r>
@@ -13475,8 +16500,8 @@
         <w:t xml:space="preserve">the title and body wording, and the error contract. When agreed, the payload names will be added to this document.</w:t>
       </w:r>
     </w:p>
-    <w:bookmarkEnd w:id="36"/>
-    <w:bookmarkStart w:id="37" w:name="errors-and-what-to-show"/>
+    <w:bookmarkEnd w:id="57"/>
+    <w:bookmarkStart w:id="58" w:name="errors-and-what-to-show"/>
     <w:p>
       <w:pPr>
         <w:pStyle w:val="Heading1"/>
@@ -13905,6 +16930,86 @@
           </w:p>
         </w:tc>
       </w:tr>
+      <w:tr>
+        <w:tc>
+          <w:tcPr/>
+          <w:p>
+            <w:pPr>
+              <w:pStyle w:val="Compact"/>
+            </w:pPr>
+            <w:r>
+              <w:rPr>
+                <w:rStyle w:val="VerbatimChar"/>
+              </w:rPr>
+              <w:t xml:space="preserve">history_unavailable</w:t>
+            </w:r>
+            <w:r>
+              <w:t xml:space="preserve">,</w:t>
+            </w:r>
+            <w:r>
+              <w:t xml:space="preserve"> </w:t>
+            </w:r>
+            <w:r>
+              <w:rPr>
+                <w:rStyle w:val="VerbatimChar"/>
+              </w:rPr>
+              <w:t xml:space="preserve">history_rate_limited</w:t>
+            </w:r>
+            <w:r>
+              <w:t xml:space="preserve"> </w:t>
+            </w:r>
+            <w:r>
+              <w:t xml:space="preserve">(on</w:t>
+            </w:r>
+            <w:r>
+              <w:t xml:space="preserve"> </w:t>
+            </w:r>
+            <w:r>
+              <w:rPr>
+                <w:rStyle w:val="VerbatimChar"/>
+              </w:rPr>
+              <w:t xml:space="preserve">loadOlder</w:t>
+            </w:r>
+            <w:r>
+              <w:t xml:space="preserve">, library 1.1.0)</w:t>
+            </w:r>
+          </w:p>
+        </w:tc>
+        <w:tc>
+          <w:tcPr/>
+          <w:p>
+            <w:pPr>
+              <w:pStyle w:val="Compact"/>
+            </w:pPr>
+            <w:r>
+              <w:t xml:space="preserve">Halo or the network could not give the next page, or pages were asked for too fast</w:t>
+            </w:r>
+          </w:p>
+        </w:tc>
+        <w:tc>
+          <w:tcPr/>
+          <w:p>
+            <w:pPr>
+              <w:pStyle w:val="Compact"/>
+            </w:pPr>
+            <w:r>
+              <w:t xml:space="preserve">The</w:t>
+            </w:r>
+            <w:r>
+              <w:t xml:space="preserve"> </w:t>
+            </w:r>
+            <w:r>
+              <w:t xml:space="preserve">“Could not load earlier messages. Tap to try again”</w:t>
+            </w:r>
+            <w:r>
+              <w:t xml:space="preserve"> </w:t>
+            </w:r>
+            <w:r>
+              <w:t xml:space="preserve">row (section 7.7)</w:t>
+            </w:r>
+          </w:p>
+        </w:tc>
+      </w:tr>
     </w:tbl>
     <w:p>
       <w:pPr>
@@ -14066,8 +17171,8 @@
         <w:t xml:space="preserve">.</w:t>
       </w:r>
     </w:p>
-    <w:bookmarkEnd w:id="37"/>
-    <w:bookmarkStart w:id="42" w:name="Xe1703dfb946ecc4a79c4ad155fc154ca852a3d9"/>
+    <w:bookmarkEnd w:id="58"/>
+    <w:bookmarkStart w:id="63" w:name="Xe1703dfb946ecc4a79c4ad155fc154ca852a3d9"/>
     <w:p>
       <w:pPr>
         <w:pStyle w:val="Heading1"/>
@@ -14076,7 +17181,7 @@
         <w:t xml:space="preserve">13. Lifecycle, storage, security, platform settings</w:t>
       </w:r>
     </w:p>
-    <w:bookmarkStart w:id="38" w:name="lifecycle"/>
+    <w:bookmarkStart w:id="59" w:name="lifecycle"/>
     <w:p>
       <w:pPr>
         <w:pStyle w:val="Heading2"/>
@@ -14349,7 +17454,20 @@
               <w:t xml:space="preserve">await clearLocal()</w:t>
             </w:r>
             <w:r>
-              <w:t xml:space="preserve">; never leave one person’s conversation for the next person</w:t>
+              <w:t xml:space="preserve">,</w:t>
+            </w:r>
+            <w:r>
+              <w:t xml:space="preserve"> </w:t>
+            </w:r>
+            <w:r>
+              <w:rPr>
+                <w:b/>
+                <w:bCs/>
+              </w:rPr>
+              <w:t xml:space="preserve">decided (D4, 21 October 2026)</w:t>
+            </w:r>
+            <w:r>
+              <w:t xml:space="preserve">: the cached conversation, the marker and the app’s saved files are all removed, so one person’s conversation is never left for the next person. The next sign-in loads up to 90 days again as the user scrolls up</w:t>
             </w:r>
           </w:p>
         </w:tc>
@@ -14436,8 +17554,8 @@
         </w:tc>
       </w:tr>
     </w:tbl>
-    <w:bookmarkEnd w:id="38"/>
-    <w:bookmarkStart w:id="39" w:name="storage-and-privacy"/>
+    <w:bookmarkEnd w:id="59"/>
+    <w:bookmarkStart w:id="60" w:name="storage-and-privacy"/>
     <w:p>
       <w:pPr>
         <w:pStyle w:val="Heading2"/>
@@ -14451,7 +17569,7 @@
         <w:pStyle w:val="FirstParagraph"/>
       </w:pPr>
       <w:r>
-        <w:t xml:space="preserve">The library keeps the last 200 messages (and unsent text) through the</w:t>
+        <w:t xml:space="preserve">Library 1.0.0 (in the kit today) keeps the last 200 messages (and unsent text) through the</w:t>
       </w:r>
       <w:r>
         <w:t xml:space="preserve"> </w:t>
@@ -14466,7 +17584,13 @@
         <w:t xml:space="preserve"> </w:t>
       </w:r>
       <w:r>
-        <w:t xml:space="preserve">you give it.</w:t>
+        <w:t xml:space="preserve">you give it, as one block of</w:t>
+      </w:r>
+      <w:r>
+        <w:t xml:space="preserve"> </w:t>
+      </w:r>
+      <w:r>
+        <w:t xml:space="preserve">JSON;</w:t>
       </w:r>
       <w:r>
         <w:t xml:space="preserve"> </w:t>
@@ -14481,40 +17605,61 @@
         <w:t xml:space="preserve"> </w:t>
       </w:r>
       <w:r>
-        <w:t xml:space="preserve">works but is plain text on</w:t>
-      </w:r>
-      <w:r>
-        <w:t xml:space="preserve"> </w:t>
-      </w:r>
-      <w:r>
-        <w:t xml:space="preserve">the device. If Vircle’s policy requires encryption at rest, implement</w:t>
-      </w:r>
-      <w:r>
-        <w:t xml:space="preserve"> </w:t>
-      </w:r>
-      <w:r>
-        <w:rPr>
-          <w:rStyle w:val="VerbatimChar"/>
-        </w:rPr>
-        <w:t xml:space="preserve">ChatStore</w:t>
-      </w:r>
-      <w:r>
-        <w:t xml:space="preserve"> </w:t>
-      </w:r>
-      <w:r>
-        <w:t xml:space="preserve">on an encrypted store (for example an encrypted</w:t>
-      </w:r>
-      <w:r>
-        <w:t xml:space="preserve"> </w:t>
-      </w:r>
-      <w:r>
-        <w:t xml:space="preserve">SQLite plugin or the secure-storage plugin), keeping the key per signed-in person. Media files are never stored by the library</w:t>
-      </w:r>
-      <w:r>
-        <w:t xml:space="preserve"> </w:t>
-      </w:r>
-      <w:r>
-        <w:t xml:space="preserve">(only their short-lived links).</w:t>
+        <w:t xml:space="preserve">or Capacitor Preferences are fine for that, though they are plain text on the device.</w:t>
+      </w:r>
+      <w:r>
+        <w:t xml:space="preserve"> </w:t>
+      </w:r>
+      <w:r>
+        <w:rPr>
+          <w:b/>
+          <w:bCs/>
+        </w:rPr>
+        <w:t xml:space="preserve">Library 1.1.0 keeps every</w:t>
+      </w:r>
+      <w:r>
+        <w:rPr>
+          <w:b/>
+          <w:bCs/>
+        </w:rPr>
+        <w:t xml:space="preserve"> </w:t>
+      </w:r>
+      <w:r>
+        <w:rPr>
+          <w:b/>
+          <w:bCs/>
+        </w:rPr>
+        <w:t xml:space="preserve">message it has loaded</w:t>
+      </w:r>
+      <w:r>
+        <w:t xml:space="preserve"> </w:t>
+      </w:r>
+      <w:r>
+        <w:t xml:space="preserve">(section 7.7), which over 90 days means thousands of rows, so the store changes to a database interface:</w:t>
+      </w:r>
+      <w:r>
+        <w:t xml:space="preserve"> </w:t>
+      </w:r>
+      <w:r>
+        <w:t xml:space="preserve">add or update a message, read a range ordered by time, count, delete all. Implement it on SQLite (a Capacitor SQLite plugin; one</w:t>
+      </w:r>
+      <w:r>
+        <w:t xml:space="preserve"> </w:t>
+      </w:r>
+      <w:r>
+        <w:t xml:space="preserve">database per signed-in person). If Vircle’s policy requires encryption at rest, use the plugin’s encrypted mode with a key held in</w:t>
+      </w:r>
+      <w:r>
+        <w:t xml:space="preserve"> </w:t>
+      </w:r>
+      <w:r>
+        <w:t xml:space="preserve">the iOS keychain or Android keystore. The library ships a small adapter so a 1.0 style store keeps working for the first 200</w:t>
+      </w:r>
+      <w:r>
+        <w:t xml:space="preserve"> </w:t>
+      </w:r>
+      <w:r>
+        <w:t xml:space="preserve">messages. Media files are never stored by the library (only their short-lived links); the app’s own file cache is described in 7.7.</w:t>
       </w:r>
     </w:p>
     <w:p>
@@ -14535,8 +17680,8 @@
         <w:t xml:space="preserve">tokens, message text or phone numbers. The library does not.</w:t>
       </w:r>
     </w:p>
-    <w:bookmarkEnd w:id="39"/>
-    <w:bookmarkStart w:id="40" w:name="permissions-and-platform-settings"/>
+    <w:bookmarkEnd w:id="60"/>
+    <w:bookmarkStart w:id="61" w:name="permissions-and-platform-settings"/>
     <w:p>
       <w:pPr>
         <w:pStyle w:val="Heading2"/>
@@ -14731,7 +17876,22 @@
               <w:t xml:space="preserve"> </w:t>
             </w:r>
             <w:r>
-              <w:t xml:space="preserve">(Android 13 and later) or the photo picker;</w:t>
+              <w:t xml:space="preserve">(Android 13 and later) or the photo picker; saving to the gallery needs</w:t>
+            </w:r>
+            <w:r>
+              <w:t xml:space="preserve"> </w:t>
+            </w:r>
+            <w:r>
+              <w:rPr>
+                <w:rStyle w:val="VerbatimChar"/>
+              </w:rPr>
+              <w:t xml:space="preserve">WRITE_EXTERNAL_STORAGE</w:t>
+            </w:r>
+            <w:r>
+              <w:t xml:space="preserve"> </w:t>
+            </w:r>
+            <w:r>
+              <w:t xml:space="preserve">only on Android 9 and older (newer versions use the media store with no permission);</w:t>
             </w:r>
             <w:r>
               <w:t xml:space="preserve"> </w:t>
@@ -14875,8 +18035,8 @@
         </w:tc>
       </w:tr>
     </w:tbl>
-    <w:bookmarkEnd w:id="40"/>
-    <w:bookmarkStart w:id="41" w:name="security-checklist-for-review"/>
+    <w:bookmarkEnd w:id="61"/>
+    <w:bookmarkStart w:id="62" w:name="security-checklist-for-review"/>
     <w:p>
       <w:pPr>
         <w:pStyle w:val="Heading2"/>
@@ -14890,7 +18050,7 @@
         <w:pStyle w:val="Compact"/>
         <w:numPr>
           <w:ilvl w:val="0"/>
-          <w:numId w:val="1011"/>
+          <w:numId w:val="1015"/>
         </w:numPr>
       </w:pPr>
       <w:r>
@@ -14902,7 +18062,7 @@
         <w:pStyle w:val="Compact"/>
         <w:numPr>
           <w:ilvl w:val="0"/>
-          <w:numId w:val="1011"/>
+          <w:numId w:val="1015"/>
         </w:numPr>
       </w:pPr>
       <w:r>
@@ -14914,7 +18074,7 @@
         <w:pStyle w:val="Compact"/>
         <w:numPr>
           <w:ilvl w:val="0"/>
-          <w:numId w:val="1011"/>
+          <w:numId w:val="1015"/>
         </w:numPr>
       </w:pPr>
       <w:r>
@@ -14962,11 +18122,11 @@
         <w:pStyle w:val="Compact"/>
         <w:numPr>
           <w:ilvl w:val="0"/>
-          <w:numId w:val="1011"/>
+          <w:numId w:val="1015"/>
         </w:numPr>
       </w:pPr>
       <w:r>
-        <w:t xml:space="preserve">The conversation is cleared from the device on sign-out.</w:t>
+        <w:t xml:space="preserve">The conversation and the app’s saved files are cleared from the device on sign-out (decision D4).</w:t>
       </w:r>
     </w:p>
     <w:p>
@@ -14974,16 +18134,16 @@
         <w:pStyle w:val="Compact"/>
         <w:numPr>
           <w:ilvl w:val="0"/>
-          <w:numId w:val="1011"/>
+          <w:numId w:val="1015"/>
         </w:numPr>
       </w:pPr>
       <w:r>
         <w:t xml:space="preserve">The wallet id sent to the gateway comes from the backend’s authenticated session, never from the app.</w:t>
       </w:r>
     </w:p>
-    <w:bookmarkEnd w:id="41"/>
-    <w:bookmarkEnd w:id="42"/>
-    <w:bookmarkStart w:id="45" w:name="testing-the-simulator-is-your-reference"/>
+    <w:bookmarkEnd w:id="62"/>
+    <w:bookmarkEnd w:id="63"/>
+    <w:bookmarkStart w:id="66" w:name="testing-the-simulator-is-your-reference"/>
     <w:p>
       <w:pPr>
         <w:pStyle w:val="Heading1"/>
@@ -15041,7 +18201,26 @@
         <w:t xml:space="preserve">https://chat.vircle.tech/simulator</w:t>
       </w:r>
       <w:r>
-        <w:t xml:space="preserve">). You can also run it on your own machine without any server:</w:t>
+        <w:t xml:space="preserve">). The hosted copy is for the pilot and is</w:t>
+      </w:r>
+      <w:r>
+        <w:t xml:space="preserve"> </w:t>
+      </w:r>
+      <w:r>
+        <w:rPr>
+          <w:b/>
+          <w:bCs/>
+        </w:rPr>
+        <w:t xml:space="preserve">switched off at launch</w:t>
+      </w:r>
+      <w:r>
+        <w:t xml:space="preserve">, so rely on the copy in the kit. It runs on your own machine with no</w:t>
+      </w:r>
+      <w:r>
+        <w:t xml:space="preserve"> </w:t>
+      </w:r>
+      <w:r>
+        <w:t xml:space="preserve">server and no Halo (Node 20 or later):</w:t>
       </w:r>
     </w:p>
     <w:p>
@@ -15058,7 +18237,7 @@
         <w:rPr>
           <w:rStyle w:val="NormalTok"/>
         </w:rPr>
-        <w:t xml:space="preserve"> gateway </w:t>
+        <w:t xml:space="preserve"> simulator </w:t>
       </w:r>
       <w:r>
         <w:rPr>
@@ -15106,7 +18285,7 @@
         <w:rPr>
           <w:rStyle w:val="NormalTok"/>
         </w:rPr>
-        <w:t xml:space="preserve"> run sim        </w:t>
+        <w:t xml:space="preserve"> run sim      </w:t>
       </w:r>
       <w:r>
         <w:rPr>
@@ -15128,7 +18307,7 @@
         <w:pStyle w:val="Compact"/>
         <w:numPr>
           <w:ilvl w:val="0"/>
-          <w:numId w:val="1012"/>
+          <w:numId w:val="1016"/>
         </w:numPr>
       </w:pPr>
       <w:r>
@@ -15172,7 +18351,7 @@
         <w:pStyle w:val="Compact"/>
         <w:numPr>
           <w:ilvl w:val="0"/>
-          <w:numId w:val="1012"/>
+          <w:numId w:val="1016"/>
         </w:numPr>
       </w:pPr>
       <w:r>
@@ -15218,7 +18397,7 @@
         <w:pStyle w:val="Compact"/>
         <w:numPr>
           <w:ilvl w:val="0"/>
-          <w:numId w:val="1012"/>
+          <w:numId w:val="1016"/>
         </w:numPr>
       </w:pPr>
       <w:r>
@@ -15246,7 +18425,7 @@
         <w:pStyle w:val="Compact"/>
         <w:numPr>
           <w:ilvl w:val="0"/>
-          <w:numId w:val="1012"/>
+          <w:numId w:val="1016"/>
         </w:numPr>
       </w:pPr>
       <w:r>
@@ -15277,7 +18456,7 @@
         <w:pStyle w:val="Compact"/>
         <w:numPr>
           <w:ilvl w:val="0"/>
-          <w:numId w:val="1012"/>
+          <w:numId w:val="1016"/>
         </w:numPr>
       </w:pPr>
       <w:r>
@@ -15340,7 +18519,7 @@
         <w:t xml:space="preserve">and answer from its inbox; the person in the app appears there as a contact with the Vircle Chat channel label.</w:t>
       </w:r>
     </w:p>
-    <w:bookmarkStart w:id="43" w:name="test-plan-before-release"/>
+    <w:bookmarkStart w:id="64" w:name="test-plan-before-release"/>
     <w:p>
       <w:pPr>
         <w:pStyle w:val="Heading2"/>
@@ -15971,9 +19150,295 @@
           </w:p>
         </w:tc>
       </w:tr>
+      <w:tr>
+        <w:tc>
+          <w:tcPr/>
+          <w:p>
+            <w:pPr>
+              <w:pStyle w:val="Compact"/>
+            </w:pPr>
+            <w:r>
+              <w:t xml:space="preserve">17</w:t>
+            </w:r>
+          </w:p>
+        </w:tc>
+        <w:tc>
+          <w:tcPr/>
+          <w:p>
+            <w:pPr>
+              <w:pStyle w:val="Compact"/>
+            </w:pPr>
+            <w:r>
+              <w:t xml:space="preserve">Scroll up through a long conversation (more than 100 messages)</w:t>
+            </w:r>
+          </w:p>
+        </w:tc>
+        <w:tc>
+          <w:tcPr/>
+          <w:p>
+            <w:pPr>
+              <w:pStyle w:val="Compact"/>
+            </w:pPr>
+            <w:r>
+              <w:t xml:space="preserve">Older pages load 30 at a time with a spinner row; the screen does not jump; the oldest message ends in a day divider</w:t>
+            </w:r>
+          </w:p>
+        </w:tc>
+      </w:tr>
+      <w:tr>
+        <w:tc>
+          <w:tcPr/>
+          <w:p>
+            <w:pPr>
+              <w:pStyle w:val="Compact"/>
+            </w:pPr>
+            <w:r>
+              <w:t xml:space="preserve">18</w:t>
+            </w:r>
+          </w:p>
+        </w:tc>
+        <w:tc>
+          <w:tcPr/>
+          <w:p>
+            <w:pPr>
+              <w:pStyle w:val="Compact"/>
+            </w:pPr>
+            <w:r>
+              <w:t xml:space="preserve">A conversation older than 90 days</w:t>
+            </w:r>
+          </w:p>
+        </w:tc>
+        <w:tc>
+          <w:tcPr/>
+          <w:p>
+            <w:pPr>
+              <w:pStyle w:val="Compact"/>
+            </w:pPr>
+            <w:r>
+              <w:t xml:space="preserve">Scrolling stops at 90 days with</w:t>
+            </w:r>
+            <w:r>
+              <w:t xml:space="preserve"> </w:t>
+            </w:r>
+            <w:r>
+              <w:t xml:space="preserve">“Earlier messages are not shown”</w:t>
+            </w:r>
+          </w:p>
+        </w:tc>
+      </w:tr>
+      <w:tr>
+        <w:tc>
+          <w:tcPr/>
+          <w:p>
+            <w:pPr>
+              <w:pStyle w:val="Compact"/>
+            </w:pPr>
+            <w:r>
+              <w:t xml:space="preserve">19</w:t>
+            </w:r>
+          </w:p>
+        </w:tc>
+        <w:tc>
+          <w:tcPr/>
+          <w:p>
+            <w:pPr>
+              <w:pStyle w:val="Compact"/>
+            </w:pPr>
+            <w:r>
+              <w:t xml:space="preserve">Aeroplane mode: open the chat and scroll through what was loaded before; then scroll past it</w:t>
+            </w:r>
+          </w:p>
+        </w:tc>
+        <w:tc>
+          <w:tcPr/>
+          <w:p>
+            <w:pPr>
+              <w:pStyle w:val="Compact"/>
+            </w:pPr>
+            <w:r>
+              <w:t xml:space="preserve">Everything loaded earlier shows and scrolls with no network; past it the retry row appears</w:t>
+            </w:r>
+          </w:p>
+        </w:tc>
+      </w:tr>
+      <w:tr>
+        <w:tc>
+          <w:tcPr/>
+          <w:p>
+            <w:pPr>
+              <w:pStyle w:val="Compact"/>
+            </w:pPr>
+            <w:r>
+              <w:t xml:space="preserve">20</w:t>
+            </w:r>
+          </w:p>
+        </w:tc>
+        <w:tc>
+          <w:tcPr/>
+          <w:p>
+            <w:pPr>
+              <w:pStyle w:val="Compact"/>
+            </w:pPr>
+            <w:r>
+              <w:t xml:space="preserve">Close and reopen the app, update it, change the network</w:t>
+            </w:r>
+          </w:p>
+        </w:tc>
+        <w:tc>
+          <w:tcPr/>
+          <w:p>
+            <w:pPr>
+              <w:pStyle w:val="Compact"/>
+            </w:pPr>
+            <w:r>
+              <w:t xml:space="preserve">The earlier messages and saved photos are still there</w:t>
+            </w:r>
+          </w:p>
+        </w:tc>
+      </w:tr>
+      <w:tr>
+        <w:tc>
+          <w:tcPr/>
+          <w:p>
+            <w:pPr>
+              <w:pStyle w:val="Compact"/>
+            </w:pPr>
+            <w:r>
+              <w:t xml:space="preserve">21</w:t>
+            </w:r>
+          </w:p>
+        </w:tc>
+        <w:tc>
+          <w:tcPr/>
+          <w:p>
+            <w:pPr>
+              <w:pStyle w:val="Compact"/>
+            </w:pPr>
+            <w:r>
+              <w:t xml:space="preserve">Clear chat</w:t>
+            </w:r>
+          </w:p>
+        </w:tc>
+        <w:tc>
+          <w:tcPr/>
+          <w:p>
+            <w:pPr>
+              <w:pStyle w:val="Compact"/>
+            </w:pPr>
+            <w:r>
+              <w:t xml:space="preserve">Messages and files vanish from the phone; scrolling up finds nothing older; a new message from support appears normally; Halo still shows the whole conversation</w:t>
+            </w:r>
+          </w:p>
+        </w:tc>
+      </w:tr>
+      <w:tr>
+        <w:tc>
+          <w:tcPr/>
+          <w:p>
+            <w:pPr>
+              <w:pStyle w:val="Compact"/>
+            </w:pPr>
+            <w:r>
+              <w:t xml:space="preserve">22</w:t>
+            </w:r>
+          </w:p>
+        </w:tc>
+        <w:tc>
+          <w:tcPr/>
+          <w:p>
+            <w:pPr>
+              <w:pStyle w:val="Compact"/>
+            </w:pPr>
+            <w:r>
+              <w:t xml:space="preserve">Reinstall (or a second phone) after Clear chat</w:t>
+            </w:r>
+          </w:p>
+        </w:tc>
+        <w:tc>
+          <w:tcPr/>
+          <w:p>
+            <w:pPr>
+              <w:pStyle w:val="Compact"/>
+            </w:pPr>
+            <w:r>
+              <w:t xml:space="preserve">The last 90 days load again as the user scrolls up</w:t>
+            </w:r>
+          </w:p>
+        </w:tc>
+      </w:tr>
+      <w:tr>
+        <w:tc>
+          <w:tcPr/>
+          <w:p>
+            <w:pPr>
+              <w:pStyle w:val="Compact"/>
+            </w:pPr>
+            <w:r>
+              <w:t xml:space="preserve">23</w:t>
+            </w:r>
+          </w:p>
+        </w:tc>
+        <w:tc>
+          <w:tcPr/>
+          <w:p>
+            <w:pPr>
+              <w:pStyle w:val="Compact"/>
+            </w:pPr>
+            <w:r>
+              <w:t xml:space="preserve">Sign out, then sign in as someone else</w:t>
+            </w:r>
+          </w:p>
+        </w:tc>
+        <w:tc>
+          <w:tcPr/>
+          <w:p>
+            <w:pPr>
+              <w:pStyle w:val="Compact"/>
+            </w:pPr>
+            <w:r>
+              <w:t xml:space="preserve">No trace of the first person’s messages or saved files in the app; the first person’s gallery copies are untouched</w:t>
+            </w:r>
+          </w:p>
+        </w:tc>
+      </w:tr>
+      <w:tr>
+        <w:tc>
+          <w:tcPr/>
+          <w:p>
+            <w:pPr>
+              <w:pStyle w:val="Compact"/>
+            </w:pPr>
+            <w:r>
+              <w:t xml:space="preserve">24</w:t>
+            </w:r>
+          </w:p>
+        </w:tc>
+        <w:tc>
+          <w:tcPr/>
+          <w:p>
+            <w:pPr>
+              <w:pStyle w:val="Compact"/>
+            </w:pPr>
+            <w:r>
+              <w:t xml:space="preserve">Open photos until the saved files pass 200 MB; tap Save to gallery on a photo</w:t>
+            </w:r>
+          </w:p>
+        </w:tc>
+        <w:tc>
+          <w:tcPr/>
+          <w:p>
+            <w:pPr>
+              <w:pStyle w:val="Compact"/>
+            </w:pPr>
+            <w:r>
+              <w:t xml:space="preserve">The oldest saved files are dropped, not the newest; the photo appears in the phone’s gallery; Clear chat leaves the gallery copy alone</w:t>
+            </w:r>
+          </w:p>
+        </w:tc>
+      </w:tr>
     </w:tbl>
-    <w:bookmarkEnd w:id="43"/>
-    <w:bookmarkStart w:id="44" w:name="devices"/>
+    <w:bookmarkEnd w:id="64"/>
+    <w:bookmarkStart w:id="65" w:name="devices"/>
     <w:p>
       <w:pPr>
         <w:pStyle w:val="Heading2"/>
@@ -15996,9 +19461,9 @@
         <w:t xml:space="preserve">services. Old WebViews are where voice recording, emoji rendering and video playback differ.</w:t>
       </w:r>
     </w:p>
-    <w:bookmarkEnd w:id="44"/>
-    <w:bookmarkEnd w:id="45"/>
-    <w:bookmarkStart w:id="46" w:name="work-breakdown-and-definition-of-done"/>
+    <w:bookmarkEnd w:id="65"/>
+    <w:bookmarkEnd w:id="66"/>
+    <w:bookmarkStart w:id="67" w:name="work-breakdown-and-definition-of-done"/>
     <w:p>
       <w:pPr>
         <w:pStyle w:val="Heading1"/>
@@ -16649,6 +20114,98 @@
               <w:pStyle w:val="Compact"/>
             </w:pPr>
             <w:r>
+              <w:t xml:space="preserve">Older history: scroll-up loading, spinner row, keep-position, end markers, retry row (library 1.1.0 and the Halo and gateway work first)</w:t>
+            </w:r>
+          </w:p>
+        </w:tc>
+        <w:tc>
+          <w:tcPr/>
+          <w:p>
+            <w:pPr>
+              <w:pStyle w:val="Compact"/>
+            </w:pPr>
+            <w:r>
+              <w:t xml:space="preserve">7.7</w:t>
+            </w:r>
+          </w:p>
+        </w:tc>
+        <w:tc>
+          <w:tcPr/>
+          <w:p>
+            <w:pPr>
+              <w:pStyle w:val="Compact"/>
+            </w:pPr>
+            <w:r>
+              <w:t xml:space="preserve">2.5</w:t>
+            </w:r>
+          </w:p>
+        </w:tc>
+      </w:tr>
+      <w:tr>
+        <w:tc>
+          <w:tcPr/>
+          <w:p>
+            <w:pPr>
+              <w:pStyle w:val="Compact"/>
+            </w:pPr>
+            <w:r>
+              <w:t xml:space="preserve">14</w:t>
+            </w:r>
+          </w:p>
+        </w:tc>
+        <w:tc>
+          <w:tcPr/>
+          <w:p>
+            <w:pPr>
+              <w:pStyle w:val="Compact"/>
+            </w:pPr>
+            <w:r>
+              <w:t xml:space="preserve">The copy on the phone: SQLite store, saved-file cache (200 MB cap), Save to gallery, Clear chat menu and confirmation, sign-out clearing</w:t>
+            </w:r>
+          </w:p>
+        </w:tc>
+        <w:tc>
+          <w:tcPr/>
+          <w:p>
+            <w:pPr>
+              <w:pStyle w:val="Compact"/>
+            </w:pPr>
+            <w:r>
+              <w:t xml:space="preserve">7.7, 13.2</w:t>
+            </w:r>
+          </w:p>
+        </w:tc>
+        <w:tc>
+          <w:tcPr/>
+          <w:p>
+            <w:pPr>
+              <w:pStyle w:val="Compact"/>
+            </w:pPr>
+            <w:r>
+              <w:t xml:space="preserve">4</w:t>
+            </w:r>
+          </w:p>
+        </w:tc>
+      </w:tr>
+      <w:tr>
+        <w:tc>
+          <w:tcPr/>
+          <w:p>
+            <w:pPr>
+              <w:pStyle w:val="Compact"/>
+            </w:pPr>
+            <w:r>
+              <w:t xml:space="preserve">15</w:t>
+            </w:r>
+          </w:p>
+        </w:tc>
+        <w:tc>
+          <w:tcPr/>
+          <w:p>
+            <w:pPr>
+              <w:pStyle w:val="Compact"/>
+            </w:pPr>
+            <w:r>
               <w:t xml:space="preserve">Device testing (section 14.1) and fixes</w:t>
             </w:r>
           </w:p>
@@ -16704,20 +20261,14 @@
               <w:pStyle w:val="Compact"/>
             </w:pPr>
             <w:r>
-              <w:t xml:space="preserve">A realistic range is</w:t>
-            </w:r>
-            <w:r>
-              <w:t xml:space="preserve"> </w:t>
-            </w:r>
-            <w:r>
               <w:rPr>
                 <w:b/>
                 <w:bCs/>
               </w:rPr>
-              <w:t xml:space="preserve">3 to 4 weeks</w:t>
-            </w:r>
-            <w:r>
-              <w:t xml:space="preserve">, with the backend endpoint ready on day one</w:t>
+              <w:t xml:space="preserve">About 34 engineer-days</w:t>
+            </w:r>
+            <w:r>
+              <w:t xml:space="preserve">: 3 to 4 weeks for two engineers, 6 to 7 weeks for one, with the backend endpoint ready on day one. Tasks 13 and 14 wait for the history work in Halo and the gateway (about 9 days, work package 9)</w:t>
             </w:r>
           </w:p>
         </w:tc>
@@ -16732,7 +20283,7 @@
                 <w:b/>
                 <w:bCs/>
               </w:rPr>
-              <w:t xml:space="preserve">about 27</w:t>
+              <w:t xml:space="preserve">about 34</w:t>
             </w:r>
           </w:p>
         </w:tc>
@@ -16768,8 +20319,8 @@
         <w:t xml:space="preserve">conversation is cleared on sign-out.</w:t>
       </w:r>
     </w:p>
-    <w:bookmarkEnd w:id="46"/>
-    <w:bookmarkStart w:id="47" w:name="Xf2bc43d097cf817767cc6be206ac9d42eec99c6"/>
+    <w:bookmarkEnd w:id="67"/>
+    <w:bookmarkStart w:id="68" w:name="Xf2bc43d097cf817767cc6be206ac9d42eec99c6"/>
     <w:p>
       <w:pPr>
         <w:pStyle w:val="Heading1"/>
@@ -17129,6 +20680,157 @@
           </w:p>
         </w:tc>
       </w:tr>
+      <w:tr>
+        <w:tc>
+          <w:tcPr/>
+          <w:p>
+            <w:pPr>
+              <w:pStyle w:val="Compact"/>
+            </w:pPr>
+            <w:r>
+              <w:t xml:space="preserve">Older history: Halo read endpoint, gateway frame and library 1.1.0 (gateway work package 9, about 9 days)</w:t>
+            </w:r>
+          </w:p>
+        </w:tc>
+        <w:tc>
+          <w:tcPr/>
+          <w:p>
+            <w:pPr>
+              <w:pStyle w:val="Compact"/>
+            </w:pPr>
+            <w:r>
+              <w:t xml:space="preserve">Halo team</w:t>
+            </w:r>
+          </w:p>
+        </w:tc>
+        <w:tc>
+          <w:tcPr/>
+          <w:p>
+            <w:pPr>
+              <w:pStyle w:val="Compact"/>
+            </w:pPr>
+            <w:r>
+              <w:t xml:space="preserve">Before tasks 13 and 14</w:t>
+            </w:r>
+          </w:p>
+        </w:tc>
+      </w:tr>
+      <w:tr>
+        <w:tc>
+          <w:tcPr/>
+          <w:p>
+            <w:pPr>
+              <w:pStyle w:val="Compact"/>
+            </w:pPr>
+            <w:r>
+              <w:rPr>
+                <w:b/>
+                <w:bCs/>
+              </w:rPr>
+              <w:t xml:space="preserve">D4, decided 21 October 2026: yes.</w:t>
+            </w:r>
+            <w:r>
+              <w:t xml:space="preserve"> </w:t>
+            </w:r>
+            <w:r>
+              <w:t xml:space="preserve">Sign-out removes the cached conversation, the cleared-before marker and the app’s saved files</w:t>
+            </w:r>
+          </w:p>
+        </w:tc>
+        <w:tc>
+          <w:tcPr/>
+          <w:p>
+            <w:pPr>
+              <w:pStyle w:val="Compact"/>
+            </w:pPr>
+            <w:r>
+              <w:t xml:space="preserve">Product</w:t>
+            </w:r>
+          </w:p>
+        </w:tc>
+        <w:tc>
+          <w:tcPr/>
+          <w:p>
+            <w:pPr>
+              <w:pStyle w:val="Compact"/>
+            </w:pPr>
+            <w:r>
+              <w:t xml:space="preserve">Task 14</w:t>
+            </w:r>
+          </w:p>
+        </w:tc>
+      </w:tr>
+      <w:tr>
+        <w:tc>
+          <w:tcPr/>
+          <w:p>
+            <w:pPr>
+              <w:pStyle w:val="Compact"/>
+            </w:pPr>
+            <w:r>
+              <w:rPr>
+                <w:b/>
+                <w:bCs/>
+              </w:rPr>
+              <w:t xml:space="preserve">D5, decided 21 October 2026:</w:t>
+            </w:r>
+            <w:r>
+              <w:t xml:space="preserve"> </w:t>
+            </w:r>
+            <w:r>
+              <w:t xml:space="preserve">photos and voice notes are saved on the phone, in the app’s file cache,</w:t>
+            </w:r>
+            <w:r>
+              <w:t xml:space="preserve"> </w:t>
+            </w:r>
+            <w:r>
+              <w:rPr>
+                <w:b/>
+                <w:bCs/>
+              </w:rPr>
+              <w:t xml:space="preserve">200 MB cap</w:t>
+            </w:r>
+            <w:r>
+              <w:t xml:space="preserve">. Saving to the phone’s gallery is</w:t>
+            </w:r>
+            <w:r>
+              <w:t xml:space="preserve"> </w:t>
+            </w:r>
+            <w:r>
+              <w:rPr>
+                <w:b/>
+                <w:bCs/>
+              </w:rPr>
+              <w:t xml:space="preserve">on tap only</w:t>
+            </w:r>
+            <w:r>
+              <w:t xml:space="preserve">, never automatic (section 7.7)</w:t>
+            </w:r>
+          </w:p>
+        </w:tc>
+        <w:tc>
+          <w:tcPr/>
+          <w:p>
+            <w:pPr>
+              <w:pStyle w:val="Compact"/>
+            </w:pPr>
+            <w:r>
+              <w:t xml:space="preserve">Product</w:t>
+            </w:r>
+          </w:p>
+        </w:tc>
+        <w:tc>
+          <w:tcPr/>
+          <w:p>
+            <w:pPr>
+              <w:pStyle w:val="Compact"/>
+            </w:pPr>
+            <w:r>
+              <w:t xml:space="preserve">Task 14</w:t>
+            </w:r>
+          </w:p>
+        </w:tc>
+      </w:tr>
     </w:tbl>
     <w:p>
       <w:pPr>
@@ -17139,19 +20841,13 @@
           <w:b/>
           <w:bCs/>
         </w:rPr>
-        <w:t xml:space="preserve">Contacts and sources.</w:t>
-      </w:r>
-      <w:r>
-        <w:t xml:space="preserve"> </w:t>
-      </w:r>
-      <w:r>
-        <w:t xml:space="preserve">The library’s README (inside the package) is the API reference. The protocol, if you need to see exactly what</w:t>
-      </w:r>
-      <w:r>
-        <w:t xml:space="preserve"> </w:t>
-      </w:r>
-      <w:r>
-        <w:t xml:space="preserve">travels, is</w:t>
+        <w:t xml:space="preserve">Sources, all in the kit.</w:t>
+      </w:r>
+      <w:r>
+        <w:t xml:space="preserve"> </w:t>
+      </w:r>
+      <w:r>
+        <w:t xml:space="preserve">The library’s README (inside the package) is the API reference. What travels on the wire is described in</w:t>
       </w:r>
       <w:r>
         <w:t xml:space="preserve"> </w:t>
@@ -17163,7 +20859,10 @@
         <w:t xml:space="preserve">docs/vircle-chat-app-protocol.md</w:t>
       </w:r>
       <w:r>
-        <w:t xml:space="preserve">; the agreement with Halo is</w:t>
+        <w:t xml:space="preserve"> </w:t>
+      </w:r>
+      <w:r>
+        <w:t xml:space="preserve">and defined exactly in</w:t>
       </w:r>
       <w:r>
         <w:t xml:space="preserve"> </w:t>
@@ -17172,31 +20871,32 @@
         <w:rPr>
           <w:rStyle w:val="VerbatimChar"/>
         </w:rPr>
-        <w:t xml:space="preserve">docs/vircle-chat-contract.md</w:t>
-      </w:r>
-      <w:r>
-        <w:t xml:space="preserve">; running the gateway is</w:t>
-      </w:r>
-      <w:r>
-        <w:t xml:space="preserve"> </w:t>
+        <w:t xml:space="preserve">protocol/protocol.ts</w:t>
+      </w:r>
+      <w:r>
+        <w:t xml:space="preserve">. The simulator (</w:t>
       </w:r>
       <w:r>
         <w:rPr>
           <w:rStyle w:val="VerbatimChar"/>
         </w:rPr>
-        <w:t xml:space="preserve">docs/vircle-chat-gateway-runbook.md</w:t>
-      </w:r>
-      <w:r>
-        <w:t xml:space="preserve">. The simulator is the working example of everything in this document.</w:t>
+        <w:t xml:space="preserve">simulator/</w:t>
+      </w:r>
+      <w:r>
+        <w:t xml:space="preserve">) is the working example of</w:t>
+      </w:r>
+      <w:r>
+        <w:t xml:space="preserve"> </w:t>
+      </w:r>
+      <w:r>
+        <w:t xml:space="preserve">everything in this document. Questions go to the Halo team, who own the gateway and the library.</w:t>
       </w:r>
     </w:p>
-    <w:bookmarkEnd w:id="47"/>
+    <w:bookmarkEnd w:id="68"/>
     <w:sectPr>
       <w:footnotePr>
         <w:numRestart w:val="eachSect"/>
       </w:footnotePr>
-      <w:pgSz w:h="16838" w:w="11906"/>
-      <w:pgMar w:bottom="1134" w:left="1134" w:right="1134" w:top="1134"/>
     </w:sectPr>
   </w:body>
 </w:document>
@@ -17631,6 +21331,18 @@
     <w:abstractNumId w:val="991"/>
   </w:num>
   <w:num w:numId="1009">
+    <w:abstractNumId w:val="991"/>
+  </w:num>
+  <w:num w:numId="1010">
+    <w:abstractNumId w:val="991"/>
+  </w:num>
+  <w:num w:numId="1011">
+    <w:abstractNumId w:val="991"/>
+  </w:num>
+  <w:num w:numId="1012">
+    <w:abstractNumId w:val="991"/>
+  </w:num>
+  <w:num w:numId="1013">
     <w:abstractNumId w:val="99411"/>
     <w:lvlOverride w:ilvl="0">
       <w:startOverride w:val="1"/>
@@ -17660,7 +21372,7 @@
       <w:startOverride w:val="1"/>
     </w:lvlOverride>
   </w:num>
-  <w:num w:numId="1010">
+  <w:num w:numId="1014">
     <w:abstractNumId w:val="99414"/>
     <w:lvlOverride w:ilvl="0">
       <w:startOverride w:val="4"/>
@@ -17690,10 +21402,10 @@
       <w:startOverride w:val="4"/>
     </w:lvlOverride>
   </w:num>
-  <w:num w:numId="1011">
+  <w:num w:numId="1015">
     <w:abstractNumId w:val="991"/>
   </w:num>
-  <w:num w:numId="1012">
+  <w:num w:numId="1016">
     <w:abstractNumId w:val="991"/>
   </w:num>
 </w:numbering>
@@ -17720,10 +21432,6 @@
   <w:style w:default="1" w:styleId="Normal" w:type="paragraph">
     <w:name w:val="Normal"/>
     <w:qFormat/>
-    <w:rPr>
-      <w:rFonts w:ascii="Calibri" w:cs="Calibri" w:eastAsia="Calibri" w:hAnsi="Calibri"/>
-      <w:sz w:val="21"/>
-    </w:rPr>
   </w:style>
   <w:style w:styleId="BodyText" w:type="paragraph">
     <w:name w:val="Body Text"/>
@@ -17733,20 +21441,12 @@
     <w:pPr>
       <w:spacing w:after="180" w:before="180"/>
     </w:pPr>
-    <w:rPr>
-      <w:rFonts w:ascii="Calibri" w:cs="Calibri" w:eastAsia="Calibri" w:hAnsi="Calibri"/>
-      <w:sz w:val="21"/>
-    </w:rPr>
   </w:style>
   <w:style w:customStyle="1" w:styleId="FirstParagraph" w:type="paragraph">
     <w:name w:val="First Paragraph"/>
     <w:basedOn w:val="BodyText"/>
     <w:next w:val="BodyText"/>
     <w:qFormat/>
-    <w:rPr>
-      <w:rFonts w:ascii="Calibri" w:cs="Calibri" w:eastAsia="Calibri" w:hAnsi="Calibri"/>
-      <w:sz w:val="21"/>
-    </w:rPr>
   </w:style>
   <w:style w:customStyle="1" w:styleId="Compact" w:type="paragraph">
     <w:name w:val="Compact"/>
@@ -17755,10 +21455,6 @@
     <w:pPr>
       <w:spacing w:after="36" w:before="36"/>
     </w:pPr>
-    <w:rPr>
-      <w:rFonts w:ascii="Calibri" w:cs="Calibri" w:eastAsia="Calibri" w:hAnsi="Calibri"/>
-      <w:sz w:val="21"/>
-    </w:rPr>
   </w:style>
   <w:style w:styleId="Title" w:type="paragraph">
     <w:name w:val="Title"/>
@@ -17774,10 +21470,8 @@
       <w:jc w:val="center"/>
     </w:pPr>
     <w:rPr>
-      <w:rFonts w:ascii="Calibri" w:asciiTheme="majorHAnsi" w:cs="Calibri" w:cstheme="majorBidi" w:eastAsia="Calibri" w:eastAsiaTheme="majorEastAsia" w:hAnsi="Calibri" w:hAnsiTheme="majorHAnsi"/>
-      <w:b/>
-      <w:color w:val="1F3A5F"/>
-      <w:sz w:val="52"/>
+      <w:rFonts w:asciiTheme="majorHAnsi" w:cstheme="majorBidi" w:eastAsiaTheme="majorEastAsia" w:hAnsiTheme="majorHAnsi"/>
+      <w:sz w:val="56"/>
       <w:szCs w:val="56"/>
     </w:rPr>
   </w:style>
@@ -17807,11 +21501,9 @@
       </w:numPr>
     </w:pPr>
     <w:rPr>
-      <w:rFonts w:ascii="Calibri" w:cs="Calibri" w:cstheme="majorBidi" w:eastAsia="Calibri" w:eastAsiaTheme="majorEastAsia" w:hAnsi="Calibri"/>
-      <w:b w:val="0"/>
-      <w:color w:val="4A5A70"/>
+      <w:rFonts w:cstheme="majorBidi" w:eastAsiaTheme="majorEastAsia"/>
       <w:spacing w:val="15"/>
-      <w:sz w:val="26"/>
+      <w:sz w:val="28"/>
       <w:szCs w:val="28"/>
     </w:rPr>
   </w:style>
@@ -17839,10 +21531,7 @@
       <w:keepLines/>
     </w:pPr>
     <w:rPr>
-      <w:rFonts w:ascii="Calibri" w:cs="Calibri" w:eastAsia="Calibri" w:hAnsi="Calibri"/>
-      <w:b w:val="0"/>
-      <w:color w:val="4A5A70"/>
-      <w:sz w:val="21"/>
+      <w:sz w:val="24"/>
       <w:szCs w:val="24"/>
     </w:rPr>
   </w:style>
@@ -17856,10 +21545,7 @@
       <w:keepLines/>
     </w:pPr>
     <w:rPr>
-      <w:rFonts w:ascii="Calibri" w:cs="Calibri" w:eastAsia="Calibri" w:hAnsi="Calibri"/>
-      <w:b w:val="0"/>
-      <w:color w:val="4A5A70"/>
-      <w:sz w:val="21"/>
+      <w:sz w:val="24"/>
       <w:szCs w:val="24"/>
     </w:rPr>
   </w:style>
@@ -17918,10 +21604,9 @@
       <w:outlineLvl w:val="0"/>
     </w:pPr>
     <w:rPr>
-      <w:rFonts w:ascii="Calibri" w:asciiTheme="majorHAnsi" w:cs="Calibri" w:cstheme="majorBidi" w:eastAsia="Calibri" w:eastAsiaTheme="majorEastAsia" w:hAnsi="Calibri" w:hAnsiTheme="majorHAnsi"/>
-      <w:b/>
-      <w:color w:val="1F3A5F"/>
-      <w:sz w:val="36"/>
+      <w:rFonts w:asciiTheme="majorHAnsi" w:cstheme="majorBidi" w:eastAsiaTheme="majorEastAsia" w:hAnsiTheme="majorHAnsi"/>
+      <w:color w:themeColor="accent1" w:themeShade="BF" w:val="0F4761"/>
+      <w:sz w:val="40"/>
       <w:szCs w:val="40"/>
     </w:rPr>
   </w:style>
@@ -17942,10 +21627,9 @@
       <w:outlineLvl w:val="1"/>
     </w:pPr>
     <w:rPr>
-      <w:rFonts w:ascii="Calibri" w:asciiTheme="majorHAnsi" w:cs="Calibri" w:cstheme="majorBidi" w:eastAsia="Calibri" w:eastAsiaTheme="majorEastAsia" w:hAnsi="Calibri" w:hAnsiTheme="majorHAnsi"/>
-      <w:b/>
-      <w:color w:val="2E5C8A"/>
-      <w:sz w:val="28"/>
+      <w:rFonts w:asciiTheme="majorHAnsi" w:cstheme="majorBidi" w:eastAsiaTheme="majorEastAsia" w:hAnsiTheme="majorHAnsi"/>
+      <w:color w:themeColor="accent1" w:themeShade="BF" w:val="0F4761"/>
+      <w:sz w:val="32"/>
       <w:szCs w:val="32"/>
     </w:rPr>
   </w:style>
@@ -17966,10 +21650,9 @@
       <w:outlineLvl w:val="2"/>
     </w:pPr>
     <w:rPr>
-      <w:rFonts w:ascii="Calibri" w:cs="Calibri" w:cstheme="majorBidi" w:eastAsia="Calibri" w:eastAsiaTheme="majorEastAsia" w:hAnsi="Calibri"/>
-      <w:b/>
-      <w:color w:val="2E5C8A"/>
-      <w:sz w:val="24"/>
+      <w:rFonts w:cstheme="majorBidi" w:eastAsiaTheme="majorEastAsia"/>
+      <w:color w:themeColor="accent1" w:themeShade="BF" w:val="0F4761"/>
+      <w:sz w:val="28"/>
       <w:szCs w:val="28"/>
     </w:rPr>
   </w:style>
@@ -18275,20 +21958,6 @@
         <w:bottom w:type="dxa" w:w="0"/>
         <w:right w:type="dxa" w:w="108"/>
       </w:tblCellMar>
-      <w:tblBorders>
-        <w:top w:color="B8C2CF" w:space="0" w:sz="4" w:val="single"/>
-        <w:left w:color="B8C2CF" w:space="0" w:sz="4" w:val="single"/>
-        <w:bottom w:color="B8C2CF" w:space="0" w:sz="4" w:val="single"/>
-        <w:right w:color="B8C2CF" w:space="0" w:sz="4" w:val="single"/>
-        <w:insideH w:color="B8C2CF" w:space="0" w:sz="4" w:val="single"/>
-        <w:insideV w:color="B8C2CF" w:space="0" w:sz="4" w:val="single"/>
-      </w:tblBorders>
-      <w:tblCellMar>
-        <w:top w:type="dxa" w:w="40"/>
-        <w:left w:type="dxa" w:w="80"/>
-        <w:bottom w:type="dxa" w:w="40"/>
-        <w:right w:type="dxa" w:w="80"/>
-      </w:tblCellMar>
     </w:tblPr>
     <w:tblStylePr w:type="firstRow">
       <w:tcPr>
@@ -18358,8 +22027,8 @@
     <w:name w:val="Verbatim Char"/>
     <w:basedOn w:val="BodyTextChar"/>
     <w:rPr>
-      <w:rFonts w:ascii="Consolas" w:cs="Consolas" w:eastAsia="Consolas" w:hAnsi="Consolas"/>
-      <w:sz w:val="17"/>
+      <w:rFonts w:ascii="Consolas" w:hAnsi="Consolas"/>
+      <w:sz w:val="22"/>
     </w:rPr>
   </w:style>
   <w:style w:customStyle="1" w:styleId="SectionNumber" w:type="character">
@@ -18398,15 +22067,13 @@
       <w:color w:themeColor="accent1" w:themeShade="BF" w:val="365F91"/>
     </w:rPr>
   </w:style>
-  <w:style w:customStyle="1" w:styleId="SourceCode" w:type="paragraph">
+  <w:style w:type="paragraph" w:customStyle="1" w:styleId="SourceCode">
     <w:name w:val="Source Code"/>
+    <w:basedOn w:val="Normal"/>
+    <w:link w:val="VerbatimChar"/>
     <w:pPr>
-      <w:shd w:color="auto" w:fill="F3F5F8" w:val="clear"/>
+      <w:wordWrap w:val="off"/>
     </w:pPr>
-    <w:rPr>
-      <w:rFonts w:ascii="Consolas" w:hAnsi="Consolas"/>
-      <w:sz w:val="17"/>
-    </w:rPr>
   </w:style>
   <w:style w:type="character" w:customStyle="1" w:styleId="KeywordTok">
     <w:name w:val="KeywordTok"/>

--- a/docs/vircle-chat-app-design.docx
+++ b/docs/vircle-chat-app-design.docx
@@ -151,6 +151,48 @@
       </w:r>
       <w:r>
         <w:t xml:space="preserve">notification.</w:t>
+      </w:r>
+    </w:p>
+    <w:p>
+      <w:pPr>
+        <w:pStyle w:val="BodyText"/>
+      </w:pPr>
+      <w:r>
+        <w:rPr>
+          <w:b/>
+          <w:bCs/>
+        </w:rPr>
+        <w:t xml:space="preserve">For the engineer’s coding agent.</w:t>
+      </w:r>
+      <w:r>
+        <w:t xml:space="preserve"> </w:t>
+      </w:r>
+      <w:r>
+        <w:t xml:space="preserve">The step-by-step build specification (architecture, interfaces, algorithms, a task order with</w:t>
+      </w:r>
+      <w:r>
+        <w:t xml:space="preserve"> </w:t>
+      </w:r>
+      <w:r>
+        <w:t xml:space="preserve">acceptance criteria, and how to test against a local gateway with a scripted support agent) is</w:t>
+      </w:r>
+      <w:r>
+        <w:t xml:space="preserve"> </w:t>
+      </w:r>
+      <w:r>
+        <w:rPr>
+          <w:rStyle w:val="VerbatimChar"/>
+        </w:rPr>
+        <w:t xml:space="preserve">vircle-chat-app-build-spec.md</w:t>
+      </w:r>
+      <w:r>
+        <w:t xml:space="preserve">, in the</w:t>
+      </w:r>
+      <w:r>
+        <w:t xml:space="preserve"> </w:t>
+      </w:r>
+      <w:r>
+        <w:t xml:space="preserve">kit. This document says what and why; that one says how.</w:t>
       </w:r>
     </w:p>
     <w:p>
@@ -418,7 +460,22 @@
               <w:t xml:space="preserve"> </w:t>
             </w:r>
             <w:r>
-              <w:t xml:space="preserve">Halo endpoint, gateway frame and library 1.1.0 (section 7.7, gateway work package 9)</w:t>
+              <w:t xml:space="preserve">Halo endpoint, gateway frame and one new library call,</w:t>
+            </w:r>
+            <w:r>
+              <w:t xml:space="preserve"> </w:t>
+            </w:r>
+            <w:r>
+              <w:rPr>
+                <w:rStyle w:val="VerbatimChar"/>
+              </w:rPr>
+              <w:t xml:space="preserve">fetchHistory</w:t>
+            </w:r>
+            <w:r>
+              <w:t xml:space="preserve"> </w:t>
+            </w:r>
+            <w:r>
+              <w:t xml:space="preserve">(library 1.1.0). The app’s own engine does the paging, the copy on the phone and Clear chat (section 7.7, build specification, gateway work package 9)</w:t>
             </w:r>
           </w:p>
         </w:tc>
@@ -1747,10 +1804,10 @@
               <w:rPr>
                 <w:rStyle w:val="VerbatimChar"/>
               </w:rPr>
-              <w:t xml:space="preserve">loadOlder</w:t>
-            </w:r>
-            <w:r>
-              <w:t xml:space="preserve">; you draw the loading row (section 7.7)</w:t>
+              <w:t xml:space="preserve">fetchHistory</w:t>
+            </w:r>
+            <w:r>
+              <w:t xml:space="preserve">; your engine pages and keeps them; you draw the loading row (section 7.7)</w:t>
             </w:r>
           </w:p>
         </w:tc>
@@ -1811,7 +1868,7 @@
               <w:pStyle w:val="Compact"/>
             </w:pPr>
             <w:r>
-              <w:t xml:space="preserve">Library</w:t>
+              <w:t xml:space="preserve">Your engine’s</w:t>
             </w:r>
             <w:r>
               <w:t xml:space="preserve"> </w:t>
@@ -1820,7 +1877,7 @@
               <w:rPr>
                 <w:rStyle w:val="VerbatimChar"/>
               </w:rPr>
-              <w:t xml:space="preserve">clearChat</w:t>
+              <w:t xml:space="preserve">clearChat()</w:t>
             </w:r>
             <w:r>
               <w:t xml:space="preserve">; you add the menu item (section 7.7)</w:t>
@@ -5042,7 +5099,7 @@
         </w:numPr>
       </w:pPr>
       <w:r>
-        <w:t xml:space="preserve">Answer 401 when nobody is signed in; the library then stops trying and reports</w:t>
+        <w:t xml:space="preserve">Answer 401 when nobody is signed in. The library cannot tell a 401 from a network failure: it reports</w:t>
       </w:r>
       <w:r>
         <w:t xml:space="preserve"> </w:t>
@@ -5054,7 +5111,41 @@
         <w:t xml:space="preserve">lastError</w:t>
       </w:r>
       <w:r>
-        <w:t xml:space="preserve">.</w:t>
+        <w:t xml:space="preserve"> </w:t>
+      </w:r>
+      <w:r>
+        <w:t xml:space="preserve">(</w:t>
+      </w:r>
+      <w:r>
+        <w:rPr>
+          <w:rStyle w:val="VerbatimChar"/>
+        </w:rPr>
+        <w:t xml:space="preserve">session_failed</w:t>
+      </w:r>
+      <w:r>
+        <w:t xml:space="preserve">) and keeps</w:t>
+      </w:r>
+      <w:r>
+        <w:t xml:space="preserve"> </w:t>
+      </w:r>
+      <w:r>
+        <w:t xml:space="preserve">retrying with growing waits, so</w:t>
+      </w:r>
+      <w:r>
+        <w:t xml:space="preserve"> </w:t>
+      </w:r>
+      <w:r>
+        <w:rPr>
+          <w:b/>
+          <w:bCs/>
+        </w:rPr>
+        <w:t xml:space="preserve">the app’s engine stops it</w:t>
+      </w:r>
+      <w:r>
+        <w:t xml:space="preserve"> </w:t>
+      </w:r>
+      <w:r>
+        <w:t xml:space="preserve">on a 401 (build specification).</w:t>
       </w:r>
     </w:p>
     <w:p>
@@ -9987,19 +10078,7 @@
         <w:t xml:space="preserve"> </w:t>
       </w:r>
       <w:r>
-        <w:t xml:space="preserve">and has no</w:t>
-      </w:r>
-      <w:r>
-        <w:t xml:space="preserve"> </w:t>
-      </w:r>
-      <w:r>
-        <w:rPr>
-          <w:rStyle w:val="VerbatimChar"/>
-        </w:rPr>
-        <w:t xml:space="preserve">loadOlder</w:t>
-      </w:r>
-      <w:r>
-        <w:t xml:space="preserve">. This section describes library</w:t>
+        <w:t xml:space="preserve">and cannot fetch older ones.</w:t>
       </w:r>
       <w:r>
         <w:t xml:space="preserve"> </w:t>
@@ -10009,22 +10088,68 @@
           <w:b/>
           <w:bCs/>
         </w:rPr>
-        <w:t xml:space="preserve">1.1.0</w:t>
-      </w:r>
-      <w:r>
-        <w:t xml:space="preserve">, which arrives with the Halo and gateway pieces (protocol section 7,</w:t>
-      </w:r>
-      <w:r>
-        <w:t xml:space="preserve"> </w:t>
-      </w:r>
-      <w:r>
-        <w:t xml:space="preserve">contract section 3.5, gateway work package 9). Build the rest of the screen now; the items here plug in later without changes</w:t>
-      </w:r>
-      <w:r>
-        <w:t xml:space="preserve"> </w:t>
-      </w:r>
-      <w:r>
-        <w:t xml:space="preserve">elsewhere.</w:t>
+        <w:t xml:space="preserve">Library 1.1.0 adds one call,</w:t>
+      </w:r>
+      <w:r>
+        <w:rPr>
+          <w:b/>
+          <w:bCs/>
+        </w:rPr>
+        <w:t xml:space="preserve"> </w:t>
+      </w:r>
+      <w:r>
+        <w:rPr>
+          <w:rStyle w:val="VerbatimChar"/>
+          <w:b/>
+          <w:bCs/>
+        </w:rPr>
+        <w:t xml:space="preserve">fetchHistory</w:t>
+      </w:r>
+      <w:r>
+        <w:t xml:space="preserve">, which returns one page of older messages from Halo and nothing</w:t>
+      </w:r>
+      <w:r>
+        <w:t xml:space="preserve"> </w:t>
+      </w:r>
+      <w:r>
+        <w:t xml:space="preserve">else (protocol section 7, contract section 3.5, gateway work package 9).</w:t>
+      </w:r>
+      <w:r>
+        <w:t xml:space="preserve"> </w:t>
+      </w:r>
+      <w:r>
+        <w:rPr>
+          <w:b/>
+          <w:bCs/>
+        </w:rPr>
+        <w:t xml:space="preserve">Everything else in this section is the app’s own engine</w:t>
+      </w:r>
+      <w:r>
+        <w:t xml:space="preserve"> </w:t>
+      </w:r>
+      <w:r>
+        <w:t xml:space="preserve">(</w:t>
+      </w:r>
+      <w:r>
+        <w:rPr>
+          <w:rStyle w:val="VerbatimChar"/>
+        </w:rPr>
+        <w:t xml:space="preserve">docs/vircle-chat-app-build-spec.md</w:t>
+      </w:r>
+      <w:r>
+        <w:t xml:space="preserve">): paging, the copy on the phone, the cleared-before marker, Clear chat. The engine’s copy already</w:t>
+      </w:r>
+      <w:r>
+        <w:t xml:space="preserve"> </w:t>
+      </w:r>
+      <w:r>
+        <w:t xml:space="preserve">keeps, until Clear chat, every message the library delivers, so most of this works before 1.1.0 exists; only reaching past what the phone</w:t>
+      </w:r>
+      <w:r>
+        <w:t xml:space="preserve"> </w:t>
+      </w:r>
+      <w:r>
+        <w:t xml:space="preserve">holds waits for the server work.</w:t>
       </w:r>
     </w:p>
     <w:p>
@@ -10147,7 +10272,7 @@
         </w:numPr>
       </w:pPr>
       <w:r>
-        <w:t xml:space="preserve">As the user scrolls up and gets near the top (about one and a half screens away), the screen asks for the next older page with</w:t>
+        <w:t xml:space="preserve">As the user scrolls up and gets near the top (about one and a half screens away), the screen asks the engine for the next older page with</w:t>
       </w:r>
       <w:r>
         <w:t xml:space="preserve"> </w:t>
@@ -10156,10 +10281,25 @@
         <w:rPr>
           <w:rStyle w:val="VerbatimChar"/>
         </w:rPr>
-        <w:t xml:space="preserve">chat.loadOlder()</w:t>
-      </w:r>
-      <w:r>
-        <w:t xml:space="preserve">:</w:t>
+        <w:t xml:space="preserve">engine.loadOlder()</w:t>
+      </w:r>
+      <w:r>
+        <w:t xml:space="preserve"> </w:t>
+      </w:r>
+      <w:r>
+        <w:t xml:space="preserve">(its own copy first, then Halo through</w:t>
+      </w:r>
+      <w:r>
+        <w:t xml:space="preserve"> </w:t>
+      </w:r>
+      <w:r>
+        <w:rPr>
+          <w:rStyle w:val="VerbatimChar"/>
+        </w:rPr>
+        <w:t xml:space="preserve">fetchHistory</w:t>
+      </w:r>
+      <w:r>
+        <w:t xml:space="preserve">):</w:t>
       </w:r>
       <w:r>
         <w:t xml:space="preserve"> </w:t>
@@ -10267,13 +10407,28 @@
         <w:rPr>
           <w:rStyle w:val="VerbatimChar"/>
         </w:rPr>
-        <w:t xml:space="preserve">loadingOlder</w:t>
-      </w:r>
-      <w:r>
-        <w:t xml:space="preserve"> </w:t>
-      </w:r>
-      <w:r>
-        <w:t xml:space="preserve">is true while one is out).</w:t>
+        <w:t xml:space="preserve">history.phase</w:t>
+      </w:r>
+      <w:r>
+        <w:t xml:space="preserve"> </w:t>
+      </w:r>
+      <w:r>
+        <w:t xml:space="preserve">is</w:t>
+      </w:r>
+      <w:r>
+        <w:t xml:space="preserve"> </w:t>
+      </w:r>
+      <w:r>
+        <w:rPr>
+          <w:rStyle w:val="VerbatimChar"/>
+        </w:rPr>
+        <w:t xml:space="preserve">loading</w:t>
+      </w:r>
+      <w:r>
+        <w:t xml:space="preserve"> </w:t>
+      </w:r>
+      <w:r>
+        <w:t xml:space="preserve">while one is out).</w:t>
       </w:r>
     </w:p>
     <w:p>
@@ -10294,7 +10449,7 @@
         <w:rPr>
           <w:rStyle w:val="VerbatimChar"/>
         </w:rPr>
-        <w:t xml:space="preserve">historyEnd</w:t>
+        <w:t xml:space="preserve">history.end</w:t>
       </w:r>
       <w:r>
         <w:t xml:space="preserve"> </w:t>
@@ -10378,7 +10533,22 @@
         <w:rPr>
           <w:rStyle w:val="VerbatimChar"/>
         </w:rPr>
-        <w:t xml:space="preserve">historyError</w:t>
+        <w:t xml:space="preserve">history.phase</w:t>
+      </w:r>
+      <w:r>
+        <w:t xml:space="preserve"> </w:t>
+      </w:r>
+      <w:r>
+        <w:t xml:space="preserve">is</w:t>
+      </w:r>
+      <w:r>
+        <w:t xml:space="preserve"> </w:t>
+      </w:r>
+      <w:r>
+        <w:rPr>
+          <w:rStyle w:val="VerbatimChar"/>
+        </w:rPr>
+        <w:t xml:space="preserve">error</w:t>
       </w:r>
       <w:r>
         <w:t xml:space="preserve">: Halo or the network is down) show a row</w:t>
@@ -10408,7 +10578,7 @@
         <w:rPr>
           <w:rStyle w:val="VerbatimChar"/>
         </w:rPr>
-        <w:t xml:space="preserve">loadOlder()</w:t>
+        <w:t xml:space="preserve">engine.loadOlder()</w:t>
       </w:r>
       <w:r>
         <w:t xml:space="preserve"> </w:t>
@@ -10810,13 +10980,13 @@
         <w:rPr>
           <w:rStyle w:val="VerbatimChar"/>
         </w:rPr>
-        <w:t xml:space="preserve">await chat.clearChat()</w:t>
-      </w:r>
-      <w:r>
-        <w:t xml:space="preserve"> </w:t>
-      </w:r>
-      <w:r>
-        <w:t xml:space="preserve">removes every cached message; the app deletes its saved files. The library keeps a</w:t>
+        <w:t xml:space="preserve">await engine.clearChat()</w:t>
+      </w:r>
+      <w:r>
+        <w:t xml:space="preserve"> </w:t>
+      </w:r>
+      <w:r>
+        <w:t xml:space="preserve">removes every cached message and the app deletes its saved files. The engine keeps a</w:t>
       </w:r>
       <w:r>
         <w:t xml:space="preserve"> </w:t>
@@ -10846,22 +11016,13 @@
         <w:t xml:space="preserve"> </w:t>
       </w:r>
       <w:r>
-        <w:t xml:space="preserve">(the gateway’s time at that moment):</w:t>
-      </w:r>
-      <w:r>
-        <w:t xml:space="preserve"> </w:t>
-      </w:r>
-      <w:r>
-        <w:rPr>
-          <w:rStyle w:val="VerbatimChar"/>
-        </w:rPr>
-        <w:t xml:space="preserve">loadOlder()</w:t>
-      </w:r>
-      <w:r>
-        <w:t xml:space="preserve"> </w:t>
-      </w:r>
-      <w:r>
-        <w:t xml:space="preserve">never goes past it, so cleared history does not come back by scrolling.</w:t>
+        <w:t xml:space="preserve">(the time of the newest message it held): older messages are neither shown nor fetched again, so cleared history does not</w:t>
+      </w:r>
+      <w:r>
+        <w:t xml:space="preserve"> </w:t>
+      </w:r>
+      <w:r>
+        <w:t xml:space="preserve">come back by scrolling.</w:t>
       </w:r>
       <w:r>
         <w:t xml:space="preserve"> </w:t>
@@ -11085,7 +11246,7 @@
           <w:b/>
           <w:bCs/>
         </w:rPr>
-        <w:t xml:space="preserve">Snapshot additions in 1.1.0:</w:t>
+        <w:t xml:space="preserve">Engine state for the screen:</w:t>
       </w:r>
       <w:r>
         <w:t xml:space="preserve"> </w:t>
@@ -11094,7 +11255,19 @@
         <w:rPr>
           <w:rStyle w:val="VerbatimChar"/>
         </w:rPr>
-        <w:t xml:space="preserve">hasOlder</w:t>
+        <w:t xml:space="preserve">history.phase</w:t>
+      </w:r>
+      <w:r>
+        <w:t xml:space="preserve"> </w:t>
+      </w:r>
+      <w:r>
+        <w:t xml:space="preserve">(</w:t>
+      </w:r>
+      <w:r>
+        <w:rPr>
+          <w:rStyle w:val="VerbatimChar"/>
+        </w:rPr>
+        <w:t xml:space="preserve">idle</w:t>
       </w:r>
       <w:r>
         <w:t xml:space="preserve">,</w:t>
@@ -11106,7 +11279,7 @@
         <w:rPr>
           <w:rStyle w:val="VerbatimChar"/>
         </w:rPr>
-        <w:t xml:space="preserve">loadingOlder</w:t>
+        <w:t xml:space="preserve">loading</w:t>
       </w:r>
       <w:r>
         <w:t xml:space="preserve">,</w:t>
@@ -11118,7 +11291,19 @@
         <w:rPr>
           <w:rStyle w:val="VerbatimChar"/>
         </w:rPr>
-        <w:t xml:space="preserve">historyEnd</w:t>
+        <w:t xml:space="preserve">error</w:t>
+      </w:r>
+      <w:r>
+        <w:t xml:space="preserve">),</w:t>
+      </w:r>
+      <w:r>
+        <w:t xml:space="preserve"> </w:t>
+      </w:r>
+      <w:r>
+        <w:rPr>
+          <w:rStyle w:val="VerbatimChar"/>
+        </w:rPr>
+        <w:t xml:space="preserve">history.end</w:t>
       </w:r>
       <w:r>
         <w:t xml:space="preserve"> </w:t>
@@ -11169,7 +11354,7 @@
         <w:t xml:space="preserve">'cleared'</w:t>
       </w:r>
       <w:r>
-        <w:t xml:space="preserve">),</w:t>
+        <w:t xml:space="preserve">) and</w:t>
       </w:r>
       <w:r>
         <w:t xml:space="preserve"> </w:t>
@@ -11178,10 +11363,10 @@
         <w:rPr>
           <w:rStyle w:val="VerbatimChar"/>
         </w:rPr>
-        <w:t xml:space="preserve">historyError</w:t>
-      </w:r>
-      <w:r>
-        <w:t xml:space="preserve">.</w:t>
+        <w:t xml:space="preserve">history.canLoadMore</w:t>
+      </w:r>
+      <w:r>
+        <w:t xml:space="preserve">; see the build specification.</w:t>
       </w:r>
     </w:p>
     <w:bookmarkEnd w:id="25"/>
@@ -16968,10 +17153,10 @@
               <w:rPr>
                 <w:rStyle w:val="VerbatimChar"/>
               </w:rPr>
-              <w:t xml:space="preserve">loadOlder</w:t>
-            </w:r>
-            <w:r>
-              <w:t xml:space="preserve">, library 1.1.0)</w:t>
+              <w:t xml:space="preserve">fetchHistory</w:t>
+            </w:r>
+            <w:r>
+              <w:t xml:space="preserve">, library 1.1.0; the engine shows the retry row)</w:t>
             </w:r>
           </w:p>
         </w:tc>
@@ -17615,7 +17800,7 @@
           <w:b/>
           <w:bCs/>
         </w:rPr>
-        <w:t xml:space="preserve">Library 1.1.0 keeps every</w:t>
+        <w:t xml:space="preserve">The app’s engine keeps every</w:t>
       </w:r>
       <w:r>
         <w:rPr>
@@ -17629,37 +17814,31 @@
           <w:b/>
           <w:bCs/>
         </w:rPr>
-        <w:t xml:space="preserve">message it has loaded</w:t>
-      </w:r>
-      <w:r>
-        <w:t xml:space="preserve"> </w:t>
-      </w:r>
-      <w:r>
-        <w:t xml:space="preserve">(section 7.7), which over 90 days means thousands of rows, so the store changes to a database interface:</w:t>
-      </w:r>
-      <w:r>
-        <w:t xml:space="preserve"> </w:t>
-      </w:r>
-      <w:r>
-        <w:t xml:space="preserve">add or update a message, read a range ordered by time, count, delete all. Implement it on SQLite (a Capacitor SQLite plugin; one</w:t>
-      </w:r>
-      <w:r>
-        <w:t xml:space="preserve"> </w:t>
-      </w:r>
-      <w:r>
-        <w:t xml:space="preserve">database per signed-in person). If Vircle’s policy requires encryption at rest, use the plugin’s encrypted mode with a key held in</w:t>
-      </w:r>
-      <w:r>
-        <w:t xml:space="preserve"> </w:t>
-      </w:r>
-      <w:r>
-        <w:t xml:space="preserve">the iOS keychain or Android keystore. The library ships a small adapter so a 1.0 style store keeps working for the first 200</w:t>
-      </w:r>
-      <w:r>
-        <w:t xml:space="preserve"> </w:t>
-      </w:r>
-      <w:r>
-        <w:t xml:space="preserve">messages. Media files are never stored by the library (only their short-lived links); the app’s own file cache is described in 7.7.</w:t>
+        <w:t xml:space="preserve">message it has seen in its own database</w:t>
+      </w:r>
+      <w:r>
+        <w:t xml:space="preserve"> </w:t>
+      </w:r>
+      <w:r>
+        <w:t xml:space="preserve">(section 7.7), which over 90 days means thousands of rows, so use SQLite (a Capacitor SQLite</w:t>
+      </w:r>
+      <w:r>
+        <w:t xml:space="preserve"> </w:t>
+      </w:r>
+      <w:r>
+        <w:t xml:space="preserve">plugin; one database per signed-in person) for that, and leave the library’s small store as it is. If Vircle’s policy requires</w:t>
+      </w:r>
+      <w:r>
+        <w:t xml:space="preserve"> </w:t>
+      </w:r>
+      <w:r>
+        <w:t xml:space="preserve">encryption at rest, use the plugin’s encrypted mode with a key held in the iOS keychain or Android keystore; the engine code does not</w:t>
+      </w:r>
+      <w:r>
+        <w:t xml:space="preserve"> </w:t>
+      </w:r>
+      <w:r>
+        <w:t xml:space="preserve">change. Media files are never stored by the library (only their short-lived links); the app’s own file cache is described in 7.7.</w:t>
       </w:r>
     </w:p>
     <w:p>
@@ -20114,7 +20293,22 @@
               <w:pStyle w:val="Compact"/>
             </w:pPr>
             <w:r>
-              <w:t xml:space="preserve">Older history: scroll-up loading, spinner row, keep-position, end markers, retry row (library 1.1.0 and the Halo and gateway work first)</w:t>
+              <w:t xml:space="preserve">Older history: the engine’s paging, scroll-up loading, spinner row, keep-position, end markers, retry row (reaching past the phone’s own copy waits for</w:t>
+            </w:r>
+            <w:r>
+              <w:t xml:space="preserve"> </w:t>
+            </w:r>
+            <w:r>
+              <w:rPr>
+                <w:rStyle w:val="VerbatimChar"/>
+              </w:rPr>
+              <w:t xml:space="preserve">fetchHistory</w:t>
+            </w:r>
+            <w:r>
+              <w:t xml:space="preserve"> </w:t>
+            </w:r>
+            <w:r>
+              <w:t xml:space="preserve">and the Halo and gateway work)</w:t>
             </w:r>
           </w:p>
         </w:tc>
@@ -20268,7 +20462,7 @@
               <w:t xml:space="preserve">About 34 engineer-days</w:t>
             </w:r>
             <w:r>
-              <w:t xml:space="preserve">: 3 to 4 weeks for two engineers, 6 to 7 weeks for one, with the backend endpoint ready on day one. Tasks 13 and 14 wait for the history work in Halo and the gateway (about 9 days, work package 9)</w:t>
+              <w:t xml:space="preserve">: 3 to 4 weeks for two engineers, 6 to 7 weeks for one, with the backend endpoint ready on day one. Reaching past the phone’s own copy waits for the history work in Halo and the gateway (about 7.5 days, work package 9)</w:t>
             </w:r>
           </w:p>
         </w:tc>
@@ -20688,7 +20882,22 @@
               <w:pStyle w:val="Compact"/>
             </w:pPr>
             <w:r>
-              <w:t xml:space="preserve">Older history: Halo read endpoint, gateway frame and library 1.1.0 (gateway work package 9, about 9 days)</w:t>
+              <w:t xml:space="preserve">Older history: Halo read endpoint, gateway frame and library 1.1.0</w:t>
+            </w:r>
+            <w:r>
+              <w:t xml:space="preserve"> </w:t>
+            </w:r>
+            <w:r>
+              <w:rPr>
+                <w:rStyle w:val="VerbatimChar"/>
+              </w:rPr>
+              <w:t xml:space="preserve">fetchHistory</w:t>
+            </w:r>
+            <w:r>
+              <w:t xml:space="preserve"> </w:t>
+            </w:r>
+            <w:r>
+              <w:t xml:space="preserve">(gateway work package 9, about 7.5 days)</w:t>
             </w:r>
           </w:p>
         </w:tc>
@@ -20710,7 +20919,7 @@
               <w:pStyle w:val="Compact"/>
             </w:pPr>
             <w:r>
-              <w:t xml:space="preserve">Before tasks 13 and 14</w:t>
+              <w:t xml:space="preserve">Only for reaching past the phone’s own copy in task 13</w:t>
             </w:r>
           </w:p>
         </w:tc>

--- a/docs/vircle-chat-app-design.docx
+++ b/docs/vircle-chat-app-design.docx
@@ -300,7 +300,7 @@
               <w:pStyle w:val="Compact"/>
             </w:pPr>
             <w:r>
-              <w:t xml:space="preserve">Built and tested. Delivered with this document as</w:t>
+              <w:t xml:space="preserve">Built and tested (1.1.0, with</w:t>
             </w:r>
             <w:r>
               <w:t xml:space="preserve"> </w:t>
@@ -309,7 +309,19 @@
               <w:rPr>
                 <w:rStyle w:val="VerbatimChar"/>
               </w:rPr>
-              <w:t xml:space="preserve">vircle-chat-client-1.0.0.tgz</w:t>
+              <w:t xml:space="preserve">fetchHistory</w:t>
+            </w:r>
+            <w:r>
+              <w:t xml:space="preserve">). Delivered with this document as</w:t>
+            </w:r>
+            <w:r>
+              <w:t xml:space="preserve"> </w:t>
+            </w:r>
+            <w:r>
+              <w:rPr>
+                <w:rStyle w:val="VerbatimChar"/>
+              </w:rPr>
+              <w:t xml:space="preserve">vircle-chat-client-1.1.0.tgz</w:t>
             </w:r>
           </w:p>
         </w:tc>
@@ -2373,7 +2385,7 @@
         <w:rPr>
           <w:rStyle w:val="VerbatimChar"/>
         </w:rPr>
-        <w:t xml:space="preserve">                         +&lt;-- push notification tap -- (5) vircle://chat/{conversation_id}</w:t>
+        <w:t xml:space="preserve">                         +&lt;-- push notification tap -- (5) https://app.vircle.com/chat/{conversation_id}</w:t>
       </w:r>
     </w:p>
     <w:p>
@@ -3675,18 +3687,18 @@
               <w:rPr>
                 <w:rStyle w:val="VerbatimChar"/>
               </w:rPr>
-              <w:t xml:space="preserve">vircle://chat/{conversation_id}</w:t>
-            </w:r>
-          </w:p>
-        </w:tc>
-        <w:tc>
-          <w:tcPr/>
-          <w:p>
-            <w:pPr>
-              <w:pStyle w:val="Compact"/>
-            </w:pPr>
-            <w:r>
-              <w:t xml:space="preserve">The scheme your app registers; section 11</w:t>
+              <w:t xml:space="preserve">https://app.vircle.com/chat/{conversation_id}</w:t>
+            </w:r>
+          </w:p>
+        </w:tc>
+        <w:tc>
+          <w:tcPr/>
+          <w:p>
+            <w:pPr>
+              <w:pStyle w:val="Compact"/>
+            </w:pPr>
+            <w:r>
+              <w:t xml:space="preserve">A universal link (iOS) and App Link (Android and Huawei); section 11</w:t>
             </w:r>
           </w:p>
         </w:tc>
@@ -5217,7 +5229,7 @@
         <w:rPr>
           <w:rStyle w:val="VerbatimChar"/>
         </w:rPr>
-        <w:t xml:space="preserve">vircle-chat-client-1.0.0.tgz</w:t>
+        <w:t xml:space="preserve">vircle-chat-client-1.1.0.tgz</w:t>
       </w:r>
       <w:r>
         <w:t xml:space="preserve"> </w:t>
@@ -5240,7 +5252,7 @@
         <w:rPr>
           <w:rStyle w:val="NormalTok"/>
         </w:rPr>
-        <w:t xml:space="preserve"> install ./vendor/vircle-chat-client-1.0.0.tgz</w:t>
+        <w:t xml:space="preserve"> install ./vendor/vircle-chat-client-1.1.0.tgz</w:t>
       </w:r>
     </w:p>
     <w:p>
@@ -10032,13 +10044,13 @@
       </w:r>
     </w:p>
     <w:bookmarkEnd w:id="24"/>
-    <w:bookmarkStart w:id="25" w:name="X3e2239a7e39ea4bbad8f2f7691cc4c805fd80cc"/>
+    <w:bookmarkStart w:id="25" w:name="Xdf1966027e5d59c061d1c4dab3712db0b38cea4"/>
     <w:p>
       <w:pPr>
         <w:pStyle w:val="Heading2"/>
       </w:pPr>
       <w:r>
-        <w:t xml:space="preserve">7.7 Earlier messages and the copy on the phone (to be built: work package 9)</w:t>
+        <w:t xml:space="preserve">7.7 Earlier messages and the copy on the phone (work package 9)</w:t>
       </w:r>
     </w:p>
     <w:p>
@@ -10056,7 +10068,43 @@
         <w:t xml:space="preserve"> </w:t>
       </w:r>
       <w:r>
-        <w:t xml:space="preserve">Specified,</w:t>
+        <w:t xml:space="preserve">The server side and the library are built (23 October 2026): the gateway’s</w:t>
+      </w:r>
+      <w:r>
+        <w:t xml:space="preserve"> </w:t>
+      </w:r>
+      <w:r>
+        <w:rPr>
+          <w:rStyle w:val="VerbatimChar"/>
+        </w:rPr>
+        <w:t xml:space="preserve">history</w:t>
+      </w:r>
+      <w:r>
+        <w:t xml:space="preserve"> </w:t>
+      </w:r>
+      <w:r>
+        <w:t xml:space="preserve">frame, Halo’s</w:t>
+      </w:r>
+      <w:r>
+        <w:t xml:space="preserve"> </w:t>
+      </w:r>
+      <w:r>
+        <w:rPr>
+          <w:rStyle w:val="VerbatimChar"/>
+        </w:rPr>
+        <w:t xml:space="preserve">/api/vircle-chat/history</w:t>
+      </w:r>
+      <w:r>
+        <w:t xml:space="preserve"> </w:t>
+      </w:r>
+      <w:r>
+        <w:t xml:space="preserve">and the</w:t>
+      </w:r>
+      <w:r>
+        <w:t xml:space="preserve"> </w:t>
+      </w:r>
+      <w:r>
+        <w:t xml:space="preserve">Halo setting for how far back, and</w:t>
       </w:r>
       <w:r>
         <w:t xml:space="preserve"> </w:t>
@@ -10066,29 +10114,7 @@
           <w:b/>
           <w:bCs/>
         </w:rPr>
-        <w:t xml:space="preserve">not built yet.</w:t>
-      </w:r>
-      <w:r>
-        <w:t xml:space="preserve"> </w:t>
-      </w:r>
-      <w:r>
-        <w:t xml:space="preserve">Version 1.0.0 of the library (the one in the kit today) keeps only the last 200 messages</w:t>
-      </w:r>
-      <w:r>
-        <w:t xml:space="preserve"> </w:t>
-      </w:r>
-      <w:r>
-        <w:t xml:space="preserve">and cannot fetch older ones.</w:t>
-      </w:r>
-      <w:r>
-        <w:t xml:space="preserve"> </w:t>
-      </w:r>
-      <w:r>
-        <w:rPr>
-          <w:b/>
-          <w:bCs/>
-        </w:rPr>
-        <w:t xml:space="preserve">Library 1.1.0 adds one call,</w:t>
+        <w:t xml:space="preserve">library 1.1.0 with one new call,</w:t>
       </w:r>
       <w:r>
         <w:rPr>
@@ -10106,13 +10132,13 @@
         <w:t xml:space="preserve">fetchHistory</w:t>
       </w:r>
       <w:r>
-        <w:t xml:space="preserve">, which returns one page of older messages from Halo and nothing</w:t>
-      </w:r>
-      <w:r>
-        <w:t xml:space="preserve"> </w:t>
-      </w:r>
-      <w:r>
-        <w:t xml:space="preserve">else (protocol section 7, contract section 3.5, gateway work package 9).</w:t>
+        <w:t xml:space="preserve">, which returns one page of older messages from Halo and</w:t>
+      </w:r>
+      <w:r>
+        <w:t xml:space="preserve"> </w:t>
+      </w:r>
+      <w:r>
+        <w:t xml:space="preserve">nothing else (protocol section 7, contract section 3.5, gateway work package 9). The library itself still keeps only the last 200 messages.</w:t>
       </w:r>
       <w:r>
         <w:t xml:space="preserve"> </w:t>
@@ -10137,19 +10163,34 @@
         <w:t xml:space="preserve">docs/vircle-chat-app-build-spec.md</w:t>
       </w:r>
       <w:r>
-        <w:t xml:space="preserve">): paging, the copy on the phone, the cleared-before marker, Clear chat. The engine’s copy already</w:t>
-      </w:r>
-      <w:r>
-        <w:t xml:space="preserve"> </w:t>
-      </w:r>
-      <w:r>
-        <w:t xml:space="preserve">keeps, until Clear chat, every message the library delivers, so most of this works before 1.1.0 exists; only reaching past what the phone</w:t>
-      </w:r>
-      <w:r>
-        <w:t xml:space="preserve"> </w:t>
-      </w:r>
-      <w:r>
-        <w:t xml:space="preserve">holds waits for the server work.</w:t>
+        <w:t xml:space="preserve">): paging, the copy on the phone, the</w:t>
+      </w:r>
+      <w:r>
+        <w:t xml:space="preserve"> </w:t>
+      </w:r>
+      <w:r>
+        <w:t xml:space="preserve">cleared-before marker, Clear chat. The simulator in the kit answers</w:t>
+      </w:r>
+      <w:r>
+        <w:t xml:space="preserve"> </w:t>
+      </w:r>
+      <w:r>
+        <w:rPr>
+          <w:rStyle w:val="VerbatimChar"/>
+        </w:rPr>
+        <w:t xml:space="preserve">fetchHistory</w:t>
+      </w:r>
+      <w:r>
+        <w:t xml:space="preserve"> </w:t>
+      </w:r>
+      <w:r>
+        <w:t xml:space="preserve">with a made-up older conversation, so the whole scroll-up can</w:t>
+      </w:r>
+      <w:r>
+        <w:t xml:space="preserve"> </w:t>
+      </w:r>
+      <w:r>
+        <w:t xml:space="preserve">be built and tested without a real Halo.</w:t>
       </w:r>
     </w:p>
     <w:p>
@@ -16082,7 +16123,7 @@
         <w:rPr>
           <w:rStyle w:val="VerbatimChar"/>
         </w:rPr>
-        <w:t xml:space="preserve">vircle://chat/{conversation_id}</w:t>
+        <w:t xml:space="preserve">https://app.vircle.com/chat/{conversation_id}</w:t>
       </w:r>
       <w:r>
         <w:t xml:space="preserve">, and a</w:t>
@@ -16107,7 +16148,87 @@
         <w:t xml:space="preserve"> </w:t>
       </w:r>
       <w:r>
-        <w:t xml:space="preserve">conversation id) so a second alert replaces the first instead of stacking.</w:t>
+        <w:t xml:space="preserve">conversation id) so a second alert replaces the first instead of stacking. The alert’s data is</w:t>
+      </w:r>
+      <w:r>
+        <w:t xml:space="preserve"> </w:t>
+      </w:r>
+      <w:r>
+        <w:rPr>
+          <w:rStyle w:val="VerbatimChar"/>
+        </w:rPr>
+        <w:t xml:space="preserve">notification_type: "01"</w:t>
+      </w:r>
+      <w:r>
+        <w:t xml:space="preserve"> </w:t>
+      </w:r>
+      <w:r>
+        <w:t xml:space="preserve">(as every Vircle alert),</w:t>
+      </w:r>
+      <w:r>
+        <w:t xml:space="preserve"> </w:t>
+      </w:r>
+      <w:r>
+        <w:rPr>
+          <w:rStyle w:val="VerbatimChar"/>
+          <w:b/>
+          <w:bCs/>
+        </w:rPr>
+        <w:t xml:space="preserve">chat_alert: "1"</w:t>
+      </w:r>
+      <w:r>
+        <w:t xml:space="preserve"> </w:t>
+      </w:r>
+      <w:r>
+        <w:t xml:space="preserve">(this marks a chat alert; test</w:t>
+      </w:r>
+      <w:r>
+        <w:t xml:space="preserve"> </w:t>
+      </w:r>
+      <w:r>
+        <w:rPr>
+          <w:rStyle w:val="VerbatimChar"/>
+        </w:rPr>
+        <w:t xml:space="preserve">data.chat_alert === "1"</w:t>
+      </w:r>
+      <w:r>
+        <w:t xml:space="preserve"> </w:t>
+      </w:r>
+      <w:r>
+        <w:t xml:space="preserve">and nothing else),</w:t>
+      </w:r>
+      <w:r>
+        <w:t xml:space="preserve"> </w:t>
+      </w:r>
+      <w:r>
+        <w:rPr>
+          <w:rStyle w:val="VerbatimChar"/>
+        </w:rPr>
+        <w:t xml:space="preserve">conversation_id</w:t>
+      </w:r>
+      <w:r>
+        <w:t xml:space="preserve"> </w:t>
+      </w:r>
+      <w:r>
+        <w:t xml:space="preserve">and</w:t>
+      </w:r>
+      <w:r>
+        <w:t xml:space="preserve"> </w:t>
+      </w:r>
+      <w:r>
+        <w:rPr>
+          <w:rStyle w:val="VerbatimChar"/>
+        </w:rPr>
+        <w:t xml:space="preserve">deep_link</w:t>
+      </w:r>
+      <w:r>
+        <w:t xml:space="preserve">, all strings.</w:t>
+      </w:r>
+      <w:r>
+        <w:t xml:space="preserve"> </w:t>
+      </w:r>
+      <w:r>
+        <w:t xml:space="preserve">The push team still has to confirm that the push API passes those fields through unchanged.</w:t>
       </w:r>
     </w:p>
     <w:p>
@@ -16129,7 +16250,20 @@
         <w:t xml:space="preserve"> </w:t>
       </w:r>
       <w:r>
-        <w:t xml:space="preserve">opens the app at the deep link. Register the scheme</w:t>
+        <w:t xml:space="preserve">opens the app at the deep link, which is a</w:t>
+      </w:r>
+      <w:r>
+        <w:t xml:space="preserve"> </w:t>
+      </w:r>
+      <w:r>
+        <w:rPr>
+          <w:b/>
+          <w:bCs/>
+        </w:rPr>
+        <w:t xml:space="preserve">universal link</w:t>
+      </w:r>
+      <w:r>
+        <w:t xml:space="preserve">: iOS needs the Associated Domains capability</w:t>
       </w:r>
       <w:r>
         <w:t xml:space="preserve"> </w:t>
@@ -16138,19 +16272,118 @@
         <w:rPr>
           <w:rStyle w:val="VerbatimChar"/>
         </w:rPr>
-        <w:t xml:space="preserve">vircle://</w:t>
-      </w:r>
-      <w:r>
-        <w:t xml:space="preserve"> </w:t>
-      </w:r>
-      <w:r>
-        <w:t xml:space="preserve">(iOS URL type; Android intent filter; and Huawei) and</w:t>
-      </w:r>
-      <w:r>
-        <w:t xml:space="preserve"> </w:t>
-      </w:r>
-      <w:r>
-        <w:t xml:space="preserve">listen:</w:t>
+        <w:t xml:space="preserve">applinks:app.vircle.com</w:t>
+      </w:r>
+      <w:r>
+        <w:t xml:space="preserve"> </w:t>
+      </w:r>
+      <w:r>
+        <w:t xml:space="preserve">and the</w:t>
+      </w:r>
+      <w:r>
+        <w:t xml:space="preserve"> </w:t>
+      </w:r>
+      <w:r>
+        <w:rPr>
+          <w:rStyle w:val="VerbatimChar"/>
+        </w:rPr>
+        <w:t xml:space="preserve">apple-app-site-association</w:t>
+      </w:r>
+      <w:r>
+        <w:t xml:space="preserve"> </w:t>
+      </w:r>
+      <w:r>
+        <w:t xml:space="preserve">file on</w:t>
+      </w:r>
+      <w:r>
+        <w:t xml:space="preserve"> </w:t>
+      </w:r>
+      <w:r>
+        <w:rPr>
+          <w:rStyle w:val="VerbatimChar"/>
+        </w:rPr>
+        <w:t xml:space="preserve">app.vircle.com</w:t>
+      </w:r>
+      <w:r>
+        <w:t xml:space="preserve">; Android needs an intent filter with</w:t>
+      </w:r>
+      <w:r>
+        <w:t xml:space="preserve"> </w:t>
+      </w:r>
+      <w:r>
+        <w:rPr>
+          <w:rStyle w:val="VerbatimChar"/>
+        </w:rPr>
+        <w:t xml:space="preserve">android:autoVerify="true"</w:t>
+      </w:r>
+      <w:r>
+        <w:t xml:space="preserve"> </w:t>
+      </w:r>
+      <w:r>
+        <w:t xml:space="preserve">for host</w:t>
+      </w:r>
+      <w:r>
+        <w:t xml:space="preserve"> </w:t>
+      </w:r>
+      <w:r>
+        <w:rPr>
+          <w:rStyle w:val="VerbatimChar"/>
+        </w:rPr>
+        <w:t xml:space="preserve">app.vircle.com</w:t>
+      </w:r>
+      <w:r>
+        <w:t xml:space="preserve"> </w:t>
+      </w:r>
+      <w:r>
+        <w:t xml:space="preserve">and path prefix</w:t>
+      </w:r>
+      <w:r>
+        <w:t xml:space="preserve"> </w:t>
+      </w:r>
+      <w:r>
+        <w:rPr>
+          <w:rStyle w:val="VerbatimChar"/>
+        </w:rPr>
+        <w:t xml:space="preserve">/chat/</w:t>
+      </w:r>
+      <w:r>
+        <w:t xml:space="preserve">, and the</w:t>
+      </w:r>
+      <w:r>
+        <w:t xml:space="preserve"> </w:t>
+      </w:r>
+      <w:r>
+        <w:rPr>
+          <w:rStyle w:val="VerbatimChar"/>
+        </w:rPr>
+        <w:t xml:space="preserve">assetlinks.json</w:t>
+      </w:r>
+      <w:r>
+        <w:t xml:space="preserve"> </w:t>
+      </w:r>
+      <w:r>
+        <w:t xml:space="preserve">file; Huawei devices use the same Android App Link (the Vircle team confirms</w:t>
+      </w:r>
+      <w:r>
+        <w:t xml:space="preserve"> </w:t>
+      </w:r>
+      <w:r>
+        <w:t xml:space="preserve">it verifies there, or registers the link with Huawei App Linking). Without these a tap on an alert opens the browser, not the chat page. The old</w:t>
+      </w:r>
+      <w:r>
+        <w:t xml:space="preserve"> </w:t>
+      </w:r>
+      <w:r>
+        <w:rPr>
+          <w:rStyle w:val="VerbatimChar"/>
+        </w:rPr>
+        <w:t xml:space="preserve">vircle://chat/...</w:t>
+      </w:r>
+      <w:r>
+        <w:t xml:space="preserve"> </w:t>
+      </w:r>
+      <w:r>
+        <w:t xml:space="preserve">form is still understood. Listen:</w:t>
       </w:r>
     </w:p>
     <w:p>
@@ -16254,19 +16487,67 @@
         <w:rPr>
           <w:rStyle w:val="SpecialCharTok"/>
         </w:rPr>
-        <w:t xml:space="preserve">^</w:t>
+        <w:t xml:space="preserve">^(?</w:t>
       </w:r>
       <w:r>
         <w:rPr>
           <w:rStyle w:val="SpecialStringTok"/>
         </w:rPr>
+        <w:t xml:space="preserve">:https:</w:t>
+      </w:r>
+      <w:r>
+        <w:rPr>
+          <w:rStyle w:val="SpecialCharTok"/>
+        </w:rPr>
+        <w:t xml:space="preserve">\/\/</w:t>
+      </w:r>
+      <w:r>
+        <w:rPr>
+          <w:rStyle w:val="SpecialStringTok"/>
+        </w:rPr>
+        <w:t xml:space="preserve">app</w:t>
+      </w:r>
+      <w:r>
+        <w:rPr>
+          <w:rStyle w:val="SpecialCharTok"/>
+        </w:rPr>
+        <w:t xml:space="preserve">\.</w:t>
+      </w:r>
+      <w:r>
+        <w:rPr>
+          <w:rStyle w:val="SpecialStringTok"/>
+        </w:rPr>
+        <w:t xml:space="preserve">vircle</w:t>
+      </w:r>
+      <w:r>
+        <w:rPr>
+          <w:rStyle w:val="SpecialCharTok"/>
+        </w:rPr>
+        <w:t xml:space="preserve">\.</w:t>
+      </w:r>
+      <w:r>
+        <w:rPr>
+          <w:rStyle w:val="SpecialStringTok"/>
+        </w:rPr>
+        <w:t xml:space="preserve">com</w:t>
+      </w:r>
+      <w:r>
+        <w:rPr>
+          <w:rStyle w:val="SpecialCharTok"/>
+        </w:rPr>
+        <w:t xml:space="preserve">|</w:t>
+      </w:r>
+      <w:r>
+        <w:rPr>
+          <w:rStyle w:val="SpecialStringTok"/>
+        </w:rPr>
         <w:t xml:space="preserve">vircle:</w:t>
       </w:r>
       <w:r>
         <w:rPr>
           <w:rStyle w:val="SpecialCharTok"/>
         </w:rPr>
-        <w:t xml:space="preserve">\/\/</w:t>
+        <w:t xml:space="preserve">\/)\/</w:t>
       </w:r>
       <w:r>
         <w:rPr>
@@ -17754,7 +18035,7 @@
         <w:pStyle w:val="FirstParagraph"/>
       </w:pPr>
       <w:r>
-        <w:t xml:space="preserve">Library 1.0.0 (in the kit today) keeps the last 200 messages (and unsent text) through the</w:t>
+        <w:t xml:space="preserve">The library keeps the last 200 messages (and unsent text) through the</w:t>
       </w:r>
       <w:r>
         <w:t xml:space="preserve"> </w:t>
@@ -17971,7 +18252,19 @@
               <w:t xml:space="preserve"> </w:t>
             </w:r>
             <w:r>
-              <w:t xml:space="preserve">(text a human can understand, in the app’s languages); URL type</w:t>
+              <w:t xml:space="preserve">(text a human can understand, in the app’s languages); Associated Domains</w:t>
+            </w:r>
+            <w:r>
+              <w:t xml:space="preserve"> </w:t>
+            </w:r>
+            <w:r>
+              <w:rPr>
+                <w:rStyle w:val="VerbatimChar"/>
+              </w:rPr>
+              <w:t xml:space="preserve">applinks:app.vircle.com</w:t>
+            </w:r>
+            <w:r>
+              <w:t xml:space="preserve">; URL type</w:t>
             </w:r>
             <w:r>
               <w:t xml:space="preserve"> </w:t>
@@ -18085,16 +18378,25 @@
               <w:t xml:space="preserve"> </w:t>
             </w:r>
             <w:r>
-              <w:t xml:space="preserve">(Android 13 and later); intent filter for</w:t>
-            </w:r>
-            <w:r>
-              <w:t xml:space="preserve"> </w:t>
+              <w:t xml:space="preserve">(Android 13 and later); App Link intent filter (</w:t>
             </w:r>
             <w:r>
               <w:rPr>
                 <w:rStyle w:val="VerbatimChar"/>
               </w:rPr>
-              <w:t xml:space="preserve">vircle://chat</w:t>
+              <w:t xml:space="preserve">autoVerify</w:t>
+            </w:r>
+            <w:r>
+              <w:t xml:space="preserve">) for</w:t>
+            </w:r>
+            <w:r>
+              <w:t xml:space="preserve"> </w:t>
+            </w:r>
+            <w:r>
+              <w:rPr>
+                <w:rStyle w:val="VerbatimChar"/>
+              </w:rPr>
+              <w:t xml:space="preserve">https://app.vircle.com/chat/</w:t>
             </w:r>
             <w:r>
               <w:t xml:space="preserve">; cleartext traffic stays off</w:t>
@@ -18399,7 +18701,7 @@
         <w:t xml:space="preserve"> </w:t>
       </w:r>
       <w:r>
-        <w:t xml:space="preserve">server and no Halo (Node 20 or later):</w:t>
+        <w:t xml:space="preserve">server and no Halo (Node 24.22.1 or later (22.23.4 or later also works)):</w:t>
       </w:r>
     </w:p>
     <w:p>

--- a/docs/vircle-chat-app-design.docx
+++ b/docs/vircle-chat-app-design.docx
@@ -16951,19 +16951,116 @@
           <w:b/>
           <w:bCs/>
         </w:rPr>
-        <w:t xml:space="preserve">Still needed from the push team</w:t>
-      </w:r>
-      <w:r>
-        <w:t xml:space="preserve"> </w:t>
-      </w:r>
-      <w:r>
-        <w:t xml:space="preserve">(blocks work package 8, not your screen): the endpoint and authentication, the request fields,</w:t>
-      </w:r>
-      <w:r>
-        <w:t xml:space="preserve"> </w:t>
-      </w:r>
-      <w:r>
-        <w:t xml:space="preserve">the title and body wording, and the error contract. When agreed, the payload names will be added to this document.</w:t>
+        <w:t xml:space="preserve">The push API</w:t>
+      </w:r>
+      <w:r>
+        <w:t xml:space="preserve"> </w:t>
+      </w:r>
+      <w:r>
+        <w:t xml:space="preserve">(received 23 October 2026): it alerts a phone number with a subject, a body and a</w:t>
+      </w:r>
+      <w:r>
+        <w:t xml:space="preserve"> </w:t>
+      </w:r>
+      <w:r>
+        <w:rPr>
+          <w:rStyle w:val="VerbatimChar"/>
+        </w:rPr>
+        <w:t xml:space="preserve">data</w:t>
+      </w:r>
+      <w:r>
+        <w:t xml:space="preserve"> </w:t>
+      </w:r>
+      <w:r>
+        <w:t xml:space="preserve">object (the field Vircle added that day), and the gateway’s real</w:t>
+      </w:r>
+      <w:r>
+        <w:t xml:space="preserve"> </w:t>
+      </w:r>
+      <w:r>
+        <w:t xml:space="preserve">adapter is built (</w:t>
+      </w:r>
+      <w:r>
+        <w:rPr>
+          <w:rStyle w:val="VerbatimChar"/>
+        </w:rPr>
+        <w:t xml:space="preserve">PUSH_ADAPTER=vircle</w:t>
+      </w:r>
+      <w:r>
+        <w:t xml:space="preserve">). The alert’s data (</w:t>
+      </w:r>
+      <w:r>
+        <w:rPr>
+          <w:rStyle w:val="VerbatimChar"/>
+        </w:rPr>
+        <w:t xml:space="preserve">chat_alert</w:t>
+      </w:r>
+      <w:r>
+        <w:t xml:space="preserve">,</w:t>
+      </w:r>
+      <w:r>
+        <w:t xml:space="preserve"> </w:t>
+      </w:r>
+      <w:r>
+        <w:rPr>
+          <w:rStyle w:val="VerbatimChar"/>
+        </w:rPr>
+        <w:t xml:space="preserve">conversation_id</w:t>
+      </w:r>
+      <w:r>
+        <w:t xml:space="preserve">,</w:t>
+      </w:r>
+      <w:r>
+        <w:t xml:space="preserve"> </w:t>
+      </w:r>
+      <w:r>
+        <w:rPr>
+          <w:rStyle w:val="VerbatimChar"/>
+        </w:rPr>
+        <w:t xml:space="preserve">deep_link</w:t>
+      </w:r>
+      <w:r>
+        <w:t xml:space="preserve">) travels in</w:t>
+      </w:r>
+      <w:r>
+        <w:t xml:space="preserve"> </w:t>
+      </w:r>
+      <w:r>
+        <w:rPr>
+          <w:rStyle w:val="VerbatimChar"/>
+        </w:rPr>
+        <w:t xml:space="preserve">data</w:t>
+      </w:r>
+      <w:r>
+        <w:t xml:space="preserve">.</w:t>
+      </w:r>
+      <w:r>
+        <w:t xml:space="preserve"> </w:t>
+      </w:r>
+      <w:r>
+        <w:rPr>
+          <w:b/>
+          <w:bCs/>
+        </w:rPr>
+        <w:t xml:space="preserve">Still to prove</w:t>
+      </w:r>
+      <w:r>
+        <w:t xml:space="preserve">: a live test that</w:t>
+      </w:r>
+      <w:r>
+        <w:t xml:space="preserve"> </w:t>
+      </w:r>
+      <w:r>
+        <w:rPr>
+          <w:rStyle w:val="VerbatimChar"/>
+        </w:rPr>
+        <w:t xml:space="preserve">data</w:t>
+      </w:r>
+      <w:r>
+        <w:t xml:space="preserve"> </w:t>
+      </w:r>
+      <w:r>
+        <w:t xml:space="preserve">reaches the app as those string fields.</w:t>
       </w:r>
     </w:p>
     <w:bookmarkEnd w:id="57"/>
